--- a/docs/Scaler_Neovarsity_Academy_Project.docx
+++ b/docs/Scaler_Neovarsity_Academy_Project.docx
@@ -242,15 +242,6 @@
           <w:szCs w:val="28"/>
         </w:rPr>
         <w:t>6</w:t>
-      </w:r>
-      <w:r>
-        <w:rPr>
-          <w:rFonts w:ascii="Times New Roman" w:eastAsia="Times New Roman" w:hAnsi="Times New Roman" w:cs="Times New Roman"/>
-          <w:color w:val="FF0000"/>
-          <w:sz w:val="28"/>
-          <w:szCs w:val="28"/>
-        </w:rPr>
-        <w:t>&gt;</w:t>
       </w:r>
     </w:p>
     <w:p>
@@ -3908,7 +3899,39 @@
       </w:r>
       <w:r>
         <w:lastRenderedPageBreak/>
-        <w:t>transaction management, eliminating the need for physical branch visits. The platform leverages India’s national identity infrastructure (PAN and Aadhaar) for regulatory compliance and robust security, aligning with RBI guidelines. It supports both domestic and international payments, real-time transaction processing, and multi-layer authentication, making banking accessible to all user segments, including rural and working professionals.</w:t>
+        <w:t xml:space="preserve">transaction management, eliminating the need for physical branch visits. The platform leverages India’s national identity infrastructure (PAN and Aadhaar) for regulatory compliance and robust security, aligning with RBI guidelines. It supports both domestic and international payments, real-time transaction processing, and multi-layer authentication, making banking accessible to all user segments, including rural and working </w:t>
+      </w:r>
+      <w:proofErr w:type="spellStart"/>
+      <w:proofErr w:type="gramStart"/>
+      <w:r>
+        <w:t>professionals.</w:t>
+      </w:r>
+      <w:r>
+        <w:t>This</w:t>
+      </w:r>
+      <w:proofErr w:type="spellEnd"/>
+      <w:proofErr w:type="gramEnd"/>
+      <w:r>
+        <w:t xml:space="preserve"> acts as </w:t>
+      </w:r>
+      <w:proofErr w:type="gramStart"/>
+      <w:r>
+        <w:t>an</w:t>
+      </w:r>
+      <w:proofErr w:type="gramEnd"/>
+      <w:r>
+        <w:t xml:space="preserve"> channel between</w:t>
+      </w:r>
+    </w:p>
+    <w:p>
+      <w:r>
+        <w:t xml:space="preserve">UI/Mobile interface and Core banking System which eliminates the need for </w:t>
+      </w:r>
+      <w:r>
+        <w:t>physical branch visits</w:t>
+      </w:r>
+      <w:r>
+        <w:t>.</w:t>
       </w:r>
     </w:p>
     <w:p/>
@@ -3919,25 +3942,37 @@
     </w:p>
     <w:p/>
     <w:p>
-      <w:r>
-        <w:t xml:space="preserve">   </w:t>
-      </w:r>
+      <w:pPr>
+        <w:pStyle w:val="ListParagraph"/>
+        <w:numPr>
+          <w:ilvl w:val="0"/>
+          <w:numId w:val="26"/>
+        </w:numPr>
+      </w:pPr>
       <w:r>
         <w:t>notifications-service</w:t>
       </w:r>
     </w:p>
     <w:p>
-      <w:r>
-        <w:t xml:space="preserve">   </w:t>
-      </w:r>
+      <w:pPr>
+        <w:pStyle w:val="ListParagraph"/>
+        <w:numPr>
+          <w:ilvl w:val="0"/>
+          <w:numId w:val="26"/>
+        </w:numPr>
+      </w:pPr>
       <w:r>
         <w:t>payments-service</w:t>
       </w:r>
     </w:p>
     <w:p>
-      <w:r>
-        <w:t xml:space="preserve">   </w:t>
-      </w:r>
+      <w:pPr>
+        <w:pStyle w:val="ListParagraph"/>
+        <w:numPr>
+          <w:ilvl w:val="0"/>
+          <w:numId w:val="26"/>
+        </w:numPr>
+      </w:pPr>
       <w:proofErr w:type="spellStart"/>
       <w:r>
         <w:t>useraccounts</w:t>
@@ -3951,7 +3986,13 @@
     <w:p/>
     <w:p>
       <w:r>
-        <w:t xml:space="preserve">Considering the Project scope and timeline I limited the functionality only to a </w:t>
+        <w:t xml:space="preserve">Considering the Project scope and timeline I </w:t>
+      </w:r>
+      <w:r>
+        <w:t xml:space="preserve">have </w:t>
+      </w:r>
+      <w:r>
+        <w:t xml:space="preserve">limited the functionality only to a </w:t>
       </w:r>
       <w:r>
         <w:t>Minimum Viable Product (</w:t>
@@ -3973,43 +4014,38 @@
       <w:r>
         <w:t xml:space="preserve">send </w:t>
       </w:r>
+      <w:r>
+        <w:t xml:space="preserve">notification, </w:t>
+      </w:r>
       <w:proofErr w:type="gramStart"/>
       <w:r>
-        <w:t>notification,  As</w:t>
+        <w:t>As</w:t>
       </w:r>
       <w:proofErr w:type="gramEnd"/>
       <w:r>
         <w:t xml:space="preserve"> this project </w:t>
       </w:r>
-      <w:proofErr w:type="gramStart"/>
-      <w:r>
-        <w:t>grows  and</w:t>
-      </w:r>
-      <w:proofErr w:type="gramEnd"/>
+      <w:r>
+        <w:t>grows and</w:t>
+      </w:r>
       <w:r>
         <w:t xml:space="preserve"> goes through multiple </w:t>
       </w:r>
-      <w:proofErr w:type="gramStart"/>
-      <w:r>
-        <w:t>users</w:t>
-      </w:r>
-      <w:proofErr w:type="gramEnd"/>
+      <w:r>
+        <w:t>user’s</w:t>
+      </w:r>
       <w:r>
         <w:t xml:space="preserve"> </w:t>
       </w:r>
-      <w:proofErr w:type="gramStart"/>
-      <w:r>
-        <w:t>feedback ,</w:t>
-      </w:r>
-      <w:proofErr w:type="gramEnd"/>
+      <w:r>
+        <w:t>feedback,</w:t>
+      </w:r>
       <w:r>
         <w:t xml:space="preserve"> we keep adding new features in </w:t>
       </w:r>
-      <w:proofErr w:type="gramStart"/>
-      <w:r>
-        <w:t>future ,like</w:t>
-      </w:r>
-      <w:proofErr w:type="gramEnd"/>
+      <w:r>
+        <w:t>future, like</w:t>
+      </w:r>
       <w:r>
         <w:t xml:space="preserve"> processing the payment in real </w:t>
       </w:r>
@@ -4096,16 +4132,14 @@
           <w:lang w:val="en-IN"/>
         </w:rPr>
       </w:pPr>
-      <w:proofErr w:type="spellStart"/>
-      <w:r>
-        <w:rPr>
-          <w:b/>
-          <w:bCs/>
-          <w:lang w:val="en-IN"/>
-        </w:rPr>
-        <w:t>UserAccounts</w:t>
-      </w:r>
-      <w:proofErr w:type="spellEnd"/>
+      <w:r>
+        <w:rPr>
+          <w:b/>
+          <w:bCs/>
+          <w:lang w:val="en-IN"/>
+        </w:rPr>
+        <w:t>User Accounts</w:t>
+      </w:r>
       <w:r>
         <w:rPr>
           <w:b/>
@@ -4118,7 +4152,13 @@
         <w:rPr>
           <w:lang w:val="en-IN"/>
         </w:rPr>
-        <w:t> Handles user authentication, registration, KYC, and account management.</w:t>
+        <w:t> Handles user authentication, registration, KYC, and account management</w:t>
+      </w:r>
+      <w:r>
+        <w:rPr>
+          <w:lang w:val="en-IN"/>
+        </w:rPr>
+        <w:t xml:space="preserve"> and Token Generation.</w:t>
       </w:r>
     </w:p>
     <w:p>
@@ -4143,7 +4183,79 @@
         <w:rPr>
           <w:lang w:val="en-IN"/>
         </w:rPr>
-        <w:t> Manages payment initiation, processing, and transaction records.</w:t>
+        <w:t xml:space="preserve"> Manages payment </w:t>
+      </w:r>
+      <w:r>
+        <w:rPr>
+          <w:lang w:val="en-IN"/>
+        </w:rPr>
+        <w:t>initiation</w:t>
+      </w:r>
+      <w:r>
+        <w:rPr>
+          <w:lang w:val="en-IN"/>
+        </w:rPr>
+        <w:t>, accepts the payment request</w:t>
+      </w:r>
+      <w:r>
+        <w:rPr>
+          <w:lang w:val="en-IN"/>
+        </w:rPr>
+        <w:t xml:space="preserve"> and</w:t>
+      </w:r>
+    </w:p>
+    <w:p>
+      <w:pPr>
+        <w:ind w:left="720"/>
+        <w:rPr>
+          <w:lang w:val="en-IN"/>
+        </w:rPr>
+      </w:pPr>
+      <w:r>
+        <w:rPr>
+          <w:b/>
+          <w:bCs/>
+          <w:lang w:val="en-IN"/>
+        </w:rPr>
+        <w:t xml:space="preserve"> </w:t>
+      </w:r>
+      <w:r>
+        <w:rPr>
+          <w:lang w:val="en-IN"/>
+        </w:rPr>
+        <w:t>generate</w:t>
+      </w:r>
+      <w:r>
+        <w:rPr>
+          <w:b/>
+          <w:bCs/>
+          <w:lang w:val="en-IN"/>
+        </w:rPr>
+        <w:t xml:space="preserve"> </w:t>
+      </w:r>
+      <w:r>
+        <w:rPr>
+          <w:lang w:val="en-IN"/>
+        </w:rPr>
+        <w:t>transaction</w:t>
+      </w:r>
+      <w:r>
+        <w:rPr>
+          <w:lang w:val="en-IN"/>
+        </w:rPr>
+        <w:t xml:space="preserve"> </w:t>
+      </w:r>
+      <w:r>
+        <w:rPr>
+          <w:lang w:val="en-IN"/>
+        </w:rPr>
+        <w:t>records</w:t>
+      </w:r>
+      <w:r>
+        <w:rPr>
+          <w:lang w:val="en-IN"/>
+        </w:rPr>
+        <w:t xml:space="preserve"> and stores in DB which will be process by Core Banking application.</w:t>
       </w:r>
     </w:p>
     <w:p>
@@ -4168,7 +4280,31 @@
         <w:rPr>
           <w:lang w:val="en-IN"/>
         </w:rPr>
-        <w:t> Sends notifications for registration, status updates, and payments.</w:t>
+        <w:t> </w:t>
+      </w:r>
+      <w:r>
+        <w:rPr>
+          <w:lang w:val="en-IN"/>
+        </w:rPr>
+        <w:t>a</w:t>
+      </w:r>
+      <w:r>
+        <w:rPr>
+          <w:lang w:val="en-IN"/>
+        </w:rPr>
+        <w:t>ccepts</w:t>
+      </w:r>
+      <w:r>
+        <w:rPr>
+          <w:lang w:val="en-IN"/>
+        </w:rPr>
+        <w:t xml:space="preserve"> notifications for registration, status updates, and payments</w:t>
+      </w:r>
+      <w:r>
+        <w:rPr>
+          <w:lang w:val="en-IN"/>
+        </w:rPr>
+        <w:t xml:space="preserve"> and stores in DB, which will be pull be externa system and published.</w:t>
       </w:r>
     </w:p>
     <w:p>
@@ -4198,6 +4334,75 @@
     </w:p>
     <w:p>
       <w:pPr>
+        <w:numPr>
+          <w:ilvl w:val="0"/>
+          <w:numId w:val="16"/>
+        </w:numPr>
+        <w:rPr>
+          <w:lang w:val="en-IN"/>
+        </w:rPr>
+      </w:pPr>
+      <w:r>
+        <w:rPr>
+          <w:b/>
+          <w:bCs/>
+          <w:lang w:val="en-IN"/>
+        </w:rPr>
+        <w:t>Authentication:</w:t>
+      </w:r>
+      <w:r>
+        <w:rPr>
+          <w:lang w:val="en-IN"/>
+        </w:rPr>
+        <w:t xml:space="preserve"> All the </w:t>
+      </w:r>
+      <w:proofErr w:type="gramStart"/>
+      <w:r>
+        <w:rPr>
+          <w:lang w:val="en-IN"/>
+        </w:rPr>
+        <w:t>API’s</w:t>
+      </w:r>
+      <w:proofErr w:type="gramEnd"/>
+      <w:r>
+        <w:rPr>
+          <w:lang w:val="en-IN"/>
+        </w:rPr>
+        <w:t xml:space="preserve"> </w:t>
+      </w:r>
+      <w:r>
+        <w:rPr>
+          <w:lang w:val="en-IN"/>
+        </w:rPr>
+        <w:t xml:space="preserve">in all </w:t>
+      </w:r>
+      <w:r>
+        <w:rPr>
+          <w:lang w:val="en-IN"/>
+        </w:rPr>
+        <w:t>microservice’s</w:t>
+      </w:r>
+      <w:r>
+        <w:rPr>
+          <w:lang w:val="en-IN"/>
+        </w:rPr>
+        <w:t xml:space="preserve"> are secured </w:t>
+      </w:r>
+      <w:r>
+        <w:rPr>
+          <w:lang w:val="en-IN"/>
+        </w:rPr>
+        <w:t>by JWT</w:t>
+      </w:r>
+      <w:r>
+        <w:rPr>
+          <w:lang w:val="en-IN"/>
+        </w:rPr>
+        <w:t xml:space="preserve"> Token authorization.</w:t>
+      </w:r>
+    </w:p>
+    <w:p>
+      <w:pPr>
         <w:rPr>
           <w:lang w:val="en-IN"/>
         </w:rPr>
@@ -4226,6 +4431,36 @@
           <w:lang w:val="en-IN"/>
         </w:rPr>
         <w:t>:</w:t>
+      </w:r>
+    </w:p>
+    <w:p>
+      <w:pPr>
+        <w:rPr>
+          <w:b/>
+          <w:bCs/>
+          <w:lang w:val="en-IN"/>
+        </w:rPr>
+      </w:pPr>
+    </w:p>
+    <w:p>
+      <w:pPr>
+        <w:rPr>
+          <w:lang w:val="en-IN"/>
+        </w:rPr>
+      </w:pPr>
+      <w:r>
+        <w:rPr>
+          <w:b/>
+          <w:bCs/>
+          <w:lang w:val="en-IN"/>
+        </w:rPr>
+        <w:t>User Accounts-Service (UAS):</w:t>
+      </w:r>
+      <w:r>
+        <w:rPr>
+          <w:lang w:val="en-IN"/>
+        </w:rPr>
+        <w:t> </w:t>
       </w:r>
     </w:p>
     <w:p>
@@ -4303,6 +4538,7 @@
           <w:bCs/>
           <w:lang w:val="en-IN"/>
         </w:rPr>
+        <w:lastRenderedPageBreak/>
         <w:t>Request:</w:t>
       </w:r>
       <w:r>
@@ -4435,6 +4671,49 @@
         <w:rPr>
           <w:lang w:val="en-IN"/>
         </w:rPr>
+        <w:t>The stored details are further used to generate the token by client using</w:t>
+      </w:r>
+      <w:r>
+        <w:rPr>
+          <w:lang w:val="en-IN"/>
+        </w:rPr>
+        <w:t xml:space="preserve"> u</w:t>
+      </w:r>
+      <w:r>
+        <w:rPr>
+          <w:lang w:val="en-IN"/>
+        </w:rPr>
+        <w:t xml:space="preserve">ser credentials while accessing the </w:t>
+      </w:r>
+      <w:proofErr w:type="gramStart"/>
+      <w:r>
+        <w:rPr>
+          <w:lang w:val="en-IN"/>
+        </w:rPr>
+        <w:t>API’s</w:t>
+      </w:r>
+      <w:proofErr w:type="gramEnd"/>
+      <w:r>
+        <w:rPr>
+          <w:lang w:val="en-IN"/>
+        </w:rPr>
+        <w:t>.</w:t>
+      </w:r>
+    </w:p>
+    <w:p>
+      <w:pPr>
+        <w:numPr>
+          <w:ilvl w:val="1"/>
+          <w:numId w:val="17"/>
+        </w:numPr>
+        <w:rPr>
+          <w:lang w:val="en-IN"/>
+        </w:rPr>
+      </w:pPr>
+      <w:r>
+        <w:rPr>
+          <w:lang w:val="en-IN"/>
+        </w:rPr>
         <w:t>Success response sent to client.</w:t>
       </w:r>
     </w:p>
@@ -4504,7 +4783,6 @@
           <w:bCs/>
           <w:lang w:val="en-IN"/>
         </w:rPr>
-        <w:lastRenderedPageBreak/>
         <w:t>Request:</w:t>
       </w:r>
       <w:r>
@@ -4629,7 +4907,25 @@
         <w:rPr>
           <w:lang w:val="en-IN"/>
         </w:rPr>
-        <w:t>On success, returns JWT token for session authentication.</w:t>
+        <w:t>On success, returns JWT token for session authentication</w:t>
+      </w:r>
+      <w:r>
+        <w:rPr>
+          <w:lang w:val="en-IN"/>
+        </w:rPr>
+        <w:t xml:space="preserve"> w</w:t>
+      </w:r>
+      <w:r>
+        <w:rPr>
+          <w:lang w:val="en-IN"/>
+        </w:rPr>
+        <w:t xml:space="preserve">hich has an </w:t>
+      </w:r>
+      <w:r>
+        <w:rPr>
+          <w:lang w:val="en-IN"/>
+        </w:rPr>
+        <w:t>expiry date.</w:t>
       </w:r>
     </w:p>
     <w:p>
@@ -4849,7 +5145,19 @@
         <w:rPr>
           <w:lang w:val="en-IN"/>
         </w:rPr>
-        <w:t>Sends registration notification via NS.</w:t>
+        <w:t xml:space="preserve">Sends registration notification </w:t>
+      </w:r>
+      <w:r>
+        <w:rPr>
+          <w:lang w:val="en-IN"/>
+        </w:rPr>
+        <w:t>to notification-service</w:t>
+      </w:r>
+      <w:r>
+        <w:rPr>
+          <w:lang w:val="en-IN"/>
+        </w:rPr>
+        <w:t>.</w:t>
       </w:r>
     </w:p>
     <w:p>
@@ -5253,7 +5561,19 @@
         <w:rPr>
           <w:lang w:val="en-IN"/>
         </w:rPr>
-        <w:t>Sends status update notification via NS.</w:t>
+        <w:t xml:space="preserve">Sends status update notification </w:t>
+      </w:r>
+      <w:r>
+        <w:rPr>
+          <w:lang w:val="en-IN"/>
+        </w:rPr>
+        <w:t>to notification-service</w:t>
+      </w:r>
+      <w:r>
+        <w:rPr>
+          <w:lang w:val="en-IN"/>
+        </w:rPr>
+        <w:t>.</w:t>
       </w:r>
     </w:p>
     <w:p>
@@ -5276,19 +5596,72 @@
     <w:p>
       <w:pPr>
         <w:rPr>
-          <w:b/>
-          <w:bCs/>
-          <w:lang w:val="en-IN"/>
-        </w:rPr>
-      </w:pPr>
-      <w:r>
-        <w:rPr>
-          <w:b/>
-          <w:bCs/>
-          <w:lang w:val="en-IN"/>
-        </w:rPr>
-        <w:t>6. Payment Initiation &amp; Processing</w:t>
-      </w:r>
+          <w:lang w:val="en-IN"/>
+        </w:rPr>
+      </w:pPr>
+    </w:p>
+    <w:p>
+      <w:pPr>
+        <w:rPr>
+          <w:lang w:val="en-IN"/>
+        </w:rPr>
+      </w:pPr>
+      <w:r>
+        <w:rPr>
+          <w:b/>
+          <w:bCs/>
+          <w:lang w:val="en-IN"/>
+        </w:rPr>
+        <w:t>Payments-Service (PS):</w:t>
+      </w:r>
+      <w:r>
+        <w:rPr>
+          <w:lang w:val="en-IN"/>
+        </w:rPr>
+        <w:t> </w:t>
+      </w:r>
+    </w:p>
+    <w:p>
+      <w:pPr>
+        <w:rPr>
+          <w:lang w:val="en-IN"/>
+        </w:rPr>
+      </w:pPr>
+    </w:p>
+    <w:p>
+      <w:pPr>
+        <w:rPr>
+          <w:b/>
+          <w:bCs/>
+          <w:lang w:val="en-IN"/>
+        </w:rPr>
+      </w:pPr>
+      <w:r>
+        <w:rPr>
+          <w:b/>
+          <w:bCs/>
+          <w:lang w:val="en-IN"/>
+        </w:rPr>
+        <w:lastRenderedPageBreak/>
+        <w:t>1</w:t>
+      </w:r>
+      <w:r>
+        <w:rPr>
+          <w:b/>
+          <w:bCs/>
+          <w:lang w:val="en-IN"/>
+        </w:rPr>
+        <w:t>. Payment Initiation &amp; Processing</w:t>
+      </w:r>
+    </w:p>
+    <w:p>
+      <w:pPr>
+        <w:rPr>
+          <w:b/>
+          <w:bCs/>
+          <w:lang w:val="en-IN"/>
+        </w:rPr>
+      </w:pPr>
     </w:p>
     <w:p>
       <w:pPr>
@@ -5497,7 +5870,13 @@
         <w:rPr>
           <w:lang w:val="en-IN"/>
         </w:rPr>
-        <w:t>PS processes payment and stores transaction in PSDB.</w:t>
+        <w:t xml:space="preserve">Accepts the payment request </w:t>
+      </w:r>
+      <w:r>
+        <w:rPr>
+          <w:lang w:val="en-IN"/>
+        </w:rPr>
+        <w:t>and stores transaction in PSDB.</w:t>
       </w:r>
     </w:p>
     <w:p>
@@ -5514,7 +5893,19 @@
         <w:rPr>
           <w:lang w:val="en-IN"/>
         </w:rPr>
-        <w:t>Sends payment notification via NS.</w:t>
+        <w:t xml:space="preserve">Sends payment notification </w:t>
+      </w:r>
+      <w:r>
+        <w:rPr>
+          <w:lang w:val="en-IN"/>
+        </w:rPr>
+        <w:t>to notification service</w:t>
+      </w:r>
+      <w:r>
+        <w:rPr>
+          <w:lang w:val="en-IN"/>
+        </w:rPr>
+        <w:t>.</w:t>
       </w:r>
     </w:p>
     <w:p>
@@ -5531,8 +5922,400 @@
         <w:rPr>
           <w:lang w:val="en-IN"/>
         </w:rPr>
-        <w:t>Returns payment success response.</w:t>
-      </w:r>
+        <w:t>Returns payment success</w:t>
+      </w:r>
+      <w:r>
+        <w:rPr>
+          <w:lang w:val="en-IN"/>
+        </w:rPr>
+        <w:t>/</w:t>
+      </w:r>
+      <w:r>
+        <w:rPr>
+          <w:lang w:val="en-IN"/>
+        </w:rPr>
+        <w:t xml:space="preserve">Failure </w:t>
+      </w:r>
+      <w:r>
+        <w:rPr>
+          <w:lang w:val="en-IN"/>
+        </w:rPr>
+        <w:t>response</w:t>
+      </w:r>
+      <w:r>
+        <w:rPr>
+          <w:lang w:val="en-IN"/>
+        </w:rPr>
+        <w:t xml:space="preserve"> with generated transaction id</w:t>
+      </w:r>
+      <w:r>
+        <w:rPr>
+          <w:lang w:val="en-IN"/>
+        </w:rPr>
+        <w:t>.</w:t>
+      </w:r>
+    </w:p>
+    <w:p>
+      <w:pPr>
+        <w:numPr>
+          <w:ilvl w:val="1"/>
+          <w:numId w:val="22"/>
+        </w:numPr>
+        <w:rPr>
+          <w:lang w:val="en-IN"/>
+        </w:rPr>
+      </w:pPr>
+      <w:r>
+        <w:rPr>
+          <w:lang w:val="en-IN"/>
+        </w:rPr>
+        <w:t>This transaction records will be pulled by core banking system for processing.</w:t>
+      </w:r>
+    </w:p>
+    <w:p>
+      <w:pPr>
+        <w:ind w:left="720"/>
+        <w:rPr>
+          <w:lang w:val="en-IN"/>
+        </w:rPr>
+      </w:pPr>
+    </w:p>
+    <w:p>
+      <w:pPr>
+        <w:rPr>
+          <w:lang w:val="en-IN"/>
+        </w:rPr>
+      </w:pPr>
+      <w:r>
+        <w:rPr>
+          <w:b/>
+          <w:bCs/>
+          <w:lang w:val="en-IN"/>
+        </w:rPr>
+        <w:t>Notifications-Service (NS):</w:t>
+      </w:r>
+      <w:r>
+        <w:rPr>
+          <w:lang w:val="en-IN"/>
+        </w:rPr>
+        <w:t> </w:t>
+      </w:r>
+    </w:p>
+    <w:p>
+      <w:pPr>
+        <w:numPr>
+          <w:ilvl w:val="0"/>
+          <w:numId w:val="22"/>
+        </w:numPr>
+        <w:rPr>
+          <w:lang w:val="en-IN"/>
+        </w:rPr>
+      </w:pPr>
+      <w:r>
+        <w:rPr>
+          <w:b/>
+          <w:bCs/>
+          <w:lang w:val="en-IN"/>
+        </w:rPr>
+        <w:t>Endpoint:</w:t>
+      </w:r>
+      <w:r>
+        <w:rPr>
+          <w:lang w:val="en-IN"/>
+        </w:rPr>
+        <w:t> </w:t>
+      </w:r>
+      <w:proofErr w:type="gramStart"/>
+      <w:r>
+        <w:rPr>
+          <w:b/>
+          <w:bCs/>
+          <w:lang w:val="en-IN"/>
+        </w:rPr>
+        <w:t xml:space="preserve">POST </w:t>
+      </w:r>
+      <w:r>
+        <w:rPr>
+          <w:b/>
+          <w:bCs/>
+        </w:rPr>
+        <w:t xml:space="preserve"> </w:t>
+      </w:r>
+      <w:proofErr w:type="spellStart"/>
+      <w:r>
+        <w:rPr>
+          <w:b/>
+          <w:bCs/>
+        </w:rPr>
+        <w:t>api</w:t>
+      </w:r>
+      <w:proofErr w:type="spellEnd"/>
+      <w:proofErr w:type="gramEnd"/>
+      <w:r>
+        <w:rPr>
+          <w:b/>
+          <w:bCs/>
+        </w:rPr>
+        <w:t>/</w:t>
+      </w:r>
+      <w:r>
+        <w:rPr>
+          <w:b/>
+          <w:bCs/>
+        </w:rPr>
+        <w:t>v1/</w:t>
+      </w:r>
+      <w:r>
+        <w:rPr>
+          <w:b/>
+          <w:bCs/>
+        </w:rPr>
+        <w:t>notifications/send</w:t>
+      </w:r>
+      <w:r>
+        <w:rPr>
+          <w:b/>
+          <w:bCs/>
+        </w:rPr>
+        <w:t xml:space="preserve"> </w:t>
+      </w:r>
+    </w:p>
+    <w:p>
+      <w:pPr>
+        <w:numPr>
+          <w:ilvl w:val="0"/>
+          <w:numId w:val="22"/>
+        </w:numPr>
+        <w:rPr>
+          <w:lang w:val="en-IN"/>
+        </w:rPr>
+      </w:pPr>
+      <w:r>
+        <w:rPr>
+          <w:b/>
+          <w:bCs/>
+          <w:lang w:val="en-IN"/>
+        </w:rPr>
+        <w:t>Headers:</w:t>
+      </w:r>
+      <w:r>
+        <w:rPr>
+          <w:lang w:val="en-IN"/>
+        </w:rPr>
+        <w:t> </w:t>
+      </w:r>
+      <w:r>
+        <w:rPr>
+          <w:b/>
+          <w:bCs/>
+          <w:lang w:val="en-IN"/>
+        </w:rPr>
+        <w:t>Authorization: Bearer &lt;JWT Token&gt;</w:t>
+      </w:r>
+    </w:p>
+    <w:p>
+      <w:pPr>
+        <w:numPr>
+          <w:ilvl w:val="0"/>
+          <w:numId w:val="22"/>
+        </w:numPr>
+        <w:rPr>
+          <w:lang w:val="en-IN"/>
+        </w:rPr>
+      </w:pPr>
+      <w:r>
+        <w:rPr>
+          <w:b/>
+          <w:bCs/>
+          <w:lang w:val="en-IN"/>
+        </w:rPr>
+        <w:t>Request:</w:t>
+      </w:r>
+      <w:r>
+        <w:rPr>
+          <w:lang w:val="en-IN"/>
+        </w:rPr>
+        <w:t> </w:t>
+      </w:r>
+      <w:proofErr w:type="gramStart"/>
+      <w:r>
+        <w:rPr>
+          <w:b/>
+          <w:bCs/>
+          <w:lang w:val="en-IN"/>
+        </w:rPr>
+        <w:t>{ type,  recipient</w:t>
+      </w:r>
+      <w:proofErr w:type="gramEnd"/>
+      <w:r>
+        <w:rPr>
+          <w:b/>
+          <w:bCs/>
+          <w:lang w:val="en-IN"/>
+        </w:rPr>
+        <w:t xml:space="preserve">, </w:t>
+      </w:r>
+      <w:proofErr w:type="gramStart"/>
+      <w:r>
+        <w:rPr>
+          <w:b/>
+          <w:bCs/>
+          <w:lang w:val="en-IN"/>
+        </w:rPr>
+        <w:t>subject }</w:t>
+      </w:r>
+      <w:proofErr w:type="gramEnd"/>
+    </w:p>
+    <w:p>
+      <w:pPr>
+        <w:numPr>
+          <w:ilvl w:val="0"/>
+          <w:numId w:val="22"/>
+        </w:numPr>
+        <w:rPr>
+          <w:lang w:val="en-IN"/>
+        </w:rPr>
+      </w:pPr>
+      <w:r>
+        <w:rPr>
+          <w:b/>
+          <w:bCs/>
+          <w:lang w:val="en-IN"/>
+        </w:rPr>
+        <w:t>Flow:</w:t>
+      </w:r>
+    </w:p>
+    <w:p>
+      <w:pPr>
+        <w:numPr>
+          <w:ilvl w:val="1"/>
+          <w:numId w:val="22"/>
+        </w:numPr>
+        <w:rPr>
+          <w:lang w:val="en-IN"/>
+        </w:rPr>
+      </w:pPr>
+      <w:r>
+        <w:rPr>
+          <w:lang w:val="en-IN"/>
+        </w:rPr>
+        <w:t>JWT token validated.</w:t>
+      </w:r>
+    </w:p>
+    <w:p>
+      <w:pPr>
+        <w:numPr>
+          <w:ilvl w:val="1"/>
+          <w:numId w:val="22"/>
+        </w:numPr>
+        <w:rPr>
+          <w:lang w:val="en-IN"/>
+        </w:rPr>
+      </w:pPr>
+      <w:r>
+        <w:rPr>
+          <w:lang w:val="en-IN"/>
+        </w:rPr>
+        <w:t xml:space="preserve">Accepts the </w:t>
+      </w:r>
+      <w:r>
+        <w:rPr>
+          <w:lang w:val="en-IN"/>
+        </w:rPr>
+        <w:t>notification</w:t>
+      </w:r>
+      <w:r>
+        <w:rPr>
+          <w:lang w:val="en-IN"/>
+        </w:rPr>
+        <w:t xml:space="preserve"> request </w:t>
+      </w:r>
+      <w:r>
+        <w:rPr>
+          <w:lang w:val="en-IN"/>
+        </w:rPr>
+        <w:t xml:space="preserve">and stores transaction in </w:t>
+      </w:r>
+      <w:r>
+        <w:rPr>
+          <w:lang w:val="en-IN"/>
+        </w:rPr>
+        <w:t>N</w:t>
+      </w:r>
+      <w:r>
+        <w:rPr>
+          <w:lang w:val="en-IN"/>
+        </w:rPr>
+        <w:t>SDB.</w:t>
+      </w:r>
+    </w:p>
+    <w:p>
+      <w:pPr>
+        <w:numPr>
+          <w:ilvl w:val="1"/>
+          <w:numId w:val="22"/>
+        </w:numPr>
+        <w:rPr>
+          <w:lang w:val="en-IN"/>
+        </w:rPr>
+      </w:pPr>
+      <w:r>
+        <w:rPr>
+          <w:lang w:val="en-IN"/>
+        </w:rPr>
+        <w:t>Returns payment success</w:t>
+      </w:r>
+      <w:r>
+        <w:rPr>
+          <w:lang w:val="en-IN"/>
+        </w:rPr>
+        <w:t xml:space="preserve">/Failure </w:t>
+      </w:r>
+      <w:r>
+        <w:rPr>
+          <w:lang w:val="en-IN"/>
+        </w:rPr>
+        <w:t>response</w:t>
+      </w:r>
+      <w:r>
+        <w:rPr>
+          <w:lang w:val="en-IN"/>
+        </w:rPr>
+        <w:t>.</w:t>
+      </w:r>
+    </w:p>
+    <w:p>
+      <w:pPr>
+        <w:numPr>
+          <w:ilvl w:val="1"/>
+          <w:numId w:val="22"/>
+        </w:numPr>
+        <w:rPr>
+          <w:lang w:val="en-IN"/>
+        </w:rPr>
+      </w:pPr>
+      <w:r>
+        <w:rPr>
+          <w:lang w:val="en-IN"/>
+        </w:rPr>
+        <w:t>The notification details will be pulled be external system and published to user.</w:t>
+      </w:r>
+    </w:p>
+    <w:p>
+      <w:pPr>
+        <w:ind w:left="360"/>
+        <w:rPr>
+          <w:lang w:val="en-IN"/>
+        </w:rPr>
+      </w:pPr>
+    </w:p>
+    <w:p>
+      <w:pPr>
+        <w:ind w:left="720"/>
+        <w:rPr>
+          <w:lang w:val="en-IN"/>
+        </w:rPr>
+      </w:pPr>
     </w:p>
     <w:p>
       <w:pPr>
@@ -5624,7 +6407,6 @@
           <w:bCs/>
           <w:lang w:val="en-IN"/>
         </w:rPr>
-        <w:lastRenderedPageBreak/>
         <w:t>KYC &amp; Account Creation:</w:t>
       </w:r>
       <w:r>
@@ -5720,7 +6502,7 @@
           <w:lang w:val="en-IN"/>
         </w:rPr>
         <w:pict w14:anchorId="4F65EAD9">
-          <v:rect id="_x0000_i1037" style="width:0;height:0" o:hralign="center" o:hrstd="t" o:hr="t" fillcolor="#a0a0a0" stroked="f"/>
+          <v:rect id="_x0000_i1025" style="width:0;height:0" o:hralign="center" o:hrstd="t" o:hr="t" fillcolor="#a0a0a0" stroked="f"/>
         </w:pict>
       </w:r>
     </w:p>
@@ -5852,7 +6634,7 @@
           <w:lang w:val="en-IN"/>
         </w:rPr>
         <w:pict w14:anchorId="13EF64A5">
-          <v:rect id="_x0000_i1038" style="width:0;height:0" o:hralign="center" o:hrstd="t" o:hr="t" fillcolor="#a0a0a0" stroked="f"/>
+          <v:rect id="_x0000_i1026" style="width:0;height:0" o:hralign="center" o:hrstd="t" o:hr="t" fillcolor="#a0a0a0" stroked="f"/>
         </w:pict>
       </w:r>
     </w:p>
@@ -5989,6 +6771,7 @@
           <w:bCs/>
           <w:lang w:val="en-IN"/>
         </w:rPr>
+        <w:lastRenderedPageBreak/>
         <w:t>Financial Inclusion:</w:t>
       </w:r>
       <w:r>
@@ -6130,18 +6913,22 @@
           <w:color w:val="FF0000"/>
           <w:sz w:val="24"/>
           <w:szCs w:val="24"/>
-        </w:rPr>
-      </w:pPr>
-      <w:r>
-        <w:rPr>
-          <w:noProof/>
-        </w:rPr>
-        <w:lastRenderedPageBreak/>
+          <w:lang w:val="en-IN"/>
+        </w:rPr>
+      </w:pPr>
+      <w:r>
+        <w:rPr>
+          <w:rFonts w:ascii="Times New Roman" w:eastAsia="Times New Roman" w:hAnsi="Times New Roman" w:cs="Times New Roman"/>
+          <w:color w:val="FF0000"/>
+          <w:sz w:val="24"/>
+          <w:szCs w:val="24"/>
+          <w:lang w:val="en-IN"/>
+        </w:rPr>
         <w:drawing>
-          <wp:inline distT="0" distB="0" distL="0" distR="0" wp14:anchorId="71185D86" wp14:editId="345BE3A5">
-            <wp:extent cx="5943600" cy="4063365"/>
-            <wp:effectExtent l="0" t="0" r="0" b="0"/>
-            <wp:docPr id="686861754" name="Picture 2"/>
+          <wp:inline distT="0" distB="0" distL="0" distR="0" wp14:anchorId="6C50D0A8" wp14:editId="434837E9">
+            <wp:extent cx="5943600" cy="3420110"/>
+            <wp:effectExtent l="0" t="0" r="0" b="8890"/>
+            <wp:docPr id="1203176674" name="Picture 2"/>
             <wp:cNvGraphicFramePr>
               <a:graphicFrameLocks xmlns:a="http://schemas.openxmlformats.org/drawingml/2006/main" noChangeAspect="1"/>
             </wp:cNvGraphicFramePr>
@@ -6149,7 +6936,7 @@
               <a:graphicData uri="http://schemas.openxmlformats.org/drawingml/2006/picture">
                 <pic:pic xmlns:pic="http://schemas.openxmlformats.org/drawingml/2006/picture">
                   <pic:nvPicPr>
-                    <pic:cNvPr id="0" name="Picture 6"/>
+                    <pic:cNvPr id="0" name="Picture 8"/>
                     <pic:cNvPicPr>
                       <a:picLocks noChangeAspect="1" noChangeArrowheads="1"/>
                     </pic:cNvPicPr>
@@ -6170,7 +6957,7 @@
                   <pic:spPr bwMode="auto">
                     <a:xfrm>
                       <a:off x="0" y="0"/>
-                      <a:ext cx="5943600" cy="4063365"/>
+                      <a:ext cx="5943600" cy="3420110"/>
                     </a:xfrm>
                     <a:prstGeom prst="rect">
                       <a:avLst/>
@@ -6190,6 +6977,17 @@
     <w:p>
       <w:pPr>
         <w:ind w:left="-360"/>
+        <w:rPr>
+          <w:rFonts w:ascii="Times New Roman" w:eastAsia="Times New Roman" w:hAnsi="Times New Roman" w:cs="Times New Roman"/>
+          <w:color w:val="FF0000"/>
+          <w:sz w:val="24"/>
+          <w:szCs w:val="24"/>
+        </w:rPr>
+      </w:pPr>
+    </w:p>
+    <w:p>
+      <w:pPr>
+        <w:ind w:left="-360"/>
       </w:pPr>
     </w:p>
     <w:p>
@@ -6224,6 +7022,7 @@
           <w:noProof/>
           <w:color w:val="FF0000"/>
         </w:rPr>
+        <w:lastRenderedPageBreak/>
         <w:drawing>
           <wp:inline distT="114300" distB="114300" distL="114300" distR="114300" wp14:anchorId="029E3347" wp14:editId="0A21E278">
             <wp:extent cx="5943600" cy="2971800"/>
@@ -6334,7 +7133,6 @@
         <w:rPr>
           <w:rFonts w:ascii="Times New Roman" w:eastAsia="Times New Roman" w:hAnsi="Times New Roman" w:cs="Times New Roman"/>
         </w:rPr>
-        <w:lastRenderedPageBreak/>
         <w:t>Requirement Gathering</w:t>
       </w:r>
     </w:p>
@@ -7009,7 +7807,6 @@
           <w:bCs/>
           <w:u w:val="single"/>
         </w:rPr>
-        <w:lastRenderedPageBreak/>
         <w:t>Schema:</w:t>
       </w:r>
     </w:p>
@@ -7351,6 +8148,7 @@
     </w:p>
     <w:p>
       <w:r>
+        <w:lastRenderedPageBreak/>
         <w:t xml:space="preserve">- </w:t>
       </w:r>
       <w:proofErr w:type="spellStart"/>
@@ -8020,371 +8818,371 @@
     </w:p>
     <w:p>
       <w:r>
+        <w:t xml:space="preserve">   - </w:t>
+      </w:r>
+      <w:proofErr w:type="spellStart"/>
+      <w:r>
+        <w:t>customer_id</w:t>
+      </w:r>
+      <w:proofErr w:type="spellEnd"/>
+    </w:p>
+    <w:p>
+      <w:r>
+        <w:t xml:space="preserve">   - Primary Key(id)</w:t>
+      </w:r>
+    </w:p>
+    <w:p/>
+    <w:p>
+      <w:pPr>
+        <w:rPr>
+          <w:b/>
+          <w:bCs/>
+          <w:u w:val="single"/>
+        </w:rPr>
+      </w:pPr>
+      <w:r>
+        <w:rPr>
+          <w:b/>
+          <w:bCs/>
+          <w:u w:val="single"/>
+        </w:rPr>
+        <w:t>Schema:</w:t>
+      </w:r>
+    </w:p>
+    <w:p/>
+    <w:p>
+      <w:r>
+        <w:t xml:space="preserve">create table </w:t>
+      </w:r>
+      <w:proofErr w:type="spellStart"/>
+      <w:r>
+        <w:t>cif</w:t>
+      </w:r>
+      <w:proofErr w:type="spellEnd"/>
+      <w:r>
+        <w:t xml:space="preserve"> (</w:t>
+      </w:r>
+    </w:p>
+    <w:p>
+      <w:r>
+        <w:t xml:space="preserve">        id </w:t>
+      </w:r>
+      <w:proofErr w:type="spellStart"/>
+      <w:r>
+        <w:t>bigint</w:t>
+      </w:r>
+      <w:proofErr w:type="spellEnd"/>
+      <w:r>
+        <w:t xml:space="preserve"> generated by default as identity,</w:t>
+      </w:r>
+    </w:p>
+    <w:p>
+      <w:r>
+        <w:t xml:space="preserve">        </w:t>
+      </w:r>
+      <w:proofErr w:type="spellStart"/>
+      <w:r>
+        <w:t>created_at</w:t>
+      </w:r>
+      <w:proofErr w:type="spellEnd"/>
+      <w:r>
+        <w:t xml:space="preserve"> </w:t>
+      </w:r>
+      <w:proofErr w:type="gramStart"/>
+      <w:r>
+        <w:t>timestamp(</w:t>
+      </w:r>
+      <w:proofErr w:type="gramEnd"/>
+      <w:r>
+        <w:t>6) not null,</w:t>
+      </w:r>
+    </w:p>
+    <w:p>
+      <w:r>
+        <w:t xml:space="preserve">        </w:t>
+      </w:r>
+      <w:proofErr w:type="spellStart"/>
+      <w:r>
+        <w:t>created_by</w:t>
+      </w:r>
+      <w:proofErr w:type="spellEnd"/>
+      <w:r>
+        <w:t xml:space="preserve"> </w:t>
+      </w:r>
+      <w:proofErr w:type="gramStart"/>
+      <w:r>
+        <w:t>varchar(</w:t>
+      </w:r>
+      <w:proofErr w:type="gramEnd"/>
+      <w:r>
+        <w:t>255),</w:t>
+      </w:r>
+    </w:p>
+    <w:p>
+      <w:r>
+        <w:t xml:space="preserve">        </w:t>
+      </w:r>
+      <w:proofErr w:type="spellStart"/>
+      <w:r>
+        <w:t>del_flg</w:t>
+      </w:r>
+      <w:proofErr w:type="spellEnd"/>
+      <w:r>
+        <w:t xml:space="preserve"> </w:t>
+      </w:r>
+      <w:proofErr w:type="spellStart"/>
+      <w:r>
+        <w:t>boolean</w:t>
+      </w:r>
+      <w:proofErr w:type="spellEnd"/>
+      <w:r>
+        <w:t>,</w:t>
+      </w:r>
+    </w:p>
+    <w:p>
+      <w:r>
+        <w:t xml:space="preserve">        </w:t>
+      </w:r>
+      <w:proofErr w:type="spellStart"/>
+      <w:r>
+        <w:t>updated_at</w:t>
+      </w:r>
+      <w:proofErr w:type="spellEnd"/>
+      <w:r>
+        <w:t xml:space="preserve"> </w:t>
+      </w:r>
+      <w:proofErr w:type="gramStart"/>
+      <w:r>
+        <w:t>timestamp(</w:t>
+      </w:r>
+      <w:proofErr w:type="gramEnd"/>
+      <w:r>
+        <w:t>6),</w:t>
+      </w:r>
+    </w:p>
+    <w:p>
+      <w:r>
+        <w:t xml:space="preserve">        </w:t>
+      </w:r>
+      <w:proofErr w:type="spellStart"/>
+      <w:r>
+        <w:t>updated_by</w:t>
+      </w:r>
+      <w:proofErr w:type="spellEnd"/>
+      <w:r>
+        <w:t xml:space="preserve"> </w:t>
+      </w:r>
+      <w:proofErr w:type="gramStart"/>
+      <w:r>
+        <w:t>varchar(</w:t>
+      </w:r>
+      <w:proofErr w:type="gramEnd"/>
+      <w:r>
+        <w:t>255),</w:t>
+      </w:r>
+    </w:p>
+    <w:p>
+      <w:r>
+        <w:t xml:space="preserve">        </w:t>
+      </w:r>
+      <w:proofErr w:type="spellStart"/>
+      <w:r>
+        <w:t>activation_date</w:t>
+      </w:r>
+      <w:proofErr w:type="spellEnd"/>
+      <w:r>
+        <w:t xml:space="preserve"> date,</w:t>
+      </w:r>
+    </w:p>
+    <w:p>
+      <w:r>
+        <w:t xml:space="preserve">        </w:t>
+      </w:r>
+      <w:proofErr w:type="spellStart"/>
+      <w:r>
+        <w:t>approved_by</w:t>
+      </w:r>
+      <w:proofErr w:type="spellEnd"/>
+      <w:r>
+        <w:t xml:space="preserve"> </w:t>
+      </w:r>
+      <w:proofErr w:type="gramStart"/>
+      <w:r>
+        <w:t>varchar(</w:t>
+      </w:r>
+      <w:proofErr w:type="gramEnd"/>
+      <w:r>
+        <w:t>255),</w:t>
+      </w:r>
+    </w:p>
+    <w:p>
+      <w:r>
+        <w:t xml:space="preserve">        </w:t>
+      </w:r>
+      <w:proofErr w:type="spellStart"/>
+      <w:r>
+        <w:t>approved_date</w:t>
+      </w:r>
+      <w:proofErr w:type="spellEnd"/>
+      <w:r>
+        <w:t xml:space="preserve"> date,</w:t>
+      </w:r>
+    </w:p>
+    <w:p>
+      <w:r>
+        <w:t xml:space="preserve">        </w:t>
+      </w:r>
+      <w:proofErr w:type="spellStart"/>
+      <w:r>
+        <w:t>cif_status</w:t>
+      </w:r>
+      <w:proofErr w:type="spellEnd"/>
+      <w:r>
+        <w:t xml:space="preserve"> </w:t>
+      </w:r>
+      <w:proofErr w:type="gramStart"/>
+      <w:r>
+        <w:t>varchar(</w:t>
+      </w:r>
+      <w:proofErr w:type="gramEnd"/>
+      <w:r>
+        <w:t>255) check (</w:t>
+      </w:r>
+      <w:proofErr w:type="spellStart"/>
+      <w:r>
+        <w:t>cif_status</w:t>
+      </w:r>
+      <w:proofErr w:type="spellEnd"/>
+      <w:r>
+        <w:t xml:space="preserve"> in ('PENDING','ACTIVE','INACTIVE','SUSPENDED','CLOSED','REJECTED')),</w:t>
+      </w:r>
+    </w:p>
+    <w:p>
+      <w:r>
+        <w:t xml:space="preserve">        </w:t>
+      </w:r>
+      <w:proofErr w:type="spellStart"/>
+      <w:r>
+        <w:t>closure_date</w:t>
+      </w:r>
+      <w:proofErr w:type="spellEnd"/>
+      <w:r>
+        <w:t xml:space="preserve"> date,</w:t>
+      </w:r>
+    </w:p>
+    <w:p>
+      <w:r>
+        <w:t xml:space="preserve">        </w:t>
+      </w:r>
+      <w:proofErr w:type="spellStart"/>
+      <w:r>
+        <w:t>customer_number</w:t>
+      </w:r>
+      <w:proofErr w:type="spellEnd"/>
+      <w:r>
+        <w:t xml:space="preserve"> </w:t>
+      </w:r>
+      <w:proofErr w:type="spellStart"/>
+      <w:r>
+        <w:t>bigint</w:t>
+      </w:r>
+      <w:proofErr w:type="spellEnd"/>
+      <w:r>
+        <w:t xml:space="preserve"> not null,</w:t>
+      </w:r>
+    </w:p>
+    <w:p>
+      <w:r>
+        <w:t xml:space="preserve">        </w:t>
+      </w:r>
+      <w:proofErr w:type="spellStart"/>
+      <w:r>
+        <w:t>customer_type</w:t>
+      </w:r>
+      <w:proofErr w:type="spellEnd"/>
+      <w:r>
+        <w:t xml:space="preserve"> </w:t>
+      </w:r>
+      <w:proofErr w:type="gramStart"/>
+      <w:r>
+        <w:t>varchar(</w:t>
+      </w:r>
+      <w:proofErr w:type="gramEnd"/>
+      <w:r>
+        <w:t>255) check (</w:t>
+      </w:r>
+      <w:proofErr w:type="spellStart"/>
+      <w:r>
+        <w:t>customer_type</w:t>
+      </w:r>
+      <w:proofErr w:type="spellEnd"/>
+      <w:r>
+        <w:t xml:space="preserve"> in ('INDIVIDUAL','CORPORATE','PARTNERSHIP','TRUST','GOVERNMENT')),</w:t>
+      </w:r>
+    </w:p>
+    <w:p>
+      <w:r>
+        <w:t xml:space="preserve">        </w:t>
+      </w:r>
+      <w:proofErr w:type="spellStart"/>
+      <w:r>
+        <w:t>last_review_date</w:t>
+      </w:r>
+      <w:proofErr w:type="spellEnd"/>
+      <w:r>
+        <w:t xml:space="preserve"> date,</w:t>
+      </w:r>
+    </w:p>
+    <w:p>
+      <w:r>
+        <w:t xml:space="preserve">        </w:t>
+      </w:r>
+      <w:proofErr w:type="spellStart"/>
+      <w:r>
+        <w:t>next_review_date</w:t>
+      </w:r>
+      <w:proofErr w:type="spellEnd"/>
+      <w:r>
+        <w:t xml:space="preserve"> date,</w:t>
+      </w:r>
+    </w:p>
+    <w:p>
+      <w:r>
+        <w:t xml:space="preserve">        remarks </w:t>
+      </w:r>
+      <w:proofErr w:type="gramStart"/>
+      <w:r>
+        <w:t>varchar(</w:t>
+      </w:r>
+      <w:proofErr w:type="gramEnd"/>
+      <w:r>
+        <w:t>500),</w:t>
+      </w:r>
+    </w:p>
+    <w:p>
+      <w:r>
+        <w:t xml:space="preserve">        </w:t>
+      </w:r>
+      <w:proofErr w:type="spellStart"/>
+      <w:r>
+        <w:t>risk_category</w:t>
+      </w:r>
+      <w:proofErr w:type="spellEnd"/>
+      <w:r>
+        <w:t xml:space="preserve"> </w:t>
+      </w:r>
+      <w:proofErr w:type="gramStart"/>
+      <w:r>
+        <w:t>varchar(</w:t>
+      </w:r>
+      <w:proofErr w:type="gramEnd"/>
+      <w:r>
+        <w:t>255),</w:t>
+      </w:r>
+    </w:p>
+    <w:p>
+      <w:r>
         <w:lastRenderedPageBreak/>
-        <w:t xml:space="preserve">   - </w:t>
-      </w:r>
-      <w:proofErr w:type="spellStart"/>
-      <w:r>
-        <w:t>customer_id</w:t>
-      </w:r>
-      <w:proofErr w:type="spellEnd"/>
-    </w:p>
-    <w:p>
-      <w:r>
-        <w:t xml:space="preserve">   - Primary Key(id)</w:t>
-      </w:r>
-    </w:p>
-    <w:p/>
-    <w:p>
-      <w:pPr>
-        <w:rPr>
-          <w:b/>
-          <w:bCs/>
-          <w:u w:val="single"/>
-        </w:rPr>
-      </w:pPr>
-      <w:r>
-        <w:rPr>
-          <w:b/>
-          <w:bCs/>
-          <w:u w:val="single"/>
-        </w:rPr>
-        <w:t>Schema:</w:t>
-      </w:r>
-    </w:p>
-    <w:p/>
-    <w:p>
-      <w:r>
-        <w:t xml:space="preserve">create table </w:t>
-      </w:r>
-      <w:proofErr w:type="spellStart"/>
-      <w:r>
-        <w:t>cif</w:t>
-      </w:r>
-      <w:proofErr w:type="spellEnd"/>
-      <w:r>
-        <w:t xml:space="preserve"> (</w:t>
-      </w:r>
-    </w:p>
-    <w:p>
-      <w:r>
-        <w:t xml:space="preserve">        id </w:t>
-      </w:r>
-      <w:proofErr w:type="spellStart"/>
-      <w:r>
-        <w:t>bigint</w:t>
-      </w:r>
-      <w:proofErr w:type="spellEnd"/>
-      <w:r>
-        <w:t xml:space="preserve"> generated by default as identity,</w:t>
-      </w:r>
-    </w:p>
-    <w:p>
-      <w:r>
-        <w:t xml:space="preserve">        </w:t>
-      </w:r>
-      <w:proofErr w:type="spellStart"/>
-      <w:r>
-        <w:t>created_at</w:t>
-      </w:r>
-      <w:proofErr w:type="spellEnd"/>
-      <w:r>
-        <w:t xml:space="preserve"> </w:t>
-      </w:r>
-      <w:proofErr w:type="gramStart"/>
-      <w:r>
-        <w:t>timestamp(</w:t>
-      </w:r>
-      <w:proofErr w:type="gramEnd"/>
-      <w:r>
-        <w:t>6) not null,</w:t>
-      </w:r>
-    </w:p>
-    <w:p>
-      <w:r>
-        <w:t xml:space="preserve">        </w:t>
-      </w:r>
-      <w:proofErr w:type="spellStart"/>
-      <w:r>
-        <w:t>created_by</w:t>
-      </w:r>
-      <w:proofErr w:type="spellEnd"/>
-      <w:r>
-        <w:t xml:space="preserve"> </w:t>
-      </w:r>
-      <w:proofErr w:type="gramStart"/>
-      <w:r>
-        <w:t>varchar(</w:t>
-      </w:r>
-      <w:proofErr w:type="gramEnd"/>
-      <w:r>
-        <w:t>255),</w:t>
-      </w:r>
-    </w:p>
-    <w:p>
-      <w:r>
-        <w:t xml:space="preserve">        </w:t>
-      </w:r>
-      <w:proofErr w:type="spellStart"/>
-      <w:r>
-        <w:t>del_flg</w:t>
-      </w:r>
-      <w:proofErr w:type="spellEnd"/>
-      <w:r>
-        <w:t xml:space="preserve"> </w:t>
-      </w:r>
-      <w:proofErr w:type="spellStart"/>
-      <w:r>
-        <w:t>boolean</w:t>
-      </w:r>
-      <w:proofErr w:type="spellEnd"/>
-      <w:r>
-        <w:t>,</w:t>
-      </w:r>
-    </w:p>
-    <w:p>
-      <w:r>
-        <w:t xml:space="preserve">        </w:t>
-      </w:r>
-      <w:proofErr w:type="spellStart"/>
-      <w:r>
-        <w:t>updated_at</w:t>
-      </w:r>
-      <w:proofErr w:type="spellEnd"/>
-      <w:r>
-        <w:t xml:space="preserve"> </w:t>
-      </w:r>
-      <w:proofErr w:type="gramStart"/>
-      <w:r>
-        <w:t>timestamp(</w:t>
-      </w:r>
-      <w:proofErr w:type="gramEnd"/>
-      <w:r>
-        <w:t>6),</w:t>
-      </w:r>
-    </w:p>
-    <w:p>
-      <w:r>
-        <w:t xml:space="preserve">        </w:t>
-      </w:r>
-      <w:proofErr w:type="spellStart"/>
-      <w:r>
-        <w:t>updated_by</w:t>
-      </w:r>
-      <w:proofErr w:type="spellEnd"/>
-      <w:r>
-        <w:t xml:space="preserve"> </w:t>
-      </w:r>
-      <w:proofErr w:type="gramStart"/>
-      <w:r>
-        <w:t>varchar(</w:t>
-      </w:r>
-      <w:proofErr w:type="gramEnd"/>
-      <w:r>
-        <w:t>255),</w:t>
-      </w:r>
-    </w:p>
-    <w:p>
-      <w:r>
-        <w:t xml:space="preserve">        </w:t>
-      </w:r>
-      <w:proofErr w:type="spellStart"/>
-      <w:r>
-        <w:t>activation_date</w:t>
-      </w:r>
-      <w:proofErr w:type="spellEnd"/>
-      <w:r>
-        <w:t xml:space="preserve"> date,</w:t>
-      </w:r>
-    </w:p>
-    <w:p>
-      <w:r>
-        <w:t xml:space="preserve">        </w:t>
-      </w:r>
-      <w:proofErr w:type="spellStart"/>
-      <w:r>
-        <w:t>approved_by</w:t>
-      </w:r>
-      <w:proofErr w:type="spellEnd"/>
-      <w:r>
-        <w:t xml:space="preserve"> </w:t>
-      </w:r>
-      <w:proofErr w:type="gramStart"/>
-      <w:r>
-        <w:t>varchar(</w:t>
-      </w:r>
-      <w:proofErr w:type="gramEnd"/>
-      <w:r>
-        <w:t>255),</w:t>
-      </w:r>
-    </w:p>
-    <w:p>
-      <w:r>
-        <w:t xml:space="preserve">        </w:t>
-      </w:r>
-      <w:proofErr w:type="spellStart"/>
-      <w:r>
-        <w:t>approved_date</w:t>
-      </w:r>
-      <w:proofErr w:type="spellEnd"/>
-      <w:r>
-        <w:t xml:space="preserve"> date,</w:t>
-      </w:r>
-    </w:p>
-    <w:p>
-      <w:r>
-        <w:t xml:space="preserve">        </w:t>
-      </w:r>
-      <w:proofErr w:type="spellStart"/>
-      <w:r>
-        <w:t>cif_status</w:t>
-      </w:r>
-      <w:proofErr w:type="spellEnd"/>
-      <w:r>
-        <w:t xml:space="preserve"> </w:t>
-      </w:r>
-      <w:proofErr w:type="gramStart"/>
-      <w:r>
-        <w:t>varchar(</w:t>
-      </w:r>
-      <w:proofErr w:type="gramEnd"/>
-      <w:r>
-        <w:t>255) check (</w:t>
-      </w:r>
-      <w:proofErr w:type="spellStart"/>
-      <w:r>
-        <w:t>cif_status</w:t>
-      </w:r>
-      <w:proofErr w:type="spellEnd"/>
-      <w:r>
-        <w:t xml:space="preserve"> in ('PENDING','ACTIVE','INACTIVE','SUSPENDED','CLOSED','REJECTED')),</w:t>
-      </w:r>
-    </w:p>
-    <w:p>
-      <w:r>
-        <w:t xml:space="preserve">        </w:t>
-      </w:r>
-      <w:proofErr w:type="spellStart"/>
-      <w:r>
-        <w:t>closure_date</w:t>
-      </w:r>
-      <w:proofErr w:type="spellEnd"/>
-      <w:r>
-        <w:t xml:space="preserve"> date,</w:t>
-      </w:r>
-    </w:p>
-    <w:p>
-      <w:r>
-        <w:t xml:space="preserve">        </w:t>
-      </w:r>
-      <w:proofErr w:type="spellStart"/>
-      <w:r>
-        <w:t>customer_number</w:t>
-      </w:r>
-      <w:proofErr w:type="spellEnd"/>
-      <w:r>
-        <w:t xml:space="preserve"> </w:t>
-      </w:r>
-      <w:proofErr w:type="spellStart"/>
-      <w:r>
-        <w:t>bigint</w:t>
-      </w:r>
-      <w:proofErr w:type="spellEnd"/>
-      <w:r>
-        <w:t xml:space="preserve"> not null,</w:t>
-      </w:r>
-    </w:p>
-    <w:p>
-      <w:r>
-        <w:t xml:space="preserve">        </w:t>
-      </w:r>
-      <w:proofErr w:type="spellStart"/>
-      <w:r>
-        <w:t>customer_type</w:t>
-      </w:r>
-      <w:proofErr w:type="spellEnd"/>
-      <w:r>
-        <w:t xml:space="preserve"> </w:t>
-      </w:r>
-      <w:proofErr w:type="gramStart"/>
-      <w:r>
-        <w:t>varchar(</w:t>
-      </w:r>
-      <w:proofErr w:type="gramEnd"/>
-      <w:r>
-        <w:t>255) check (</w:t>
-      </w:r>
-      <w:proofErr w:type="spellStart"/>
-      <w:r>
-        <w:t>customer_type</w:t>
-      </w:r>
-      <w:proofErr w:type="spellEnd"/>
-      <w:r>
-        <w:t xml:space="preserve"> in ('INDIVIDUAL','CORPORATE','PARTNERSHIP','TRUST','GOVERNMENT')),</w:t>
-      </w:r>
-    </w:p>
-    <w:p>
-      <w:r>
-        <w:t xml:space="preserve">        </w:t>
-      </w:r>
-      <w:proofErr w:type="spellStart"/>
-      <w:r>
-        <w:t>last_review_date</w:t>
-      </w:r>
-      <w:proofErr w:type="spellEnd"/>
-      <w:r>
-        <w:t xml:space="preserve"> date,</w:t>
-      </w:r>
-    </w:p>
-    <w:p>
-      <w:r>
-        <w:t xml:space="preserve">        </w:t>
-      </w:r>
-      <w:proofErr w:type="spellStart"/>
-      <w:r>
-        <w:t>next_review_date</w:t>
-      </w:r>
-      <w:proofErr w:type="spellEnd"/>
-      <w:r>
-        <w:t xml:space="preserve"> date,</w:t>
-      </w:r>
-    </w:p>
-    <w:p>
-      <w:r>
-        <w:t xml:space="preserve">        remarks </w:t>
-      </w:r>
-      <w:proofErr w:type="gramStart"/>
-      <w:r>
-        <w:t>varchar(</w:t>
-      </w:r>
-      <w:proofErr w:type="gramEnd"/>
-      <w:r>
-        <w:t>500),</w:t>
-      </w:r>
-    </w:p>
-    <w:p>
-      <w:r>
-        <w:t xml:space="preserve">        </w:t>
-      </w:r>
-      <w:proofErr w:type="spellStart"/>
-      <w:r>
-        <w:t>risk_category</w:t>
-      </w:r>
-      <w:proofErr w:type="spellEnd"/>
-      <w:r>
-        <w:t xml:space="preserve"> </w:t>
-      </w:r>
-      <w:proofErr w:type="gramStart"/>
-      <w:r>
-        <w:t>varchar(</w:t>
-      </w:r>
-      <w:proofErr w:type="gramEnd"/>
-      <w:r>
-        <w:t>255),</w:t>
-      </w:r>
-    </w:p>
-    <w:p>
-      <w:r>
         <w:t xml:space="preserve">        </w:t>
       </w:r>
       <w:proofErr w:type="spellStart"/>
@@ -8572,7 +9370,6 @@
     </w:p>
     <w:p>
       <w:r>
-        <w:lastRenderedPageBreak/>
         <w:t xml:space="preserve">    - address_line2</w:t>
       </w:r>
     </w:p>
@@ -8760,333 +9557,6 @@
       <w:proofErr w:type="gramEnd"/>
       <w:r>
         <w:t>6) not null,</w:t>
-      </w:r>
-    </w:p>
-    <w:p>
-      <w:r>
-        <w:t xml:space="preserve">        </w:t>
-      </w:r>
-      <w:proofErr w:type="spellStart"/>
-      <w:r>
-        <w:t>created_by</w:t>
-      </w:r>
-      <w:proofErr w:type="spellEnd"/>
-      <w:r>
-        <w:t xml:space="preserve"> </w:t>
-      </w:r>
-      <w:proofErr w:type="gramStart"/>
-      <w:r>
-        <w:t>varchar(</w:t>
-      </w:r>
-      <w:proofErr w:type="gramEnd"/>
-      <w:r>
-        <w:t>255),</w:t>
-      </w:r>
-    </w:p>
-    <w:p>
-      <w:r>
-        <w:t xml:space="preserve">        </w:t>
-      </w:r>
-      <w:proofErr w:type="spellStart"/>
-      <w:r>
-        <w:t>del_flg</w:t>
-      </w:r>
-      <w:proofErr w:type="spellEnd"/>
-      <w:r>
-        <w:t xml:space="preserve"> </w:t>
-      </w:r>
-      <w:proofErr w:type="spellStart"/>
-      <w:r>
-        <w:t>boolean</w:t>
-      </w:r>
-      <w:proofErr w:type="spellEnd"/>
-      <w:r>
-        <w:t>,</w:t>
-      </w:r>
-    </w:p>
-    <w:p>
-      <w:r>
-        <w:t xml:space="preserve">        </w:t>
-      </w:r>
-      <w:proofErr w:type="spellStart"/>
-      <w:r>
-        <w:t>updated_at</w:t>
-      </w:r>
-      <w:proofErr w:type="spellEnd"/>
-      <w:r>
-        <w:t xml:space="preserve"> </w:t>
-      </w:r>
-      <w:proofErr w:type="gramStart"/>
-      <w:r>
-        <w:t>timestamp(</w:t>
-      </w:r>
-      <w:proofErr w:type="gramEnd"/>
-      <w:r>
-        <w:t>6),</w:t>
-      </w:r>
-    </w:p>
-    <w:p>
-      <w:r>
-        <w:t xml:space="preserve">        </w:t>
-      </w:r>
-      <w:proofErr w:type="spellStart"/>
-      <w:r>
-        <w:t>updated_by</w:t>
-      </w:r>
-      <w:proofErr w:type="spellEnd"/>
-      <w:r>
-        <w:t xml:space="preserve"> </w:t>
-      </w:r>
-      <w:proofErr w:type="gramStart"/>
-      <w:r>
-        <w:t>varchar(</w:t>
-      </w:r>
-      <w:proofErr w:type="gramEnd"/>
-      <w:r>
-        <w:t>255),</w:t>
-      </w:r>
-    </w:p>
-    <w:p>
-      <w:r>
-        <w:t xml:space="preserve">        </w:t>
-      </w:r>
-      <w:proofErr w:type="spellStart"/>
-      <w:r>
-        <w:t>aadhar_number</w:t>
-      </w:r>
-      <w:proofErr w:type="spellEnd"/>
-      <w:r>
-        <w:t xml:space="preserve"> </w:t>
-      </w:r>
-      <w:proofErr w:type="gramStart"/>
-      <w:r>
-        <w:t>varchar(</w:t>
-      </w:r>
-      <w:proofErr w:type="gramEnd"/>
-      <w:r>
-        <w:t>12),</w:t>
-      </w:r>
-    </w:p>
-    <w:p>
-      <w:r>
-        <w:t xml:space="preserve">        address_line1 </w:t>
-      </w:r>
-      <w:proofErr w:type="gramStart"/>
-      <w:r>
-        <w:t>varchar(</w:t>
-      </w:r>
-      <w:proofErr w:type="gramEnd"/>
-      <w:r>
-        <w:t>255),</w:t>
-      </w:r>
-    </w:p>
-    <w:p>
-      <w:r>
-        <w:t xml:space="preserve">        address_line2 </w:t>
-      </w:r>
-      <w:proofErr w:type="gramStart"/>
-      <w:r>
-        <w:t>varchar(</w:t>
-      </w:r>
-      <w:proofErr w:type="gramEnd"/>
-      <w:r>
-        <w:t>255),</w:t>
-      </w:r>
-    </w:p>
-    <w:p>
-      <w:r>
-        <w:t xml:space="preserve">        </w:t>
-      </w:r>
-      <w:proofErr w:type="spellStart"/>
-      <w:r>
-        <w:t>alternate_phone</w:t>
-      </w:r>
-      <w:proofErr w:type="spellEnd"/>
-      <w:r>
-        <w:t xml:space="preserve"> </w:t>
-      </w:r>
-      <w:proofErr w:type="gramStart"/>
-      <w:r>
-        <w:t>varchar(</w:t>
-      </w:r>
-      <w:proofErr w:type="gramEnd"/>
-      <w:r>
-        <w:t>255),</w:t>
-      </w:r>
-    </w:p>
-    <w:p>
-      <w:r>
-        <w:t xml:space="preserve">        </w:t>
-      </w:r>
-      <w:proofErr w:type="spellStart"/>
-      <w:r>
-        <w:t>annual_income</w:t>
-      </w:r>
-      <w:proofErr w:type="spellEnd"/>
-      <w:r>
-        <w:t xml:space="preserve"> </w:t>
-      </w:r>
-      <w:proofErr w:type="gramStart"/>
-      <w:r>
-        <w:t>float(</w:t>
-      </w:r>
-      <w:proofErr w:type="gramEnd"/>
-      <w:r>
-        <w:t>53),</w:t>
-      </w:r>
-    </w:p>
-    <w:p>
-      <w:r>
-        <w:t xml:space="preserve">        city </w:t>
-      </w:r>
-      <w:proofErr w:type="gramStart"/>
-      <w:r>
-        <w:t>varchar(</w:t>
-      </w:r>
-      <w:proofErr w:type="gramEnd"/>
-      <w:r>
-        <w:t>255),</w:t>
-      </w:r>
-    </w:p>
-    <w:p>
-      <w:r>
-        <w:t xml:space="preserve">        country </w:t>
-      </w:r>
-      <w:proofErr w:type="gramStart"/>
-      <w:r>
-        <w:t>varchar(</w:t>
-      </w:r>
-      <w:proofErr w:type="gramEnd"/>
-      <w:r>
-        <w:t>255),</w:t>
-      </w:r>
-    </w:p>
-    <w:p>
-      <w:r>
-        <w:t xml:space="preserve">        </w:t>
-      </w:r>
-      <w:proofErr w:type="spellStart"/>
-      <w:r>
-        <w:t>date_of_birth</w:t>
-      </w:r>
-      <w:proofErr w:type="spellEnd"/>
-      <w:r>
-        <w:t xml:space="preserve"> date,</w:t>
-      </w:r>
-    </w:p>
-    <w:p>
-      <w:r>
-        <w:t xml:space="preserve">        email </w:t>
-      </w:r>
-      <w:proofErr w:type="gramStart"/>
-      <w:r>
-        <w:t>varchar(</w:t>
-      </w:r>
-      <w:proofErr w:type="gramEnd"/>
-      <w:r>
-        <w:t>255),</w:t>
-      </w:r>
-    </w:p>
-    <w:p>
-      <w:r>
-        <w:t xml:space="preserve">        </w:t>
-      </w:r>
-      <w:proofErr w:type="spellStart"/>
-      <w:r>
-        <w:t>first_name</w:t>
-      </w:r>
-      <w:proofErr w:type="spellEnd"/>
-      <w:r>
-        <w:t xml:space="preserve"> </w:t>
-      </w:r>
-      <w:proofErr w:type="gramStart"/>
-      <w:r>
-        <w:t>varchar(</w:t>
-      </w:r>
-      <w:proofErr w:type="gramEnd"/>
-      <w:r>
-        <w:t>255) not null,</w:t>
-      </w:r>
-    </w:p>
-    <w:p>
-      <w:r>
-        <w:t xml:space="preserve">        gender </w:t>
-      </w:r>
-      <w:proofErr w:type="gramStart"/>
-      <w:r>
-        <w:t>varchar(</w:t>
-      </w:r>
-      <w:proofErr w:type="gramEnd"/>
-      <w:r>
-        <w:t>255) check (gender in ('MALE','FEMALE','OTHER')),</w:t>
-      </w:r>
-    </w:p>
-    <w:p>
-      <w:r>
-        <w:t xml:space="preserve">        </w:t>
-      </w:r>
-      <w:proofErr w:type="spellStart"/>
-      <w:r>
-        <w:t>last_name</w:t>
-      </w:r>
-      <w:proofErr w:type="spellEnd"/>
-      <w:r>
-        <w:t xml:space="preserve"> </w:t>
-      </w:r>
-      <w:proofErr w:type="gramStart"/>
-      <w:r>
-        <w:t>varchar(</w:t>
-      </w:r>
-      <w:proofErr w:type="gramEnd"/>
-      <w:r>
-        <w:t>255) not null,</w:t>
-      </w:r>
-    </w:p>
-    <w:p>
-      <w:r>
-        <w:t xml:space="preserve">        </w:t>
-      </w:r>
-      <w:proofErr w:type="spellStart"/>
-      <w:r>
-        <w:t>middle_name</w:t>
-      </w:r>
-      <w:proofErr w:type="spellEnd"/>
-      <w:r>
-        <w:t xml:space="preserve"> </w:t>
-      </w:r>
-      <w:proofErr w:type="gramStart"/>
-      <w:r>
-        <w:t>varchar(</w:t>
-      </w:r>
-      <w:proofErr w:type="gramEnd"/>
-      <w:r>
-        <w:t>255),</w:t>
-      </w:r>
-    </w:p>
-    <w:p>
-      <w:r>
-        <w:t xml:space="preserve">        nationality </w:t>
-      </w:r>
-      <w:proofErr w:type="gramStart"/>
-      <w:r>
-        <w:t>varchar(</w:t>
-      </w:r>
-      <w:proofErr w:type="gramEnd"/>
-      <w:r>
-        <w:t>255),</w:t>
-      </w:r>
-    </w:p>
-    <w:p>
-      <w:r>
-        <w:t xml:space="preserve">        occupation </w:t>
-      </w:r>
-      <w:proofErr w:type="gramStart"/>
-      <w:r>
-        <w:t>varchar(</w:t>
-      </w:r>
-      <w:proofErr w:type="gramEnd"/>
-      <w:r>
-        <w:t>255),</w:t>
       </w:r>
     </w:p>
     <w:p>
@@ -9096,6 +9566,333 @@
       </w:r>
       <w:proofErr w:type="spellStart"/>
       <w:r>
+        <w:t>created_by</w:t>
+      </w:r>
+      <w:proofErr w:type="spellEnd"/>
+      <w:r>
+        <w:t xml:space="preserve"> </w:t>
+      </w:r>
+      <w:proofErr w:type="gramStart"/>
+      <w:r>
+        <w:t>varchar(</w:t>
+      </w:r>
+      <w:proofErr w:type="gramEnd"/>
+      <w:r>
+        <w:t>255),</w:t>
+      </w:r>
+    </w:p>
+    <w:p>
+      <w:r>
+        <w:t xml:space="preserve">        </w:t>
+      </w:r>
+      <w:proofErr w:type="spellStart"/>
+      <w:r>
+        <w:t>del_flg</w:t>
+      </w:r>
+      <w:proofErr w:type="spellEnd"/>
+      <w:r>
+        <w:t xml:space="preserve"> </w:t>
+      </w:r>
+      <w:proofErr w:type="spellStart"/>
+      <w:r>
+        <w:t>boolean</w:t>
+      </w:r>
+      <w:proofErr w:type="spellEnd"/>
+      <w:r>
+        <w:t>,</w:t>
+      </w:r>
+    </w:p>
+    <w:p>
+      <w:r>
+        <w:t xml:space="preserve">        </w:t>
+      </w:r>
+      <w:proofErr w:type="spellStart"/>
+      <w:r>
+        <w:t>updated_at</w:t>
+      </w:r>
+      <w:proofErr w:type="spellEnd"/>
+      <w:r>
+        <w:t xml:space="preserve"> </w:t>
+      </w:r>
+      <w:proofErr w:type="gramStart"/>
+      <w:r>
+        <w:t>timestamp(</w:t>
+      </w:r>
+      <w:proofErr w:type="gramEnd"/>
+      <w:r>
+        <w:t>6),</w:t>
+      </w:r>
+    </w:p>
+    <w:p>
+      <w:r>
+        <w:t xml:space="preserve">        </w:t>
+      </w:r>
+      <w:proofErr w:type="spellStart"/>
+      <w:r>
+        <w:t>updated_by</w:t>
+      </w:r>
+      <w:proofErr w:type="spellEnd"/>
+      <w:r>
+        <w:t xml:space="preserve"> </w:t>
+      </w:r>
+      <w:proofErr w:type="gramStart"/>
+      <w:r>
+        <w:t>varchar(</w:t>
+      </w:r>
+      <w:proofErr w:type="gramEnd"/>
+      <w:r>
+        <w:t>255),</w:t>
+      </w:r>
+    </w:p>
+    <w:p>
+      <w:r>
+        <w:t xml:space="preserve">        </w:t>
+      </w:r>
+      <w:proofErr w:type="spellStart"/>
+      <w:r>
+        <w:t>aadhar_number</w:t>
+      </w:r>
+      <w:proofErr w:type="spellEnd"/>
+      <w:r>
+        <w:t xml:space="preserve"> </w:t>
+      </w:r>
+      <w:proofErr w:type="gramStart"/>
+      <w:r>
+        <w:t>varchar(</w:t>
+      </w:r>
+      <w:proofErr w:type="gramEnd"/>
+      <w:r>
+        <w:t>12),</w:t>
+      </w:r>
+    </w:p>
+    <w:p>
+      <w:r>
+        <w:t xml:space="preserve">        address_line1 </w:t>
+      </w:r>
+      <w:proofErr w:type="gramStart"/>
+      <w:r>
+        <w:t>varchar(</w:t>
+      </w:r>
+      <w:proofErr w:type="gramEnd"/>
+      <w:r>
+        <w:t>255),</w:t>
+      </w:r>
+    </w:p>
+    <w:p>
+      <w:r>
+        <w:t xml:space="preserve">        address_line2 </w:t>
+      </w:r>
+      <w:proofErr w:type="gramStart"/>
+      <w:r>
+        <w:t>varchar(</w:t>
+      </w:r>
+      <w:proofErr w:type="gramEnd"/>
+      <w:r>
+        <w:t>255),</w:t>
+      </w:r>
+    </w:p>
+    <w:p>
+      <w:r>
+        <w:t xml:space="preserve">        </w:t>
+      </w:r>
+      <w:proofErr w:type="spellStart"/>
+      <w:r>
+        <w:t>alternate_phone</w:t>
+      </w:r>
+      <w:proofErr w:type="spellEnd"/>
+      <w:r>
+        <w:t xml:space="preserve"> </w:t>
+      </w:r>
+      <w:proofErr w:type="gramStart"/>
+      <w:r>
+        <w:t>varchar(</w:t>
+      </w:r>
+      <w:proofErr w:type="gramEnd"/>
+      <w:r>
+        <w:t>255),</w:t>
+      </w:r>
+    </w:p>
+    <w:p>
+      <w:r>
+        <w:t xml:space="preserve">        </w:t>
+      </w:r>
+      <w:proofErr w:type="spellStart"/>
+      <w:r>
+        <w:t>annual_income</w:t>
+      </w:r>
+      <w:proofErr w:type="spellEnd"/>
+      <w:r>
+        <w:t xml:space="preserve"> </w:t>
+      </w:r>
+      <w:proofErr w:type="gramStart"/>
+      <w:r>
+        <w:t>float(</w:t>
+      </w:r>
+      <w:proofErr w:type="gramEnd"/>
+      <w:r>
+        <w:t>53),</w:t>
+      </w:r>
+    </w:p>
+    <w:p>
+      <w:r>
+        <w:t xml:space="preserve">        city </w:t>
+      </w:r>
+      <w:proofErr w:type="gramStart"/>
+      <w:r>
+        <w:t>varchar(</w:t>
+      </w:r>
+      <w:proofErr w:type="gramEnd"/>
+      <w:r>
+        <w:t>255),</w:t>
+      </w:r>
+    </w:p>
+    <w:p>
+      <w:r>
+        <w:t xml:space="preserve">        country </w:t>
+      </w:r>
+      <w:proofErr w:type="gramStart"/>
+      <w:r>
+        <w:t>varchar(</w:t>
+      </w:r>
+      <w:proofErr w:type="gramEnd"/>
+      <w:r>
+        <w:t>255),</w:t>
+      </w:r>
+    </w:p>
+    <w:p>
+      <w:r>
+        <w:t xml:space="preserve">        </w:t>
+      </w:r>
+      <w:proofErr w:type="spellStart"/>
+      <w:r>
+        <w:t>date_of_birth</w:t>
+      </w:r>
+      <w:proofErr w:type="spellEnd"/>
+      <w:r>
+        <w:t xml:space="preserve"> date,</w:t>
+      </w:r>
+    </w:p>
+    <w:p>
+      <w:r>
+        <w:t xml:space="preserve">        email </w:t>
+      </w:r>
+      <w:proofErr w:type="gramStart"/>
+      <w:r>
+        <w:t>varchar(</w:t>
+      </w:r>
+      <w:proofErr w:type="gramEnd"/>
+      <w:r>
+        <w:t>255),</w:t>
+      </w:r>
+    </w:p>
+    <w:p>
+      <w:r>
+        <w:t xml:space="preserve">        </w:t>
+      </w:r>
+      <w:proofErr w:type="spellStart"/>
+      <w:r>
+        <w:t>first_name</w:t>
+      </w:r>
+      <w:proofErr w:type="spellEnd"/>
+      <w:r>
+        <w:t xml:space="preserve"> </w:t>
+      </w:r>
+      <w:proofErr w:type="gramStart"/>
+      <w:r>
+        <w:t>varchar(</w:t>
+      </w:r>
+      <w:proofErr w:type="gramEnd"/>
+      <w:r>
+        <w:t>255) not null,</w:t>
+      </w:r>
+    </w:p>
+    <w:p>
+      <w:r>
+        <w:t xml:space="preserve">        gender </w:t>
+      </w:r>
+      <w:proofErr w:type="gramStart"/>
+      <w:r>
+        <w:t>varchar(</w:t>
+      </w:r>
+      <w:proofErr w:type="gramEnd"/>
+      <w:r>
+        <w:t>255) check (gender in ('MALE','FEMALE','OTHER')),</w:t>
+      </w:r>
+    </w:p>
+    <w:p>
+      <w:r>
+        <w:t xml:space="preserve">        </w:t>
+      </w:r>
+      <w:proofErr w:type="spellStart"/>
+      <w:r>
+        <w:t>last_name</w:t>
+      </w:r>
+      <w:proofErr w:type="spellEnd"/>
+      <w:r>
+        <w:t xml:space="preserve"> </w:t>
+      </w:r>
+      <w:proofErr w:type="gramStart"/>
+      <w:r>
+        <w:t>varchar(</w:t>
+      </w:r>
+      <w:proofErr w:type="gramEnd"/>
+      <w:r>
+        <w:t>255) not null,</w:t>
+      </w:r>
+    </w:p>
+    <w:p>
+      <w:r>
+        <w:t xml:space="preserve">        </w:t>
+      </w:r>
+      <w:proofErr w:type="spellStart"/>
+      <w:r>
+        <w:t>middle_name</w:t>
+      </w:r>
+      <w:proofErr w:type="spellEnd"/>
+      <w:r>
+        <w:t xml:space="preserve"> </w:t>
+      </w:r>
+      <w:proofErr w:type="gramStart"/>
+      <w:r>
+        <w:t>varchar(</w:t>
+      </w:r>
+      <w:proofErr w:type="gramEnd"/>
+      <w:r>
+        <w:t>255),</w:t>
+      </w:r>
+    </w:p>
+    <w:p>
+      <w:r>
+        <w:t xml:space="preserve">        nationality </w:t>
+      </w:r>
+      <w:proofErr w:type="gramStart"/>
+      <w:r>
+        <w:t>varchar(</w:t>
+      </w:r>
+      <w:proofErr w:type="gramEnd"/>
+      <w:r>
+        <w:t>255),</w:t>
+      </w:r>
+    </w:p>
+    <w:p>
+      <w:r>
+        <w:t xml:space="preserve">        occupation </w:t>
+      </w:r>
+      <w:proofErr w:type="gramStart"/>
+      <w:r>
+        <w:t>varchar(</w:t>
+      </w:r>
+      <w:proofErr w:type="gramEnd"/>
+      <w:r>
+        <w:t>255),</w:t>
+      </w:r>
+    </w:p>
+    <w:p>
+      <w:r>
+        <w:t xml:space="preserve">        </w:t>
+      </w:r>
+      <w:proofErr w:type="spellStart"/>
+      <w:r>
         <w:t>pan_number</w:t>
       </w:r>
       <w:proofErr w:type="spellEnd"/>
@@ -9326,6 +10123,7 @@
         <w:rPr>
           <w:rFonts w:ascii="Times New Roman" w:eastAsia="Times New Roman" w:hAnsi="Times New Roman" w:cs="Times New Roman"/>
         </w:rPr>
+        <w:lastRenderedPageBreak/>
         <w:t>Database Schema Design</w:t>
       </w:r>
     </w:p>
@@ -9654,7 +10452,6 @@
           <w:szCs w:val="24"/>
           <w:lang w:val="en-IN"/>
         </w:rPr>
-        <w:lastRenderedPageBreak/>
         <w:t>id</w:t>
       </w:r>
     </w:p>
@@ -10204,6 +11001,7 @@
           <w:sz w:val="24"/>
           <w:szCs w:val="24"/>
         </w:rPr>
+        <w:lastRenderedPageBreak/>
         <w:t xml:space="preserve">        </w:t>
       </w:r>
       <w:proofErr w:type="spellStart"/>
@@ -10971,7 +11769,6 @@
           <w:sz w:val="24"/>
           <w:szCs w:val="24"/>
         </w:rPr>
-        <w:lastRenderedPageBreak/>
         <w:t>Start_month</w:t>
       </w:r>
       <w:proofErr w:type="spellEnd"/>
@@ -11553,6 +12350,7 @@
           <w:sz w:val="24"/>
           <w:szCs w:val="24"/>
         </w:rPr>
+        <w:lastRenderedPageBreak/>
         <w:t>Mentors</w:t>
       </w:r>
     </w:p>
@@ -12055,7 +12853,6 @@
           <w:sz w:val="24"/>
           <w:szCs w:val="24"/>
         </w:rPr>
-        <w:lastRenderedPageBreak/>
         <w:t xml:space="preserve">Primary </w:t>
       </w:r>
       <w:proofErr w:type="gramStart"/>
@@ -12887,6 +13684,7 @@
           <w:sz w:val="24"/>
           <w:szCs w:val="24"/>
         </w:rPr>
+        <w:lastRenderedPageBreak/>
         <w:t>Batches_</w:t>
       </w:r>
       <w:proofErr w:type="gramStart"/>
@@ -13539,7 +14337,6 @@
           <w:sz w:val="24"/>
           <w:szCs w:val="24"/>
         </w:rPr>
-        <w:lastRenderedPageBreak/>
         <w:t>Elaborate the request flow to backend</w:t>
       </w:r>
     </w:p>
@@ -13919,6 +14716,7 @@
           <w:sz w:val="24"/>
           <w:szCs w:val="24"/>
         </w:rPr>
+        <w:lastRenderedPageBreak/>
         <w:t>RDS</w:t>
       </w:r>
     </w:p>
@@ -14250,7 +15048,6 @@
         <w:rPr>
           <w:rFonts w:ascii="Times New Roman" w:eastAsia="Times New Roman" w:hAnsi="Times New Roman" w:cs="Times New Roman"/>
         </w:rPr>
-        <w:lastRenderedPageBreak/>
         <w:t>Conclusion</w:t>
       </w:r>
     </w:p>
@@ -14657,7 +15454,6 @@
           <w:sz w:val="24"/>
           <w:szCs w:val="24"/>
         </w:rPr>
-        <w:lastRenderedPageBreak/>
         <w:t>Name of the Website, Date and time of referring to the Website, Name of the Author, Title/Topic</w:t>
       </w:r>
     </w:p>
@@ -15112,7 +15908,6 @@
           <w:sz w:val="24"/>
           <w:szCs w:val="24"/>
         </w:rPr>
-        <w:lastRenderedPageBreak/>
         <w:t xml:space="preserve">Style: Times New Roman, </w:t>
       </w:r>
     </w:p>
@@ -18506,6 +19301,119 @@
     </w:lvl>
   </w:abstractNum>
   <w:abstractNum w:abstractNumId="23" w15:restartNumberingAfterBreak="0">
+    <w:nsid w:val="734C717D"/>
+    <w:multiLevelType w:val="hybridMultilevel"/>
+    <w:tmpl w:val="5276D01A"/>
+    <w:lvl w:ilvl="0" w:tplc="40090001">
+      <w:start w:val="1"/>
+      <w:numFmt w:val="bullet"/>
+      <w:lvlText w:val=""/>
+      <w:lvlJc w:val="left"/>
+      <w:pPr>
+        <w:ind w:left="720" w:hanging="360"/>
+      </w:pPr>
+      <w:rPr>
+        <w:rFonts w:ascii="Symbol" w:hAnsi="Symbol" w:hint="default"/>
+      </w:rPr>
+    </w:lvl>
+    <w:lvl w:ilvl="1" w:tplc="40090003" w:tentative="1">
+      <w:start w:val="1"/>
+      <w:numFmt w:val="bullet"/>
+      <w:lvlText w:val="o"/>
+      <w:lvlJc w:val="left"/>
+      <w:pPr>
+        <w:ind w:left="1440" w:hanging="360"/>
+      </w:pPr>
+      <w:rPr>
+        <w:rFonts w:ascii="Courier New" w:hAnsi="Courier New" w:cs="Courier New" w:hint="default"/>
+      </w:rPr>
+    </w:lvl>
+    <w:lvl w:ilvl="2" w:tplc="40090005" w:tentative="1">
+      <w:start w:val="1"/>
+      <w:numFmt w:val="bullet"/>
+      <w:lvlText w:val=""/>
+      <w:lvlJc w:val="left"/>
+      <w:pPr>
+        <w:ind w:left="2160" w:hanging="360"/>
+      </w:pPr>
+      <w:rPr>
+        <w:rFonts w:ascii="Wingdings" w:hAnsi="Wingdings" w:hint="default"/>
+      </w:rPr>
+    </w:lvl>
+    <w:lvl w:ilvl="3" w:tplc="40090001" w:tentative="1">
+      <w:start w:val="1"/>
+      <w:numFmt w:val="bullet"/>
+      <w:lvlText w:val=""/>
+      <w:lvlJc w:val="left"/>
+      <w:pPr>
+        <w:ind w:left="2880" w:hanging="360"/>
+      </w:pPr>
+      <w:rPr>
+        <w:rFonts w:ascii="Symbol" w:hAnsi="Symbol" w:hint="default"/>
+      </w:rPr>
+    </w:lvl>
+    <w:lvl w:ilvl="4" w:tplc="40090003" w:tentative="1">
+      <w:start w:val="1"/>
+      <w:numFmt w:val="bullet"/>
+      <w:lvlText w:val="o"/>
+      <w:lvlJc w:val="left"/>
+      <w:pPr>
+        <w:ind w:left="3600" w:hanging="360"/>
+      </w:pPr>
+      <w:rPr>
+        <w:rFonts w:ascii="Courier New" w:hAnsi="Courier New" w:cs="Courier New" w:hint="default"/>
+      </w:rPr>
+    </w:lvl>
+    <w:lvl w:ilvl="5" w:tplc="40090005" w:tentative="1">
+      <w:start w:val="1"/>
+      <w:numFmt w:val="bullet"/>
+      <w:lvlText w:val=""/>
+      <w:lvlJc w:val="left"/>
+      <w:pPr>
+        <w:ind w:left="4320" w:hanging="360"/>
+      </w:pPr>
+      <w:rPr>
+        <w:rFonts w:ascii="Wingdings" w:hAnsi="Wingdings" w:hint="default"/>
+      </w:rPr>
+    </w:lvl>
+    <w:lvl w:ilvl="6" w:tplc="40090001" w:tentative="1">
+      <w:start w:val="1"/>
+      <w:numFmt w:val="bullet"/>
+      <w:lvlText w:val=""/>
+      <w:lvlJc w:val="left"/>
+      <w:pPr>
+        <w:ind w:left="5040" w:hanging="360"/>
+      </w:pPr>
+      <w:rPr>
+        <w:rFonts w:ascii="Symbol" w:hAnsi="Symbol" w:hint="default"/>
+      </w:rPr>
+    </w:lvl>
+    <w:lvl w:ilvl="7" w:tplc="40090003" w:tentative="1">
+      <w:start w:val="1"/>
+      <w:numFmt w:val="bullet"/>
+      <w:lvlText w:val="o"/>
+      <w:lvlJc w:val="left"/>
+      <w:pPr>
+        <w:ind w:left="5760" w:hanging="360"/>
+      </w:pPr>
+      <w:rPr>
+        <w:rFonts w:ascii="Courier New" w:hAnsi="Courier New" w:cs="Courier New" w:hint="default"/>
+      </w:rPr>
+    </w:lvl>
+    <w:lvl w:ilvl="8" w:tplc="40090005" w:tentative="1">
+      <w:start w:val="1"/>
+      <w:numFmt w:val="bullet"/>
+      <w:lvlText w:val=""/>
+      <w:lvlJc w:val="left"/>
+      <w:pPr>
+        <w:ind w:left="6480" w:hanging="360"/>
+      </w:pPr>
+      <w:rPr>
+        <w:rFonts w:ascii="Wingdings" w:hAnsi="Wingdings" w:hint="default"/>
+      </w:rPr>
+    </w:lvl>
+  </w:abstractNum>
+  <w:abstractNum w:abstractNumId="24" w15:restartNumberingAfterBreak="0">
     <w:nsid w:val="7C021CF7"/>
     <w:multiLevelType w:val="multilevel"/>
     <w:tmpl w:val="BA106926"/>
@@ -18618,7 +19526,7 @@
       </w:rPr>
     </w:lvl>
   </w:abstractNum>
-  <w:abstractNum w:abstractNumId="24" w15:restartNumberingAfterBreak="0">
+  <w:abstractNum w:abstractNumId="25" w15:restartNumberingAfterBreak="0">
     <w:nsid w:val="7C546395"/>
     <w:multiLevelType w:val="multilevel"/>
     <w:tmpl w:val="3C1A1E3E"/>
@@ -18738,7 +19646,7 @@
     <w:abstractNumId w:val="10"/>
   </w:num>
   <w:num w:numId="3" w16cid:durableId="948899695">
-    <w:abstractNumId w:val="24"/>
+    <w:abstractNumId w:val="25"/>
   </w:num>
   <w:num w:numId="4" w16cid:durableId="305403193">
     <w:abstractNumId w:val="16"/>
@@ -18771,7 +19679,7 @@
     <w:abstractNumId w:val="0"/>
   </w:num>
   <w:num w:numId="14" w16cid:durableId="1655521208">
-    <w:abstractNumId w:val="23"/>
+    <w:abstractNumId w:val="24"/>
   </w:num>
   <w:num w:numId="15" w16cid:durableId="336545634">
     <w:abstractNumId w:val="12"/>
@@ -18805,6 +19713,9 @@
   </w:num>
   <w:num w:numId="25" w16cid:durableId="881478295">
     <w:abstractNumId w:val="15"/>
+  </w:num>
+  <w:num w:numId="26" w16cid:durableId="1976835503">
+    <w:abstractNumId w:val="23"/>
   </w:num>
 </w:numbering>
 </file>
@@ -19411,6 +20322,17 @@
       <w:tblStyleColBandSize w:val="1"/>
     </w:tblPr>
   </w:style>
+  <w:style w:type="paragraph" w:styleId="ListParagraph">
+    <w:name w:val="List Paragraph"/>
+    <w:basedOn w:val="Normal"/>
+    <w:uiPriority w:val="34"/>
+    <w:qFormat/>
+    <w:rsid w:val="00A35315"/>
+    <w:pPr>
+      <w:ind w:left="720"/>
+      <w:contextualSpacing/>
+    </w:pPr>
+  </w:style>
 </w:styles>
 </file>
 

--- a/docs/Scaler_Neovarsity_Academy_Project.docx
+++ b/docs/Scaler_Neovarsity_Academy_Project.docx
@@ -94,14 +94,14 @@
         <w:ind w:left="-360"/>
         <w:jc w:val="center"/>
         <w:rPr>
-          <w:color w:val="FF0000"/>
+          <w:color w:val="000000" w:themeColor="text1"/>
           <w:sz w:val="28"/>
           <w:szCs w:val="28"/>
         </w:rPr>
       </w:pPr>
       <w:r>
         <w:rPr>
-          <w:color w:val="FF0000"/>
+          <w:color w:val="000000" w:themeColor="text1"/>
           <w:sz w:val="28"/>
           <w:szCs w:val="28"/>
         </w:rPr>
@@ -169,14 +169,14 @@
         <w:ind w:left="-360"/>
         <w:jc w:val="center"/>
         <w:rPr>
-          <w:color w:val="FF0000"/>
+          <w:color w:val="000000" w:themeColor="text1"/>
           <w:sz w:val="28"/>
           <w:szCs w:val="28"/>
         </w:rPr>
       </w:pPr>
       <w:r>
         <w:rPr>
-          <w:color w:val="FF0000"/>
+          <w:color w:val="000000" w:themeColor="text1"/>
           <w:sz w:val="28"/>
           <w:szCs w:val="28"/>
         </w:rPr>
@@ -272,21 +272,55 @@
       </w:r>
       <w:r>
         <w:rPr>
+          <w:color w:val="000000" w:themeColor="text1"/>
+        </w:rPr>
+        <w:t>makeshb@ymail.com</w:t>
+      </w:r>
+    </w:p>
+    <w:p>
+      <w:pPr>
+        <w:ind w:left="-360"/>
+      </w:pPr>
+      <w:r>
+        <w:rPr>
+          <w:b/>
+          <w:bCs/>
+        </w:rPr>
+        <w:t xml:space="preserve">Thesis </w:t>
+      </w:r>
+      <w:proofErr w:type="gramStart"/>
+      <w:r>
+        <w:rPr>
+          <w:b/>
+          <w:bCs/>
+        </w:rPr>
+        <w:t>Supervisor :</w:t>
+      </w:r>
+      <w:proofErr w:type="gramEnd"/>
+      <w:r>
+        <w:rPr>
+          <w:b/>
+          <w:bCs/>
+        </w:rPr>
+        <w:t xml:space="preserve"> </w:t>
+      </w:r>
+      <w:r>
+        <w:t>Naman Bhalla</w:t>
+      </w:r>
+    </w:p>
+    <w:p>
+      <w:pPr>
+        <w:ind w:left="-360"/>
+        <w:rPr>
           <w:color w:val="FF0000"/>
         </w:rPr>
-        <w:t>makeshb@ymail.com</w:t>
-      </w:r>
-    </w:p>
-    <w:p>
-      <w:pPr>
-        <w:ind w:left="-360"/>
-      </w:pPr>
-      <w:r>
-        <w:rPr>
-          <w:b/>
-          <w:bCs/>
-        </w:rPr>
-        <w:t xml:space="preserve">Thesis </w:t>
+      </w:pPr>
+      <w:r>
+        <w:rPr>
+          <w:b/>
+          <w:bCs/>
+        </w:rPr>
+        <w:t xml:space="preserve">Date of </w:t>
       </w:r>
       <w:proofErr w:type="gramStart"/>
       <w:r>
@@ -294,7 +328,7 @@
           <w:b/>
           <w:bCs/>
         </w:rPr>
-        <w:t>Supervisor :</w:t>
+        <w:t>Submission :</w:t>
       </w:r>
       <w:proofErr w:type="gramEnd"/>
       <w:r>
@@ -305,44 +339,34 @@
         <w:t xml:space="preserve"> </w:t>
       </w:r>
       <w:r>
-        <w:t>Naman Bhalla</w:t>
-      </w:r>
-    </w:p>
-    <w:p>
-      <w:pPr>
-        <w:ind w:left="-360"/>
-        <w:rPr>
-          <w:color w:val="FF0000"/>
-        </w:rPr>
-      </w:pPr>
-      <w:r>
-        <w:rPr>
-          <w:b/>
-          <w:bCs/>
-        </w:rPr>
-        <w:t xml:space="preserve">Date of </w:t>
-      </w:r>
-      <w:proofErr w:type="gramStart"/>
-      <w:r>
-        <w:rPr>
-          <w:b/>
-          <w:bCs/>
-        </w:rPr>
-        <w:t>Submission :</w:t>
-      </w:r>
-      <w:proofErr w:type="gramEnd"/>
-      <w:r>
-        <w:rPr>
-          <w:b/>
-          <w:bCs/>
-        </w:rPr>
-        <w:t xml:space="preserve"> </w:t>
-      </w:r>
-      <w:r>
-        <w:rPr>
-          <w:color w:val="FF0000"/>
-        </w:rPr>
-        <w:t>DD/MM/YYYY &lt;Date of Submission&gt;</w:t>
+        <w:rPr>
+          <w:color w:val="auto"/>
+        </w:rPr>
+        <w:t>13</w:t>
+      </w:r>
+      <w:r>
+        <w:rPr>
+          <w:color w:val="auto"/>
+        </w:rPr>
+        <w:t>/</w:t>
+      </w:r>
+      <w:r>
+        <w:rPr>
+          <w:color w:val="auto"/>
+        </w:rPr>
+        <w:t>05</w:t>
+      </w:r>
+      <w:r>
+        <w:rPr>
+          <w:color w:val="auto"/>
+        </w:rPr>
+        <w:t>/</w:t>
+      </w:r>
+      <w:r>
+        <w:rPr>
+          <w:color w:val="auto"/>
+        </w:rPr>
+        <w:t>2026</w:t>
       </w:r>
     </w:p>
     <w:p>
@@ -595,166 +619,269 @@
         <w:ind w:left="-360"/>
       </w:pPr>
       <w:r>
-        <w:t xml:space="preserve">I confirm that this project report, submitted to fulfill the requirements for the Master of Science in Computer Science degree, completed by me from </w:t>
+        <w:t xml:space="preserve">I confirm that this project report, submitted to fulfill the requirements for the Master of Science in Computer Science degree, completed by me </w:t>
+      </w:r>
+      <w:proofErr w:type="gramStart"/>
+      <w:r>
+        <w:t xml:space="preserve">from </w:t>
       </w:r>
       <w:r>
         <w:rPr>
           <w:color w:val="FF0000"/>
         </w:rPr>
-        <w:t>&lt; Project Module start date &gt;</w:t>
-      </w:r>
-      <w:r>
-        <w:t xml:space="preserve"> to </w:t>
-      </w:r>
-      <w:r>
+        <w:t xml:space="preserve"> </w:t>
+      </w:r>
+      <w:r>
+        <w:rPr>
+          <w:color w:val="000000" w:themeColor="text1"/>
+        </w:rPr>
+        <w:t>05</w:t>
+      </w:r>
+      <w:proofErr w:type="gramEnd"/>
+      <w:r>
+        <w:rPr>
+          <w:color w:val="000000" w:themeColor="text1"/>
+        </w:rPr>
+        <w:t>-03-</w:t>
+      </w:r>
+      <w:proofErr w:type="gramStart"/>
+      <w:r>
+        <w:rPr>
+          <w:color w:val="000000" w:themeColor="text1"/>
+        </w:rPr>
+        <w:t xml:space="preserve">2024 </w:t>
+      </w:r>
+      <w:r>
+        <w:rPr>
+          <w:color w:val="000000" w:themeColor="text1"/>
+        </w:rPr>
+        <w:t xml:space="preserve"> </w:t>
+      </w:r>
+      <w:r>
+        <w:t>to</w:t>
+      </w:r>
+      <w:proofErr w:type="gramEnd"/>
+      <w:r>
+        <w:t xml:space="preserve"> </w:t>
+      </w:r>
+      <w:r>
+        <w:rPr>
+          <w:color w:val="auto"/>
+        </w:rPr>
+        <w:t>19</w:t>
+      </w:r>
+      <w:r>
+        <w:rPr>
+          <w:color w:val="auto"/>
+        </w:rPr>
+        <w:t>-0</w:t>
+      </w:r>
+      <w:r>
+        <w:rPr>
+          <w:color w:val="auto"/>
+        </w:rPr>
+        <w:t>6</w:t>
+      </w:r>
+      <w:r>
+        <w:rPr>
+          <w:color w:val="auto"/>
+        </w:rPr>
+        <w:t>-</w:t>
+      </w:r>
+      <w:proofErr w:type="gramStart"/>
+      <w:r>
+        <w:rPr>
+          <w:color w:val="auto"/>
+        </w:rPr>
+        <w:t xml:space="preserve">2024  </w:t>
+      </w:r>
+      <w:r>
+        <w:t>,</w:t>
+      </w:r>
+      <w:proofErr w:type="gramEnd"/>
+      <w:r>
+        <w:t xml:space="preserve"> is the result of my own individual endeavor. The Project has been made on my own under the guidance of my supervisor with proper acknowledgement and without plagiarism. Any contributions from external sources or individuals, including the use of AI tools, are appropriately acknowledged through citation. By making this declaration, I acknowledge that any violation of this statement constitutes academic misconduct. I understand that such misconduct may lead to expulsion from the program and/or disqualification from receiving the degree.</w:t>
+      </w:r>
+    </w:p>
+    <w:p>
+      <w:pPr>
+        <w:ind w:left="-360"/>
+      </w:pPr>
+    </w:p>
+    <w:p>
+      <w:pPr>
+        <w:ind w:left="-360"/>
+      </w:pPr>
+    </w:p>
+    <w:p>
+      <w:pPr>
+        <w:ind w:left="-360"/>
+      </w:pPr>
+    </w:p>
+    <w:p>
+      <w:pPr>
+        <w:ind w:left="-360"/>
+      </w:pPr>
+    </w:p>
+    <w:p>
+      <w:pPr>
+        <w:ind w:left="-360"/>
+      </w:pPr>
+    </w:p>
+    <w:p>
+      <w:pPr>
+        <w:ind w:left="-360"/>
+      </w:pPr>
+    </w:p>
+    <w:p>
+      <w:pPr>
+        <w:ind w:left="-360"/>
+      </w:pPr>
+    </w:p>
+    <w:p>
+      <w:pPr>
+        <w:ind w:left="-360"/>
+      </w:pPr>
+    </w:p>
+    <w:p>
+      <w:pPr>
+        <w:ind w:left="-360"/>
+      </w:pPr>
+    </w:p>
+    <w:p>
+      <w:pPr>
+        <w:ind w:left="-360"/>
+      </w:pPr>
+    </w:p>
+    <w:p>
+      <w:pPr>
+        <w:ind w:left="-360"/>
+      </w:pPr>
+    </w:p>
+    <w:p>
+      <w:pPr>
+        <w:ind w:left="-360"/>
         <w:rPr>
           <w:color w:val="FF0000"/>
         </w:rPr>
-        <w:t>&lt; Module end date &gt;</w:t>
-      </w:r>
-      <w:r>
-        <w:t>, is the result of my own individual endeavor. The Project has been made on my own under the guidance of my supervisor with proper acknowledgement and without plagiarism. Any contributions from external sources or individuals, including the use of AI tools, are appropriately acknowledged through citation. By making this declaration, I acknowledge that any violation of this statement constitutes academic misconduct. I understand that such misconduct may lead to expulsion from the program and/or disqualification from receiving the degree.</w:t>
+      </w:pPr>
+      <w:r>
+        <w:rPr>
+          <w:b/>
+          <w:bCs/>
+          <w:color w:val="000000" w:themeColor="text1"/>
+        </w:rPr>
+        <w:t>Makesh Balasubramaniam</w:t>
       </w:r>
     </w:p>
     <w:p>
       <w:pPr>
         <w:ind w:left="-360"/>
-      </w:pPr>
+        <w:rPr>
+          <w:b/>
+          <w:bCs/>
+        </w:rPr>
+      </w:pPr>
+      <w:r>
+        <w:rPr>
+          <w:noProof/>
+        </w:rPr>
+        <w:drawing>
+          <wp:inline distT="0" distB="0" distL="0" distR="0" wp14:anchorId="7660A0C5" wp14:editId="329D0BB6">
+            <wp:extent cx="1790700" cy="594360"/>
+            <wp:effectExtent l="0" t="0" r="0" b="0"/>
+            <wp:docPr id="679284294" name="Picture 1"/>
+            <wp:cNvGraphicFramePr>
+              <a:graphicFrameLocks xmlns:a="http://schemas.openxmlformats.org/drawingml/2006/main" noChangeAspect="1"/>
+            </wp:cNvGraphicFramePr>
+            <a:graphic xmlns:a="http://schemas.openxmlformats.org/drawingml/2006/main">
+              <a:graphicData uri="http://schemas.openxmlformats.org/drawingml/2006/picture">
+                <pic:pic xmlns:pic="http://schemas.openxmlformats.org/drawingml/2006/picture">
+                  <pic:nvPicPr>
+                    <pic:cNvPr id="0" name="Picture 6"/>
+                    <pic:cNvPicPr>
+                      <a:picLocks noChangeAspect="1" noChangeArrowheads="1"/>
+                    </pic:cNvPicPr>
+                  </pic:nvPicPr>
+                  <pic:blipFill>
+                    <a:blip r:embed="rId10">
+                      <a:extLst>
+                        <a:ext uri="{28A0092B-C50C-407E-A947-70E740481C1C}">
+                          <a14:useLocalDpi xmlns:a14="http://schemas.microsoft.com/office/drawing/2010/main" val="0"/>
+                        </a:ext>
+                      </a:extLst>
+                    </a:blip>
+                    <a:srcRect/>
+                    <a:stretch>
+                      <a:fillRect/>
+                    </a:stretch>
+                  </pic:blipFill>
+                  <pic:spPr bwMode="auto">
+                    <a:xfrm>
+                      <a:off x="0" y="0"/>
+                      <a:ext cx="1790700" cy="594360"/>
+                    </a:xfrm>
+                    <a:prstGeom prst="rect">
+                      <a:avLst/>
+                    </a:prstGeom>
+                    <a:noFill/>
+                    <a:ln>
+                      <a:noFill/>
+                    </a:ln>
+                  </pic:spPr>
+                </pic:pic>
+              </a:graphicData>
+            </a:graphic>
+          </wp:inline>
+        </w:drawing>
+      </w:r>
+      <w:r>
+        <w:rPr>
+          <w:b/>
+          <w:bCs/>
+        </w:rPr>
+        <w:t xml:space="preserve">      </w:t>
+      </w:r>
     </w:p>
     <w:p>
       <w:pPr>
         <w:ind w:left="-360"/>
-      </w:pPr>
+        <w:rPr>
+          <w:b/>
+          <w:bCs/>
+          <w:color w:val="FF0000"/>
+        </w:rPr>
+      </w:pPr>
+      <w:r>
+        <w:rPr>
+          <w:b/>
+          <w:bCs/>
+        </w:rPr>
+        <w:t xml:space="preserve">Date: </w:t>
+      </w:r>
+      <w:r>
+        <w:rPr>
+          <w:b/>
+          <w:bCs/>
+          <w:color w:val="000000" w:themeColor="text1"/>
+        </w:rPr>
+        <w:t xml:space="preserve">13/03/2026 </w:t>
+      </w:r>
     </w:p>
     <w:p>
       <w:pPr>
         <w:ind w:left="-360"/>
-      </w:pPr>
-    </w:p>
-    <w:p>
-      <w:pPr>
-        <w:ind w:left="-360"/>
-      </w:pPr>
-    </w:p>
-    <w:p>
-      <w:pPr>
-        <w:ind w:left="-360"/>
-      </w:pPr>
-    </w:p>
-    <w:p>
-      <w:pPr>
-        <w:ind w:left="-360"/>
-      </w:pPr>
-    </w:p>
-    <w:p>
-      <w:pPr>
-        <w:ind w:left="-360"/>
-      </w:pPr>
-    </w:p>
-    <w:p>
-      <w:pPr>
-        <w:ind w:left="-360"/>
-      </w:pPr>
-    </w:p>
-    <w:p>
-      <w:pPr>
-        <w:ind w:left="-360"/>
-      </w:pPr>
-    </w:p>
-    <w:p>
-      <w:pPr>
-        <w:ind w:left="-360"/>
-      </w:pPr>
-    </w:p>
-    <w:p>
-      <w:pPr>
-        <w:ind w:left="-360"/>
-      </w:pPr>
-    </w:p>
-    <w:p>
-      <w:pPr>
-        <w:ind w:left="-360"/>
-      </w:pPr>
-    </w:p>
-    <w:p>
-      <w:pPr>
-        <w:ind w:left="-360"/>
-        <w:rPr>
-          <w:b/>
-          <w:bCs/>
-          <w:color w:val="000000" w:themeColor="text1"/>
-        </w:rPr>
-      </w:pPr>
-      <w:r>
-        <w:rPr>
-          <w:b/>
-          <w:bCs/>
-          <w:color w:val="000000" w:themeColor="text1"/>
-        </w:rPr>
-        <w:t>Makesh Balasubramaniam</w:t>
-      </w:r>
-    </w:p>
-    <w:p>
-      <w:pPr>
-        <w:ind w:left="-360"/>
-      </w:pPr>
-    </w:p>
-    <w:p>
-      <w:pPr>
-        <w:ind w:left="-360"/>
-        <w:rPr>
-          <w:color w:val="FF0000"/>
-        </w:rPr>
-      </w:pPr>
-    </w:p>
-    <w:p>
-      <w:pPr>
-        <w:ind w:left="-360"/>
-        <w:rPr>
-          <w:b/>
-          <w:bCs/>
-          <w:color w:val="FF0000"/>
-        </w:rPr>
-      </w:pPr>
-      <w:r>
-        <w:rPr>
-          <w:b/>
-          <w:bCs/>
-          <w:color w:val="FF0000"/>
-        </w:rPr>
-        <w:lastRenderedPageBreak/>
-        <w:t>&lt;Signature of the Candidate&gt;</w:t>
-      </w:r>
-      <w:r>
-        <w:rPr>
-          <w:b/>
-          <w:bCs/>
-        </w:rPr>
-        <w:t xml:space="preserve">                                                                       Date: </w:t>
-      </w:r>
-      <w:r>
-        <w:rPr>
-          <w:b/>
-          <w:bCs/>
-          <w:color w:val="FF0000"/>
-        </w:rPr>
-        <w:t xml:space="preserve">XX Month </w:t>
-      </w:r>
-      <w:r>
-        <w:rPr>
-          <w:b/>
-          <w:bCs/>
-          <w:color w:val="000000" w:themeColor="text1"/>
-        </w:rPr>
-        <w:t>20</w:t>
-      </w:r>
-      <w:r>
-        <w:rPr>
-          <w:b/>
-          <w:bCs/>
-          <w:color w:val="000000" w:themeColor="text1"/>
-        </w:rPr>
-        <w:t>26</w:t>
+        <w:rPr>
+          <w:b/>
+          <w:bCs/>
+        </w:rPr>
+      </w:pPr>
+      <w:r>
+        <w:rPr>
+          <w:b/>
+          <w:bCs/>
+        </w:rPr>
+        <w:t xml:space="preserve">                                            </w:t>
       </w:r>
     </w:p>
     <w:p>
@@ -5202,14 +5329,14 @@
         <w:rPr>
           <w:lang w:val="en-IN"/>
         </w:rPr>
-        <w:t xml:space="preserve">The platform implements a robust online registration and Know Your Customer (KYC) verification process leveraging India's national identity infrastructure—PAN (Permanent Account Number) and Aadhaar—ensuring regulatory compliance with Reserve Bank of India </w:t>
+        <w:t xml:space="preserve">The platform implements a robust online registration and Know Your Customer (KYC) verification process leveraging India's national identity infrastructure—PAN (Permanent Account Number) and Aadhaar—ensuring regulatory compliance with Reserve Bank of India (RBI) guidelines while maintaining stringent security standards. Employees from partner </w:t>
       </w:r>
       <w:r>
         <w:rPr>
           <w:lang w:val="en-IN"/>
         </w:rPr>
         <w:lastRenderedPageBreak/>
-        <w:t>(RBI) guidelines while maintaining stringent security standards. Employees from partner organizations benefit from streamlined onboarding procedures, facilitating faster financial inclusion and banking access.</w:t>
+        <w:t>organizations benefit from streamlined onboarding procedures, facilitating faster financial inclusion and banking access.</w:t>
       </w:r>
     </w:p>
     <w:p>
@@ -8549,7 +8676,7 @@
                     </pic:cNvPicPr>
                   </pic:nvPicPr>
                   <pic:blipFill>
-                    <a:blip r:embed="rId10">
+                    <a:blip r:embed="rId11">
                       <a:extLst>
                         <a:ext uri="{28A0092B-C50C-407E-A947-70E740481C1C}">
                           <a14:useLocalDpi xmlns:a14="http://schemas.microsoft.com/office/drawing/2010/main" val="0"/>
@@ -8656,7 +8783,7 @@
                     </pic:cNvPicPr>
                   </pic:nvPicPr>
                   <pic:blipFill>
-                    <a:blip r:embed="rId11">
+                    <a:blip r:embed="rId12">
                       <a:extLst>
                         <a:ext uri="{28A0092B-C50C-407E-A947-70E740481C1C}">
                           <a14:useLocalDpi xmlns:a14="http://schemas.microsoft.com/office/drawing/2010/main" val="0"/>
@@ -9309,7 +9436,6 @@
               <w:bottom w:val="single" w:sz="1" w:space="0" w:color="999999"/>
               <w:right w:val="single" w:sz="1" w:space="0" w:color="999999"/>
             </w:tcBorders>
-            <w:shd w:val="clear" w:color="auto" w:fill="70AD47"/>
             <w:tcMar>
               <w:top w:w="80" w:type="dxa"/>
               <w:left w:w="120" w:type="dxa"/>
@@ -9322,7 +9448,7 @@
               <w:rPr>
                 <w:b/>
                 <w:bCs/>
-                <w:color w:val="FFFFFF"/>
+                <w:color w:val="000000" w:themeColor="text1"/>
               </w:rPr>
               <w:t>Feature</w:t>
             </w:r>
@@ -9337,7 +9463,6 @@
               <w:bottom w:val="single" w:sz="1" w:space="0" w:color="999999"/>
               <w:right w:val="single" w:sz="1" w:space="0" w:color="999999"/>
             </w:tcBorders>
-            <w:shd w:val="clear" w:color="auto" w:fill="70AD47"/>
             <w:tcMar>
               <w:top w:w="80" w:type="dxa"/>
               <w:left w:w="120" w:type="dxa"/>
@@ -9350,7 +9475,7 @@
               <w:rPr>
                 <w:b/>
                 <w:bCs/>
-                <w:color w:val="FFFFFF"/>
+                <w:color w:val="000000" w:themeColor="text1"/>
               </w:rPr>
               <w:t>Priority</w:t>
             </w:r>
@@ -9365,7 +9490,6 @@
               <w:bottom w:val="single" w:sz="1" w:space="0" w:color="999999"/>
               <w:right w:val="single" w:sz="1" w:space="0" w:color="999999"/>
             </w:tcBorders>
-            <w:shd w:val="clear" w:color="auto" w:fill="70AD47"/>
             <w:tcMar>
               <w:top w:w="80" w:type="dxa"/>
               <w:left w:w="120" w:type="dxa"/>
@@ -9378,7 +9502,7 @@
               <w:rPr>
                 <w:b/>
                 <w:bCs/>
-                <w:color w:val="FFFFFF"/>
+                <w:color w:val="000000" w:themeColor="text1"/>
               </w:rPr>
               <w:t>Sprint</w:t>
             </w:r>
@@ -10402,7 +10526,6 @@
               <w:bottom w:val="single" w:sz="1" w:space="0" w:color="999999"/>
               <w:right w:val="single" w:sz="1" w:space="0" w:color="999999"/>
             </w:tcBorders>
-            <w:shd w:val="clear" w:color="auto" w:fill="FFC000"/>
             <w:tcMar>
               <w:top w:w="80" w:type="dxa"/>
               <w:left w:w="120" w:type="dxa"/>
@@ -10429,7 +10552,6 @@
               <w:bottom w:val="single" w:sz="1" w:space="0" w:color="999999"/>
               <w:right w:val="single" w:sz="1" w:space="0" w:color="999999"/>
             </w:tcBorders>
-            <w:shd w:val="clear" w:color="auto" w:fill="FFC000"/>
             <w:tcMar>
               <w:top w:w="80" w:type="dxa"/>
               <w:left w:w="120" w:type="dxa"/>
@@ -10456,7 +10578,6 @@
               <w:bottom w:val="single" w:sz="1" w:space="0" w:color="999999"/>
               <w:right w:val="single" w:sz="1" w:space="0" w:color="999999"/>
             </w:tcBorders>
-            <w:shd w:val="clear" w:color="auto" w:fill="FFC000"/>
             <w:tcMar>
               <w:top w:w="80" w:type="dxa"/>
               <w:left w:w="120" w:type="dxa"/>
@@ -10738,90 +10859,7 @@
       <w:tr>
         <w:tc>
           <w:tcPr>
-            <w:tcW w:w="2782" w:type="dxa"/>
-            <w:tcBorders>
-              <w:top w:val="single" w:sz="1" w:space="0" w:color="999999"/>
-              <w:left w:val="single" w:sz="1" w:space="0" w:color="999999"/>
-              <w:bottom w:val="single" w:sz="1" w:space="0" w:color="999999"/>
-              <w:right w:val="single" w:sz="1" w:space="0" w:color="999999"/>
-            </w:tcBorders>
-            <w:shd w:val="clear" w:color="auto" w:fill="FFC000"/>
-            <w:tcMar>
-              <w:top w:w="80" w:type="dxa"/>
-              <w:left w:w="120" w:type="dxa"/>
-              <w:bottom w:w="80" w:type="dxa"/>
-              <w:right w:w="120" w:type="dxa"/>
-            </w:tcMar>
-          </w:tcPr>
-          <w:p>
-            <w:r>
-              <w:rPr>
-                <w:b/>
-                <w:bCs/>
-              </w:rPr>
-              <w:t>API/Feature</w:t>
-            </w:r>
-          </w:p>
-        </w:tc>
-        <w:tc>
-          <w:tcPr>
-            <w:tcW w:w="3714" w:type="dxa"/>
-            <w:tcBorders>
-              <w:top w:val="single" w:sz="1" w:space="0" w:color="999999"/>
-              <w:left w:val="single" w:sz="1" w:space="0" w:color="999999"/>
-              <w:bottom w:val="single" w:sz="1" w:space="0" w:color="999999"/>
-              <w:right w:val="single" w:sz="1" w:space="0" w:color="999999"/>
-            </w:tcBorders>
-            <w:shd w:val="clear" w:color="auto" w:fill="FFC000"/>
-            <w:tcMar>
-              <w:top w:w="80" w:type="dxa"/>
-              <w:left w:w="120" w:type="dxa"/>
-              <w:bottom w:w="80" w:type="dxa"/>
-              <w:right w:w="120" w:type="dxa"/>
-            </w:tcMar>
-          </w:tcPr>
-          <w:p>
-            <w:r>
-              <w:rPr>
-                <w:b/>
-                <w:bCs/>
-              </w:rPr>
-              <w:t>Endpoint</w:t>
-            </w:r>
-          </w:p>
-        </w:tc>
-        <w:tc>
-          <w:tcPr>
-            <w:tcW w:w="2864" w:type="dxa"/>
-            <w:tcBorders>
-              <w:top w:val="single" w:sz="1" w:space="0" w:color="999999"/>
-              <w:left w:val="single" w:sz="1" w:space="0" w:color="999999"/>
-              <w:bottom w:val="single" w:sz="1" w:space="0" w:color="999999"/>
-              <w:right w:val="single" w:sz="1" w:space="0" w:color="999999"/>
-            </w:tcBorders>
-            <w:shd w:val="clear" w:color="auto" w:fill="FFC000"/>
-            <w:tcMar>
-              <w:top w:w="80" w:type="dxa"/>
-              <w:left w:w="120" w:type="dxa"/>
-              <w:bottom w:w="80" w:type="dxa"/>
-              <w:right w:w="120" w:type="dxa"/>
-            </w:tcMar>
-          </w:tcPr>
-          <w:p>
-            <w:r>
-              <w:rPr>
-                <w:b/>
-                <w:bCs/>
-              </w:rPr>
-              <w:t>Implementation</w:t>
-            </w:r>
-          </w:p>
-        </w:tc>
-      </w:tr>
-      <w:tr>
-        <w:tc>
-          <w:tcPr>
-            <w:tcW w:w="2782" w:type="dxa"/>
+            <w:tcW w:w="2694" w:type="dxa"/>
             <w:tcBorders>
               <w:top w:val="single" w:sz="1" w:space="0" w:color="999999"/>
               <w:left w:val="single" w:sz="1" w:space="0" w:color="999999"/>
@@ -10837,13 +10875,17 @@
           </w:tcPr>
           <w:p>
             <w:r>
-              <w:t>Send Notification</w:t>
+              <w:rPr>
+                <w:b/>
+                <w:bCs/>
+              </w:rPr>
+              <w:t>API/Feature</w:t>
             </w:r>
           </w:p>
         </w:tc>
         <w:tc>
           <w:tcPr>
-            <w:tcW w:w="3714" w:type="dxa"/>
+            <w:tcW w:w="3870" w:type="dxa"/>
             <w:tcBorders>
               <w:top w:val="single" w:sz="1" w:space="0" w:color="999999"/>
               <w:left w:val="single" w:sz="1" w:space="0" w:color="999999"/>
@@ -10859,21 +10901,17 @@
           </w:tcPr>
           <w:p>
             <w:r>
-              <w:t>POST /</w:t>
-            </w:r>
-            <w:proofErr w:type="spellStart"/>
-            <w:r>
-              <w:t>api</w:t>
-            </w:r>
-            <w:proofErr w:type="spellEnd"/>
-            <w:r>
-              <w:t>/v1/notifications/send</w:t>
+              <w:rPr>
+                <w:b/>
+                <w:bCs/>
+              </w:rPr>
+              <w:t>Endpoint</w:t>
             </w:r>
           </w:p>
         </w:tc>
         <w:tc>
           <w:tcPr>
-            <w:tcW w:w="2864" w:type="dxa"/>
+            <w:tcW w:w="2796" w:type="dxa"/>
             <w:tcBorders>
               <w:top w:val="single" w:sz="1" w:space="0" w:color="999999"/>
               <w:left w:val="single" w:sz="1" w:space="0" w:color="999999"/>
@@ -10889,7 +10927,11 @@
           </w:tcPr>
           <w:p>
             <w:r>
-              <w:t>Store notification in NSDB</w:t>
+              <w:rPr>
+                <w:b/>
+                <w:bCs/>
+              </w:rPr>
+              <w:t>Implementation</w:t>
             </w:r>
           </w:p>
         </w:tc>
@@ -10897,7 +10939,7 @@
       <w:tr>
         <w:tc>
           <w:tcPr>
-            <w:tcW w:w="2782" w:type="dxa"/>
+            <w:tcW w:w="2694" w:type="dxa"/>
             <w:tcBorders>
               <w:top w:val="single" w:sz="1" w:space="0" w:color="999999"/>
               <w:left w:val="single" w:sz="1" w:space="0" w:color="999999"/>
@@ -10913,14 +10955,90 @@
           </w:tcPr>
           <w:p>
             <w:r>
-              <w:lastRenderedPageBreak/>
-              <w:t>Get Notification by User Id</w:t>
+              <w:t>Send Notification</w:t>
             </w:r>
           </w:p>
         </w:tc>
         <w:tc>
           <w:tcPr>
-            <w:tcW w:w="3714" w:type="dxa"/>
+            <w:tcW w:w="3870" w:type="dxa"/>
+            <w:tcBorders>
+              <w:top w:val="single" w:sz="1" w:space="0" w:color="999999"/>
+              <w:left w:val="single" w:sz="1" w:space="0" w:color="999999"/>
+              <w:bottom w:val="single" w:sz="1" w:space="0" w:color="999999"/>
+              <w:right w:val="single" w:sz="1" w:space="0" w:color="999999"/>
+            </w:tcBorders>
+            <w:tcMar>
+              <w:top w:w="80" w:type="dxa"/>
+              <w:left w:w="120" w:type="dxa"/>
+              <w:bottom w:w="80" w:type="dxa"/>
+              <w:right w:w="120" w:type="dxa"/>
+            </w:tcMar>
+          </w:tcPr>
+          <w:p>
+            <w:r>
+              <w:t>POST /</w:t>
+            </w:r>
+            <w:proofErr w:type="spellStart"/>
+            <w:r>
+              <w:t>api</w:t>
+            </w:r>
+            <w:proofErr w:type="spellEnd"/>
+            <w:r>
+              <w:t>/v1/notifications/send</w:t>
+            </w:r>
+          </w:p>
+        </w:tc>
+        <w:tc>
+          <w:tcPr>
+            <w:tcW w:w="2796" w:type="dxa"/>
+            <w:tcBorders>
+              <w:top w:val="single" w:sz="1" w:space="0" w:color="999999"/>
+              <w:left w:val="single" w:sz="1" w:space="0" w:color="999999"/>
+              <w:bottom w:val="single" w:sz="1" w:space="0" w:color="999999"/>
+              <w:right w:val="single" w:sz="1" w:space="0" w:color="999999"/>
+            </w:tcBorders>
+            <w:tcMar>
+              <w:top w:w="80" w:type="dxa"/>
+              <w:left w:w="120" w:type="dxa"/>
+              <w:bottom w:w="80" w:type="dxa"/>
+              <w:right w:w="120" w:type="dxa"/>
+            </w:tcMar>
+          </w:tcPr>
+          <w:p>
+            <w:r>
+              <w:t>Store notification in NSDB</w:t>
+            </w:r>
+          </w:p>
+        </w:tc>
+      </w:tr>
+      <w:tr>
+        <w:tc>
+          <w:tcPr>
+            <w:tcW w:w="2694" w:type="dxa"/>
+            <w:tcBorders>
+              <w:top w:val="single" w:sz="1" w:space="0" w:color="999999"/>
+              <w:left w:val="single" w:sz="1" w:space="0" w:color="999999"/>
+              <w:bottom w:val="single" w:sz="1" w:space="0" w:color="999999"/>
+              <w:right w:val="single" w:sz="1" w:space="0" w:color="999999"/>
+            </w:tcBorders>
+            <w:tcMar>
+              <w:top w:w="80" w:type="dxa"/>
+              <w:left w:w="120" w:type="dxa"/>
+              <w:bottom w:w="80" w:type="dxa"/>
+              <w:right w:w="120" w:type="dxa"/>
+            </w:tcMar>
+          </w:tcPr>
+          <w:p>
+            <w:r>
+              <w:lastRenderedPageBreak/>
+              <w:t>Get Notification by User Id</w:t>
+            </w:r>
+          </w:p>
+        </w:tc>
+        <w:tc>
+          <w:tcPr>
+            <w:tcW w:w="3870" w:type="dxa"/>
             <w:tcBorders>
               <w:top w:val="single" w:sz="1" w:space="0" w:color="999999"/>
               <w:left w:val="single" w:sz="1" w:space="0" w:color="999999"/>
@@ -10981,7 +11099,7 @@
         </w:tc>
         <w:tc>
           <w:tcPr>
-            <w:tcW w:w="2864" w:type="dxa"/>
+            <w:tcW w:w="2796" w:type="dxa"/>
             <w:tcBorders>
               <w:top w:val="single" w:sz="1" w:space="0" w:color="999999"/>
               <w:left w:val="single" w:sz="1" w:space="0" w:color="999999"/>
@@ -11224,90 +11342,7 @@
       <w:tr>
         <w:tc>
           <w:tcPr>
-            <w:tcW w:w="2490" w:type="dxa"/>
-            <w:tcBorders>
-              <w:top w:val="single" w:sz="1" w:space="0" w:color="999999"/>
-              <w:left w:val="single" w:sz="1" w:space="0" w:color="999999"/>
-              <w:bottom w:val="single" w:sz="1" w:space="0" w:color="999999"/>
-              <w:right w:val="single" w:sz="1" w:space="0" w:color="999999"/>
-            </w:tcBorders>
-            <w:shd w:val="clear" w:color="auto" w:fill="FFC000"/>
-            <w:tcMar>
-              <w:top w:w="80" w:type="dxa"/>
-              <w:left w:w="120" w:type="dxa"/>
-              <w:bottom w:w="80" w:type="dxa"/>
-              <w:right w:w="120" w:type="dxa"/>
-            </w:tcMar>
-          </w:tcPr>
-          <w:p>
-            <w:r>
-              <w:rPr>
-                <w:b/>
-                <w:bCs/>
-              </w:rPr>
-              <w:t>API/Feature</w:t>
-            </w:r>
-          </w:p>
-        </w:tc>
-        <w:tc>
-          <w:tcPr>
-            <w:tcW w:w="4227" w:type="dxa"/>
-            <w:tcBorders>
-              <w:top w:val="single" w:sz="1" w:space="0" w:color="999999"/>
-              <w:left w:val="single" w:sz="1" w:space="0" w:color="999999"/>
-              <w:bottom w:val="single" w:sz="1" w:space="0" w:color="999999"/>
-              <w:right w:val="single" w:sz="1" w:space="0" w:color="999999"/>
-            </w:tcBorders>
-            <w:shd w:val="clear" w:color="auto" w:fill="FFC000"/>
-            <w:tcMar>
-              <w:top w:w="80" w:type="dxa"/>
-              <w:left w:w="120" w:type="dxa"/>
-              <w:bottom w:w="80" w:type="dxa"/>
-              <w:right w:w="120" w:type="dxa"/>
-            </w:tcMar>
-          </w:tcPr>
-          <w:p>
-            <w:r>
-              <w:rPr>
-                <w:b/>
-                <w:bCs/>
-              </w:rPr>
-              <w:t>Endpoint</w:t>
-            </w:r>
-          </w:p>
-        </w:tc>
-        <w:tc>
-          <w:tcPr>
-            <w:tcW w:w="2643" w:type="dxa"/>
-            <w:tcBorders>
-              <w:top w:val="single" w:sz="1" w:space="0" w:color="999999"/>
-              <w:left w:val="single" w:sz="1" w:space="0" w:color="999999"/>
-              <w:bottom w:val="single" w:sz="1" w:space="0" w:color="999999"/>
-              <w:right w:val="single" w:sz="1" w:space="0" w:color="999999"/>
-            </w:tcBorders>
-            <w:shd w:val="clear" w:color="auto" w:fill="FFC000"/>
-            <w:tcMar>
-              <w:top w:w="80" w:type="dxa"/>
-              <w:left w:w="120" w:type="dxa"/>
-              <w:bottom w:w="80" w:type="dxa"/>
-              <w:right w:w="120" w:type="dxa"/>
-            </w:tcMar>
-          </w:tcPr>
-          <w:p>
-            <w:r>
-              <w:rPr>
-                <w:b/>
-                <w:bCs/>
-              </w:rPr>
-              <w:t>Implementation</w:t>
-            </w:r>
-          </w:p>
-        </w:tc>
-      </w:tr>
-      <w:tr>
-        <w:tc>
-          <w:tcPr>
-            <w:tcW w:w="2490" w:type="dxa"/>
+            <w:tcW w:w="2466" w:type="dxa"/>
             <w:tcBorders>
               <w:top w:val="single" w:sz="1" w:space="0" w:color="999999"/>
               <w:left w:val="single" w:sz="1" w:space="0" w:color="999999"/>
@@ -11323,13 +11358,17 @@
           </w:tcPr>
           <w:p>
             <w:r>
-              <w:t>KYC Registration</w:t>
+              <w:rPr>
+                <w:b/>
+                <w:bCs/>
+              </w:rPr>
+              <w:t>API/Feature</w:t>
             </w:r>
           </w:p>
         </w:tc>
         <w:tc>
           <w:tcPr>
-            <w:tcW w:w="4227" w:type="dxa"/>
+            <w:tcW w:w="4270" w:type="dxa"/>
             <w:tcBorders>
               <w:top w:val="single" w:sz="1" w:space="0" w:color="999999"/>
               <w:left w:val="single" w:sz="1" w:space="0" w:color="999999"/>
@@ -11345,21 +11384,17 @@
           </w:tcPr>
           <w:p>
             <w:r>
-              <w:t>POST /</w:t>
-            </w:r>
-            <w:proofErr w:type="spellStart"/>
-            <w:r>
-              <w:t>api</w:t>
-            </w:r>
-            <w:proofErr w:type="spellEnd"/>
-            <w:r>
-              <w:t>/v1/users/register</w:t>
+              <w:rPr>
+                <w:b/>
+                <w:bCs/>
+              </w:rPr>
+              <w:t>Endpoint</w:t>
             </w:r>
           </w:p>
         </w:tc>
         <w:tc>
           <w:tcPr>
-            <w:tcW w:w="2643" w:type="dxa"/>
+            <w:tcW w:w="2624" w:type="dxa"/>
             <w:tcBorders>
               <w:top w:val="single" w:sz="1" w:space="0" w:color="999999"/>
               <w:left w:val="single" w:sz="1" w:space="0" w:color="999999"/>
@@ -11375,7 +11410,11 @@
           </w:tcPr>
           <w:p>
             <w:r>
-              <w:t>Create account with PENDING status</w:t>
+              <w:rPr>
+                <w:b/>
+                <w:bCs/>
+              </w:rPr>
+              <w:t>Implementation</w:t>
             </w:r>
           </w:p>
         </w:tc>
@@ -11383,7 +11422,7 @@
       <w:tr>
         <w:tc>
           <w:tcPr>
-            <w:tcW w:w="2490" w:type="dxa"/>
+            <w:tcW w:w="2466" w:type="dxa"/>
             <w:tcBorders>
               <w:top w:val="single" w:sz="1" w:space="0" w:color="999999"/>
               <w:left w:val="single" w:sz="1" w:space="0" w:color="999999"/>
@@ -11399,13 +11438,13 @@
           </w:tcPr>
           <w:p>
             <w:r>
-              <w:t>Check Registration Status</w:t>
+              <w:t>KYC Registration</w:t>
             </w:r>
           </w:p>
         </w:tc>
         <w:tc>
           <w:tcPr>
-            <w:tcW w:w="4227" w:type="dxa"/>
+            <w:tcW w:w="4270" w:type="dxa"/>
             <w:tcBorders>
               <w:top w:val="single" w:sz="1" w:space="0" w:color="999999"/>
               <w:left w:val="single" w:sz="1" w:space="0" w:color="999999"/>
@@ -11421,7 +11460,7 @@
           </w:tcPr>
           <w:p>
             <w:r>
-              <w:t>GET /</w:t>
+              <w:t>POST /</w:t>
             </w:r>
             <w:proofErr w:type="spellStart"/>
             <w:r>
@@ -11429,21 +11468,97 @@
             </w:r>
             <w:proofErr w:type="spellEnd"/>
             <w:r>
-              <w:t>/v1/users/pending/{</w:t>
-            </w:r>
-            <w:proofErr w:type="spellStart"/>
-            <w:r>
-              <w:t>customerNumber</w:t>
-            </w:r>
-            <w:proofErr w:type="spellEnd"/>
-            <w:r>
-              <w:t>}</w:t>
+              <w:t>/v1/users/register</w:t>
             </w:r>
           </w:p>
         </w:tc>
         <w:tc>
           <w:tcPr>
-            <w:tcW w:w="2643" w:type="dxa"/>
+            <w:tcW w:w="2624" w:type="dxa"/>
+            <w:tcBorders>
+              <w:top w:val="single" w:sz="1" w:space="0" w:color="999999"/>
+              <w:left w:val="single" w:sz="1" w:space="0" w:color="999999"/>
+              <w:bottom w:val="single" w:sz="1" w:space="0" w:color="999999"/>
+              <w:right w:val="single" w:sz="1" w:space="0" w:color="999999"/>
+            </w:tcBorders>
+            <w:tcMar>
+              <w:top w:w="80" w:type="dxa"/>
+              <w:left w:w="120" w:type="dxa"/>
+              <w:bottom w:w="80" w:type="dxa"/>
+              <w:right w:w="120" w:type="dxa"/>
+            </w:tcMar>
+          </w:tcPr>
+          <w:p>
+            <w:r>
+              <w:t>Create account with PENDING status</w:t>
+            </w:r>
+          </w:p>
+        </w:tc>
+      </w:tr>
+      <w:tr>
+        <w:tc>
+          <w:tcPr>
+            <w:tcW w:w="2466" w:type="dxa"/>
+            <w:tcBorders>
+              <w:top w:val="single" w:sz="1" w:space="0" w:color="999999"/>
+              <w:left w:val="single" w:sz="1" w:space="0" w:color="999999"/>
+              <w:bottom w:val="single" w:sz="1" w:space="0" w:color="999999"/>
+              <w:right w:val="single" w:sz="1" w:space="0" w:color="999999"/>
+            </w:tcBorders>
+            <w:tcMar>
+              <w:top w:w="80" w:type="dxa"/>
+              <w:left w:w="120" w:type="dxa"/>
+              <w:bottom w:w="80" w:type="dxa"/>
+              <w:right w:w="120" w:type="dxa"/>
+            </w:tcMar>
+          </w:tcPr>
+          <w:p>
+            <w:r>
+              <w:t>Check Registration Status</w:t>
+            </w:r>
+          </w:p>
+        </w:tc>
+        <w:tc>
+          <w:tcPr>
+            <w:tcW w:w="4270" w:type="dxa"/>
+            <w:tcBorders>
+              <w:top w:val="single" w:sz="1" w:space="0" w:color="999999"/>
+              <w:left w:val="single" w:sz="1" w:space="0" w:color="999999"/>
+              <w:bottom w:val="single" w:sz="1" w:space="0" w:color="999999"/>
+              <w:right w:val="single" w:sz="1" w:space="0" w:color="999999"/>
+            </w:tcBorders>
+            <w:tcMar>
+              <w:top w:w="80" w:type="dxa"/>
+              <w:left w:w="120" w:type="dxa"/>
+              <w:bottom w:w="80" w:type="dxa"/>
+              <w:right w:w="120" w:type="dxa"/>
+            </w:tcMar>
+          </w:tcPr>
+          <w:p>
+            <w:r>
+              <w:t>GET /</w:t>
+            </w:r>
+            <w:proofErr w:type="spellStart"/>
+            <w:r>
+              <w:t>api</w:t>
+            </w:r>
+            <w:proofErr w:type="spellEnd"/>
+            <w:r>
+              <w:t>/v1/users/pending/{</w:t>
+            </w:r>
+            <w:proofErr w:type="spellStart"/>
+            <w:r>
+              <w:t>customerNumber</w:t>
+            </w:r>
+            <w:proofErr w:type="spellEnd"/>
+            <w:r>
+              <w:t>}</w:t>
+            </w:r>
+          </w:p>
+        </w:tc>
+        <w:tc>
+          <w:tcPr>
+            <w:tcW w:w="2624" w:type="dxa"/>
             <w:tcBorders>
               <w:top w:val="single" w:sz="1" w:space="0" w:color="999999"/>
               <w:left w:val="single" w:sz="1" w:space="0" w:color="999999"/>
@@ -11624,7 +11739,6 @@
               <w:bottom w:val="single" w:sz="1" w:space="0" w:color="999999"/>
               <w:right w:val="single" w:sz="1" w:space="0" w:color="999999"/>
             </w:tcBorders>
-            <w:shd w:val="clear" w:color="auto" w:fill="FFC000"/>
             <w:tcMar>
               <w:top w:w="80" w:type="dxa"/>
               <w:left w:w="120" w:type="dxa"/>
@@ -11651,7 +11765,6 @@
               <w:bottom w:val="single" w:sz="1" w:space="0" w:color="999999"/>
               <w:right w:val="single" w:sz="1" w:space="0" w:color="999999"/>
             </w:tcBorders>
-            <w:shd w:val="clear" w:color="auto" w:fill="FFC000"/>
             <w:tcMar>
               <w:top w:w="80" w:type="dxa"/>
               <w:left w:w="120" w:type="dxa"/>
@@ -11678,7 +11791,6 @@
               <w:bottom w:val="single" w:sz="1" w:space="0" w:color="999999"/>
               <w:right w:val="single" w:sz="1" w:space="0" w:color="999999"/>
             </w:tcBorders>
-            <w:shd w:val="clear" w:color="auto" w:fill="FFC000"/>
             <w:tcMar>
               <w:top w:w="80" w:type="dxa"/>
               <w:left w:w="120" w:type="dxa"/>
@@ -12019,7 +12131,6 @@
               <w:bottom w:val="single" w:sz="1" w:space="0" w:color="999999"/>
               <w:right w:val="single" w:sz="1" w:space="0" w:color="999999"/>
             </w:tcBorders>
-            <w:shd w:val="clear" w:color="auto" w:fill="FFC000"/>
             <w:tcMar>
               <w:top w:w="80" w:type="dxa"/>
               <w:left w:w="120" w:type="dxa"/>
@@ -12046,7 +12157,6 @@
               <w:bottom w:val="single" w:sz="1" w:space="0" w:color="999999"/>
               <w:right w:val="single" w:sz="1" w:space="0" w:color="999999"/>
             </w:tcBorders>
-            <w:shd w:val="clear" w:color="auto" w:fill="FFC000"/>
             <w:tcMar>
               <w:top w:w="80" w:type="dxa"/>
               <w:left w:w="120" w:type="dxa"/>
@@ -12073,7 +12183,6 @@
               <w:bottom w:val="single" w:sz="1" w:space="0" w:color="999999"/>
               <w:right w:val="single" w:sz="1" w:space="0" w:color="999999"/>
             </w:tcBorders>
-            <w:shd w:val="clear" w:color="auto" w:fill="FFC000"/>
             <w:tcMar>
               <w:top w:w="80" w:type="dxa"/>
               <w:left w:w="120" w:type="dxa"/>
@@ -12449,7 +12558,6 @@
               <w:bottom w:val="single" w:sz="1" w:space="0" w:color="999999"/>
               <w:right w:val="single" w:sz="1" w:space="0" w:color="999999"/>
             </w:tcBorders>
-            <w:shd w:val="clear" w:color="auto" w:fill="FFC000"/>
             <w:tcMar>
               <w:top w:w="80" w:type="dxa"/>
               <w:left w:w="120" w:type="dxa"/>
@@ -12476,7 +12584,6 @@
               <w:bottom w:val="single" w:sz="1" w:space="0" w:color="999999"/>
               <w:right w:val="single" w:sz="1" w:space="0" w:color="999999"/>
             </w:tcBorders>
-            <w:shd w:val="clear" w:color="auto" w:fill="FFC000"/>
             <w:tcMar>
               <w:top w:w="80" w:type="dxa"/>
               <w:left w:w="120" w:type="dxa"/>
@@ -12503,7 +12610,6 @@
               <w:bottom w:val="single" w:sz="1" w:space="0" w:color="999999"/>
               <w:right w:val="single" w:sz="1" w:space="0" w:color="999999"/>
             </w:tcBorders>
-            <w:shd w:val="clear" w:color="auto" w:fill="FFC000"/>
             <w:tcMar>
               <w:top w:w="80" w:type="dxa"/>
               <w:left w:w="120" w:type="dxa"/>
@@ -13318,7 +13424,7 @@
                     </pic:cNvPicPr>
                   </pic:nvPicPr>
                   <pic:blipFill>
-                    <a:blip r:embed="rId12" cstate="print">
+                    <a:blip r:embed="rId13" cstate="print">
                       <a:extLst>
                         <a:ext uri="{28A0092B-C50C-407E-A947-70E740481C1C}">
                           <a14:useLocalDpi xmlns:a14="http://schemas.microsoft.com/office/drawing/2010/main" val="0"/>
@@ -14109,7 +14215,7 @@
                     </pic:cNvPicPr>
                   </pic:nvPicPr>
                   <pic:blipFill>
-                    <a:blip r:embed="rId13" cstate="print">
+                    <a:blip r:embed="rId14" cstate="print">
                       <a:extLst>
                         <a:ext uri="{28A0092B-C50C-407E-A947-70E740481C1C}">
                           <a14:useLocalDpi xmlns:a14="http://schemas.microsoft.com/office/drawing/2010/main" val="0"/>
@@ -18097,7 +18203,7 @@
                     </pic:cNvPicPr>
                   </pic:nvPicPr>
                   <pic:blipFill>
-                    <a:blip r:embed="rId14" cstate="print">
+                    <a:blip r:embed="rId15" cstate="print">
                       <a:extLst>
                         <a:ext uri="{28A0092B-C50C-407E-A947-70E740481C1C}">
                           <a14:useLocalDpi xmlns:a14="http://schemas.microsoft.com/office/drawing/2010/main" val="0"/>
@@ -21451,7 +21557,7 @@
                     </pic:cNvPicPr>
                   </pic:nvPicPr>
                   <pic:blipFill>
-                    <a:blip r:embed="rId15" cstate="print">
+                    <a:blip r:embed="rId16" cstate="print">
                       <a:extLst>
                         <a:ext uri="{28A0092B-C50C-407E-A947-70E740481C1C}">
                           <a14:useLocalDpi xmlns:a14="http://schemas.microsoft.com/office/drawing/2010/main" val="0"/>
@@ -21647,7 +21753,7 @@
                     </pic:cNvPicPr>
                   </pic:nvPicPr>
                   <pic:blipFill>
-                    <a:blip r:embed="rId16" cstate="print">
+                    <a:blip r:embed="rId17" cstate="print">
                       <a:extLst>
                         <a:ext uri="{28A0092B-C50C-407E-A947-70E740481C1C}">
                           <a14:useLocalDpi xmlns:a14="http://schemas.microsoft.com/office/drawing/2010/main" val="0"/>
@@ -26747,13 +26853,7 @@
         <w:rPr>
           <w:u w:val="single"/>
         </w:rPr>
-        <w:t>Tools used</w:t>
-      </w:r>
-      <w:r>
-        <w:rPr>
-          <w:u w:val="single"/>
-        </w:rPr>
-        <w:t>:</w:t>
+        <w:t>Tools used:</w:t>
       </w:r>
       <w:bookmarkEnd w:id="88"/>
     </w:p>
@@ -27090,10 +27190,10 @@
       </w:pPr>
     </w:p>
     <w:sectPr>
-      <w:headerReference w:type="default" r:id="rId17"/>
-      <w:footerReference w:type="default" r:id="rId18"/>
-      <w:headerReference w:type="first" r:id="rId19"/>
-      <w:footerReference w:type="first" r:id="rId20"/>
+      <w:headerReference w:type="default" r:id="rId18"/>
+      <w:footerReference w:type="default" r:id="rId19"/>
+      <w:headerReference w:type="first" r:id="rId20"/>
+      <w:footerReference w:type="first" r:id="rId21"/>
       <w:pgSz w:w="12240" w:h="15840"/>
       <w:pgMar w:top="1440" w:right="1800" w:bottom="1440" w:left="1800" w:header="720" w:footer="720" w:gutter="0"/>
       <w:pgNumType w:start="1"/>

--- a/docs/Scaler_Neovarsity_Academy_Project.docx
+++ b/docs/Scaler_Neovarsity_Academy_Project.docx
@@ -252,23 +252,7 @@
           <w:b/>
           <w:bCs/>
         </w:rPr>
-        <w:t xml:space="preserve">Scaler Mentee Email </w:t>
-      </w:r>
-      <w:proofErr w:type="gramStart"/>
-      <w:r>
-        <w:rPr>
-          <w:b/>
-          <w:bCs/>
-        </w:rPr>
-        <w:t>ID :</w:t>
-      </w:r>
-      <w:proofErr w:type="gramEnd"/>
-      <w:r>
-        <w:rPr>
-          <w:b/>
-          <w:bCs/>
-        </w:rPr>
-        <w:t xml:space="preserve"> </w:t>
+        <w:t xml:space="preserve">Scaler Mentee Email ID : </w:t>
       </w:r>
       <w:r>
         <w:rPr>
@@ -286,23 +270,7 @@
           <w:b/>
           <w:bCs/>
         </w:rPr>
-        <w:t xml:space="preserve">Thesis </w:t>
-      </w:r>
-      <w:proofErr w:type="gramStart"/>
-      <w:r>
-        <w:rPr>
-          <w:b/>
-          <w:bCs/>
-        </w:rPr>
-        <w:t>Supervisor :</w:t>
-      </w:r>
-      <w:proofErr w:type="gramEnd"/>
-      <w:r>
-        <w:rPr>
-          <w:b/>
-          <w:bCs/>
-        </w:rPr>
-        <w:t xml:space="preserve"> </w:t>
+        <w:t xml:space="preserve">Thesis Supervisor : </w:t>
       </w:r>
       <w:r>
         <w:t>Naman Bhalla</w:t>
@@ -320,23 +288,7 @@
           <w:b/>
           <w:bCs/>
         </w:rPr>
-        <w:t xml:space="preserve">Date of </w:t>
-      </w:r>
-      <w:proofErr w:type="gramStart"/>
-      <w:r>
-        <w:rPr>
-          <w:b/>
-          <w:bCs/>
-        </w:rPr>
-        <w:t>Submission :</w:t>
-      </w:r>
-      <w:proofErr w:type="gramEnd"/>
-      <w:r>
-        <w:rPr>
-          <w:b/>
-          <w:bCs/>
-        </w:rPr>
-        <w:t xml:space="preserve"> </w:t>
+        <w:t xml:space="preserve">Date of Submission : </w:t>
       </w:r>
       <w:r>
         <w:rPr>
@@ -619,11 +571,7 @@
         <w:ind w:left="-360"/>
       </w:pPr>
       <w:r>
-        <w:t xml:space="preserve">I confirm that this project report, submitted to fulfill the requirements for the Master of Science in Computer Science degree, completed by me </w:t>
-      </w:r>
-      <w:proofErr w:type="gramStart"/>
-      <w:r>
-        <w:t xml:space="preserve">from </w:t>
+        <w:t xml:space="preserve">I confirm that this project report, submitted to fulfill the requirements for the Master of Science in Computer Science degree, completed by me from </w:t>
       </w:r>
       <w:r>
         <w:rPr>
@@ -635,72 +583,25 @@
         <w:rPr>
           <w:color w:val="000000" w:themeColor="text1"/>
         </w:rPr>
-        <w:t>05</w:t>
-      </w:r>
-      <w:proofErr w:type="gramEnd"/>
+        <w:t xml:space="preserve">05-03-2024 </w:t>
+      </w:r>
       <w:r>
         <w:rPr>
           <w:color w:val="000000" w:themeColor="text1"/>
         </w:rPr>
-        <w:t>-03-</w:t>
-      </w:r>
-      <w:proofErr w:type="gramStart"/>
-      <w:r>
-        <w:rPr>
-          <w:color w:val="000000" w:themeColor="text1"/>
-        </w:rPr>
-        <w:t xml:space="preserve">2024 </w:t>
-      </w:r>
-      <w:r>
-        <w:rPr>
-          <w:color w:val="000000" w:themeColor="text1"/>
-        </w:rPr>
         <w:t xml:space="preserve"> </w:t>
       </w:r>
       <w:r>
-        <w:t>to</w:t>
-      </w:r>
-      <w:proofErr w:type="gramEnd"/>
-      <w:r>
-        <w:t xml:space="preserve"> </w:t>
+        <w:t xml:space="preserve">to </w:t>
       </w:r>
       <w:r>
         <w:rPr>
           <w:color w:val="auto"/>
         </w:rPr>
-        <w:t>19</w:t>
-      </w:r>
-      <w:r>
-        <w:rPr>
-          <w:color w:val="auto"/>
-        </w:rPr>
-        <w:t>-0</w:t>
-      </w:r>
-      <w:r>
-        <w:rPr>
-          <w:color w:val="auto"/>
-        </w:rPr>
-        <w:t>6</w:t>
-      </w:r>
-      <w:r>
-        <w:rPr>
-          <w:color w:val="auto"/>
-        </w:rPr>
-        <w:t>-</w:t>
-      </w:r>
-      <w:proofErr w:type="gramStart"/>
-      <w:r>
-        <w:rPr>
-          <w:color w:val="auto"/>
-        </w:rPr>
-        <w:t xml:space="preserve">2024  </w:t>
-      </w:r>
-      <w:r>
-        <w:t>,</w:t>
-      </w:r>
-      <w:proofErr w:type="gramEnd"/>
-      <w:r>
-        <w:t xml:space="preserve"> is the result of my own individual endeavor. The Project has been made on my own under the guidance of my supervisor with proper acknowledgement and without plagiarism. Any contributions from external sources or individuals, including the use of AI tools, are appropriately acknowledged through citation. By making this declaration, I acknowledge that any violation of this statement constitutes academic misconduct. I understand that such misconduct may lead to expulsion from the program and/or disqualification from receiving the degree.</w:t>
+        <w:t xml:space="preserve">19-06-2024  </w:t>
+      </w:r>
+      <w:r>
+        <w:t>, is the result of my own individual endeavor. The Project has been made on my own under the guidance of my supervisor with proper acknowledgement and without plagiarism. Any contributions from external sources or individuals, including the use of AI tools, are appropriately acknowledged through citation. By making this declaration, I acknowledge that any violation of this statement constitutes academic misconduct. I understand that such misconduct may lead to expulsion from the program and/or disqualification from receiving the degree.</w:t>
       </w:r>
     </w:p>
     <w:p>
@@ -5420,15 +5321,7 @@
       </w:r>
       <w:r>
         <w:lastRenderedPageBreak/>
-        <w:t xml:space="preserve">authentication, making banking accessible to all user segments, including rural and working professionals. This acts as </w:t>
-      </w:r>
-      <w:proofErr w:type="gramStart"/>
-      <w:r>
-        <w:t>an</w:t>
-      </w:r>
-      <w:proofErr w:type="gramEnd"/>
-      <w:r>
-        <w:t xml:space="preserve"> channel between</w:t>
+        <w:t>authentication, making banking accessible to all user segments, including rural and working professionals. This acts as an channel between</w:t>
       </w:r>
     </w:p>
     <w:p>
@@ -5493,15 +5386,7 @@
     </w:p>
     <w:p>
       <w:r>
-        <w:t xml:space="preserve">Payment initiation and send notification, </w:t>
-      </w:r>
-      <w:proofErr w:type="gramStart"/>
-      <w:r>
-        <w:t>As</w:t>
-      </w:r>
-      <w:proofErr w:type="gramEnd"/>
-      <w:r>
-        <w:t xml:space="preserve"> this project grows and goes through multiple user’s feedback, we keep adding new features in future, like processing the payment in real time </w:t>
+        <w:t xml:space="preserve">Payment initiation and send notification, As this project grows and goes through multiple user’s feedback, we keep adding new features in future, like processing the payment in real time </w:t>
       </w:r>
       <w:r>
         <w:t>by integrating with core banking system</w:t>
@@ -5510,23 +5395,7 @@
         <w:t xml:space="preserve"> </w:t>
       </w:r>
       <w:r>
-        <w:t xml:space="preserve">in synchronous </w:t>
-      </w:r>
-      <w:proofErr w:type="gramStart"/>
-      <w:r>
-        <w:t>way(</w:t>
-      </w:r>
-      <w:proofErr w:type="gramEnd"/>
-      <w:r>
-        <w:t xml:space="preserve">Currently the payments </w:t>
-      </w:r>
-      <w:proofErr w:type="gramStart"/>
-      <w:r>
-        <w:t>accepts</w:t>
-      </w:r>
-      <w:proofErr w:type="gramEnd"/>
-      <w:r>
-        <w:t xml:space="preserve"> are pulled by core banking from payments table and processed) </w:t>
+        <w:t xml:space="preserve">in synchronous way(Currently the payments accepts are pulled by core banking from payments table and processed) </w:t>
       </w:r>
       <w:r>
         <w:t>and</w:t>
@@ -5537,24 +5406,21 @@
         <w:t>Integrating notification</w:t>
       </w:r>
       <w:r>
-        <w:t xml:space="preserve"> service to cloud service like AWS </w:t>
-      </w:r>
-      <w:proofErr w:type="gramStart"/>
-      <w:r>
-        <w:t>SNS.</w:t>
-      </w:r>
-      <w:r>
-        <w:t>(</w:t>
-      </w:r>
-      <w:proofErr w:type="gramEnd"/>
-      <w:r>
-        <w:t xml:space="preserve">Currently the </w:t>
+        <w:t xml:space="preserve"> service to cloud service like AWS SNS.</w:t>
+      </w:r>
+      <w:r>
+        <w:t xml:space="preserve">(Currently the </w:t>
       </w:r>
       <w:r>
         <w:t>third-party</w:t>
       </w:r>
       <w:r>
         <w:t xml:space="preserve"> service pulls the notification data from Notification table and publishes)</w:t>
+      </w:r>
+    </w:p>
+    <w:p>
+      <w:r>
+        <w:t>and adding alerts and observability  through Prometheus and Grafana .</w:t>
       </w:r>
     </w:p>
     <w:p/>
@@ -5764,21 +5630,7 @@
         <w:rPr>
           <w:lang w:val="en-IN"/>
         </w:rPr>
-        <w:t xml:space="preserve"> All the </w:t>
-      </w:r>
-      <w:proofErr w:type="gramStart"/>
-      <w:r>
-        <w:rPr>
-          <w:lang w:val="en-IN"/>
-        </w:rPr>
-        <w:t>API’s</w:t>
-      </w:r>
-      <w:proofErr w:type="gramEnd"/>
-      <w:r>
-        <w:rPr>
-          <w:lang w:val="en-IN"/>
-        </w:rPr>
-        <w:t xml:space="preserve"> in all microservice’s are secured by JWT Token authorization.</w:t>
+        <w:t xml:space="preserve"> All the API’s in all microservice’s are secured by JWT Token authorization.</w:t>
       </w:r>
     </w:p>
     <w:p>
@@ -5858,27 +5710,7 @@
           <w:u w:val="single"/>
           <w:lang w:val="en-IN"/>
         </w:rPr>
-        <w:t xml:space="preserve">Request Initiated </w:t>
-      </w:r>
-      <w:proofErr w:type="gramStart"/>
-      <w:r>
-        <w:rPr>
-          <w:b/>
-          <w:bCs/>
-          <w:u w:val="single"/>
-          <w:lang w:val="en-IN"/>
-        </w:rPr>
-        <w:t>By</w:t>
-      </w:r>
-      <w:proofErr w:type="gramEnd"/>
-      <w:r>
-        <w:rPr>
-          <w:b/>
-          <w:bCs/>
-          <w:u w:val="single"/>
-          <w:lang w:val="en-IN"/>
-        </w:rPr>
-        <w:t xml:space="preserve"> Admin:</w:t>
+        <w:t>Request Initiated By Admin:</w:t>
       </w:r>
     </w:p>
     <w:p>
@@ -5972,7 +5804,6 @@
         </w:rPr>
         <w:t> </w:t>
       </w:r>
-      <w:proofErr w:type="gramStart"/>
       <w:r>
         <w:rPr>
           <w:b/>
@@ -5991,7 +5822,6 @@
         <w:t>userId</w:t>
       </w:r>
       <w:proofErr w:type="spellEnd"/>
-      <w:proofErr w:type="gramEnd"/>
       <w:r>
         <w:rPr>
           <w:b/>
@@ -6016,18 +5846,8 @@
           <w:bCs/>
           <w:lang w:val="en-IN"/>
         </w:rPr>
-        <w:t xml:space="preserve">, </w:t>
-      </w:r>
-      <w:proofErr w:type="gramStart"/>
-      <w:r>
-        <w:rPr>
-          <w:b/>
-          <w:bCs/>
-          <w:lang w:val="en-IN"/>
-        </w:rPr>
-        <w:t>roles }</w:t>
-      </w:r>
-      <w:proofErr w:type="gramEnd"/>
+        <w:t>, roles }</w:t>
+      </w:r>
     </w:p>
     <w:p>
       <w:pPr>
@@ -6116,21 +5936,7 @@
         <w:rPr>
           <w:lang w:val="en-IN"/>
         </w:rPr>
-        <w:t xml:space="preserve">The stored details are further used to generate the token by client using user credentials while accessing the </w:t>
-      </w:r>
-      <w:proofErr w:type="gramStart"/>
-      <w:r>
-        <w:rPr>
-          <w:lang w:val="en-IN"/>
-        </w:rPr>
-        <w:t>API’s</w:t>
-      </w:r>
-      <w:proofErr w:type="gramEnd"/>
-      <w:r>
-        <w:rPr>
-          <w:lang w:val="en-IN"/>
-        </w:rPr>
-        <w:t>.</w:t>
+        <w:t>The stored details are further used to generate the token by client using user credentials while accessing the API’s.</w:t>
       </w:r>
     </w:p>
     <w:p>
@@ -6232,7 +6038,6 @@
         </w:rPr>
         <w:t> </w:t>
       </w:r>
-      <w:proofErr w:type="gramStart"/>
       <w:r>
         <w:rPr>
           <w:b/>
@@ -6251,7 +6056,6 @@
         <w:t>userId</w:t>
       </w:r>
       <w:proofErr w:type="spellEnd"/>
-      <w:proofErr w:type="gramEnd"/>
       <w:r>
         <w:rPr>
           <w:b/>
@@ -6261,7 +6065,6 @@
         <w:t xml:space="preserve">, </w:t>
       </w:r>
       <w:proofErr w:type="spellStart"/>
-      <w:proofErr w:type="gramStart"/>
       <w:r>
         <w:rPr>
           <w:b/>
@@ -6279,7 +6082,6 @@
         </w:rPr>
         <w:t xml:space="preserve"> }</w:t>
       </w:r>
-      <w:proofErr w:type="gramEnd"/>
     </w:p>
     <w:p>
       <w:pPr>
@@ -6314,14 +6116,7 @@
         <w:rPr>
           <w:lang w:val="en-IN"/>
         </w:rPr>
-        <w:t xml:space="preserve">Client submits </w:t>
-      </w:r>
-      <w:proofErr w:type="gramStart"/>
-      <w:r>
-        <w:rPr>
-          <w:lang w:val="en-IN"/>
-        </w:rPr>
-        <w:t>credentials</w:t>
+        <w:t>Client submits credentials</w:t>
       </w:r>
       <w:r>
         <w:rPr>
@@ -6333,14 +6128,7 @@
         <w:rPr>
           <w:lang w:val="en-IN"/>
         </w:rPr>
-        <w:t>,</w:t>
-      </w:r>
-      <w:proofErr w:type="gramEnd"/>
-      <w:r>
-        <w:rPr>
-          <w:lang w:val="en-IN"/>
-        </w:rPr>
-        <w:t xml:space="preserve"> initiated by ADMIN</w:t>
+        <w:t>, initiated by ADMIN</w:t>
       </w:r>
     </w:p>
     <w:p>
@@ -6398,27 +6186,7 @@
           <w:u w:val="single"/>
           <w:lang w:val="en-IN"/>
         </w:rPr>
-        <w:t xml:space="preserve">Request Initiated </w:t>
-      </w:r>
-      <w:proofErr w:type="gramStart"/>
-      <w:r>
-        <w:rPr>
-          <w:b/>
-          <w:bCs/>
-          <w:u w:val="single"/>
-          <w:lang w:val="en-IN"/>
-        </w:rPr>
-        <w:t>By</w:t>
-      </w:r>
-      <w:proofErr w:type="gramEnd"/>
-      <w:r>
-        <w:rPr>
-          <w:b/>
-          <w:bCs/>
-          <w:u w:val="single"/>
-          <w:lang w:val="en-IN"/>
-        </w:rPr>
-        <w:t xml:space="preserve"> </w:t>
+        <w:t xml:space="preserve">Request Initiated By </w:t>
       </w:r>
       <w:r>
         <w:rPr>
@@ -6562,34 +6330,14 @@
         </w:rPr>
         <w:t> </w:t>
       </w:r>
-      <w:proofErr w:type="gramStart"/>
-      <w:r>
-        <w:rPr>
-          <w:b/>
-          <w:bCs/>
-          <w:lang w:val="en-IN"/>
-        </w:rPr>
-        <w:t>{ Personal</w:t>
-      </w:r>
-      <w:proofErr w:type="gramEnd"/>
-      <w:r>
-        <w:rPr>
-          <w:b/>
-          <w:bCs/>
-          <w:lang w:val="en-IN"/>
-        </w:rPr>
-        <w:t xml:space="preserve"> Details, Contact Details, KYC Details (PAN, Aadhaar</w:t>
-      </w:r>
-      <w:proofErr w:type="gramStart"/>
-      <w:r>
-        <w:rPr>
-          <w:b/>
-          <w:bCs/>
-          <w:lang w:val="en-IN"/>
-        </w:rPr>
-        <w:t>) }</w:t>
-      </w:r>
-      <w:proofErr w:type="gramEnd"/>
+      <w:r>
+        <w:rPr>
+          <w:b/>
+          <w:bCs/>
+          <w:lang w:val="en-IN"/>
+        </w:rPr>
+        <w:t>{ Personal Details, Contact Details, KYC Details (PAN, Aadhaar) }</w:t>
+      </w:r>
     </w:p>
     <w:p>
       <w:pPr>
@@ -6899,27 +6647,7 @@
           <w:u w:val="single"/>
           <w:lang w:val="en-IN"/>
         </w:rPr>
-        <w:t xml:space="preserve">Request Initiated </w:t>
-      </w:r>
-      <w:proofErr w:type="gramStart"/>
-      <w:r>
-        <w:rPr>
-          <w:b/>
-          <w:bCs/>
-          <w:u w:val="single"/>
-          <w:lang w:val="en-IN"/>
-        </w:rPr>
-        <w:t>By</w:t>
-      </w:r>
-      <w:proofErr w:type="gramEnd"/>
-      <w:r>
-        <w:rPr>
-          <w:b/>
-          <w:bCs/>
-          <w:u w:val="single"/>
-          <w:lang w:val="en-IN"/>
-        </w:rPr>
-        <w:t xml:space="preserve"> Admin:</w:t>
+        <w:t>Request Initiated By Admin:</w:t>
       </w:r>
     </w:p>
     <w:p>
@@ -7045,7 +6773,6 @@
         </w:rPr>
         <w:t> </w:t>
       </w:r>
-      <w:proofErr w:type="gramStart"/>
       <w:r>
         <w:rPr>
           <w:b/>
@@ -7064,25 +6791,14 @@
         <w:t>customerNumber</w:t>
       </w:r>
       <w:proofErr w:type="spellEnd"/>
-      <w:proofErr w:type="gramEnd"/>
-      <w:r>
-        <w:rPr>
-          <w:b/>
-          <w:bCs/>
-          <w:lang w:val="en-IN"/>
-        </w:rPr>
-        <w:t>, status: "ACTIVE</w:t>
-      </w:r>
-      <w:proofErr w:type="gramStart"/>
-      <w:r>
-        <w:rPr>
-          <w:b/>
-          <w:bCs/>
-          <w:lang w:val="en-IN"/>
-        </w:rPr>
-        <w:t>" }</w:t>
-      </w:r>
-      <w:proofErr w:type="gramEnd"/>
+      <w:r>
+        <w:rPr>
+          <w:b/>
+          <w:bCs/>
+          <w:lang w:val="en-IN"/>
+        </w:rPr>
+        <w:t>, status: "ACTIVE" }</w:t>
+      </w:r>
     </w:p>
     <w:p>
       <w:pPr>
@@ -7237,27 +6953,7 @@
           <w:u w:val="single"/>
           <w:lang w:val="en-IN"/>
         </w:rPr>
-        <w:t xml:space="preserve">Request Initiated </w:t>
-      </w:r>
-      <w:proofErr w:type="gramStart"/>
-      <w:r>
-        <w:rPr>
-          <w:b/>
-          <w:bCs/>
-          <w:u w:val="single"/>
-          <w:lang w:val="en-IN"/>
-        </w:rPr>
-        <w:t>By</w:t>
-      </w:r>
-      <w:proofErr w:type="gramEnd"/>
-      <w:r>
-        <w:rPr>
-          <w:b/>
-          <w:bCs/>
-          <w:u w:val="single"/>
-          <w:lang w:val="en-IN"/>
-        </w:rPr>
-        <w:t xml:space="preserve"> </w:t>
+        <w:t xml:space="preserve">Request Initiated By </w:t>
       </w:r>
       <w:r>
         <w:rPr>
@@ -7420,7 +7116,6 @@
         </w:rPr>
         <w:t> </w:t>
       </w:r>
-      <w:proofErr w:type="gramStart"/>
       <w:r>
         <w:rPr>
           <w:b/>
@@ -7439,7 +7134,6 @@
         <w:t>FromAccount</w:t>
       </w:r>
       <w:proofErr w:type="spellEnd"/>
-      <w:proofErr w:type="gramEnd"/>
       <w:r>
         <w:rPr>
           <w:b/>
@@ -7464,18 +7158,8 @@
           <w:bCs/>
           <w:lang w:val="en-IN"/>
         </w:rPr>
-        <w:t xml:space="preserve">, </w:t>
-      </w:r>
-      <w:proofErr w:type="gramStart"/>
-      <w:r>
-        <w:rPr>
-          <w:b/>
-          <w:bCs/>
-          <w:lang w:val="en-IN"/>
-        </w:rPr>
-        <w:t>Amount }</w:t>
-      </w:r>
-      <w:proofErr w:type="gramEnd"/>
+        <w:t>, Amount }</w:t>
+      </w:r>
     </w:p>
     <w:p>
       <w:pPr>
@@ -7634,7 +7318,6 @@
         </w:rPr>
         <w:t> </w:t>
       </w:r>
-      <w:proofErr w:type="gramStart"/>
       <w:r>
         <w:rPr>
           <w:b/>
@@ -7659,7 +7342,6 @@
         <w:t>api</w:t>
       </w:r>
       <w:proofErr w:type="spellEnd"/>
-      <w:proofErr w:type="gramEnd"/>
       <w:r>
         <w:rPr>
           <w:b/>
@@ -7725,34 +7407,14 @@
         </w:rPr>
         <w:t> </w:t>
       </w:r>
-      <w:proofErr w:type="gramStart"/>
-      <w:r>
-        <w:rPr>
-          <w:b/>
-          <w:bCs/>
-          <w:lang w:val="en-IN"/>
-        </w:rPr>
-        <w:t>{ type,  recipient</w:t>
-      </w:r>
-      <w:proofErr w:type="gramEnd"/>
-      <w:r>
-        <w:rPr>
-          <w:b/>
-          <w:bCs/>
-          <w:lang w:val="en-IN"/>
-        </w:rPr>
-        <w:t xml:space="preserve">, </w:t>
-      </w:r>
-      <w:proofErr w:type="gramStart"/>
-      <w:r>
-        <w:rPr>
-          <w:b/>
-          <w:bCs/>
-          <w:lang w:val="en-IN"/>
-        </w:rPr>
-        <w:t>subject }</w:t>
-      </w:r>
-      <w:proofErr w:type="gramEnd"/>
+      <w:r>
+        <w:rPr>
+          <w:b/>
+          <w:bCs/>
+          <w:lang w:val="en-IN"/>
+        </w:rPr>
+        <w:t>{ type,  recipient, subject }</w:t>
+      </w:r>
     </w:p>
     <w:p>
       <w:pPr>
@@ -8410,61 +8072,19 @@
         <w:rPr>
           <w:lang w:val="en-IN"/>
         </w:rPr>
-        <w:t xml:space="preserve"> for token </w:t>
-      </w:r>
-      <w:proofErr w:type="gramStart"/>
-      <w:r>
-        <w:rPr>
-          <w:lang w:val="en-IN"/>
-        </w:rPr>
-        <w:t>generation</w:t>
-      </w:r>
-      <w:r>
-        <w:rPr>
-          <w:lang w:val="en-IN"/>
-        </w:rPr>
-        <w:t xml:space="preserve"> ,</w:t>
-      </w:r>
-      <w:proofErr w:type="gramEnd"/>
-      <w:r>
-        <w:rPr>
-          <w:lang w:val="en-IN"/>
-        </w:rPr>
-        <w:t xml:space="preserve"> </w:t>
-      </w:r>
-      <w:r>
-        <w:rPr>
-          <w:lang w:val="en-IN"/>
-        </w:rPr>
-        <w:t xml:space="preserve">Also Admin can verify and approve the users </w:t>
-      </w:r>
-      <w:proofErr w:type="gramStart"/>
-      <w:r>
-        <w:rPr>
-          <w:lang w:val="en-IN"/>
-        </w:rPr>
-        <w:t>for  registration</w:t>
-      </w:r>
-      <w:proofErr w:type="gramEnd"/>
-      <w:r>
-        <w:rPr>
-          <w:lang w:val="en-IN"/>
-        </w:rPr>
-        <w:t xml:space="preserve"> </w:t>
-      </w:r>
-      <w:proofErr w:type="gramStart"/>
-      <w:r>
-        <w:rPr>
-          <w:lang w:val="en-IN"/>
-        </w:rPr>
-        <w:t>process ,so</w:t>
-      </w:r>
-      <w:proofErr w:type="gramEnd"/>
-      <w:r>
-        <w:rPr>
-          <w:lang w:val="en-IN"/>
-        </w:rPr>
-        <w:t xml:space="preserve"> that accounts are enabled for users and post that user can initiate the Payments.</w:t>
+        <w:t xml:space="preserve"> for token generation</w:t>
+      </w:r>
+      <w:r>
+        <w:rPr>
+          <w:lang w:val="en-IN"/>
+        </w:rPr>
+        <w:t xml:space="preserve"> , </w:t>
+      </w:r>
+      <w:r>
+        <w:rPr>
+          <w:lang w:val="en-IN"/>
+        </w:rPr>
+        <w:t>Also Admin can verify and approve the users for  registration process ,so that accounts are enabled for users and post that user can initiate the Payments.</w:t>
       </w:r>
     </w:p>
     <w:p>
@@ -8487,7 +8107,6 @@
         <w:t xml:space="preserve">Here the Assumptions are a client </w:t>
       </w:r>
       <w:proofErr w:type="spellStart"/>
-      <w:proofErr w:type="gramStart"/>
       <w:r>
         <w:rPr>
           <w:lang w:val="en-IN"/>
@@ -8499,14 +8118,7 @@
         <w:rPr>
           <w:lang w:val="en-IN"/>
         </w:rPr>
-        <w:t xml:space="preserve"> ,</w:t>
-      </w:r>
-      <w:proofErr w:type="gramEnd"/>
-      <w:r>
-        <w:rPr>
-          <w:lang w:val="en-IN"/>
-        </w:rPr>
-        <w:t xml:space="preserve"> Web Application UI will be interacting with microservice’s which we build and </w:t>
+        <w:t xml:space="preserve"> , Web Application UI will be interacting with microservice’s which we build and </w:t>
       </w:r>
       <w:r>
         <w:rPr>
@@ -8531,21 +8143,7 @@
         <w:rPr>
           <w:lang w:val="en-IN"/>
         </w:rPr>
-        <w:t xml:space="preserve">the customer records and maintains in it and also process payment records which is initiated from payment microservice, and </w:t>
-      </w:r>
-      <w:proofErr w:type="gramStart"/>
-      <w:r>
-        <w:rPr>
-          <w:lang w:val="en-IN"/>
-        </w:rPr>
-        <w:t>also</w:t>
-      </w:r>
-      <w:proofErr w:type="gramEnd"/>
-      <w:r>
-        <w:rPr>
-          <w:lang w:val="en-IN"/>
-        </w:rPr>
-        <w:t xml:space="preserve"> we have external message publishing system which pulls</w:t>
+        <w:t>the customer records and maintains in it and also process payment records which is initiated from payment microservice, and also we have external message publishing system which pulls</w:t>
       </w:r>
     </w:p>
     <w:p>
@@ -8620,13 +8218,8 @@
       <w:bookmarkStart w:id="6" w:name="_Toc229464191"/>
       <w:r>
         <w:lastRenderedPageBreak/>
-        <w:t xml:space="preserve">Use </w:t>
-      </w:r>
-      <w:proofErr w:type="gramStart"/>
-      <w:r>
-        <w:t>case  Diagram</w:t>
-      </w:r>
-      <w:proofErr w:type="gramEnd"/>
+        <w:t>Use case  Diagram</w:t>
+      </w:r>
       <w:r>
         <w:t>:</w:t>
       </w:r>
@@ -11217,25 +10810,7 @@
           <w:bCs/>
           <w:u w:val="single"/>
         </w:rPr>
-        <w:t xml:space="preserve">Sprint 2 (2 </w:t>
-      </w:r>
-      <w:proofErr w:type="gramStart"/>
-      <w:r>
-        <w:rPr>
-          <w:b/>
-          <w:bCs/>
-          <w:u w:val="single"/>
-        </w:rPr>
-        <w:t>weeks )</w:t>
-      </w:r>
-      <w:proofErr w:type="gramEnd"/>
-      <w:r>
-        <w:rPr>
-          <w:b/>
-          <w:bCs/>
-          <w:u w:val="single"/>
-        </w:rPr>
-        <w:t>:  KYC Registration and Approval with Authentication and notification</w:t>
+        <w:t>Sprint 2 (2 weeks ):  KYC Registration and Approval with Authentication and notification</w:t>
       </w:r>
       <w:bookmarkEnd w:id="30"/>
       <w:bookmarkEnd w:id="31"/>
@@ -11252,23 +10827,7 @@
     </w:p>
     <w:p>
       <w:r>
-        <w:t xml:space="preserve">Sprint </w:t>
-      </w:r>
-      <w:proofErr w:type="gramStart"/>
-      <w:r>
-        <w:t>Goal :</w:t>
-      </w:r>
-      <w:proofErr w:type="gramEnd"/>
-      <w:r>
-        <w:t xml:space="preserve"> KYC-based account creation and </w:t>
-      </w:r>
-      <w:proofErr w:type="gramStart"/>
-      <w:r>
-        <w:t>Approval  ,</w:t>
-      </w:r>
-      <w:proofErr w:type="gramEnd"/>
-      <w:r>
-        <w:t>integration with Notification service</w:t>
+        <w:t>Sprint Goal : KYC-based account creation and Approval  ,integration with Notification service</w:t>
       </w:r>
     </w:p>
     <w:p/>
@@ -11303,13 +10862,8 @@
       </w:r>
     </w:p>
     <w:p>
-      <w:proofErr w:type="gramStart"/>
-      <w:r>
-        <w:t>and  checking</w:t>
-      </w:r>
-      <w:proofErr w:type="gramEnd"/>
-      <w:r>
-        <w:t xml:space="preserve"> registration status</w:t>
+      <w:r>
+        <w:t>and  checking registration status</w:t>
       </w:r>
     </w:p>
     <w:p>
@@ -11650,23 +11204,7 @@
         <w:t>Sprint Review:</w:t>
       </w:r>
       <w:r>
-        <w:t xml:space="preserve"> Demo KYC </w:t>
-      </w:r>
-      <w:proofErr w:type="gramStart"/>
-      <w:r>
-        <w:t>Registration ,</w:t>
-      </w:r>
-      <w:proofErr w:type="gramEnd"/>
-      <w:r>
-        <w:t xml:space="preserve"> account </w:t>
-      </w:r>
-      <w:proofErr w:type="gramStart"/>
-      <w:r>
-        <w:t>creation  and</w:t>
-      </w:r>
-      <w:proofErr w:type="gramEnd"/>
-      <w:r>
-        <w:t xml:space="preserve"> check Registration Status</w:t>
+        <w:t xml:space="preserve"> Demo KYC Registration , account creation  and check Registration Status</w:t>
       </w:r>
     </w:p>
     <w:p/>
@@ -11986,27 +11524,7 @@
           <w:color w:val="000000" w:themeColor="text1"/>
           <w:u w:val="single"/>
         </w:rPr>
-        <w:t xml:space="preserve">Sprint </w:t>
-      </w:r>
-      <w:proofErr w:type="gramStart"/>
-      <w:r>
-        <w:rPr>
-          <w:b/>
-          <w:bCs/>
-          <w:color w:val="000000" w:themeColor="text1"/>
-          <w:u w:val="single"/>
-        </w:rPr>
-        <w:t>3 :</w:t>
-      </w:r>
-      <w:proofErr w:type="gramEnd"/>
-      <w:r>
-        <w:rPr>
-          <w:b/>
-          <w:bCs/>
-          <w:color w:val="000000" w:themeColor="text1"/>
-          <w:u w:val="single"/>
-        </w:rPr>
-        <w:t xml:space="preserve"> Payment Service with end-to-end flow.</w:t>
+        <w:t>Sprint 3 : Payment Service with end-to-end flow.</w:t>
       </w:r>
       <w:bookmarkEnd w:id="32"/>
       <w:bookmarkEnd w:id="33"/>
@@ -12017,9 +11535,51 @@
           <w:b/>
           <w:bCs/>
         </w:rPr>
-        <w:t xml:space="preserve">Sprint </w:t>
-      </w:r>
-      <w:proofErr w:type="gramStart"/>
+        <w:t>Sprint Goal</w:t>
+      </w:r>
+      <w:r>
+        <w:t xml:space="preserve"> : </w:t>
+      </w:r>
+    </w:p>
+    <w:p>
+      <w:r>
+        <w:t xml:space="preserve">Payment </w:t>
+      </w:r>
+      <w:r>
+        <w:t>Initiation,</w:t>
+      </w:r>
+      <w:r>
+        <w:t xml:space="preserve"> integration with user Account service and notification service and</w:t>
+      </w:r>
+    </w:p>
+    <w:p>
+      <w:r>
+        <w:t xml:space="preserve">End to end Product </w:t>
+      </w:r>
+      <w:r>
+        <w:t>Testing, review</w:t>
+      </w:r>
+      <w:r>
+        <w:t xml:space="preserve"> and Demo.</w:t>
+      </w:r>
+    </w:p>
+    <w:p/>
+    <w:p>
+      <w:pPr>
+        <w:rPr>
+          <w:b/>
+          <w:bCs/>
+        </w:rPr>
+      </w:pPr>
+      <w:r>
+        <w:rPr>
+          <w:b/>
+          <w:bCs/>
+        </w:rPr>
+        <w:t>Week 1:</w:t>
+      </w:r>
+    </w:p>
+    <w:p>
       <w:r>
         <w:rPr>
           <w:b/>
@@ -12028,74 +11588,7 @@
         <w:t>Goal</w:t>
       </w:r>
       <w:r>
-        <w:t xml:space="preserve"> :</w:t>
-      </w:r>
-      <w:proofErr w:type="gramEnd"/>
-      <w:r>
-        <w:t xml:space="preserve"> </w:t>
-      </w:r>
-    </w:p>
-    <w:p>
-      <w:r>
-        <w:t xml:space="preserve">Payment </w:t>
-      </w:r>
-      <w:r>
-        <w:t>Initiation,</w:t>
-      </w:r>
-      <w:r>
-        <w:t xml:space="preserve"> integration with user Account service and notification service and</w:t>
-      </w:r>
-    </w:p>
-    <w:p>
-      <w:r>
-        <w:t xml:space="preserve">End to end Product </w:t>
-      </w:r>
-      <w:r>
-        <w:t>Testing, review</w:t>
-      </w:r>
-      <w:r>
-        <w:t xml:space="preserve"> and Demo.</w:t>
-      </w:r>
-    </w:p>
-    <w:p/>
-    <w:p>
-      <w:pPr>
-        <w:rPr>
-          <w:b/>
-          <w:bCs/>
-        </w:rPr>
-      </w:pPr>
-      <w:r>
-        <w:rPr>
-          <w:b/>
-          <w:bCs/>
-        </w:rPr>
-        <w:t>Week 1:</w:t>
-      </w:r>
-    </w:p>
-    <w:p>
-      <w:proofErr w:type="gramStart"/>
-      <w:r>
-        <w:rPr>
-          <w:b/>
-          <w:bCs/>
-        </w:rPr>
-        <w:t>Goal</w:t>
-      </w:r>
-      <w:r>
-        <w:t xml:space="preserve"> :</w:t>
-      </w:r>
-      <w:proofErr w:type="gramEnd"/>
-      <w:r>
-        <w:t xml:space="preserve"> Payment </w:t>
-      </w:r>
-      <w:proofErr w:type="gramStart"/>
-      <w:r>
-        <w:t>Initiation ,</w:t>
-      </w:r>
-      <w:proofErr w:type="gramEnd"/>
-      <w:r>
-        <w:t xml:space="preserve"> integration with user Account service and notification service </w:t>
+        <w:t xml:space="preserve"> : Payment Initiation , integration with user Account service and notification service </w:t>
       </w:r>
     </w:p>
     <w:p/>
@@ -12503,7 +11996,6 @@
       </w:r>
     </w:p>
     <w:p>
-      <w:proofErr w:type="gramStart"/>
       <w:r>
         <w:rPr>
           <w:b/>
@@ -12512,11 +12004,7 @@
         <w:t>Goal</w:t>
       </w:r>
       <w:r>
-        <w:t xml:space="preserve"> :</w:t>
-      </w:r>
-      <w:proofErr w:type="gramEnd"/>
-      <w:r>
-        <w:t xml:space="preserve"> Adding Swagger </w:t>
+        <w:t xml:space="preserve"> : Adding Swagger </w:t>
       </w:r>
       <w:r>
         <w:t>for Payments</w:t>
@@ -13317,15 +12805,7 @@
     </w:p>
     <w:p>
       <w:r>
-        <w:t xml:space="preserve">     This Notification Micro service is used to accept the notification of type SMS and EMAIL for    payment, user creation and user </w:t>
-      </w:r>
-      <w:proofErr w:type="gramStart"/>
-      <w:r>
-        <w:t>Approval  and</w:t>
-      </w:r>
-      <w:proofErr w:type="gramEnd"/>
-      <w:r>
-        <w:t xml:space="preserve"> store it in notification DB.</w:t>
+        <w:t xml:space="preserve">     This Notification Micro service is used to accept the notification of type SMS and EMAIL for    payment, user creation and user Approval  and store it in notification DB.</w:t>
       </w:r>
     </w:p>
     <w:p/>
@@ -13529,15 +13009,7 @@
       </w:r>
       <w:proofErr w:type="spellEnd"/>
       <w:r>
-        <w:t xml:space="preserve"> </w:t>
-      </w:r>
-      <w:proofErr w:type="gramStart"/>
-      <w:r>
-        <w:t>varchar(</w:t>
-      </w:r>
-      <w:proofErr w:type="gramEnd"/>
-      <w:r>
-        <w:t>100) not null,</w:t>
+        <w:t xml:space="preserve"> varchar(100) not null,</w:t>
       </w:r>
     </w:p>
     <w:p>
@@ -13550,15 +13022,7 @@
       </w:r>
       <w:proofErr w:type="spellEnd"/>
       <w:r>
-        <w:t xml:space="preserve"> </w:t>
-      </w:r>
-      <w:proofErr w:type="gramStart"/>
-      <w:r>
-        <w:t>timestamp(</w:t>
-      </w:r>
-      <w:proofErr w:type="gramEnd"/>
-      <w:r>
-        <w:t>6) not null,</w:t>
+        <w:t xml:space="preserve"> timestamp(6) not null,</w:t>
       </w:r>
     </w:p>
     <w:p>
@@ -13593,15 +13057,77 @@
       </w:r>
       <w:proofErr w:type="spellEnd"/>
       <w:r>
+        <w:t xml:space="preserve"> timestamp(6),</w:t>
+      </w:r>
+    </w:p>
+    <w:p>
+      <w:r>
+        <w:t xml:space="preserve">        </w:t>
+      </w:r>
+      <w:proofErr w:type="spellStart"/>
+      <w:r>
+        <w:t>modified_by</w:t>
+      </w:r>
+      <w:proofErr w:type="spellEnd"/>
+      <w:r>
+        <w:t xml:space="preserve"> varchar(100),</w:t>
+      </w:r>
+    </w:p>
+    <w:p>
+      <w:r>
+        <w:t xml:space="preserve">        </w:t>
+      </w:r>
+      <w:proofErr w:type="spellStart"/>
+      <w:r>
+        <w:t>updation_time</w:t>
+      </w:r>
+      <w:proofErr w:type="spellEnd"/>
+      <w:r>
+        <w:t xml:space="preserve"> timestamp(6),</w:t>
+      </w:r>
+    </w:p>
+    <w:p>
+      <w:r>
+        <w:t xml:space="preserve">        message TEXT not null,</w:t>
+      </w:r>
+    </w:p>
+    <w:p>
+      <w:r>
+        <w:t xml:space="preserve">        </w:t>
+      </w:r>
+      <w:proofErr w:type="spellStart"/>
+      <w:r>
+        <w:t>notification_id</w:t>
+      </w:r>
+      <w:proofErr w:type="spellEnd"/>
+      <w:r>
         <w:t xml:space="preserve"> </w:t>
       </w:r>
-      <w:proofErr w:type="gramStart"/>
-      <w:r>
-        <w:t>timestamp(</w:t>
-      </w:r>
-      <w:proofErr w:type="gramEnd"/>
-      <w:r>
-        <w:t>6),</w:t>
+      <w:proofErr w:type="spellStart"/>
+      <w:r>
+        <w:t>bigint</w:t>
+      </w:r>
+      <w:proofErr w:type="spellEnd"/>
+      <w:r>
+        <w:t>,</w:t>
+      </w:r>
+    </w:p>
+    <w:p>
+      <w:r>
+        <w:t xml:space="preserve">        recipient varchar(255) not null,</w:t>
+      </w:r>
+    </w:p>
+    <w:p>
+      <w:r>
+        <w:t xml:space="preserve">        sent </w:t>
+      </w:r>
+      <w:proofErr w:type="spellStart"/>
+      <w:r>
+        <w:t>boolean</w:t>
+      </w:r>
+      <w:proofErr w:type="spellEnd"/>
+      <w:r>
+        <w:t xml:space="preserve"> not null,</w:t>
       </w:r>
     </w:p>
     <w:p>
@@ -13610,139 +13136,21 @@
       </w:r>
       <w:proofErr w:type="spellStart"/>
       <w:r>
-        <w:t>modified_by</w:t>
+        <w:t>sent_time</w:t>
       </w:r>
       <w:proofErr w:type="spellEnd"/>
       <w:r>
-        <w:t xml:space="preserve"> </w:t>
-      </w:r>
-      <w:proofErr w:type="gramStart"/>
-      <w:r>
-        <w:t>varchar(</w:t>
-      </w:r>
-      <w:proofErr w:type="gramEnd"/>
-      <w:r>
-        <w:t>100),</w:t>
-      </w:r>
-    </w:p>
-    <w:p>
-      <w:r>
-        <w:t xml:space="preserve">        </w:t>
-      </w:r>
-      <w:proofErr w:type="spellStart"/>
-      <w:r>
-        <w:t>updation_time</w:t>
-      </w:r>
-      <w:proofErr w:type="spellEnd"/>
-      <w:r>
-        <w:t xml:space="preserve"> </w:t>
-      </w:r>
-      <w:proofErr w:type="gramStart"/>
-      <w:r>
-        <w:t>timestamp(</w:t>
-      </w:r>
-      <w:proofErr w:type="gramEnd"/>
-      <w:r>
-        <w:t>6),</w:t>
-      </w:r>
-    </w:p>
-    <w:p>
-      <w:r>
-        <w:t xml:space="preserve">        message TEXT not null,</w:t>
-      </w:r>
-    </w:p>
-    <w:p>
-      <w:r>
-        <w:t xml:space="preserve">        </w:t>
-      </w:r>
-      <w:proofErr w:type="spellStart"/>
-      <w:r>
-        <w:t>notification_id</w:t>
-      </w:r>
-      <w:proofErr w:type="spellEnd"/>
-      <w:r>
-        <w:t xml:space="preserve"> </w:t>
-      </w:r>
-      <w:proofErr w:type="spellStart"/>
-      <w:r>
-        <w:t>bigint</w:t>
-      </w:r>
-      <w:proofErr w:type="spellEnd"/>
-      <w:r>
-        <w:t>,</w:t>
-      </w:r>
-    </w:p>
-    <w:p>
-      <w:r>
-        <w:t xml:space="preserve">        recipient </w:t>
-      </w:r>
-      <w:proofErr w:type="gramStart"/>
-      <w:r>
-        <w:t>varchar(</w:t>
-      </w:r>
-      <w:proofErr w:type="gramEnd"/>
-      <w:r>
-        <w:t>255) not null,</w:t>
-      </w:r>
-    </w:p>
-    <w:p>
-      <w:r>
-        <w:t xml:space="preserve">        sent </w:t>
-      </w:r>
-      <w:proofErr w:type="spellStart"/>
-      <w:r>
-        <w:t>boolean</w:t>
-      </w:r>
-      <w:proofErr w:type="spellEnd"/>
-      <w:r>
-        <w:t xml:space="preserve"> not null,</w:t>
-      </w:r>
-    </w:p>
-    <w:p>
-      <w:r>
-        <w:t xml:space="preserve">        </w:t>
-      </w:r>
-      <w:proofErr w:type="spellStart"/>
-      <w:r>
-        <w:t>sent_time</w:t>
-      </w:r>
-      <w:proofErr w:type="spellEnd"/>
-      <w:r>
-        <w:t xml:space="preserve"> </w:t>
-      </w:r>
-      <w:proofErr w:type="gramStart"/>
-      <w:r>
-        <w:t>timestamp(</w:t>
-      </w:r>
-      <w:proofErr w:type="gramEnd"/>
-      <w:r>
-        <w:t>6),</w:t>
-      </w:r>
-    </w:p>
-    <w:p>
-      <w:r>
-        <w:t xml:space="preserve">        subject </w:t>
-      </w:r>
-      <w:proofErr w:type="gramStart"/>
-      <w:r>
-        <w:t>varchar(</w:t>
-      </w:r>
-      <w:proofErr w:type="gramEnd"/>
-      <w:r>
-        <w:t>500),</w:t>
-      </w:r>
-    </w:p>
-    <w:p>
-      <w:r>
-        <w:t xml:space="preserve">        type </w:t>
-      </w:r>
-      <w:proofErr w:type="gramStart"/>
-      <w:r>
-        <w:t>varchar(</w:t>
-      </w:r>
-      <w:proofErr w:type="gramEnd"/>
-      <w:r>
-        <w:t>10) not null check (type in ('EMAIL','SMS')),</w:t>
+        <w:t xml:space="preserve"> timestamp(6),</w:t>
+      </w:r>
+    </w:p>
+    <w:p>
+      <w:r>
+        <w:t xml:space="preserve">        subject varchar(500),</w:t>
+      </w:r>
+    </w:p>
+    <w:p>
+      <w:r>
+        <w:t xml:space="preserve">        type varchar(10) not null check (type in ('EMAIL','SMS')),</w:t>
       </w:r>
     </w:p>
     <w:p>
@@ -14099,11 +13507,9 @@
       <w:r>
         <w:t xml:space="preserve">Register for user credentials and </w:t>
       </w:r>
-      <w:proofErr w:type="gramStart"/>
       <w:r>
         <w:t>Later</w:t>
       </w:r>
-      <w:proofErr w:type="gramEnd"/>
       <w:r>
         <w:t xml:space="preserve"> that same credentials will be used by   </w:t>
       </w:r>
@@ -14122,27 +13528,14 @@
     <w:p/>
     <w:p>
       <w:r>
-        <w:t xml:space="preserve">End user inputs all personal details and register for Account creation which will be in pending </w:t>
-      </w:r>
-      <w:proofErr w:type="gramStart"/>
-      <w:r>
-        <w:t xml:space="preserve">status </w:t>
+        <w:t xml:space="preserve">End user inputs all personal details and register for Account creation which will be in pending status </w:t>
       </w:r>
       <w:r>
         <w:t xml:space="preserve"> </w:t>
       </w:r>
       <w:r>
-        <w:t>,</w:t>
-      </w:r>
-      <w:proofErr w:type="gramEnd"/>
-      <w:r>
-        <w:t xml:space="preserve"> once registration is completed user will get a </w:t>
-      </w:r>
-      <w:proofErr w:type="gramStart"/>
-      <w:r>
-        <w:t>notification .</w:t>
-      </w:r>
-      <w:proofErr w:type="gramEnd"/>
+        <w:t>, once registration is completed user will get a notification .</w:t>
+      </w:r>
     </w:p>
     <w:p>
       <w:r>
@@ -14499,15 +13892,41 @@
       </w:r>
       <w:proofErr w:type="spellEnd"/>
       <w:r>
+        <w:t xml:space="preserve"> timestamp(6) not null,</w:t>
+      </w:r>
+    </w:p>
+    <w:p>
+      <w:r>
+        <w:t xml:space="preserve">        </w:t>
+      </w:r>
+      <w:proofErr w:type="spellStart"/>
+      <w:r>
+        <w:t>created_by</w:t>
+      </w:r>
+      <w:proofErr w:type="spellEnd"/>
+      <w:r>
+        <w:t xml:space="preserve"> varchar(255),</w:t>
+      </w:r>
+    </w:p>
+    <w:p>
+      <w:r>
+        <w:t xml:space="preserve">        </w:t>
+      </w:r>
+      <w:proofErr w:type="spellStart"/>
+      <w:r>
+        <w:t>del_flg</w:t>
+      </w:r>
+      <w:proofErr w:type="spellEnd"/>
+      <w:r>
         <w:t xml:space="preserve"> </w:t>
       </w:r>
-      <w:proofErr w:type="gramStart"/>
-      <w:r>
-        <w:t>timestamp(</w:t>
-      </w:r>
-      <w:proofErr w:type="gramEnd"/>
-      <w:r>
-        <w:t>6) not null,</w:t>
+      <w:proofErr w:type="spellStart"/>
+      <w:r>
+        <w:t>boolean</w:t>
+      </w:r>
+      <w:proofErr w:type="spellEnd"/>
+      <w:r>
+        <w:t>,</w:t>
       </w:r>
     </w:p>
     <w:p>
@@ -14516,19 +13935,11 @@
       </w:r>
       <w:proofErr w:type="spellStart"/>
       <w:r>
-        <w:t>created_by</w:t>
+        <w:t>updated_at</w:t>
       </w:r>
       <w:proofErr w:type="spellEnd"/>
       <w:r>
-        <w:t xml:space="preserve"> </w:t>
-      </w:r>
-      <w:proofErr w:type="gramStart"/>
-      <w:r>
-        <w:t>varchar(</w:t>
-      </w:r>
-      <w:proofErr w:type="gramEnd"/>
-      <w:r>
-        <w:t>255),</w:t>
+        <w:t xml:space="preserve"> timestamp(6),</w:t>
       </w:r>
     </w:p>
     <w:p>
@@ -14537,19 +13948,29 @@
       </w:r>
       <w:proofErr w:type="spellStart"/>
       <w:r>
-        <w:t>del_flg</w:t>
+        <w:t>updated_by</w:t>
       </w:r>
       <w:proofErr w:type="spellEnd"/>
       <w:r>
-        <w:t xml:space="preserve"> </w:t>
+        <w:t xml:space="preserve"> varchar(255),</w:t>
+      </w:r>
+    </w:p>
+    <w:p>
+      <w:r>
+        <w:t xml:space="preserve">        </w:t>
       </w:r>
       <w:proofErr w:type="spellStart"/>
       <w:r>
-        <w:t>boolean</w:t>
+        <w:t>account_type</w:t>
       </w:r>
       <w:proofErr w:type="spellEnd"/>
       <w:r>
-        <w:t>,</w:t>
+        <w:t xml:space="preserve"> varchar(255) not null,</w:t>
+      </w:r>
+    </w:p>
+    <w:p>
+      <w:r>
+        <w:t xml:space="preserve">        balance numeric(38,2) not null,</w:t>
       </w:r>
     </w:p>
     <w:p>
@@ -14558,19 +13979,17 @@
       </w:r>
       <w:proofErr w:type="spellStart"/>
       <w:r>
-        <w:t>updated_at</w:t>
+        <w:t>branch_code</w:t>
       </w:r>
       <w:proofErr w:type="spellEnd"/>
       <w:r>
-        <w:t xml:space="preserve"> </w:t>
-      </w:r>
-      <w:proofErr w:type="gramStart"/>
-      <w:r>
-        <w:t>timestamp(</w:t>
-      </w:r>
-      <w:proofErr w:type="gramEnd"/>
-      <w:r>
-        <w:t>6),</w:t>
+        <w:t xml:space="preserve"> varchar(10),</w:t>
+      </w:r>
+    </w:p>
+    <w:p>
+      <w:r>
+        <w:lastRenderedPageBreak/>
+        <w:t xml:space="preserve">        currency varchar(3),</w:t>
       </w:r>
     </w:p>
     <w:p>
@@ -14579,19 +13998,11 @@
       </w:r>
       <w:proofErr w:type="spellStart"/>
       <w:r>
-        <w:t>updated_by</w:t>
+        <w:t>ifsc_code</w:t>
       </w:r>
       <w:proofErr w:type="spellEnd"/>
       <w:r>
-        <w:t xml:space="preserve"> </w:t>
-      </w:r>
-      <w:proofErr w:type="gramStart"/>
-      <w:r>
-        <w:t>varchar(</w:t>
-      </w:r>
-      <w:proofErr w:type="gramEnd"/>
-      <w:r>
-        <w:t>255),</w:t>
+        <w:t xml:space="preserve"> varchar(11),</w:t>
       </w:r>
     </w:p>
     <w:p>
@@ -14600,114 +14011,16 @@
       </w:r>
       <w:proofErr w:type="spellStart"/>
       <w:r>
-        <w:t>account_type</w:t>
+        <w:t>opening_date</w:t>
       </w:r>
       <w:proofErr w:type="spellEnd"/>
       <w:r>
-        <w:t xml:space="preserve"> </w:t>
-      </w:r>
-      <w:proofErr w:type="gramStart"/>
-      <w:r>
-        <w:t>varchar(</w:t>
-      </w:r>
-      <w:proofErr w:type="gramEnd"/>
-      <w:r>
-        <w:t>255) not null,</w:t>
-      </w:r>
-    </w:p>
-    <w:p>
-      <w:r>
-        <w:t xml:space="preserve">        balance </w:t>
-      </w:r>
-      <w:proofErr w:type="gramStart"/>
-      <w:r>
-        <w:t>numeric(</w:t>
-      </w:r>
-      <w:proofErr w:type="gramEnd"/>
-      <w:r>
-        <w:t>38,2) not null,</w:t>
-      </w:r>
-    </w:p>
-    <w:p>
-      <w:r>
-        <w:t xml:space="preserve">        </w:t>
-      </w:r>
-      <w:proofErr w:type="spellStart"/>
-      <w:r>
-        <w:t>branch_code</w:t>
-      </w:r>
-      <w:proofErr w:type="spellEnd"/>
-      <w:r>
-        <w:t xml:space="preserve"> </w:t>
-      </w:r>
-      <w:proofErr w:type="gramStart"/>
-      <w:r>
-        <w:t>varchar(</w:t>
-      </w:r>
-      <w:proofErr w:type="gramEnd"/>
-      <w:r>
-        <w:t>10),</w:t>
-      </w:r>
-    </w:p>
-    <w:p>
-      <w:r>
-        <w:lastRenderedPageBreak/>
-        <w:t xml:space="preserve">        currency </w:t>
-      </w:r>
-      <w:proofErr w:type="gramStart"/>
-      <w:r>
-        <w:t>varchar(</w:t>
-      </w:r>
-      <w:proofErr w:type="gramEnd"/>
-      <w:r>
-        <w:t>3),</w:t>
-      </w:r>
-    </w:p>
-    <w:p>
-      <w:r>
-        <w:t xml:space="preserve">        </w:t>
-      </w:r>
-      <w:proofErr w:type="spellStart"/>
-      <w:r>
-        <w:t>ifsc_code</w:t>
-      </w:r>
-      <w:proofErr w:type="spellEnd"/>
-      <w:r>
-        <w:t xml:space="preserve"> </w:t>
-      </w:r>
-      <w:proofErr w:type="gramStart"/>
-      <w:r>
-        <w:t>varchar(</w:t>
-      </w:r>
-      <w:proofErr w:type="gramEnd"/>
-      <w:r>
-        <w:t>11),</w:t>
-      </w:r>
-    </w:p>
-    <w:p>
-      <w:r>
-        <w:t xml:space="preserve">        </w:t>
-      </w:r>
-      <w:proofErr w:type="spellStart"/>
-      <w:r>
-        <w:t>opening_date</w:t>
-      </w:r>
-      <w:proofErr w:type="spellEnd"/>
-      <w:r>
         <w:t xml:space="preserve"> date,</w:t>
       </w:r>
     </w:p>
     <w:p>
       <w:r>
-        <w:t xml:space="preserve">        status </w:t>
-      </w:r>
-      <w:proofErr w:type="gramStart"/>
-      <w:r>
-        <w:t>varchar(</w:t>
-      </w:r>
-      <w:proofErr w:type="gramEnd"/>
-      <w:r>
-        <w:t>255),</w:t>
+        <w:t xml:space="preserve">        status varchar(255),</w:t>
       </w:r>
     </w:p>
     <w:p>
@@ -14983,15 +14296,41 @@
       </w:r>
       <w:proofErr w:type="spellEnd"/>
       <w:r>
+        <w:t xml:space="preserve"> timestamp(6) not null,</w:t>
+      </w:r>
+    </w:p>
+    <w:p>
+      <w:r>
+        <w:t xml:space="preserve">        </w:t>
+      </w:r>
+      <w:proofErr w:type="spellStart"/>
+      <w:r>
+        <w:t>created_by</w:t>
+      </w:r>
+      <w:proofErr w:type="spellEnd"/>
+      <w:r>
+        <w:t xml:space="preserve"> varchar(255),</w:t>
+      </w:r>
+    </w:p>
+    <w:p>
+      <w:r>
+        <w:t xml:space="preserve">        </w:t>
+      </w:r>
+      <w:proofErr w:type="spellStart"/>
+      <w:r>
+        <w:t>del_flg</w:t>
+      </w:r>
+      <w:proofErr w:type="spellEnd"/>
+      <w:r>
         <w:t xml:space="preserve"> </w:t>
       </w:r>
-      <w:proofErr w:type="gramStart"/>
-      <w:r>
-        <w:t>timestamp(</w:t>
-      </w:r>
-      <w:proofErr w:type="gramEnd"/>
-      <w:r>
-        <w:t>6) not null,</w:t>
+      <w:proofErr w:type="spellStart"/>
+      <w:r>
+        <w:t>boolean</w:t>
+      </w:r>
+      <w:proofErr w:type="spellEnd"/>
+      <w:r>
+        <w:t>,</w:t>
       </w:r>
     </w:p>
     <w:p>
@@ -15000,19 +14339,91 @@
       </w:r>
       <w:proofErr w:type="spellStart"/>
       <w:r>
-        <w:t>created_by</w:t>
+        <w:t>updated_at</w:t>
       </w:r>
       <w:proofErr w:type="spellEnd"/>
       <w:r>
+        <w:t xml:space="preserve"> timestamp(6),</w:t>
+      </w:r>
+    </w:p>
+    <w:p>
+      <w:r>
+        <w:t xml:space="preserve">        </w:t>
+      </w:r>
+      <w:proofErr w:type="spellStart"/>
+      <w:r>
+        <w:t>updated_by</w:t>
+      </w:r>
+      <w:proofErr w:type="spellEnd"/>
+      <w:r>
+        <w:t xml:space="preserve"> varchar(255),</w:t>
+      </w:r>
+    </w:p>
+    <w:p>
+      <w:r>
+        <w:t xml:space="preserve">        address_line1 varchar(255),</w:t>
+      </w:r>
+    </w:p>
+    <w:p>
+      <w:r>
+        <w:t xml:space="preserve">        address_line2 varchar(255),</w:t>
+      </w:r>
+    </w:p>
+    <w:p>
+      <w:r>
+        <w:t xml:space="preserve">        </w:t>
+      </w:r>
+      <w:proofErr w:type="spellStart"/>
+      <w:r>
+        <w:t>address_type</w:t>
+      </w:r>
+      <w:proofErr w:type="spellEnd"/>
+      <w:r>
+        <w:t xml:space="preserve"> varchar(255) check (</w:t>
+      </w:r>
+      <w:proofErr w:type="spellStart"/>
+      <w:r>
+        <w:t>address_type</w:t>
+      </w:r>
+      <w:proofErr w:type="spellEnd"/>
+      <w:r>
+        <w:t xml:space="preserve"> in ('PERMANENT','TEMPORARY','OFFICE')),</w:t>
+      </w:r>
+    </w:p>
+    <w:p>
+      <w:r>
+        <w:t xml:space="preserve">        city varchar(255),</w:t>
+      </w:r>
+    </w:p>
+    <w:p>
+      <w:r>
+        <w:t xml:space="preserve">        country varchar(255),</w:t>
+      </w:r>
+    </w:p>
+    <w:p>
+      <w:r>
+        <w:t xml:space="preserve">        </w:t>
+      </w:r>
+      <w:proofErr w:type="spellStart"/>
+      <w:r>
+        <w:t>is_communication_address</w:t>
+      </w:r>
+      <w:proofErr w:type="spellEnd"/>
+      <w:r>
         <w:t xml:space="preserve"> </w:t>
       </w:r>
-      <w:proofErr w:type="gramStart"/>
-      <w:r>
-        <w:t>varchar(</w:t>
-      </w:r>
-      <w:proofErr w:type="gramEnd"/>
-      <w:r>
-        <w:t>255),</w:t>
+      <w:proofErr w:type="spellStart"/>
+      <w:r>
+        <w:t>boolean</w:t>
+      </w:r>
+      <w:proofErr w:type="spellEnd"/>
+      <w:r>
+        <w:t>,</w:t>
+      </w:r>
+    </w:p>
+    <w:p>
+      <w:r>
+        <w:t xml:space="preserve">        landmark varchar(255),</w:t>
       </w:r>
     </w:p>
     <w:p>
@@ -15021,210 +14432,16 @@
       </w:r>
       <w:proofErr w:type="spellStart"/>
       <w:r>
-        <w:t>del_flg</w:t>
+        <w:t>postal_code</w:t>
       </w:r>
       <w:proofErr w:type="spellEnd"/>
       <w:r>
-        <w:t xml:space="preserve"> </w:t>
-      </w:r>
-      <w:proofErr w:type="spellStart"/>
-      <w:r>
-        <w:t>boolean</w:t>
-      </w:r>
-      <w:proofErr w:type="spellEnd"/>
-      <w:r>
-        <w:t>,</w:t>
-      </w:r>
-    </w:p>
-    <w:p>
-      <w:r>
-        <w:t xml:space="preserve">        </w:t>
-      </w:r>
-      <w:proofErr w:type="spellStart"/>
-      <w:r>
-        <w:t>updated_at</w:t>
-      </w:r>
-      <w:proofErr w:type="spellEnd"/>
-      <w:r>
-        <w:t xml:space="preserve"> </w:t>
-      </w:r>
-      <w:proofErr w:type="gramStart"/>
-      <w:r>
-        <w:t>timestamp(</w:t>
-      </w:r>
-      <w:proofErr w:type="gramEnd"/>
-      <w:r>
-        <w:t>6),</w:t>
-      </w:r>
-    </w:p>
-    <w:p>
-      <w:r>
-        <w:t xml:space="preserve">        </w:t>
-      </w:r>
-      <w:proofErr w:type="spellStart"/>
-      <w:r>
-        <w:t>updated_by</w:t>
-      </w:r>
-      <w:proofErr w:type="spellEnd"/>
-      <w:r>
-        <w:t xml:space="preserve"> </w:t>
-      </w:r>
-      <w:proofErr w:type="gramStart"/>
-      <w:r>
-        <w:t>varchar(</w:t>
-      </w:r>
-      <w:proofErr w:type="gramEnd"/>
-      <w:r>
-        <w:t>255),</w:t>
-      </w:r>
-    </w:p>
-    <w:p>
-      <w:r>
-        <w:t xml:space="preserve">        address_line1 </w:t>
-      </w:r>
-      <w:proofErr w:type="gramStart"/>
-      <w:r>
-        <w:t>varchar(</w:t>
-      </w:r>
-      <w:proofErr w:type="gramEnd"/>
-      <w:r>
-        <w:t>255),</w:t>
-      </w:r>
-    </w:p>
-    <w:p>
-      <w:r>
-        <w:t xml:space="preserve">        address_line2 </w:t>
-      </w:r>
-      <w:proofErr w:type="gramStart"/>
-      <w:r>
-        <w:t>varchar(</w:t>
-      </w:r>
-      <w:proofErr w:type="gramEnd"/>
-      <w:r>
-        <w:t>255),</w:t>
-      </w:r>
-    </w:p>
-    <w:p>
-      <w:r>
-        <w:t xml:space="preserve">        </w:t>
-      </w:r>
-      <w:proofErr w:type="spellStart"/>
-      <w:r>
-        <w:t>address_type</w:t>
-      </w:r>
-      <w:proofErr w:type="spellEnd"/>
-      <w:r>
-        <w:t xml:space="preserve"> </w:t>
-      </w:r>
-      <w:proofErr w:type="gramStart"/>
-      <w:r>
-        <w:t>varchar(</w:t>
-      </w:r>
-      <w:proofErr w:type="gramEnd"/>
-      <w:r>
-        <w:t>255) check (</w:t>
-      </w:r>
-      <w:proofErr w:type="spellStart"/>
-      <w:r>
-        <w:t>address_type</w:t>
-      </w:r>
-      <w:proofErr w:type="spellEnd"/>
-      <w:r>
-        <w:t xml:space="preserve"> in ('PERMANENT','TEMPORARY','OFFICE')),</w:t>
-      </w:r>
-    </w:p>
-    <w:p>
-      <w:r>
-        <w:t xml:space="preserve">        city </w:t>
-      </w:r>
-      <w:proofErr w:type="gramStart"/>
-      <w:r>
-        <w:t>varchar(</w:t>
-      </w:r>
-      <w:proofErr w:type="gramEnd"/>
-      <w:r>
-        <w:t>255),</w:t>
-      </w:r>
-    </w:p>
-    <w:p>
-      <w:r>
-        <w:t xml:space="preserve">        country </w:t>
-      </w:r>
-      <w:proofErr w:type="gramStart"/>
-      <w:r>
-        <w:t>varchar(</w:t>
-      </w:r>
-      <w:proofErr w:type="gramEnd"/>
-      <w:r>
-        <w:t>255),</w:t>
-      </w:r>
-    </w:p>
-    <w:p>
-      <w:r>
-        <w:t xml:space="preserve">        </w:t>
-      </w:r>
-      <w:proofErr w:type="spellStart"/>
-      <w:r>
-        <w:t>is_communication_address</w:t>
-      </w:r>
-      <w:proofErr w:type="spellEnd"/>
-      <w:r>
-        <w:t xml:space="preserve"> </w:t>
-      </w:r>
-      <w:proofErr w:type="spellStart"/>
-      <w:r>
-        <w:t>boolean</w:t>
-      </w:r>
-      <w:proofErr w:type="spellEnd"/>
-      <w:r>
-        <w:t>,</w:t>
-      </w:r>
-    </w:p>
-    <w:p>
-      <w:r>
-        <w:t xml:space="preserve">        landmark </w:t>
-      </w:r>
-      <w:proofErr w:type="gramStart"/>
-      <w:r>
-        <w:t>varchar(</w:t>
-      </w:r>
-      <w:proofErr w:type="gramEnd"/>
-      <w:r>
-        <w:t>255),</w:t>
-      </w:r>
-    </w:p>
-    <w:p>
-      <w:r>
-        <w:t xml:space="preserve">        </w:t>
-      </w:r>
-      <w:proofErr w:type="spellStart"/>
-      <w:r>
-        <w:t>postal_code</w:t>
-      </w:r>
-      <w:proofErr w:type="spellEnd"/>
-      <w:r>
-        <w:t xml:space="preserve"> </w:t>
-      </w:r>
-      <w:proofErr w:type="gramStart"/>
-      <w:r>
-        <w:t>varchar(</w:t>
-      </w:r>
-      <w:proofErr w:type="gramEnd"/>
-      <w:r>
-        <w:t>255),</w:t>
-      </w:r>
-    </w:p>
-    <w:p>
-      <w:r>
-        <w:t xml:space="preserve">        state </w:t>
-      </w:r>
-      <w:proofErr w:type="gramStart"/>
-      <w:r>
-        <w:t>varchar(</w:t>
-      </w:r>
-      <w:proofErr w:type="gramEnd"/>
-      <w:r>
-        <w:t>255),</w:t>
+        <w:t xml:space="preserve"> varchar(255),</w:t>
+      </w:r>
+    </w:p>
+    <w:p>
+      <w:r>
+        <w:t xml:space="preserve">        state varchar(255),</w:t>
       </w:r>
     </w:p>
     <w:p>
@@ -15542,15 +14759,41 @@
       </w:r>
       <w:proofErr w:type="spellEnd"/>
       <w:r>
+        <w:t xml:space="preserve"> timestamp(6) not null,</w:t>
+      </w:r>
+    </w:p>
+    <w:p>
+      <w:r>
+        <w:t xml:space="preserve">        </w:t>
+      </w:r>
+      <w:proofErr w:type="spellStart"/>
+      <w:r>
+        <w:t>created_by</w:t>
+      </w:r>
+      <w:proofErr w:type="spellEnd"/>
+      <w:r>
+        <w:t xml:space="preserve"> varchar(255),</w:t>
+      </w:r>
+    </w:p>
+    <w:p>
+      <w:r>
+        <w:t xml:space="preserve">        </w:t>
+      </w:r>
+      <w:proofErr w:type="spellStart"/>
+      <w:r>
+        <w:t>del_flg</w:t>
+      </w:r>
+      <w:proofErr w:type="spellEnd"/>
+      <w:r>
         <w:t xml:space="preserve"> </w:t>
       </w:r>
-      <w:proofErr w:type="gramStart"/>
-      <w:r>
-        <w:t>timestamp(</w:t>
-      </w:r>
-      <w:proofErr w:type="gramEnd"/>
-      <w:r>
-        <w:t>6) not null,</w:t>
+      <w:proofErr w:type="spellStart"/>
+      <w:r>
+        <w:t>boolean</w:t>
+      </w:r>
+      <w:proofErr w:type="spellEnd"/>
+      <w:r>
+        <w:t>,</w:t>
       </w:r>
     </w:p>
     <w:p>
@@ -15559,19 +14802,11 @@
       </w:r>
       <w:proofErr w:type="spellStart"/>
       <w:r>
-        <w:t>created_by</w:t>
+        <w:t>updated_at</w:t>
       </w:r>
       <w:proofErr w:type="spellEnd"/>
       <w:r>
-        <w:t xml:space="preserve"> </w:t>
-      </w:r>
-      <w:proofErr w:type="gramStart"/>
-      <w:r>
-        <w:t>varchar(</w:t>
-      </w:r>
-      <w:proofErr w:type="gramEnd"/>
-      <w:r>
-        <w:t>255),</w:t>
+        <w:t xml:space="preserve"> timestamp(6),</w:t>
       </w:r>
     </w:p>
     <w:p>
@@ -15580,19 +14815,24 @@
       </w:r>
       <w:proofErr w:type="spellStart"/>
       <w:r>
-        <w:t>del_flg</w:t>
+        <w:t>updated_by</w:t>
       </w:r>
       <w:proofErr w:type="spellEnd"/>
       <w:r>
-        <w:t xml:space="preserve"> </w:t>
+        <w:t xml:space="preserve"> varchar(255),</w:t>
+      </w:r>
+    </w:p>
+    <w:p>
+      <w:r>
+        <w:t xml:space="preserve">        </w:t>
       </w:r>
       <w:proofErr w:type="spellStart"/>
       <w:r>
-        <w:t>boolean</w:t>
+        <w:t>activation_date</w:t>
       </w:r>
       <w:proofErr w:type="spellEnd"/>
       <w:r>
-        <w:t>,</w:t>
+        <w:t xml:space="preserve"> date,</w:t>
       </w:r>
     </w:p>
     <w:p>
@@ -15601,19 +14841,11 @@
       </w:r>
       <w:proofErr w:type="spellStart"/>
       <w:r>
-        <w:t>updated_at</w:t>
+        <w:t>approved_by</w:t>
       </w:r>
       <w:proofErr w:type="spellEnd"/>
       <w:r>
-        <w:t xml:space="preserve"> </w:t>
-      </w:r>
-      <w:proofErr w:type="gramStart"/>
-      <w:r>
-        <w:t>timestamp(</w:t>
-      </w:r>
-      <w:proofErr w:type="gramEnd"/>
-      <w:r>
-        <w:t>6),</w:t>
+        <w:t xml:space="preserve"> varchar(255),</w:t>
       </w:r>
     </w:p>
     <w:p>
@@ -15622,19 +14854,11 @@
       </w:r>
       <w:proofErr w:type="spellStart"/>
       <w:r>
-        <w:t>updated_by</w:t>
+        <w:t>approved_date</w:t>
       </w:r>
       <w:proofErr w:type="spellEnd"/>
       <w:r>
-        <w:t xml:space="preserve"> </w:t>
-      </w:r>
-      <w:proofErr w:type="gramStart"/>
-      <w:r>
-        <w:t>varchar(</w:t>
-      </w:r>
-      <w:proofErr w:type="gramEnd"/>
-      <w:r>
-        <w:t>255),</w:t>
+        <w:t xml:space="preserve"> date,</w:t>
       </w:r>
     </w:p>
     <w:p>
@@ -15643,66 +14867,11 @@
       </w:r>
       <w:proofErr w:type="spellStart"/>
       <w:r>
-        <w:t>activation_date</w:t>
+        <w:t>cif_status</w:t>
       </w:r>
       <w:proofErr w:type="spellEnd"/>
       <w:r>
-        <w:t xml:space="preserve"> date,</w:t>
-      </w:r>
-    </w:p>
-    <w:p>
-      <w:r>
-        <w:t xml:space="preserve">        </w:t>
-      </w:r>
-      <w:proofErr w:type="spellStart"/>
-      <w:r>
-        <w:t>approved_by</w:t>
-      </w:r>
-      <w:proofErr w:type="spellEnd"/>
-      <w:r>
-        <w:t xml:space="preserve"> </w:t>
-      </w:r>
-      <w:proofErr w:type="gramStart"/>
-      <w:r>
-        <w:t>varchar(</w:t>
-      </w:r>
-      <w:proofErr w:type="gramEnd"/>
-      <w:r>
-        <w:t>255),</w:t>
-      </w:r>
-    </w:p>
-    <w:p>
-      <w:r>
-        <w:t xml:space="preserve">        </w:t>
-      </w:r>
-      <w:proofErr w:type="spellStart"/>
-      <w:r>
-        <w:t>approved_date</w:t>
-      </w:r>
-      <w:proofErr w:type="spellEnd"/>
-      <w:r>
-        <w:t xml:space="preserve"> date,</w:t>
-      </w:r>
-    </w:p>
-    <w:p>
-      <w:r>
-        <w:t xml:space="preserve">        </w:t>
-      </w:r>
-      <w:proofErr w:type="spellStart"/>
-      <w:r>
-        <w:t>cif_status</w:t>
-      </w:r>
-      <w:proofErr w:type="spellEnd"/>
-      <w:r>
-        <w:t xml:space="preserve"> </w:t>
-      </w:r>
-      <w:proofErr w:type="gramStart"/>
-      <w:r>
-        <w:t>varchar(</w:t>
-      </w:r>
-      <w:proofErr w:type="gramEnd"/>
-      <w:r>
-        <w:t>255) check (</w:t>
+        <w:t xml:space="preserve"> varchar(255) check (</w:t>
       </w:r>
       <w:proofErr w:type="spellStart"/>
       <w:r>
@@ -15758,15 +14927,7 @@
       </w:r>
       <w:proofErr w:type="spellEnd"/>
       <w:r>
-        <w:t xml:space="preserve"> </w:t>
-      </w:r>
-      <w:proofErr w:type="gramStart"/>
-      <w:r>
-        <w:t>varchar(</w:t>
-      </w:r>
-      <w:proofErr w:type="gramEnd"/>
-      <w:r>
-        <w:t>255) check (</w:t>
+        <w:t xml:space="preserve"> varchar(255) check (</w:t>
       </w:r>
       <w:proofErr w:type="spellStart"/>
       <w:r>
@@ -15805,15 +14966,7 @@
     </w:p>
     <w:p>
       <w:r>
-        <w:t xml:space="preserve">        remarks </w:t>
-      </w:r>
-      <w:proofErr w:type="gramStart"/>
-      <w:r>
-        <w:t>varchar(</w:t>
-      </w:r>
-      <w:proofErr w:type="gramEnd"/>
-      <w:r>
-        <w:t>500),</w:t>
+        <w:t xml:space="preserve">        remarks varchar(500),</w:t>
       </w:r>
     </w:p>
     <w:p>
@@ -15826,15 +14979,7 @@
       </w:r>
       <w:proofErr w:type="spellEnd"/>
       <w:r>
-        <w:t xml:space="preserve"> </w:t>
-      </w:r>
-      <w:proofErr w:type="gramStart"/>
-      <w:r>
-        <w:t>varchar(</w:t>
-      </w:r>
-      <w:proofErr w:type="gramEnd"/>
-      <w:r>
-        <w:t>255),</w:t>
+        <w:t xml:space="preserve"> varchar(255),</w:t>
       </w:r>
     </w:p>
     <w:p>
@@ -16178,15 +15323,41 @@
       </w:r>
       <w:proofErr w:type="spellEnd"/>
       <w:r>
+        <w:t xml:space="preserve"> timestamp(6) not null,</w:t>
+      </w:r>
+    </w:p>
+    <w:p>
+      <w:r>
+        <w:t xml:space="preserve">        </w:t>
+      </w:r>
+      <w:proofErr w:type="spellStart"/>
+      <w:r>
+        <w:t>created_by</w:t>
+      </w:r>
+      <w:proofErr w:type="spellEnd"/>
+      <w:r>
+        <w:t xml:space="preserve"> varchar(255),</w:t>
+      </w:r>
+    </w:p>
+    <w:p>
+      <w:r>
+        <w:t xml:space="preserve">        </w:t>
+      </w:r>
+      <w:proofErr w:type="spellStart"/>
+      <w:r>
+        <w:t>del_flg</w:t>
+      </w:r>
+      <w:proofErr w:type="spellEnd"/>
+      <w:r>
         <w:t xml:space="preserve"> </w:t>
       </w:r>
-      <w:proofErr w:type="gramStart"/>
-      <w:r>
-        <w:t>timestamp(</w:t>
-      </w:r>
-      <w:proofErr w:type="gramEnd"/>
-      <w:r>
-        <w:t>6) not null,</w:t>
+      <w:proofErr w:type="spellStart"/>
+      <w:r>
+        <w:t>boolean</w:t>
+      </w:r>
+      <w:proofErr w:type="spellEnd"/>
+      <w:r>
+        <w:t>,</w:t>
       </w:r>
     </w:p>
     <w:p>
@@ -16195,19 +15366,11 @@
       </w:r>
       <w:proofErr w:type="spellStart"/>
       <w:r>
-        <w:t>created_by</w:t>
+        <w:t>updated_at</w:t>
       </w:r>
       <w:proofErr w:type="spellEnd"/>
       <w:r>
-        <w:t xml:space="preserve"> </w:t>
-      </w:r>
-      <w:proofErr w:type="gramStart"/>
-      <w:r>
-        <w:t>varchar(</w:t>
-      </w:r>
-      <w:proofErr w:type="gramEnd"/>
-      <w:r>
-        <w:t>255),</w:t>
+        <w:t xml:space="preserve"> timestamp(6),</w:t>
       </w:r>
     </w:p>
     <w:p>
@@ -16216,19 +15379,34 @@
       </w:r>
       <w:proofErr w:type="spellStart"/>
       <w:r>
-        <w:t>del_flg</w:t>
+        <w:t>updated_by</w:t>
       </w:r>
       <w:proofErr w:type="spellEnd"/>
       <w:r>
-        <w:t xml:space="preserve"> </w:t>
+        <w:t xml:space="preserve"> varchar(255),</w:t>
+      </w:r>
+    </w:p>
+    <w:p>
+      <w:r>
+        <w:t xml:space="preserve">        </w:t>
       </w:r>
       <w:proofErr w:type="spellStart"/>
       <w:r>
-        <w:t>boolean</w:t>
+        <w:t>aadhar_number</w:t>
       </w:r>
       <w:proofErr w:type="spellEnd"/>
       <w:r>
-        <w:t>,</w:t>
+        <w:t xml:space="preserve"> varchar(12),</w:t>
+      </w:r>
+    </w:p>
+    <w:p>
+      <w:r>
+        <w:t xml:space="preserve">        address_line1 varchar(255),</w:t>
+      </w:r>
+    </w:p>
+    <w:p>
+      <w:r>
+        <w:t xml:space="preserve">        address_line2 varchar(255),</w:t>
       </w:r>
     </w:p>
     <w:p>
@@ -16237,19 +15415,11 @@
       </w:r>
       <w:proofErr w:type="spellStart"/>
       <w:r>
-        <w:t>updated_at</w:t>
+        <w:t>alternate_phone</w:t>
       </w:r>
       <w:proofErr w:type="spellEnd"/>
       <w:r>
-        <w:t xml:space="preserve"> </w:t>
-      </w:r>
-      <w:proofErr w:type="gramStart"/>
-      <w:r>
-        <w:t>timestamp(</w:t>
-      </w:r>
-      <w:proofErr w:type="gramEnd"/>
-      <w:r>
-        <w:t>6),</w:t>
+        <w:t xml:space="preserve"> varchar(255),</w:t>
       </w:r>
     </w:p>
     <w:p>
@@ -16258,19 +15428,21 @@
       </w:r>
       <w:proofErr w:type="spellStart"/>
       <w:r>
-        <w:t>updated_by</w:t>
+        <w:t>annual_income</w:t>
       </w:r>
       <w:proofErr w:type="spellEnd"/>
       <w:r>
-        <w:t xml:space="preserve"> </w:t>
-      </w:r>
-      <w:proofErr w:type="gramStart"/>
-      <w:r>
-        <w:t>varchar(</w:t>
-      </w:r>
-      <w:proofErr w:type="gramEnd"/>
-      <w:r>
-        <w:t>255),</w:t>
+        <w:t xml:space="preserve"> float(53),</w:t>
+      </w:r>
+    </w:p>
+    <w:p>
+      <w:r>
+        <w:t xml:space="preserve">        city varchar(255),</w:t>
+      </w:r>
+    </w:p>
+    <w:p>
+      <w:r>
+        <w:t xml:space="preserve">        country varchar(255),</w:t>
       </w:r>
     </w:p>
     <w:p>
@@ -16279,139 +15451,16 @@
       </w:r>
       <w:proofErr w:type="spellStart"/>
       <w:r>
-        <w:t>aadhar_number</w:t>
+        <w:t>date_of_birth</w:t>
       </w:r>
       <w:proofErr w:type="spellEnd"/>
       <w:r>
-        <w:t xml:space="preserve"> </w:t>
-      </w:r>
-      <w:proofErr w:type="gramStart"/>
-      <w:r>
-        <w:t>varchar(</w:t>
-      </w:r>
-      <w:proofErr w:type="gramEnd"/>
-      <w:r>
-        <w:t>12),</w:t>
-      </w:r>
-    </w:p>
-    <w:p>
-      <w:r>
-        <w:t xml:space="preserve">        address_line1 </w:t>
-      </w:r>
-      <w:proofErr w:type="gramStart"/>
-      <w:r>
-        <w:t>varchar(</w:t>
-      </w:r>
-      <w:proofErr w:type="gramEnd"/>
-      <w:r>
-        <w:t>255),</w:t>
-      </w:r>
-    </w:p>
-    <w:p>
-      <w:r>
-        <w:t xml:space="preserve">        address_line2 </w:t>
-      </w:r>
-      <w:proofErr w:type="gramStart"/>
-      <w:r>
-        <w:t>varchar(</w:t>
-      </w:r>
-      <w:proofErr w:type="gramEnd"/>
-      <w:r>
-        <w:t>255),</w:t>
-      </w:r>
-    </w:p>
-    <w:p>
-      <w:r>
-        <w:t xml:space="preserve">        </w:t>
-      </w:r>
-      <w:proofErr w:type="spellStart"/>
-      <w:r>
-        <w:t>alternate_phone</w:t>
-      </w:r>
-      <w:proofErr w:type="spellEnd"/>
-      <w:r>
-        <w:t xml:space="preserve"> </w:t>
-      </w:r>
-      <w:proofErr w:type="gramStart"/>
-      <w:r>
-        <w:t>varchar(</w:t>
-      </w:r>
-      <w:proofErr w:type="gramEnd"/>
-      <w:r>
-        <w:t>255),</w:t>
-      </w:r>
-    </w:p>
-    <w:p>
-      <w:r>
-        <w:t xml:space="preserve">        </w:t>
-      </w:r>
-      <w:proofErr w:type="spellStart"/>
-      <w:r>
-        <w:t>annual_income</w:t>
-      </w:r>
-      <w:proofErr w:type="spellEnd"/>
-      <w:r>
-        <w:t xml:space="preserve"> </w:t>
-      </w:r>
-      <w:proofErr w:type="gramStart"/>
-      <w:r>
-        <w:t>float(</w:t>
-      </w:r>
-      <w:proofErr w:type="gramEnd"/>
-      <w:r>
-        <w:t>53),</w:t>
-      </w:r>
-    </w:p>
-    <w:p>
-      <w:r>
-        <w:t xml:space="preserve">        city </w:t>
-      </w:r>
-      <w:proofErr w:type="gramStart"/>
-      <w:r>
-        <w:t>varchar(</w:t>
-      </w:r>
-      <w:proofErr w:type="gramEnd"/>
-      <w:r>
-        <w:t>255),</w:t>
-      </w:r>
-    </w:p>
-    <w:p>
-      <w:r>
-        <w:t xml:space="preserve">        country </w:t>
-      </w:r>
-      <w:proofErr w:type="gramStart"/>
-      <w:r>
-        <w:t>varchar(</w:t>
-      </w:r>
-      <w:proofErr w:type="gramEnd"/>
-      <w:r>
-        <w:t>255),</w:t>
-      </w:r>
-    </w:p>
-    <w:p>
-      <w:r>
-        <w:t xml:space="preserve">        </w:t>
-      </w:r>
-      <w:proofErr w:type="spellStart"/>
-      <w:r>
-        <w:t>date_of_birth</w:t>
-      </w:r>
-      <w:proofErr w:type="spellEnd"/>
-      <w:r>
         <w:t xml:space="preserve"> date,</w:t>
       </w:r>
     </w:p>
     <w:p>
       <w:r>
-        <w:t xml:space="preserve">        email </w:t>
-      </w:r>
-      <w:proofErr w:type="gramStart"/>
-      <w:r>
-        <w:t>varchar(</w:t>
-      </w:r>
-      <w:proofErr w:type="gramEnd"/>
-      <w:r>
-        <w:t>255),</w:t>
+        <w:t xml:space="preserve">        email varchar(255),</w:t>
       </w:r>
     </w:p>
     <w:p>
@@ -16425,28 +15474,12 @@
       </w:r>
       <w:proofErr w:type="spellEnd"/>
       <w:r>
-        <w:t xml:space="preserve"> </w:t>
-      </w:r>
-      <w:proofErr w:type="gramStart"/>
-      <w:r>
-        <w:t>varchar(</w:t>
-      </w:r>
-      <w:proofErr w:type="gramEnd"/>
-      <w:r>
-        <w:t>255) not null,</w:t>
-      </w:r>
-    </w:p>
-    <w:p>
-      <w:r>
-        <w:t xml:space="preserve">        gender </w:t>
-      </w:r>
-      <w:proofErr w:type="gramStart"/>
-      <w:r>
-        <w:t>varchar(</w:t>
-      </w:r>
-      <w:proofErr w:type="gramEnd"/>
-      <w:r>
-        <w:t>255) check (gender in ('MALE','FEMALE','OTHER')),</w:t>
+        <w:t xml:space="preserve"> varchar(255) not null,</w:t>
+      </w:r>
+    </w:p>
+    <w:p>
+      <w:r>
+        <w:t xml:space="preserve">        gender varchar(255) check (gender in ('MALE','FEMALE','OTHER')),</w:t>
       </w:r>
     </w:p>
     <w:p>
@@ -16459,15 +15492,7 @@
       </w:r>
       <w:proofErr w:type="spellEnd"/>
       <w:r>
-        <w:t xml:space="preserve"> </w:t>
-      </w:r>
-      <w:proofErr w:type="gramStart"/>
-      <w:r>
-        <w:t>varchar(</w:t>
-      </w:r>
-      <w:proofErr w:type="gramEnd"/>
-      <w:r>
-        <w:t>255) not null,</w:t>
+        <w:t xml:space="preserve"> varchar(255) not null,</w:t>
       </w:r>
     </w:p>
     <w:p>
@@ -16480,41 +15505,17 @@
       </w:r>
       <w:proofErr w:type="spellEnd"/>
       <w:r>
-        <w:t xml:space="preserve"> </w:t>
-      </w:r>
-      <w:proofErr w:type="gramStart"/>
-      <w:r>
-        <w:t>varchar(</w:t>
-      </w:r>
-      <w:proofErr w:type="gramEnd"/>
-      <w:r>
-        <w:t>255),</w:t>
-      </w:r>
-    </w:p>
-    <w:p>
-      <w:r>
-        <w:t xml:space="preserve">        nationality </w:t>
-      </w:r>
-      <w:proofErr w:type="gramStart"/>
-      <w:r>
-        <w:t>varchar(</w:t>
-      </w:r>
-      <w:proofErr w:type="gramEnd"/>
-      <w:r>
-        <w:t>255),</w:t>
-      </w:r>
-    </w:p>
-    <w:p>
-      <w:r>
-        <w:t xml:space="preserve">        occupation </w:t>
-      </w:r>
-      <w:proofErr w:type="gramStart"/>
-      <w:r>
-        <w:t>varchar(</w:t>
-      </w:r>
-      <w:proofErr w:type="gramEnd"/>
-      <w:r>
-        <w:t>255),</w:t>
+        <w:t xml:space="preserve"> varchar(255),</w:t>
+      </w:r>
+    </w:p>
+    <w:p>
+      <w:r>
+        <w:t xml:space="preserve">        nationality varchar(255),</w:t>
+      </w:r>
+    </w:p>
+    <w:p>
+      <w:r>
+        <w:t xml:space="preserve">        occupation varchar(255),</w:t>
       </w:r>
     </w:p>
     <w:p>
@@ -16527,15 +15528,7 @@
       </w:r>
       <w:proofErr w:type="spellEnd"/>
       <w:r>
-        <w:t xml:space="preserve"> </w:t>
-      </w:r>
-      <w:proofErr w:type="gramStart"/>
-      <w:r>
-        <w:t>varchar(</w:t>
-      </w:r>
-      <w:proofErr w:type="gramEnd"/>
-      <w:r>
-        <w:t>10),</w:t>
+        <w:t xml:space="preserve"> varchar(10),</w:t>
       </w:r>
     </w:p>
     <w:p>
@@ -16548,15 +15541,7 @@
       </w:r>
       <w:proofErr w:type="spellEnd"/>
       <w:r>
-        <w:t xml:space="preserve"> </w:t>
-      </w:r>
-      <w:proofErr w:type="gramStart"/>
-      <w:r>
-        <w:t>varchar(</w:t>
-      </w:r>
-      <w:proofErr w:type="gramEnd"/>
-      <w:r>
-        <w:t>255) not null,</w:t>
+        <w:t xml:space="preserve"> varchar(255) not null,</w:t>
       </w:r>
     </w:p>
     <w:p>
@@ -16569,41 +15554,17 @@
       </w:r>
       <w:proofErr w:type="spellEnd"/>
       <w:r>
-        <w:t xml:space="preserve"> </w:t>
-      </w:r>
-      <w:proofErr w:type="gramStart"/>
-      <w:r>
-        <w:t>varchar(</w:t>
-      </w:r>
-      <w:proofErr w:type="gramEnd"/>
-      <w:r>
-        <w:t>6),</w:t>
-      </w:r>
-    </w:p>
-    <w:p>
-      <w:r>
-        <w:t xml:space="preserve">        state </w:t>
-      </w:r>
-      <w:proofErr w:type="gramStart"/>
-      <w:r>
-        <w:t>varchar(</w:t>
-      </w:r>
-      <w:proofErr w:type="gramEnd"/>
-      <w:r>
-        <w:t>255),</w:t>
-      </w:r>
-    </w:p>
-    <w:p>
-      <w:r>
-        <w:t xml:space="preserve">        status </w:t>
-      </w:r>
-      <w:proofErr w:type="gramStart"/>
-      <w:r>
-        <w:t>varchar(</w:t>
-      </w:r>
-      <w:proofErr w:type="gramEnd"/>
-      <w:r>
-        <w:t>255) check (status in ('PENDING','ACTIVE','INACTIVE','SUSPENDED','BLOCKED','REJECTED','CLOSED')),</w:t>
+        <w:t xml:space="preserve"> varchar(6),</w:t>
+      </w:r>
+    </w:p>
+    <w:p>
+      <w:r>
+        <w:t xml:space="preserve">        state varchar(255),</w:t>
+      </w:r>
+    </w:p>
+    <w:p>
+      <w:r>
+        <w:t xml:space="preserve">        status varchar(255) check (status in ('PENDING','ACTIVE','INACTIVE','SUSPENDED','BLOCKED','REJECTED','CLOSED')),</w:t>
       </w:r>
     </w:p>
     <w:p>
@@ -17268,15 +16229,41 @@
       </w:r>
       <w:proofErr w:type="spellEnd"/>
       <w:r>
+        <w:t xml:space="preserve"> timestamp(6) not null,</w:t>
+      </w:r>
+    </w:p>
+    <w:p>
+      <w:r>
+        <w:t xml:space="preserve">        </w:t>
+      </w:r>
+      <w:proofErr w:type="spellStart"/>
+      <w:r>
+        <w:t>created_by</w:t>
+      </w:r>
+      <w:proofErr w:type="spellEnd"/>
+      <w:r>
+        <w:t xml:space="preserve"> varchar(255),</w:t>
+      </w:r>
+    </w:p>
+    <w:p>
+      <w:r>
+        <w:t xml:space="preserve">        </w:t>
+      </w:r>
+      <w:proofErr w:type="spellStart"/>
+      <w:r>
+        <w:t>del_flg</w:t>
+      </w:r>
+      <w:proofErr w:type="spellEnd"/>
+      <w:r>
         <w:t xml:space="preserve"> </w:t>
       </w:r>
-      <w:proofErr w:type="gramStart"/>
-      <w:r>
-        <w:t>timestamp(</w:t>
-      </w:r>
-      <w:proofErr w:type="gramEnd"/>
-      <w:r>
-        <w:t>6) not null,</w:t>
+      <w:proofErr w:type="spellStart"/>
+      <w:r>
+        <w:t>boolean</w:t>
+      </w:r>
+      <w:proofErr w:type="spellEnd"/>
+      <w:r>
+        <w:t>,</w:t>
       </w:r>
     </w:p>
     <w:p>
@@ -17285,19 +16272,11 @@
       </w:r>
       <w:proofErr w:type="spellStart"/>
       <w:r>
-        <w:t>created_by</w:t>
+        <w:t>updated_at</w:t>
       </w:r>
       <w:proofErr w:type="spellEnd"/>
       <w:r>
-        <w:t xml:space="preserve"> </w:t>
-      </w:r>
-      <w:proofErr w:type="gramStart"/>
-      <w:r>
-        <w:t>varchar(</w:t>
-      </w:r>
-      <w:proofErr w:type="gramEnd"/>
-      <w:r>
-        <w:t>255),</w:t>
+        <w:t xml:space="preserve"> timestamp(6),</w:t>
       </w:r>
     </w:p>
     <w:p>
@@ -17306,19 +16285,24 @@
       </w:r>
       <w:proofErr w:type="spellStart"/>
       <w:r>
-        <w:t>del_flg</w:t>
+        <w:t>updated_by</w:t>
       </w:r>
       <w:proofErr w:type="spellEnd"/>
       <w:r>
-        <w:t xml:space="preserve"> </w:t>
+        <w:t xml:space="preserve"> varchar(255),</w:t>
+      </w:r>
+    </w:p>
+    <w:p>
+      <w:r>
+        <w:t xml:space="preserve">        </w:t>
       </w:r>
       <w:proofErr w:type="spellStart"/>
       <w:r>
-        <w:t>boolean</w:t>
+        <w:t>address_proof_document_path</w:t>
       </w:r>
       <w:proofErr w:type="spellEnd"/>
       <w:r>
-        <w:t>,</w:t>
+        <w:t xml:space="preserve"> varchar(255),</w:t>
       </w:r>
     </w:p>
     <w:p>
@@ -17327,82 +16311,11 @@
       </w:r>
       <w:proofErr w:type="spellStart"/>
       <w:r>
-        <w:t>updated_at</w:t>
+        <w:t>address_proof_number</w:t>
       </w:r>
       <w:proofErr w:type="spellEnd"/>
       <w:r>
-        <w:t xml:space="preserve"> </w:t>
-      </w:r>
-      <w:proofErr w:type="gramStart"/>
-      <w:r>
-        <w:t>timestamp(</w:t>
-      </w:r>
-      <w:proofErr w:type="gramEnd"/>
-      <w:r>
-        <w:t>6),</w:t>
-      </w:r>
-    </w:p>
-    <w:p>
-      <w:r>
-        <w:t xml:space="preserve">        </w:t>
-      </w:r>
-      <w:proofErr w:type="spellStart"/>
-      <w:r>
-        <w:t>updated_by</w:t>
-      </w:r>
-      <w:proofErr w:type="spellEnd"/>
-      <w:r>
-        <w:t xml:space="preserve"> </w:t>
-      </w:r>
-      <w:proofErr w:type="gramStart"/>
-      <w:r>
-        <w:t>varchar(</w:t>
-      </w:r>
-      <w:proofErr w:type="gramEnd"/>
-      <w:r>
-        <w:t>255),</w:t>
-      </w:r>
-    </w:p>
-    <w:p>
-      <w:r>
-        <w:t xml:space="preserve">        </w:t>
-      </w:r>
-      <w:proofErr w:type="spellStart"/>
-      <w:r>
-        <w:t>address_proof_document_path</w:t>
-      </w:r>
-      <w:proofErr w:type="spellEnd"/>
-      <w:r>
-        <w:t xml:space="preserve"> </w:t>
-      </w:r>
-      <w:proofErr w:type="gramStart"/>
-      <w:r>
-        <w:t>varchar(</w:t>
-      </w:r>
-      <w:proofErr w:type="gramEnd"/>
-      <w:r>
-        <w:t>255),</w:t>
-      </w:r>
-    </w:p>
-    <w:p>
-      <w:r>
-        <w:t xml:space="preserve">        </w:t>
-      </w:r>
-      <w:proofErr w:type="spellStart"/>
-      <w:r>
-        <w:t>address_proof_number</w:t>
-      </w:r>
-      <w:proofErr w:type="spellEnd"/>
-      <w:r>
-        <w:t xml:space="preserve"> </w:t>
-      </w:r>
-      <w:proofErr w:type="gramStart"/>
-      <w:r>
-        <w:t>varchar(</w:t>
-      </w:r>
-      <w:proofErr w:type="gramEnd"/>
-      <w:r>
-        <w:t>255),</w:t>
+        <w:t xml:space="preserve"> varchar(255),</w:t>
       </w:r>
     </w:p>
     <w:p>
@@ -17416,15 +16329,7 @@
       </w:r>
       <w:proofErr w:type="spellEnd"/>
       <w:r>
-        <w:t xml:space="preserve"> </w:t>
-      </w:r>
-      <w:proofErr w:type="gramStart"/>
-      <w:r>
-        <w:t>varchar(</w:t>
-      </w:r>
-      <w:proofErr w:type="gramEnd"/>
-      <w:r>
-        <w:t>255) check (</w:t>
+        <w:t xml:space="preserve"> varchar(255) check (</w:t>
       </w:r>
       <w:proofErr w:type="spellStart"/>
       <w:r>
@@ -17445,15 +16350,7 @@
       </w:r>
       <w:proofErr w:type="spellEnd"/>
       <w:r>
-        <w:t xml:space="preserve"> </w:t>
-      </w:r>
-      <w:proofErr w:type="gramStart"/>
-      <w:r>
-        <w:t>varchar(</w:t>
-      </w:r>
-      <w:proofErr w:type="gramEnd"/>
-      <w:r>
-        <w:t>255),</w:t>
+        <w:t xml:space="preserve"> varchar(255),</w:t>
       </w:r>
     </w:p>
     <w:p>
@@ -17492,15 +16389,7 @@
       </w:r>
       <w:proofErr w:type="spellEnd"/>
       <w:r>
-        <w:t xml:space="preserve"> </w:t>
-      </w:r>
-      <w:proofErr w:type="gramStart"/>
-      <w:r>
-        <w:t>varchar(</w:t>
-      </w:r>
-      <w:proofErr w:type="gramEnd"/>
-      <w:r>
-        <w:t>255),</w:t>
+        <w:t xml:space="preserve"> varchar(255),</w:t>
       </w:r>
     </w:p>
     <w:p>
@@ -17513,15 +16402,7 @@
       </w:r>
       <w:proofErr w:type="spellEnd"/>
       <w:r>
-        <w:t xml:space="preserve"> </w:t>
-      </w:r>
-      <w:proofErr w:type="gramStart"/>
-      <w:r>
-        <w:t>varchar(</w:t>
-      </w:r>
-      <w:proofErr w:type="gramEnd"/>
-      <w:r>
-        <w:t>255) check (</w:t>
+        <w:t xml:space="preserve"> varchar(255) check (</w:t>
       </w:r>
       <w:proofErr w:type="spellStart"/>
       <w:r>
@@ -17542,15 +16423,7 @@
       </w:r>
       <w:proofErr w:type="spellEnd"/>
       <w:r>
-        <w:t xml:space="preserve"> </w:t>
-      </w:r>
-      <w:proofErr w:type="gramStart"/>
-      <w:r>
-        <w:t>varchar(</w:t>
-      </w:r>
-      <w:proofErr w:type="gramEnd"/>
-      <w:r>
-        <w:t>255),</w:t>
+        <w:t xml:space="preserve"> varchar(255),</w:t>
       </w:r>
     </w:p>
     <w:p>
@@ -17563,15 +16436,7 @@
       </w:r>
       <w:proofErr w:type="spellEnd"/>
       <w:r>
-        <w:t xml:space="preserve"> </w:t>
-      </w:r>
-      <w:proofErr w:type="gramStart"/>
-      <w:r>
-        <w:t>varchar(</w:t>
-      </w:r>
-      <w:proofErr w:type="gramEnd"/>
-      <w:r>
-        <w:t>255),</w:t>
+        <w:t xml:space="preserve"> varchar(255),</w:t>
       </w:r>
     </w:p>
     <w:p>
@@ -17584,15 +16449,7 @@
       </w:r>
       <w:proofErr w:type="spellEnd"/>
       <w:r>
-        <w:t xml:space="preserve"> </w:t>
-      </w:r>
-      <w:proofErr w:type="gramStart"/>
-      <w:r>
-        <w:t>varchar(</w:t>
-      </w:r>
-      <w:proofErr w:type="gramEnd"/>
-      <w:r>
-        <w:t>255),</w:t>
+        <w:t xml:space="preserve"> varchar(255),</w:t>
       </w:r>
     </w:p>
     <w:p>
@@ -17605,15 +16462,7 @@
       </w:r>
       <w:proofErr w:type="spellEnd"/>
       <w:r>
-        <w:t xml:space="preserve"> </w:t>
-      </w:r>
-      <w:proofErr w:type="gramStart"/>
-      <w:r>
-        <w:t>varchar(</w:t>
-      </w:r>
-      <w:proofErr w:type="gramEnd"/>
-      <w:r>
-        <w:t>255),</w:t>
+        <w:t xml:space="preserve"> varchar(255),</w:t>
       </w:r>
     </w:p>
     <w:p>
@@ -17626,15 +16475,7 @@
       </w:r>
       <w:proofErr w:type="spellEnd"/>
       <w:r>
-        <w:t xml:space="preserve"> </w:t>
-      </w:r>
-      <w:proofErr w:type="gramStart"/>
-      <w:r>
-        <w:t>varchar(</w:t>
-      </w:r>
-      <w:proofErr w:type="gramEnd"/>
-      <w:r>
-        <w:t>255),</w:t>
+        <w:t xml:space="preserve"> varchar(255),</w:t>
       </w:r>
     </w:p>
     <w:p>
@@ -17647,15 +16488,7 @@
       </w:r>
       <w:proofErr w:type="spellEnd"/>
       <w:r>
-        <w:t xml:space="preserve"> </w:t>
-      </w:r>
-      <w:proofErr w:type="gramStart"/>
-      <w:r>
-        <w:t>varchar(</w:t>
-      </w:r>
-      <w:proofErr w:type="gramEnd"/>
-      <w:r>
-        <w:t>255),</w:t>
+        <w:t xml:space="preserve"> varchar(255),</w:t>
       </w:r>
     </w:p>
     <w:p>
@@ -17840,15 +16673,7 @@
     </w:p>
     <w:p>
       <w:r>
-        <w:t xml:space="preserve">        name </w:t>
-      </w:r>
-      <w:proofErr w:type="gramStart"/>
-      <w:r>
-        <w:t>varchar(</w:t>
-      </w:r>
-      <w:proofErr w:type="gramEnd"/>
-      <w:r>
-        <w:t>255),</w:t>
+        <w:t xml:space="preserve">        name varchar(255),</w:t>
       </w:r>
     </w:p>
     <w:p>
@@ -17997,28 +16822,12 @@
     </w:p>
     <w:p>
       <w:r>
-        <w:t xml:space="preserve">        password </w:t>
-      </w:r>
-      <w:proofErr w:type="gramStart"/>
-      <w:r>
-        <w:t>varchar(</w:t>
-      </w:r>
-      <w:proofErr w:type="gramEnd"/>
-      <w:r>
-        <w:t>255),</w:t>
-      </w:r>
-    </w:p>
-    <w:p>
-      <w:r>
-        <w:t xml:space="preserve">        username </w:t>
-      </w:r>
-      <w:proofErr w:type="gramStart"/>
-      <w:r>
-        <w:t>varchar(</w:t>
-      </w:r>
-      <w:proofErr w:type="gramEnd"/>
-      <w:r>
-        <w:t>255),</w:t>
+        <w:t xml:space="preserve">        password varchar(255),</w:t>
+      </w:r>
+    </w:p>
+    <w:p>
+      <w:r>
+        <w:t xml:space="preserve">        username varchar(255),</w:t>
       </w:r>
     </w:p>
     <w:p>
@@ -18067,73 +16876,17 @@
     <w:p>
       <w:r>
         <w:lastRenderedPageBreak/>
-        <w:t xml:space="preserve">Once User is </w:t>
-      </w:r>
-      <w:proofErr w:type="gramStart"/>
-      <w:r>
-        <w:t>Enabled ,</w:t>
-      </w:r>
-      <w:proofErr w:type="gramEnd"/>
-      <w:r>
-        <w:t xml:space="preserve"> User can initiate the </w:t>
-      </w:r>
-      <w:proofErr w:type="gramStart"/>
-      <w:r>
-        <w:t>payment ,</w:t>
-      </w:r>
-      <w:proofErr w:type="gramEnd"/>
-      <w:r>
-        <w:t xml:space="preserve"> debit account and balance will be validated and Payment of any type </w:t>
-      </w:r>
-      <w:proofErr w:type="gramStart"/>
-      <w:r>
-        <w:t>NEFT,RTGS</w:t>
-      </w:r>
-      <w:proofErr w:type="gramEnd"/>
-      <w:r>
-        <w:t xml:space="preserve"> and SWIFT can be initiated by user.</w:t>
-      </w:r>
-    </w:p>
-    <w:p>
-      <w:r>
-        <w:t xml:space="preserve">The payment requested are stored and transaction ID is </w:t>
-      </w:r>
-      <w:proofErr w:type="gramStart"/>
-      <w:r>
-        <w:t>generated ,</w:t>
-      </w:r>
-      <w:proofErr w:type="gramEnd"/>
-      <w:r>
-        <w:t xml:space="preserve"> and notification is</w:t>
-      </w:r>
-    </w:p>
-    <w:p>
-      <w:r>
-        <w:t xml:space="preserve">Send to user. For </w:t>
-      </w:r>
-      <w:proofErr w:type="gramStart"/>
-      <w:r>
-        <w:t>now</w:t>
-      </w:r>
-      <w:proofErr w:type="gramEnd"/>
-      <w:r>
-        <w:t xml:space="preserve"> </w:t>
-      </w:r>
-      <w:proofErr w:type="gramStart"/>
-      <w:r>
-        <w:t>these payment</w:t>
-      </w:r>
-      <w:proofErr w:type="gramEnd"/>
-      <w:r>
-        <w:t xml:space="preserve"> are pulled and proceed by external core banking system. And also same for </w:t>
-      </w:r>
-      <w:proofErr w:type="gramStart"/>
-      <w:r>
-        <w:t>notification ,The</w:t>
-      </w:r>
-      <w:proofErr w:type="gramEnd"/>
-      <w:r>
-        <w:t xml:space="preserve"> stored notification will be pulled and published by External system.</w:t>
+        <w:t>Once User is Enabled , User can initiate the payment , debit account and balance will be validated and Payment of any type NEFT,RTGS and SWIFT can be initiated by user.</w:t>
+      </w:r>
+    </w:p>
+    <w:p>
+      <w:r>
+        <w:t>The payment requested are stored and transaction ID is generated , and notification is</w:t>
+      </w:r>
+    </w:p>
+    <w:p>
+      <w:r>
+        <w:t>Send to user. For now these payment are pulled and proceed by external core banking system. And also same for notification ,The stored notification will be pulled and published by External system.</w:t>
       </w:r>
     </w:p>
     <w:p/>
@@ -18363,21 +17116,75 @@
         <w:rPr>
           <w:lang w:val="en-IN"/>
         </w:rPr>
+        <w:t xml:space="preserve"> timestamp(6) not null,</w:t>
+      </w:r>
+    </w:p>
+    <w:p>
+      <w:pPr>
+        <w:rPr>
+          <w:lang w:val="en-IN"/>
+        </w:rPr>
+      </w:pPr>
+      <w:r>
+        <w:rPr>
+          <w:lang w:val="en-IN"/>
+        </w:rPr>
+        <w:t xml:space="preserve">        </w:t>
+      </w:r>
+      <w:proofErr w:type="spellStart"/>
+      <w:r>
+        <w:rPr>
+          <w:lang w:val="en-IN"/>
+        </w:rPr>
+        <w:t>created_by</w:t>
+      </w:r>
+      <w:proofErr w:type="spellEnd"/>
+      <w:r>
+        <w:rPr>
+          <w:lang w:val="en-IN"/>
+        </w:rPr>
+        <w:t xml:space="preserve"> varchar(255),</w:t>
+      </w:r>
+    </w:p>
+    <w:p>
+      <w:pPr>
+        <w:rPr>
+          <w:lang w:val="en-IN"/>
+        </w:rPr>
+      </w:pPr>
+      <w:r>
+        <w:rPr>
+          <w:lang w:val="en-IN"/>
+        </w:rPr>
+        <w:t xml:space="preserve">        </w:t>
+      </w:r>
+      <w:proofErr w:type="spellStart"/>
+      <w:r>
+        <w:rPr>
+          <w:lang w:val="en-IN"/>
+        </w:rPr>
+        <w:t>del_flg</w:t>
+      </w:r>
+      <w:proofErr w:type="spellEnd"/>
+      <w:r>
+        <w:rPr>
+          <w:lang w:val="en-IN"/>
+        </w:rPr>
         <w:t xml:space="preserve"> </w:t>
       </w:r>
-      <w:proofErr w:type="gramStart"/>
-      <w:r>
-        <w:rPr>
-          <w:lang w:val="en-IN"/>
-        </w:rPr>
-        <w:t>timestamp(</w:t>
-      </w:r>
-      <w:proofErr w:type="gramEnd"/>
-      <w:r>
-        <w:rPr>
-          <w:lang w:val="en-IN"/>
-        </w:rPr>
-        <w:t>6) not null,</w:t>
+      <w:proofErr w:type="spellStart"/>
+      <w:r>
+        <w:rPr>
+          <w:lang w:val="en-IN"/>
+        </w:rPr>
+        <w:t>boolean</w:t>
+      </w:r>
+      <w:proofErr w:type="spellEnd"/>
+      <w:r>
+        <w:rPr>
+          <w:lang w:val="en-IN"/>
+        </w:rPr>
+        <w:t>,</w:t>
       </w:r>
     </w:p>
     <w:p>
@@ -18397,28 +17204,297 @@
         <w:rPr>
           <w:lang w:val="en-IN"/>
         </w:rPr>
-        <w:t>created_by</w:t>
+        <w:t>updated_at</w:t>
       </w:r>
       <w:proofErr w:type="spellEnd"/>
       <w:r>
         <w:rPr>
           <w:lang w:val="en-IN"/>
         </w:rPr>
+        <w:t xml:space="preserve"> timestamp(6),</w:t>
+      </w:r>
+    </w:p>
+    <w:p>
+      <w:pPr>
+        <w:rPr>
+          <w:lang w:val="en-IN"/>
+        </w:rPr>
+      </w:pPr>
+      <w:r>
+        <w:rPr>
+          <w:lang w:val="en-IN"/>
+        </w:rPr>
+        <w:t xml:space="preserve">        </w:t>
+      </w:r>
+      <w:proofErr w:type="spellStart"/>
+      <w:r>
+        <w:rPr>
+          <w:lang w:val="en-IN"/>
+        </w:rPr>
+        <w:t>updated_by</w:t>
+      </w:r>
+      <w:proofErr w:type="spellEnd"/>
+      <w:r>
+        <w:rPr>
+          <w:lang w:val="en-IN"/>
+        </w:rPr>
+        <w:t xml:space="preserve"> varchar(255),</w:t>
+      </w:r>
+    </w:p>
+    <w:p>
+      <w:pPr>
+        <w:rPr>
+          <w:lang w:val="en-IN"/>
+        </w:rPr>
+      </w:pPr>
+      <w:r>
+        <w:rPr>
+          <w:lang w:val="en-IN"/>
+        </w:rPr>
+        <w:t xml:space="preserve">        amount numeric(38,2),</w:t>
+      </w:r>
+    </w:p>
+    <w:p>
+      <w:pPr>
+        <w:rPr>
+          <w:lang w:val="en-IN"/>
+        </w:rPr>
+      </w:pPr>
+      <w:r>
+        <w:rPr>
+          <w:lang w:val="en-IN"/>
+        </w:rPr>
+        <w:t xml:space="preserve">        </w:t>
+      </w:r>
+      <w:proofErr w:type="spellStart"/>
+      <w:r>
+        <w:rPr>
+          <w:lang w:val="en-IN"/>
+        </w:rPr>
+        <w:t>bank_code</w:t>
+      </w:r>
+      <w:proofErr w:type="spellEnd"/>
+      <w:r>
+        <w:rPr>
+          <w:lang w:val="en-IN"/>
+        </w:rPr>
+        <w:t xml:space="preserve"> varchar(255),</w:t>
+      </w:r>
+    </w:p>
+    <w:p>
+      <w:pPr>
+        <w:rPr>
+          <w:lang w:val="en-IN"/>
+        </w:rPr>
+      </w:pPr>
+      <w:r>
+        <w:rPr>
+          <w:lang w:val="en-IN"/>
+        </w:rPr>
+        <w:t xml:space="preserve">        currency varchar(255),</w:t>
+      </w:r>
+    </w:p>
+    <w:p>
+      <w:pPr>
+        <w:rPr>
+          <w:lang w:val="en-IN"/>
+        </w:rPr>
+      </w:pPr>
+      <w:r>
+        <w:rPr>
+          <w:lang w:val="en-IN"/>
+        </w:rPr>
+        <w:t xml:space="preserve">        description varchar(255),</w:t>
+      </w:r>
+    </w:p>
+    <w:p>
+      <w:pPr>
+        <w:rPr>
+          <w:lang w:val="en-IN"/>
+        </w:rPr>
+      </w:pPr>
+      <w:r>
+        <w:rPr>
+          <w:lang w:val="en-IN"/>
+        </w:rPr>
+        <w:t xml:space="preserve">        </w:t>
+      </w:r>
+      <w:proofErr w:type="spellStart"/>
+      <w:r>
+        <w:rPr>
+          <w:lang w:val="en-IN"/>
+        </w:rPr>
+        <w:t>exchange_rate</w:t>
+      </w:r>
+      <w:proofErr w:type="spellEnd"/>
+      <w:r>
+        <w:rPr>
+          <w:lang w:val="en-IN"/>
+        </w:rPr>
+        <w:t xml:space="preserve"> numeric(38,2),</w:t>
+      </w:r>
+    </w:p>
+    <w:p>
+      <w:pPr>
+        <w:rPr>
+          <w:lang w:val="en-IN"/>
+        </w:rPr>
+      </w:pPr>
+      <w:r>
+        <w:rPr>
+          <w:lang w:val="en-IN"/>
+        </w:rPr>
+        <w:t xml:space="preserve">        </w:t>
+      </w:r>
+      <w:proofErr w:type="spellStart"/>
+      <w:r>
+        <w:rPr>
+          <w:lang w:val="en-IN"/>
+        </w:rPr>
+        <w:t>payment_type</w:t>
+      </w:r>
+      <w:proofErr w:type="spellEnd"/>
+      <w:r>
+        <w:rPr>
+          <w:lang w:val="en-IN"/>
+        </w:rPr>
+        <w:t xml:space="preserve"> varchar(255) check (</w:t>
+      </w:r>
+      <w:proofErr w:type="spellStart"/>
+      <w:r>
+        <w:rPr>
+          <w:lang w:val="en-IN"/>
+        </w:rPr>
+        <w:t>payment_type</w:t>
+      </w:r>
+      <w:proofErr w:type="spellEnd"/>
+      <w:r>
+        <w:rPr>
+          <w:lang w:val="en-IN"/>
+        </w:rPr>
+        <w:t xml:space="preserve"> in ('INTERNATIONAL','DOMESTIC','WITHIN_BANK')),</w:t>
+      </w:r>
+    </w:p>
+    <w:p>
+      <w:pPr>
+        <w:rPr>
+          <w:lang w:val="en-IN"/>
+        </w:rPr>
+      </w:pPr>
+      <w:r>
+        <w:rPr>
+          <w:lang w:val="en-IN"/>
+        </w:rPr>
+        <w:t xml:space="preserve">        </w:t>
+      </w:r>
+      <w:proofErr w:type="spellStart"/>
+      <w:r>
+        <w:rPr>
+          <w:lang w:val="en-IN"/>
+        </w:rPr>
+        <w:t>receiver_account</w:t>
+      </w:r>
+      <w:proofErr w:type="spellEnd"/>
+      <w:r>
+        <w:rPr>
+          <w:lang w:val="en-IN"/>
+        </w:rPr>
+        <w:t xml:space="preserve"> varchar(255),</w:t>
+      </w:r>
+    </w:p>
+    <w:p>
+      <w:pPr>
+        <w:rPr>
+          <w:lang w:val="en-IN"/>
+        </w:rPr>
+      </w:pPr>
+      <w:r>
+        <w:rPr>
+          <w:lang w:val="en-IN"/>
+        </w:rPr>
+        <w:t xml:space="preserve">        </w:t>
+      </w:r>
+      <w:proofErr w:type="spellStart"/>
+      <w:r>
+        <w:rPr>
+          <w:lang w:val="en-IN"/>
+        </w:rPr>
+        <w:t>receiver_name</w:t>
+      </w:r>
+      <w:proofErr w:type="spellEnd"/>
+      <w:r>
+        <w:rPr>
+          <w:lang w:val="en-IN"/>
+        </w:rPr>
+        <w:t xml:space="preserve"> varchar(255),</w:t>
+      </w:r>
+    </w:p>
+    <w:p>
+      <w:pPr>
+        <w:rPr>
+          <w:lang w:val="en-IN"/>
+        </w:rPr>
+      </w:pPr>
+      <w:r>
+        <w:rPr>
+          <w:lang w:val="en-IN"/>
+        </w:rPr>
+        <w:t xml:space="preserve">        </w:t>
+      </w:r>
+      <w:proofErr w:type="spellStart"/>
+      <w:r>
+        <w:rPr>
+          <w:lang w:val="en-IN"/>
+        </w:rPr>
+        <w:t>reference_number</w:t>
+      </w:r>
+      <w:proofErr w:type="spellEnd"/>
+      <w:r>
+        <w:rPr>
+          <w:lang w:val="en-IN"/>
+        </w:rPr>
+        <w:t xml:space="preserve"> varchar(255),</w:t>
+      </w:r>
+    </w:p>
+    <w:p>
+      <w:pPr>
+        <w:rPr>
+          <w:lang w:val="en-IN"/>
+        </w:rPr>
+      </w:pPr>
+      <w:r>
+        <w:rPr>
+          <w:lang w:val="en-IN"/>
+        </w:rPr>
+        <w:t xml:space="preserve">        </w:t>
+      </w:r>
+      <w:proofErr w:type="spellStart"/>
+      <w:r>
+        <w:rPr>
+          <w:lang w:val="en-IN"/>
+        </w:rPr>
+        <w:t>sender_account</w:t>
+      </w:r>
+      <w:proofErr w:type="spellEnd"/>
+      <w:r>
+        <w:rPr>
+          <w:lang w:val="en-IN"/>
+        </w:rPr>
         <w:t xml:space="preserve"> </w:t>
       </w:r>
-      <w:proofErr w:type="gramStart"/>
-      <w:r>
-        <w:rPr>
-          <w:lang w:val="en-IN"/>
-        </w:rPr>
-        <w:t>varchar(</w:t>
-      </w:r>
-      <w:proofErr w:type="gramEnd"/>
-      <w:r>
-        <w:rPr>
-          <w:lang w:val="en-IN"/>
-        </w:rPr>
-        <w:t>255),</w:t>
+      <w:proofErr w:type="spellStart"/>
+      <w:r>
+        <w:rPr>
+          <w:lang w:val="en-IN"/>
+        </w:rPr>
+        <w:t>bigint</w:t>
+      </w:r>
+      <w:proofErr w:type="spellEnd"/>
+      <w:r>
+        <w:rPr>
+          <w:lang w:val="en-IN"/>
+        </w:rPr>
+        <w:t>,</w:t>
       </w:r>
     </w:p>
     <w:p>
@@ -18438,28 +17514,54 @@
         <w:rPr>
           <w:lang w:val="en-IN"/>
         </w:rPr>
-        <w:t>del_flg</w:t>
+        <w:t>sender_name</w:t>
       </w:r>
       <w:proofErr w:type="spellEnd"/>
       <w:r>
         <w:rPr>
           <w:lang w:val="en-IN"/>
         </w:rPr>
-        <w:t xml:space="preserve"> </w:t>
+        <w:t xml:space="preserve"> varchar(255),</w:t>
+      </w:r>
+    </w:p>
+    <w:p>
+      <w:pPr>
+        <w:rPr>
+          <w:lang w:val="en-IN"/>
+        </w:rPr>
+      </w:pPr>
+      <w:r>
+        <w:rPr>
+          <w:lang w:val="en-IN"/>
+        </w:rPr>
+        <w:t xml:space="preserve">        status varchar(255),</w:t>
+      </w:r>
+    </w:p>
+    <w:p>
+      <w:pPr>
+        <w:rPr>
+          <w:lang w:val="en-IN"/>
+        </w:rPr>
+      </w:pPr>
+      <w:r>
+        <w:rPr>
+          <w:lang w:val="en-IN"/>
+        </w:rPr>
+        <w:t xml:space="preserve">        </w:t>
       </w:r>
       <w:proofErr w:type="spellStart"/>
       <w:r>
         <w:rPr>
           <w:lang w:val="en-IN"/>
         </w:rPr>
-        <w:t>boolean</w:t>
+        <w:t>transaction_date</w:t>
       </w:r>
       <w:proofErr w:type="spellEnd"/>
       <w:r>
         <w:rPr>
           <w:lang w:val="en-IN"/>
         </w:rPr>
-        <w:t>,</w:t>
+        <w:t xml:space="preserve"> timestamp(6),</w:t>
       </w:r>
     </w:p>
     <w:p>
@@ -18479,601 +17581,14 @@
         <w:rPr>
           <w:lang w:val="en-IN"/>
         </w:rPr>
-        <w:t>updated_at</w:t>
+        <w:t>transaction_fee</w:t>
       </w:r>
       <w:proofErr w:type="spellEnd"/>
       <w:r>
         <w:rPr>
           <w:lang w:val="en-IN"/>
         </w:rPr>
-        <w:t xml:space="preserve"> </w:t>
-      </w:r>
-      <w:proofErr w:type="gramStart"/>
-      <w:r>
-        <w:rPr>
-          <w:lang w:val="en-IN"/>
-        </w:rPr>
-        <w:t>timestamp(</w:t>
-      </w:r>
-      <w:proofErr w:type="gramEnd"/>
-      <w:r>
-        <w:rPr>
-          <w:lang w:val="en-IN"/>
-        </w:rPr>
-        <w:t>6),</w:t>
-      </w:r>
-    </w:p>
-    <w:p>
-      <w:pPr>
-        <w:rPr>
-          <w:lang w:val="en-IN"/>
-        </w:rPr>
-      </w:pPr>
-      <w:r>
-        <w:rPr>
-          <w:lang w:val="en-IN"/>
-        </w:rPr>
-        <w:t xml:space="preserve">        </w:t>
-      </w:r>
-      <w:proofErr w:type="spellStart"/>
-      <w:r>
-        <w:rPr>
-          <w:lang w:val="en-IN"/>
-        </w:rPr>
-        <w:t>updated_by</w:t>
-      </w:r>
-      <w:proofErr w:type="spellEnd"/>
-      <w:r>
-        <w:rPr>
-          <w:lang w:val="en-IN"/>
-        </w:rPr>
-        <w:t xml:space="preserve"> </w:t>
-      </w:r>
-      <w:proofErr w:type="gramStart"/>
-      <w:r>
-        <w:rPr>
-          <w:lang w:val="en-IN"/>
-        </w:rPr>
-        <w:t>varchar(</w:t>
-      </w:r>
-      <w:proofErr w:type="gramEnd"/>
-      <w:r>
-        <w:rPr>
-          <w:lang w:val="en-IN"/>
-        </w:rPr>
-        <w:t>255),</w:t>
-      </w:r>
-    </w:p>
-    <w:p>
-      <w:pPr>
-        <w:rPr>
-          <w:lang w:val="en-IN"/>
-        </w:rPr>
-      </w:pPr>
-      <w:r>
-        <w:rPr>
-          <w:lang w:val="en-IN"/>
-        </w:rPr>
-        <w:t xml:space="preserve">        amount </w:t>
-      </w:r>
-      <w:proofErr w:type="gramStart"/>
-      <w:r>
-        <w:rPr>
-          <w:lang w:val="en-IN"/>
-        </w:rPr>
-        <w:t>numeric(</w:t>
-      </w:r>
-      <w:proofErr w:type="gramEnd"/>
-      <w:r>
-        <w:rPr>
-          <w:lang w:val="en-IN"/>
-        </w:rPr>
-        <w:t>38,2),</w:t>
-      </w:r>
-    </w:p>
-    <w:p>
-      <w:pPr>
-        <w:rPr>
-          <w:lang w:val="en-IN"/>
-        </w:rPr>
-      </w:pPr>
-      <w:r>
-        <w:rPr>
-          <w:lang w:val="en-IN"/>
-        </w:rPr>
-        <w:t xml:space="preserve">        </w:t>
-      </w:r>
-      <w:proofErr w:type="spellStart"/>
-      <w:r>
-        <w:rPr>
-          <w:lang w:val="en-IN"/>
-        </w:rPr>
-        <w:t>bank_code</w:t>
-      </w:r>
-      <w:proofErr w:type="spellEnd"/>
-      <w:r>
-        <w:rPr>
-          <w:lang w:val="en-IN"/>
-        </w:rPr>
-        <w:t xml:space="preserve"> </w:t>
-      </w:r>
-      <w:proofErr w:type="gramStart"/>
-      <w:r>
-        <w:rPr>
-          <w:lang w:val="en-IN"/>
-        </w:rPr>
-        <w:t>varchar(</w:t>
-      </w:r>
-      <w:proofErr w:type="gramEnd"/>
-      <w:r>
-        <w:rPr>
-          <w:lang w:val="en-IN"/>
-        </w:rPr>
-        <w:t>255),</w:t>
-      </w:r>
-    </w:p>
-    <w:p>
-      <w:pPr>
-        <w:rPr>
-          <w:lang w:val="en-IN"/>
-        </w:rPr>
-      </w:pPr>
-      <w:r>
-        <w:rPr>
-          <w:lang w:val="en-IN"/>
-        </w:rPr>
-        <w:t xml:space="preserve">        currency </w:t>
-      </w:r>
-      <w:proofErr w:type="gramStart"/>
-      <w:r>
-        <w:rPr>
-          <w:lang w:val="en-IN"/>
-        </w:rPr>
-        <w:t>varchar(</w:t>
-      </w:r>
-      <w:proofErr w:type="gramEnd"/>
-      <w:r>
-        <w:rPr>
-          <w:lang w:val="en-IN"/>
-        </w:rPr>
-        <w:t>255),</w:t>
-      </w:r>
-    </w:p>
-    <w:p>
-      <w:pPr>
-        <w:rPr>
-          <w:lang w:val="en-IN"/>
-        </w:rPr>
-      </w:pPr>
-      <w:r>
-        <w:rPr>
-          <w:lang w:val="en-IN"/>
-        </w:rPr>
-        <w:t xml:space="preserve">        description </w:t>
-      </w:r>
-      <w:proofErr w:type="gramStart"/>
-      <w:r>
-        <w:rPr>
-          <w:lang w:val="en-IN"/>
-        </w:rPr>
-        <w:t>varchar(</w:t>
-      </w:r>
-      <w:proofErr w:type="gramEnd"/>
-      <w:r>
-        <w:rPr>
-          <w:lang w:val="en-IN"/>
-        </w:rPr>
-        <w:t>255),</w:t>
-      </w:r>
-    </w:p>
-    <w:p>
-      <w:pPr>
-        <w:rPr>
-          <w:lang w:val="en-IN"/>
-        </w:rPr>
-      </w:pPr>
-      <w:r>
-        <w:rPr>
-          <w:lang w:val="en-IN"/>
-        </w:rPr>
-        <w:t xml:space="preserve">        </w:t>
-      </w:r>
-      <w:proofErr w:type="spellStart"/>
-      <w:r>
-        <w:rPr>
-          <w:lang w:val="en-IN"/>
-        </w:rPr>
-        <w:t>exchange_rate</w:t>
-      </w:r>
-      <w:proofErr w:type="spellEnd"/>
-      <w:r>
-        <w:rPr>
-          <w:lang w:val="en-IN"/>
-        </w:rPr>
-        <w:t xml:space="preserve"> </w:t>
-      </w:r>
-      <w:proofErr w:type="gramStart"/>
-      <w:r>
-        <w:rPr>
-          <w:lang w:val="en-IN"/>
-        </w:rPr>
-        <w:t>numeric(</w:t>
-      </w:r>
-      <w:proofErr w:type="gramEnd"/>
-      <w:r>
-        <w:rPr>
-          <w:lang w:val="en-IN"/>
-        </w:rPr>
-        <w:t>38,2),</w:t>
-      </w:r>
-    </w:p>
-    <w:p>
-      <w:pPr>
-        <w:rPr>
-          <w:lang w:val="en-IN"/>
-        </w:rPr>
-      </w:pPr>
-      <w:r>
-        <w:rPr>
-          <w:lang w:val="en-IN"/>
-        </w:rPr>
-        <w:t xml:space="preserve">        </w:t>
-      </w:r>
-      <w:proofErr w:type="spellStart"/>
-      <w:r>
-        <w:rPr>
-          <w:lang w:val="en-IN"/>
-        </w:rPr>
-        <w:t>payment_type</w:t>
-      </w:r>
-      <w:proofErr w:type="spellEnd"/>
-      <w:r>
-        <w:rPr>
-          <w:lang w:val="en-IN"/>
-        </w:rPr>
-        <w:t xml:space="preserve"> </w:t>
-      </w:r>
-      <w:proofErr w:type="gramStart"/>
-      <w:r>
-        <w:rPr>
-          <w:lang w:val="en-IN"/>
-        </w:rPr>
-        <w:t>varchar(</w:t>
-      </w:r>
-      <w:proofErr w:type="gramEnd"/>
-      <w:r>
-        <w:rPr>
-          <w:lang w:val="en-IN"/>
-        </w:rPr>
-        <w:t>255) check (</w:t>
-      </w:r>
-      <w:proofErr w:type="spellStart"/>
-      <w:r>
-        <w:rPr>
-          <w:lang w:val="en-IN"/>
-        </w:rPr>
-        <w:t>payment_type</w:t>
-      </w:r>
-      <w:proofErr w:type="spellEnd"/>
-      <w:r>
-        <w:rPr>
-          <w:lang w:val="en-IN"/>
-        </w:rPr>
-        <w:t xml:space="preserve"> in ('INTERNATIONAL','DOMESTIC','WITHIN_BANK')),</w:t>
-      </w:r>
-    </w:p>
-    <w:p>
-      <w:pPr>
-        <w:rPr>
-          <w:lang w:val="en-IN"/>
-        </w:rPr>
-      </w:pPr>
-      <w:r>
-        <w:rPr>
-          <w:lang w:val="en-IN"/>
-        </w:rPr>
-        <w:t xml:space="preserve">        </w:t>
-      </w:r>
-      <w:proofErr w:type="spellStart"/>
-      <w:r>
-        <w:rPr>
-          <w:lang w:val="en-IN"/>
-        </w:rPr>
-        <w:t>receiver_account</w:t>
-      </w:r>
-      <w:proofErr w:type="spellEnd"/>
-      <w:r>
-        <w:rPr>
-          <w:lang w:val="en-IN"/>
-        </w:rPr>
-        <w:t xml:space="preserve"> </w:t>
-      </w:r>
-      <w:proofErr w:type="gramStart"/>
-      <w:r>
-        <w:rPr>
-          <w:lang w:val="en-IN"/>
-        </w:rPr>
-        <w:t>varchar(</w:t>
-      </w:r>
-      <w:proofErr w:type="gramEnd"/>
-      <w:r>
-        <w:rPr>
-          <w:lang w:val="en-IN"/>
-        </w:rPr>
-        <w:t>255),</w:t>
-      </w:r>
-    </w:p>
-    <w:p>
-      <w:pPr>
-        <w:rPr>
-          <w:lang w:val="en-IN"/>
-        </w:rPr>
-      </w:pPr>
-      <w:r>
-        <w:rPr>
-          <w:lang w:val="en-IN"/>
-        </w:rPr>
-        <w:t xml:space="preserve">        </w:t>
-      </w:r>
-      <w:proofErr w:type="spellStart"/>
-      <w:r>
-        <w:rPr>
-          <w:lang w:val="en-IN"/>
-        </w:rPr>
-        <w:t>receiver_name</w:t>
-      </w:r>
-      <w:proofErr w:type="spellEnd"/>
-      <w:r>
-        <w:rPr>
-          <w:lang w:val="en-IN"/>
-        </w:rPr>
-        <w:t xml:space="preserve"> </w:t>
-      </w:r>
-      <w:proofErr w:type="gramStart"/>
-      <w:r>
-        <w:rPr>
-          <w:lang w:val="en-IN"/>
-        </w:rPr>
-        <w:t>varchar(</w:t>
-      </w:r>
-      <w:proofErr w:type="gramEnd"/>
-      <w:r>
-        <w:rPr>
-          <w:lang w:val="en-IN"/>
-        </w:rPr>
-        <w:t>255),</w:t>
-      </w:r>
-    </w:p>
-    <w:p>
-      <w:pPr>
-        <w:rPr>
-          <w:lang w:val="en-IN"/>
-        </w:rPr>
-      </w:pPr>
-      <w:r>
-        <w:rPr>
-          <w:lang w:val="en-IN"/>
-        </w:rPr>
-        <w:t xml:space="preserve">        </w:t>
-      </w:r>
-      <w:proofErr w:type="spellStart"/>
-      <w:r>
-        <w:rPr>
-          <w:lang w:val="en-IN"/>
-        </w:rPr>
-        <w:t>reference_number</w:t>
-      </w:r>
-      <w:proofErr w:type="spellEnd"/>
-      <w:r>
-        <w:rPr>
-          <w:lang w:val="en-IN"/>
-        </w:rPr>
-        <w:t xml:space="preserve"> </w:t>
-      </w:r>
-      <w:proofErr w:type="gramStart"/>
-      <w:r>
-        <w:rPr>
-          <w:lang w:val="en-IN"/>
-        </w:rPr>
-        <w:t>varchar(</w:t>
-      </w:r>
-      <w:proofErr w:type="gramEnd"/>
-      <w:r>
-        <w:rPr>
-          <w:lang w:val="en-IN"/>
-        </w:rPr>
-        <w:t>255),</w:t>
-      </w:r>
-    </w:p>
-    <w:p>
-      <w:pPr>
-        <w:rPr>
-          <w:lang w:val="en-IN"/>
-        </w:rPr>
-      </w:pPr>
-      <w:r>
-        <w:rPr>
-          <w:lang w:val="en-IN"/>
-        </w:rPr>
-        <w:t xml:space="preserve">        </w:t>
-      </w:r>
-      <w:proofErr w:type="spellStart"/>
-      <w:r>
-        <w:rPr>
-          <w:lang w:val="en-IN"/>
-        </w:rPr>
-        <w:t>sender_account</w:t>
-      </w:r>
-      <w:proofErr w:type="spellEnd"/>
-      <w:r>
-        <w:rPr>
-          <w:lang w:val="en-IN"/>
-        </w:rPr>
-        <w:t xml:space="preserve"> </w:t>
-      </w:r>
-      <w:proofErr w:type="spellStart"/>
-      <w:r>
-        <w:rPr>
-          <w:lang w:val="en-IN"/>
-        </w:rPr>
-        <w:t>bigint</w:t>
-      </w:r>
-      <w:proofErr w:type="spellEnd"/>
-      <w:r>
-        <w:rPr>
-          <w:lang w:val="en-IN"/>
-        </w:rPr>
-        <w:t>,</w:t>
-      </w:r>
-    </w:p>
-    <w:p>
-      <w:pPr>
-        <w:rPr>
-          <w:lang w:val="en-IN"/>
-        </w:rPr>
-      </w:pPr>
-      <w:r>
-        <w:rPr>
-          <w:lang w:val="en-IN"/>
-        </w:rPr>
-        <w:t xml:space="preserve">        </w:t>
-      </w:r>
-      <w:proofErr w:type="spellStart"/>
-      <w:r>
-        <w:rPr>
-          <w:lang w:val="en-IN"/>
-        </w:rPr>
-        <w:t>sender_name</w:t>
-      </w:r>
-      <w:proofErr w:type="spellEnd"/>
-      <w:r>
-        <w:rPr>
-          <w:lang w:val="en-IN"/>
-        </w:rPr>
-        <w:t xml:space="preserve"> </w:t>
-      </w:r>
-      <w:proofErr w:type="gramStart"/>
-      <w:r>
-        <w:rPr>
-          <w:lang w:val="en-IN"/>
-        </w:rPr>
-        <w:t>varchar(</w:t>
-      </w:r>
-      <w:proofErr w:type="gramEnd"/>
-      <w:r>
-        <w:rPr>
-          <w:lang w:val="en-IN"/>
-        </w:rPr>
-        <w:t>255),</w:t>
-      </w:r>
-    </w:p>
-    <w:p>
-      <w:pPr>
-        <w:rPr>
-          <w:lang w:val="en-IN"/>
-        </w:rPr>
-      </w:pPr>
-      <w:r>
-        <w:rPr>
-          <w:lang w:val="en-IN"/>
-        </w:rPr>
-        <w:t xml:space="preserve">        status </w:t>
-      </w:r>
-      <w:proofErr w:type="gramStart"/>
-      <w:r>
-        <w:rPr>
-          <w:lang w:val="en-IN"/>
-        </w:rPr>
-        <w:t>varchar(</w:t>
-      </w:r>
-      <w:proofErr w:type="gramEnd"/>
-      <w:r>
-        <w:rPr>
-          <w:lang w:val="en-IN"/>
-        </w:rPr>
-        <w:t>255),</w:t>
-      </w:r>
-    </w:p>
-    <w:p>
-      <w:pPr>
-        <w:rPr>
-          <w:lang w:val="en-IN"/>
-        </w:rPr>
-      </w:pPr>
-      <w:r>
-        <w:rPr>
-          <w:lang w:val="en-IN"/>
-        </w:rPr>
-        <w:t xml:space="preserve">        </w:t>
-      </w:r>
-      <w:proofErr w:type="spellStart"/>
-      <w:r>
-        <w:rPr>
-          <w:lang w:val="en-IN"/>
-        </w:rPr>
-        <w:t>transaction_date</w:t>
-      </w:r>
-      <w:proofErr w:type="spellEnd"/>
-      <w:r>
-        <w:rPr>
-          <w:lang w:val="en-IN"/>
-        </w:rPr>
-        <w:t xml:space="preserve"> </w:t>
-      </w:r>
-      <w:proofErr w:type="gramStart"/>
-      <w:r>
-        <w:rPr>
-          <w:lang w:val="en-IN"/>
-        </w:rPr>
-        <w:t>timestamp(</w:t>
-      </w:r>
-      <w:proofErr w:type="gramEnd"/>
-      <w:r>
-        <w:rPr>
-          <w:lang w:val="en-IN"/>
-        </w:rPr>
-        <w:t>6),</w:t>
-      </w:r>
-    </w:p>
-    <w:p>
-      <w:pPr>
-        <w:rPr>
-          <w:lang w:val="en-IN"/>
-        </w:rPr>
-      </w:pPr>
-      <w:r>
-        <w:rPr>
-          <w:lang w:val="en-IN"/>
-        </w:rPr>
-        <w:t xml:space="preserve">        </w:t>
-      </w:r>
-      <w:proofErr w:type="spellStart"/>
-      <w:r>
-        <w:rPr>
-          <w:lang w:val="en-IN"/>
-        </w:rPr>
-        <w:t>transaction_fee</w:t>
-      </w:r>
-      <w:proofErr w:type="spellEnd"/>
-      <w:r>
-        <w:rPr>
-          <w:lang w:val="en-IN"/>
-        </w:rPr>
-        <w:t xml:space="preserve"> </w:t>
-      </w:r>
-      <w:proofErr w:type="gramStart"/>
-      <w:r>
-        <w:rPr>
-          <w:lang w:val="en-IN"/>
-        </w:rPr>
-        <w:t>numeric(</w:t>
-      </w:r>
-      <w:proofErr w:type="gramEnd"/>
-      <w:r>
-        <w:rPr>
-          <w:lang w:val="en-IN"/>
-        </w:rPr>
-        <w:t>38,2),</w:t>
+        <w:t xml:space="preserve"> numeric(38,2),</w:t>
       </w:r>
     </w:p>
     <w:p>
@@ -20390,21 +18905,7 @@
         <w:rPr>
           <w:lang w:val="en-IN"/>
         </w:rPr>
-        <w:t>The </w:t>
-      </w:r>
-      <w:proofErr w:type="gramStart"/>
-      <w:r>
-        <w:rPr>
-          <w:lang w:val="en-IN"/>
-        </w:rPr>
-        <w:t>customers</w:t>
-      </w:r>
-      <w:proofErr w:type="gramEnd"/>
-      <w:r>
-        <w:rPr>
-          <w:lang w:val="en-IN"/>
-        </w:rPr>
-        <w:t> table is the root entity. All core tables reference back to it.</w:t>
+        <w:t>The customers table is the root entity. All core tables reference back to it.</w:t>
       </w:r>
       <w:bookmarkEnd w:id="69"/>
       <w:bookmarkEnd w:id="70"/>
@@ -20426,7 +18927,6 @@
         <w:t>customers → </w:t>
       </w:r>
       <w:proofErr w:type="spellStart"/>
-      <w:proofErr w:type="gramStart"/>
       <w:r>
         <w:rPr>
           <w:lang w:val="en-IN"/>
@@ -20438,14 +18938,7 @@
         <w:rPr>
           <w:lang w:val="en-IN"/>
         </w:rPr>
-        <w:t> :</w:t>
-      </w:r>
-      <w:proofErr w:type="gramEnd"/>
-      <w:r>
-        <w:rPr>
-          <w:lang w:val="en-IN"/>
-        </w:rPr>
-        <w:t xml:space="preserve"> One customer has one CIF record. The </w:t>
+        <w:t> : One customer has one CIF record. The </w:t>
       </w:r>
       <w:proofErr w:type="spellStart"/>
       <w:r>
@@ -20500,21 +18993,7 @@
         <w:rPr>
           <w:lang w:val="en-IN"/>
         </w:rPr>
-        <w:t> → </w:t>
-      </w:r>
-      <w:proofErr w:type="gramStart"/>
-      <w:r>
-        <w:rPr>
-          <w:lang w:val="en-IN"/>
-        </w:rPr>
-        <w:t>accounts :</w:t>
-      </w:r>
-      <w:proofErr w:type="gramEnd"/>
-      <w:r>
-        <w:rPr>
-          <w:lang w:val="en-IN"/>
-        </w:rPr>
-        <w:t xml:space="preserve"> One CIF can have multiple accounts. The accounts table holds the </w:t>
+        <w:t> → accounts : One CIF can have multiple accounts. The accounts table holds the </w:t>
       </w:r>
       <w:proofErr w:type="spellStart"/>
       <w:r>
@@ -20547,21 +19026,7 @@
         <w:rPr>
           <w:lang w:val="en-IN"/>
         </w:rPr>
-        <w:t>customers → </w:t>
-      </w:r>
-      <w:proofErr w:type="gramStart"/>
-      <w:r>
-        <w:rPr>
-          <w:lang w:val="en-IN"/>
-        </w:rPr>
-        <w:t>addresses :</w:t>
-      </w:r>
-      <w:proofErr w:type="gramEnd"/>
-      <w:r>
-        <w:rPr>
-          <w:lang w:val="en-IN"/>
-        </w:rPr>
-        <w:t xml:space="preserve"> One customer can have multiple addresses. The addresses table holds the </w:t>
+        <w:t>customers → addresses : One customer can have multiple addresses. The addresses table holds the </w:t>
       </w:r>
       <w:proofErr w:type="spellStart"/>
       <w:r>
@@ -20599,28 +19064,14 @@
         <w:rPr>
           <w:lang w:val="en-IN"/>
         </w:rPr>
-        <w:t>kyc_</w:t>
-      </w:r>
-      <w:proofErr w:type="gramStart"/>
-      <w:r>
-        <w:rPr>
-          <w:lang w:val="en-IN"/>
-        </w:rPr>
-        <w:t>details</w:t>
+        <w:t>kyc_details</w:t>
       </w:r>
       <w:proofErr w:type="spellEnd"/>
       <w:r>
         <w:rPr>
           <w:lang w:val="en-IN"/>
         </w:rPr>
-        <w:t> :</w:t>
-      </w:r>
-      <w:proofErr w:type="gramEnd"/>
-      <w:r>
-        <w:rPr>
-          <w:lang w:val="en-IN"/>
-        </w:rPr>
-        <w:t xml:space="preserve"> One customer has one KYC record. The </w:t>
+        <w:t> : One customer has one KYC record. The </w:t>
       </w:r>
       <w:proofErr w:type="spellStart"/>
       <w:r>
@@ -20702,21 +19153,7 @@
         <w:rPr>
           <w:lang w:val="en-IN"/>
         </w:rPr>
-        <w:t> → </w:t>
-      </w:r>
-      <w:proofErr w:type="gramStart"/>
-      <w:r>
-        <w:rPr>
-          <w:lang w:val="en-IN"/>
-        </w:rPr>
-        <w:t>roles :</w:t>
-      </w:r>
-      <w:proofErr w:type="gramEnd"/>
-      <w:r>
-        <w:rPr>
-          <w:lang w:val="en-IN"/>
-        </w:rPr>
-        <w:t xml:space="preserve"> A user can have multiple roles and a role can be assigned to    multiple users. This is a Many-to-Many relationship managed through the </w:t>
+        <w:t> → roles : A user can have multiple roles and a role can be assigned to    multiple users. This is a Many-to-Many relationship managed through the </w:t>
       </w:r>
       <w:proofErr w:type="spellStart"/>
       <w:r>
@@ -20862,22 +19299,12 @@
         <w:t xml:space="preserve">, whenever new check in happens </w:t>
       </w:r>
       <w:proofErr w:type="spellStart"/>
-      <w:proofErr w:type="gramStart"/>
       <w:r>
         <w:t>ie,code</w:t>
       </w:r>
       <w:proofErr w:type="spellEnd"/>
-      <w:proofErr w:type="gramEnd"/>
-      <w:r>
-        <w:t xml:space="preserve"> is pushed to main branch git hub actions pipe line triggers and it does below steps and once </w:t>
-      </w:r>
-      <w:proofErr w:type="gramStart"/>
-      <w:r>
-        <w:t>it</w:t>
-      </w:r>
-      <w:proofErr w:type="gramEnd"/>
-      <w:r>
-        <w:t xml:space="preserve"> success </w:t>
+      <w:r>
+        <w:t xml:space="preserve"> is pushed to main branch git hub actions pipe line triggers and it does below steps and once it success </w:t>
       </w:r>
     </w:p>
     <w:p>
@@ -21802,21 +20229,7 @@
         <w:rPr>
           <w:lang w:val="en-IN"/>
         </w:rPr>
-        <w:t xml:space="preserve">Performance optimization changes: (Autoscaling of Pods to handled peak </w:t>
-      </w:r>
-      <w:proofErr w:type="gramStart"/>
-      <w:r>
-        <w:rPr>
-          <w:lang w:val="en-IN"/>
-        </w:rPr>
-        <w:t>volume )</w:t>
-      </w:r>
-      <w:proofErr w:type="gramEnd"/>
-      <w:r>
-        <w:rPr>
-          <w:lang w:val="en-IN"/>
-        </w:rPr>
-        <w:t>:</w:t>
+        <w:t>Performance optimization changes: (Autoscaling of Pods to handled peak volume ):</w:t>
       </w:r>
     </w:p>
     <w:p>
@@ -22826,21 +21239,7 @@
               <w:rPr>
                 <w:lang w:val="en-IN"/>
               </w:rPr>
-              <w:t xml:space="preserve">Payment processing is </w:t>
-            </w:r>
-            <w:proofErr w:type="gramStart"/>
-            <w:r>
-              <w:rPr>
-                <w:lang w:val="en-IN"/>
-              </w:rPr>
-              <w:t>compute</w:t>
-            </w:r>
-            <w:proofErr w:type="gramEnd"/>
-            <w:r>
-              <w:rPr>
-                <w:lang w:val="en-IN"/>
-              </w:rPr>
-              <w:t xml:space="preserve"> intensive</w:t>
+              <w:t>Payment processing is compute intensive</w:t>
             </w:r>
           </w:p>
         </w:tc>
@@ -23790,19 +22189,8 @@
           <w:u w:val="single"/>
           <w:lang w:val="en-IN"/>
         </w:rPr>
-        <w:t xml:space="preserve">Microservice </w:t>
-      </w:r>
-      <w:proofErr w:type="gramStart"/>
-      <w:r>
-        <w:rPr>
-          <w:b/>
-          <w:bCs/>
-          <w:u w:val="single"/>
-          <w:lang w:val="en-IN"/>
-        </w:rPr>
-        <w:t>Architecture :</w:t>
-      </w:r>
-      <w:proofErr w:type="gramEnd"/>
+        <w:t>Microservice Architecture :</w:t>
+      </w:r>
     </w:p>
     <w:p>
       <w:pPr>
@@ -24495,7 +22883,6 @@
         </w:rPr>
       </w:pPr>
       <w:proofErr w:type="spellStart"/>
-      <w:proofErr w:type="gramStart"/>
       <w:r>
         <w:rPr>
           <w:lang w:val="en-IN"/>
@@ -24503,26 +22890,11 @@
         <w:t>Beneficiary’s</w:t>
       </w:r>
       <w:proofErr w:type="spellEnd"/>
-      <w:proofErr w:type="gramEnd"/>
-      <w:r>
-        <w:rPr>
-          <w:lang w:val="en-IN"/>
-        </w:rPr>
-        <w:t xml:space="preserve"> are not maintained </w:t>
-      </w:r>
-      <w:proofErr w:type="gramStart"/>
-      <w:r>
-        <w:rPr>
-          <w:lang w:val="en-IN"/>
-        </w:rPr>
-        <w:t>locally ,It</w:t>
-      </w:r>
-      <w:proofErr w:type="gramEnd"/>
-      <w:r>
-        <w:rPr>
-          <w:lang w:val="en-IN"/>
-        </w:rPr>
-        <w:t xml:space="preserve"> is send to Payment processing system and get</w:t>
+      <w:r>
+        <w:rPr>
+          <w:lang w:val="en-IN"/>
+        </w:rPr>
+        <w:t xml:space="preserve"> are not maintained locally ,It is send to Payment processing system and get</w:t>
       </w:r>
     </w:p>
     <w:p>
@@ -24536,21 +22908,7 @@
           <w:lang w:val="en-IN"/>
         </w:rPr>
         <w:lastRenderedPageBreak/>
-        <w:t xml:space="preserve">Validated. And </w:t>
-      </w:r>
-      <w:proofErr w:type="gramStart"/>
-      <w:r>
-        <w:rPr>
-          <w:lang w:val="en-IN"/>
-        </w:rPr>
-        <w:t>also</w:t>
-      </w:r>
-      <w:proofErr w:type="gramEnd"/>
-      <w:r>
-        <w:rPr>
-          <w:lang w:val="en-IN"/>
-        </w:rPr>
-        <w:t xml:space="preserve"> IFSC lookup and SWIFT CODE look up is not enabled.</w:t>
+        <w:t>Validated. And also IFSC lookup and SWIFT CODE look up is not enabled.</w:t>
       </w:r>
     </w:p>
     <w:p>
@@ -26951,17 +25309,12 @@
         </w:numPr>
       </w:pPr>
       <w:proofErr w:type="spellStart"/>
-      <w:proofErr w:type="gramStart"/>
       <w:r>
         <w:t>Sql</w:t>
       </w:r>
       <w:proofErr w:type="spellEnd"/>
       <w:r>
-        <w:t>(</w:t>
-      </w:r>
-      <w:proofErr w:type="gramEnd"/>
-      <w:r>
-        <w:t>H2 DB)</w:t>
+        <w:t>(H2 DB)</w:t>
       </w:r>
     </w:p>
     <w:p>

--- a/docs/Scaler_Neovarsity_Academy_Project.docx
+++ b/docs/Scaler_Neovarsity_Academy_Project.docx
@@ -133,23 +133,7 @@
           <w:b/>
           <w:bCs/>
         </w:rPr>
-        <w:t xml:space="preserve">A Master’s Project Report submitted to Scaler </w:t>
-      </w:r>
-      <w:proofErr w:type="spellStart"/>
-      <w:r>
-        <w:rPr>
-          <w:b/>
-          <w:bCs/>
-        </w:rPr>
-        <w:t>Neovarsity</w:t>
-      </w:r>
-      <w:proofErr w:type="spellEnd"/>
-      <w:r>
-        <w:rPr>
-          <w:b/>
-          <w:bCs/>
-        </w:rPr>
-        <w:t xml:space="preserve"> - Woolf in partial fulfillment of the requirements for the degree of Master of Science in Computer Science</w:t>
+        <w:t>A Master’s Project Report submitted to Scaler Neovarsity - Woolf in partial fulfillment of the requirements for the degree of Master of Science in Computer Science</w:t>
       </w:r>
     </w:p>
     <w:p>
@@ -766,7 +750,23 @@
           <w:bCs/>
           <w:color w:val="000000" w:themeColor="text1"/>
         </w:rPr>
-        <w:t xml:space="preserve">13/03/2026 </w:t>
+        <w:t>13/0</w:t>
+      </w:r>
+      <w:r>
+        <w:rPr>
+          <w:b/>
+          <w:bCs/>
+          <w:color w:val="000000" w:themeColor="text1"/>
+        </w:rPr>
+        <w:t>5</w:t>
+      </w:r>
+      <w:r>
+        <w:rPr>
+          <w:b/>
+          <w:bCs/>
+          <w:color w:val="000000" w:themeColor="text1"/>
+        </w:rPr>
+        <w:t xml:space="preserve">/2026 </w:t>
       </w:r>
     </w:p>
     <w:p>
@@ -1901,11 +1901,9 @@
               <w:widowControl w:val="0"/>
               <w:spacing w:line="240" w:lineRule="auto"/>
             </w:pPr>
-            <w:proofErr w:type="spellStart"/>
             <w:r>
               <w:t>user_roles</w:t>
             </w:r>
-            <w:proofErr w:type="spellEnd"/>
           </w:p>
         </w:tc>
         <w:tc>
@@ -5368,13 +5366,8 @@
           <w:numId w:val="26"/>
         </w:numPr>
       </w:pPr>
-      <w:proofErr w:type="spellStart"/>
-      <w:r>
-        <w:t>useraccounts</w:t>
-      </w:r>
-      <w:proofErr w:type="spellEnd"/>
-      <w:r>
-        <w:t>-service</w:t>
+      <w:r>
+        <w:t>useraccounts-service</w:t>
       </w:r>
     </w:p>
     <w:p/>
@@ -5810,43 +5803,7 @@
           <w:bCs/>
           <w:lang w:val="en-IN"/>
         </w:rPr>
-        <w:t xml:space="preserve">{ </w:t>
-      </w:r>
-      <w:proofErr w:type="spellStart"/>
-      <w:r>
-        <w:rPr>
-          <w:b/>
-          <w:bCs/>
-          <w:lang w:val="en-IN"/>
-        </w:rPr>
-        <w:t>userId</w:t>
-      </w:r>
-      <w:proofErr w:type="spellEnd"/>
-      <w:r>
-        <w:rPr>
-          <w:b/>
-          <w:bCs/>
-          <w:lang w:val="en-IN"/>
-        </w:rPr>
-        <w:t xml:space="preserve">, </w:t>
-      </w:r>
-      <w:proofErr w:type="spellStart"/>
-      <w:r>
-        <w:rPr>
-          <w:b/>
-          <w:bCs/>
-          <w:lang w:val="en-IN"/>
-        </w:rPr>
-        <w:t>pwd</w:t>
-      </w:r>
-      <w:proofErr w:type="spellEnd"/>
-      <w:r>
-        <w:rPr>
-          <w:b/>
-          <w:bCs/>
-          <w:lang w:val="en-IN"/>
-        </w:rPr>
-        <w:t>, roles }</w:t>
+        <w:t>{ userId, pwd, roles }</w:t>
       </w:r>
     </w:p>
     <w:p>
@@ -5888,21 +5845,7 @@
         <w:rPr>
           <w:lang w:val="en-IN"/>
         </w:rPr>
-        <w:t xml:space="preserve"> </w:t>
-      </w:r>
-      <w:proofErr w:type="spellStart"/>
-      <w:r>
-        <w:rPr>
-          <w:lang w:val="en-IN"/>
-        </w:rPr>
-        <w:t>ie</w:t>
-      </w:r>
-      <w:proofErr w:type="spellEnd"/>
-      <w:r>
-        <w:rPr>
-          <w:lang w:val="en-IN"/>
-        </w:rPr>
-        <w:t>, initiated by ADMIN.</w:t>
+        <w:t xml:space="preserve"> ie, initiated by ADMIN.</w:t>
       </w:r>
     </w:p>
     <w:p>
@@ -6044,43 +5987,7 @@
           <w:bCs/>
           <w:lang w:val="en-IN"/>
         </w:rPr>
-        <w:t xml:space="preserve">{ </w:t>
-      </w:r>
-      <w:proofErr w:type="spellStart"/>
-      <w:r>
-        <w:rPr>
-          <w:b/>
-          <w:bCs/>
-          <w:lang w:val="en-IN"/>
-        </w:rPr>
-        <w:t>userId</w:t>
-      </w:r>
-      <w:proofErr w:type="spellEnd"/>
-      <w:r>
-        <w:rPr>
-          <w:b/>
-          <w:bCs/>
-          <w:lang w:val="en-IN"/>
-        </w:rPr>
-        <w:t xml:space="preserve">, </w:t>
-      </w:r>
-      <w:proofErr w:type="spellStart"/>
-      <w:r>
-        <w:rPr>
-          <w:b/>
-          <w:bCs/>
-          <w:lang w:val="en-IN"/>
-        </w:rPr>
-        <w:t>pwd</w:t>
-      </w:r>
-      <w:proofErr w:type="spellEnd"/>
-      <w:r>
-        <w:rPr>
-          <w:b/>
-          <w:bCs/>
-          <w:lang w:val="en-IN"/>
-        </w:rPr>
-        <w:t xml:space="preserve"> }</w:t>
+        <w:t>{ userId, pwd }</w:t>
       </w:r>
     </w:p>
     <w:p>
@@ -6503,25 +6410,7 @@
           <w:bCs/>
           <w:lang w:val="en-IN"/>
         </w:rPr>
-        <w:t>GET ap1/v1/users/pending/{</w:t>
-      </w:r>
-      <w:proofErr w:type="spellStart"/>
-      <w:r>
-        <w:rPr>
-          <w:b/>
-          <w:bCs/>
-          <w:lang w:val="en-IN"/>
-        </w:rPr>
-        <w:t>customerNumber</w:t>
-      </w:r>
-      <w:proofErr w:type="spellEnd"/>
-      <w:r>
-        <w:rPr>
-          <w:b/>
-          <w:bCs/>
-          <w:lang w:val="en-IN"/>
-        </w:rPr>
-        <w:t>}</w:t>
+        <w:t>GET ap1/v1/users/pending/{customerNumber}</w:t>
       </w:r>
     </w:p>
     <w:p>
@@ -6779,25 +6668,7 @@
           <w:bCs/>
           <w:lang w:val="en-IN"/>
         </w:rPr>
-        <w:t xml:space="preserve">{ </w:t>
-      </w:r>
-      <w:proofErr w:type="spellStart"/>
-      <w:r>
-        <w:rPr>
-          <w:b/>
-          <w:bCs/>
-          <w:lang w:val="en-IN"/>
-        </w:rPr>
-        <w:t>customerNumber</w:t>
-      </w:r>
-      <w:proofErr w:type="spellEnd"/>
-      <w:r>
-        <w:rPr>
-          <w:b/>
-          <w:bCs/>
-          <w:lang w:val="en-IN"/>
-        </w:rPr>
-        <w:t>, status: "ACTIVE" }</w:t>
+        <w:t>{ customerNumber, status: "ACTIVE" }</w:t>
       </w:r>
     </w:p>
     <w:p>
@@ -7046,18 +6917,8 @@
           <w:bCs/>
           <w:lang w:val="en-IN"/>
         </w:rPr>
-        <w:t>POST ap1/v1/payments/</w:t>
-      </w:r>
-      <w:proofErr w:type="spellStart"/>
-      <w:r>
-        <w:rPr>
-          <w:b/>
-          <w:bCs/>
-          <w:lang w:val="en-IN"/>
-        </w:rPr>
-        <w:t>createPayment</w:t>
-      </w:r>
-      <w:proofErr w:type="spellEnd"/>
+        <w:t>POST ap1/v1/payments/createPayment</w:t>
+      </w:r>
     </w:p>
     <w:p>
       <w:pPr>
@@ -7122,43 +6983,7 @@
           <w:bCs/>
           <w:lang w:val="en-IN"/>
         </w:rPr>
-        <w:t xml:space="preserve">{ </w:t>
-      </w:r>
-      <w:proofErr w:type="spellStart"/>
-      <w:r>
-        <w:rPr>
-          <w:b/>
-          <w:bCs/>
-          <w:lang w:val="en-IN"/>
-        </w:rPr>
-        <w:t>FromAccount</w:t>
-      </w:r>
-      <w:proofErr w:type="spellEnd"/>
-      <w:r>
-        <w:rPr>
-          <w:b/>
-          <w:bCs/>
-          <w:lang w:val="en-IN"/>
-        </w:rPr>
-        <w:t xml:space="preserve">, </w:t>
-      </w:r>
-      <w:proofErr w:type="spellStart"/>
-      <w:r>
-        <w:rPr>
-          <w:b/>
-          <w:bCs/>
-          <w:lang w:val="en-IN"/>
-        </w:rPr>
-        <w:t>ToAccount</w:t>
-      </w:r>
-      <w:proofErr w:type="spellEnd"/>
-      <w:r>
-        <w:rPr>
-          <w:b/>
-          <w:bCs/>
-          <w:lang w:val="en-IN"/>
-        </w:rPr>
-        <w:t>, Amount }</w:t>
+        <w:t>{ FromAccount, ToAccount, Amount }</w:t>
       </w:r>
     </w:p>
     <w:p>
@@ -7331,23 +7156,7 @@
           <w:b/>
           <w:bCs/>
         </w:rPr>
-        <w:t xml:space="preserve"> </w:t>
-      </w:r>
-      <w:proofErr w:type="spellStart"/>
-      <w:r>
-        <w:rPr>
-          <w:b/>
-          <w:bCs/>
-        </w:rPr>
-        <w:t>api</w:t>
-      </w:r>
-      <w:proofErr w:type="spellEnd"/>
-      <w:r>
-        <w:rPr>
-          <w:b/>
-          <w:bCs/>
-        </w:rPr>
-        <w:t xml:space="preserve">/v1/notifications/send </w:t>
+        <w:t xml:space="preserve"> api/v1/notifications/send </w:t>
       </w:r>
     </w:p>
     <w:p>
@@ -8020,21 +7829,7 @@
         <w:rPr>
           <w:lang w:val="en-IN"/>
         </w:rPr>
-        <w:t xml:space="preserve">using Mobile client or Web Application which connects to our channel </w:t>
-      </w:r>
-      <w:proofErr w:type="spellStart"/>
-      <w:r>
-        <w:rPr>
-          <w:lang w:val="en-IN"/>
-        </w:rPr>
-        <w:t>ie</w:t>
-      </w:r>
-      <w:proofErr w:type="spellEnd"/>
-      <w:r>
-        <w:rPr>
-          <w:lang w:val="en-IN"/>
-        </w:rPr>
-        <w:t xml:space="preserve">, banking Application services which was developed based on Spring boot microservices helps user in Account creation by Providing the necessary APIs for user registration, Token Generation, initiating </w:t>
+        <w:t xml:space="preserve">using Mobile client or Web Application which connects to our channel ie, banking Application services which was developed based on Spring boot microservices helps user in Account creation by Providing the necessary APIs for user registration, Token Generation, initiating </w:t>
       </w:r>
       <w:r>
         <w:rPr>
@@ -8104,21 +7899,7 @@
         <w:rPr>
           <w:lang w:val="en-IN"/>
         </w:rPr>
-        <w:t xml:space="preserve">Here the Assumptions are a client </w:t>
-      </w:r>
-      <w:proofErr w:type="spellStart"/>
-      <w:r>
-        <w:rPr>
-          <w:lang w:val="en-IN"/>
-        </w:rPr>
-        <w:t>ie</w:t>
-      </w:r>
-      <w:proofErr w:type="spellEnd"/>
-      <w:r>
-        <w:rPr>
-          <w:lang w:val="en-IN"/>
-        </w:rPr>
-        <w:t xml:space="preserve"> , Web Application UI will be interacting with microservice’s which we build and </w:t>
+        <w:t xml:space="preserve">Here the Assumptions are a client ie , Web Application UI will be interacting with microservice’s which we build and </w:t>
       </w:r>
       <w:r>
         <w:rPr>
@@ -10570,15 +10351,7 @@
           </w:tcPr>
           <w:p>
             <w:r>
-              <w:t>POST /</w:t>
-            </w:r>
-            <w:proofErr w:type="spellStart"/>
-            <w:r>
-              <w:t>api</w:t>
-            </w:r>
-            <w:proofErr w:type="spellEnd"/>
-            <w:r>
-              <w:t>/v1/notifications/send</w:t>
+              <w:t>POST /api/v1/notifications/send</w:t>
             </w:r>
           </w:p>
         </w:tc>
@@ -10658,35 +10431,7 @@
               <w:rPr>
                 <w:lang w:val="en-IN"/>
               </w:rPr>
-              <w:t>/</w:t>
-            </w:r>
-            <w:proofErr w:type="spellStart"/>
-            <w:r>
-              <w:rPr>
-                <w:lang w:val="en-IN"/>
-              </w:rPr>
-              <w:t>getUnsendNotificationById</w:t>
-            </w:r>
-            <w:proofErr w:type="spellEnd"/>
-            <w:r>
-              <w:rPr>
-                <w:lang w:val="en-IN"/>
-              </w:rPr>
-              <w:t>/{</w:t>
-            </w:r>
-            <w:proofErr w:type="spellStart"/>
-            <w:r>
-              <w:rPr>
-                <w:lang w:val="en-IN"/>
-              </w:rPr>
-              <w:t>userId</w:t>
-            </w:r>
-            <w:proofErr w:type="spellEnd"/>
-            <w:r>
-              <w:rPr>
-                <w:lang w:val="en-IN"/>
-              </w:rPr>
-              <w:t>}</w:t>
+              <w:t>/getUnsendNotificationById/{userId}</w:t>
             </w:r>
           </w:p>
         </w:tc>
@@ -11014,15 +10759,7 @@
           </w:tcPr>
           <w:p>
             <w:r>
-              <w:t>POST /</w:t>
-            </w:r>
-            <w:proofErr w:type="spellStart"/>
-            <w:r>
-              <w:t>api</w:t>
-            </w:r>
-            <w:proofErr w:type="spellEnd"/>
-            <w:r>
-              <w:t>/v1/users/register</w:t>
+              <w:t>POST /api/v1/users/register</w:t>
             </w:r>
           </w:p>
         </w:tc>
@@ -11090,23 +10827,7 @@
           </w:tcPr>
           <w:p>
             <w:r>
-              <w:t>GET /</w:t>
-            </w:r>
-            <w:proofErr w:type="spellStart"/>
-            <w:r>
-              <w:t>api</w:t>
-            </w:r>
-            <w:proofErr w:type="spellEnd"/>
-            <w:r>
-              <w:t>/v1/users/pending/{</w:t>
-            </w:r>
-            <w:proofErr w:type="spellStart"/>
-            <w:r>
-              <w:t>customerNumber</w:t>
-            </w:r>
-            <w:proofErr w:type="spellEnd"/>
-            <w:r>
-              <w:t>}</w:t>
+              <w:t>GET /api/v1/users/pending/{customerNumber}</w:t>
             </w:r>
           </w:p>
         </w:tc>
@@ -11389,15 +11110,7 @@
           </w:tcPr>
           <w:p>
             <w:r>
-              <w:t>PUT /</w:t>
-            </w:r>
-            <w:proofErr w:type="spellStart"/>
-            <w:r>
-              <w:t>api</w:t>
-            </w:r>
-            <w:proofErr w:type="spellEnd"/>
-            <w:r>
-              <w:t>/v1/users/update</w:t>
+              <w:t>PUT /api/v1/users/update</w:t>
             </w:r>
           </w:p>
         </w:tc>
@@ -11735,21 +11448,8 @@
           </w:tcPr>
           <w:p>
             <w:r>
-              <w:t>POST /</w:t>
-            </w:r>
-            <w:proofErr w:type="spellStart"/>
-            <w:r>
-              <w:t>api</w:t>
-            </w:r>
-            <w:proofErr w:type="spellEnd"/>
-            <w:r>
-              <w:t>/v1/payments/</w:t>
-            </w:r>
-            <w:proofErr w:type="spellStart"/>
-            <w:r>
-              <w:t>createPayment</w:t>
-            </w:r>
-            <w:proofErr w:type="spellEnd"/>
+              <w:t>POST /api/v1/payments/createPayment</w:t>
+            </w:r>
           </w:p>
         </w:tc>
         <w:tc>
@@ -11826,35 +11526,13 @@
               </w:rPr>
             </w:pPr>
             <w:r>
-              <w:t>GET /</w:t>
-            </w:r>
-            <w:proofErr w:type="spellStart"/>
-            <w:r>
-              <w:t>api</w:t>
-            </w:r>
-            <w:proofErr w:type="spellEnd"/>
-            <w:r>
-              <w:t>/v1/payments</w:t>
+              <w:t>GET /api/v1/payments</w:t>
             </w:r>
             <w:r>
               <w:rPr>
                 <w:lang w:val="en-IN"/>
               </w:rPr>
-              <w:t xml:space="preserve"> /status/{</w:t>
-            </w:r>
-            <w:proofErr w:type="spellStart"/>
-            <w:r>
-              <w:rPr>
-                <w:lang w:val="en-IN"/>
-              </w:rPr>
-              <w:t>transactionId</w:t>
-            </w:r>
-            <w:proofErr w:type="spellEnd"/>
-            <w:r>
-              <w:rPr>
-                <w:lang w:val="en-IN"/>
-              </w:rPr>
-              <w:t>}</w:t>
+              <w:t xml:space="preserve"> /status/{transactionId}</w:t>
             </w:r>
           </w:p>
           <w:p>
@@ -11890,16 +11568,8 @@
               <w:rPr>
                 <w:lang w:val="en-IN"/>
               </w:rPr>
-              <w:t xml:space="preserve"> </w:t>
-            </w:r>
-            <w:proofErr w:type="spellStart"/>
-            <w:r>
-              <w:rPr>
-                <w:lang w:val="en-IN"/>
-              </w:rPr>
-              <w:t>transactionId</w:t>
-            </w:r>
-            <w:proofErr w:type="spellEnd"/>
+              <w:t xml:space="preserve"> transactionId</w:t>
+            </w:r>
           </w:p>
         </w:tc>
       </w:tr>
@@ -12988,102 +12658,38 @@
     </w:p>
     <w:p>
       <w:r>
-        <w:t xml:space="preserve">        id </w:t>
-      </w:r>
-      <w:proofErr w:type="spellStart"/>
-      <w:r>
-        <w:t>bigint</w:t>
-      </w:r>
-      <w:proofErr w:type="spellEnd"/>
-      <w:r>
-        <w:t xml:space="preserve"> generated by default as identity,</w:t>
-      </w:r>
-    </w:p>
-    <w:p>
-      <w:r>
-        <w:t xml:space="preserve">        </w:t>
-      </w:r>
-      <w:proofErr w:type="spellStart"/>
-      <w:r>
-        <w:t>created_by</w:t>
-      </w:r>
-      <w:proofErr w:type="spellEnd"/>
-      <w:r>
-        <w:t xml:space="preserve"> varchar(100) not null,</w:t>
-      </w:r>
-    </w:p>
-    <w:p>
-      <w:r>
-        <w:t xml:space="preserve">        </w:t>
-      </w:r>
-      <w:proofErr w:type="spellStart"/>
-      <w:r>
-        <w:t>creation_time</w:t>
-      </w:r>
-      <w:proofErr w:type="spellEnd"/>
-      <w:r>
-        <w:t xml:space="preserve"> timestamp(6) not null,</w:t>
-      </w:r>
-    </w:p>
-    <w:p>
-      <w:r>
-        <w:t xml:space="preserve">        </w:t>
-      </w:r>
-      <w:proofErr w:type="spellStart"/>
-      <w:r>
-        <w:t>del_flg</w:t>
-      </w:r>
-      <w:proofErr w:type="spellEnd"/>
-      <w:r>
-        <w:t xml:space="preserve"> </w:t>
-      </w:r>
-      <w:proofErr w:type="spellStart"/>
-      <w:r>
-        <w:t>boolean</w:t>
-      </w:r>
-      <w:proofErr w:type="spellEnd"/>
-      <w:r>
-        <w:t xml:space="preserve"> not null,</w:t>
+        <w:t xml:space="preserve">        id bigint generated by default as identity,</w:t>
+      </w:r>
+    </w:p>
+    <w:p>
+      <w:r>
+        <w:t xml:space="preserve">        created_by varchar(100) not null,</w:t>
+      </w:r>
+    </w:p>
+    <w:p>
+      <w:r>
+        <w:t xml:space="preserve">        creation_time timestamp(6) not null,</w:t>
+      </w:r>
+    </w:p>
+    <w:p>
+      <w:r>
+        <w:t xml:space="preserve">        del_flg boolean not null,</w:t>
       </w:r>
     </w:p>
     <w:p>
       <w:r>
         <w:lastRenderedPageBreak/>
-        <w:t xml:space="preserve">        </w:t>
-      </w:r>
-      <w:proofErr w:type="spellStart"/>
-      <w:r>
-        <w:t>modification_time</w:t>
-      </w:r>
-      <w:proofErr w:type="spellEnd"/>
-      <w:r>
-        <w:t xml:space="preserve"> timestamp(6),</w:t>
-      </w:r>
-    </w:p>
-    <w:p>
-      <w:r>
-        <w:t xml:space="preserve">        </w:t>
-      </w:r>
-      <w:proofErr w:type="spellStart"/>
-      <w:r>
-        <w:t>modified_by</w:t>
-      </w:r>
-      <w:proofErr w:type="spellEnd"/>
-      <w:r>
-        <w:t xml:space="preserve"> varchar(100),</w:t>
-      </w:r>
-    </w:p>
-    <w:p>
-      <w:r>
-        <w:t xml:space="preserve">        </w:t>
-      </w:r>
-      <w:proofErr w:type="spellStart"/>
-      <w:r>
-        <w:t>updation_time</w:t>
-      </w:r>
-      <w:proofErr w:type="spellEnd"/>
-      <w:r>
-        <w:t xml:space="preserve"> timestamp(6),</w:t>
+        <w:t xml:space="preserve">        modification_time timestamp(6),</w:t>
+      </w:r>
+    </w:p>
+    <w:p>
+      <w:r>
+        <w:t xml:space="preserve">        modified_by varchar(100),</w:t>
+      </w:r>
+    </w:p>
+    <w:p>
+      <w:r>
+        <w:t xml:space="preserve">        updation_time timestamp(6),</w:t>
       </w:r>
     </w:p>
     <w:p>
@@ -13093,23 +12699,7 @@
     </w:p>
     <w:p>
       <w:r>
-        <w:t xml:space="preserve">        </w:t>
-      </w:r>
-      <w:proofErr w:type="spellStart"/>
-      <w:r>
-        <w:t>notification_id</w:t>
-      </w:r>
-      <w:proofErr w:type="spellEnd"/>
-      <w:r>
-        <w:t xml:space="preserve"> </w:t>
-      </w:r>
-      <w:proofErr w:type="spellStart"/>
-      <w:r>
-        <w:t>bigint</w:t>
-      </w:r>
-      <w:proofErr w:type="spellEnd"/>
-      <w:r>
-        <w:t>,</w:t>
+        <w:t xml:space="preserve">        notification_id bigint,</w:t>
       </w:r>
     </w:p>
     <w:p>
@@ -13119,28 +12709,12 @@
     </w:p>
     <w:p>
       <w:r>
-        <w:t xml:space="preserve">        sent </w:t>
-      </w:r>
-      <w:proofErr w:type="spellStart"/>
-      <w:r>
-        <w:t>boolean</w:t>
-      </w:r>
-      <w:proofErr w:type="spellEnd"/>
-      <w:r>
-        <w:t xml:space="preserve"> not null,</w:t>
-      </w:r>
-    </w:p>
-    <w:p>
-      <w:r>
-        <w:t xml:space="preserve">        </w:t>
-      </w:r>
-      <w:proofErr w:type="spellStart"/>
-      <w:r>
-        <w:t>sent_time</w:t>
-      </w:r>
-      <w:proofErr w:type="spellEnd"/>
-      <w:r>
-        <w:t xml:space="preserve"> timestamp(6),</w:t>
+        <w:t xml:space="preserve">        sent boolean not null,</w:t>
+      </w:r>
+    </w:p>
+    <w:p>
+      <w:r>
+        <w:t xml:space="preserve">        sent_time timestamp(6),</w:t>
       </w:r>
     </w:p>
     <w:p>
@@ -13155,23 +12729,7 @@
     </w:p>
     <w:p>
       <w:r>
-        <w:t xml:space="preserve">        </w:t>
-      </w:r>
-      <w:proofErr w:type="spellStart"/>
-      <w:r>
-        <w:t>user_id</w:t>
-      </w:r>
-      <w:proofErr w:type="spellEnd"/>
-      <w:r>
-        <w:t xml:space="preserve"> </w:t>
-      </w:r>
-      <w:proofErr w:type="spellStart"/>
-      <w:r>
-        <w:t>bigint</w:t>
-      </w:r>
-      <w:proofErr w:type="spellEnd"/>
-      <w:r>
-        <w:t xml:space="preserve"> not null,</w:t>
+        <w:t xml:space="preserve">        user_id bigint not null,</w:t>
       </w:r>
     </w:p>
     <w:p>
@@ -13189,15 +12747,7 @@
       <w:bookmarkStart w:id="50" w:name="_Toc229336195"/>
       <w:bookmarkStart w:id="51" w:name="_Toc229336330"/>
       <w:r>
-        <w:t xml:space="preserve">DB </w:t>
-      </w:r>
-      <w:proofErr w:type="spellStart"/>
-      <w:r>
-        <w:t>Specfifications</w:t>
-      </w:r>
-      <w:proofErr w:type="spellEnd"/>
-      <w:r>
-        <w:t>:</w:t>
+        <w:t>DB Specfifications:</w:t>
       </w:r>
       <w:bookmarkEnd w:id="50"/>
       <w:bookmarkEnd w:id="51"/>
@@ -13226,121 +12776,73 @@
         <w:rPr>
           <w:lang w:val="en-IN"/>
         </w:rPr>
-        <w:t xml:space="preserve">-   </w:t>
-      </w:r>
-      <w:proofErr w:type="spellStart"/>
-      <w:r>
-        <w:rPr>
-          <w:lang w:val="en-IN"/>
-        </w:rPr>
-        <w:t>created_by</w:t>
-      </w:r>
-      <w:proofErr w:type="spellEnd"/>
-    </w:p>
-    <w:p>
-      <w:pPr>
-        <w:rPr>
-          <w:lang w:val="en-IN"/>
-        </w:rPr>
-      </w:pPr>
-      <w:r>
-        <w:rPr>
-          <w:lang w:val="en-IN"/>
-        </w:rPr>
-        <w:t xml:space="preserve">-   </w:t>
-      </w:r>
-      <w:proofErr w:type="spellStart"/>
-      <w:r>
-        <w:rPr>
-          <w:lang w:val="en-IN"/>
-        </w:rPr>
-        <w:t>creation_time</w:t>
-      </w:r>
-      <w:proofErr w:type="spellEnd"/>
-    </w:p>
-    <w:p>
-      <w:pPr>
-        <w:rPr>
-          <w:lang w:val="en-IN"/>
-        </w:rPr>
-      </w:pPr>
-      <w:r>
-        <w:rPr>
-          <w:lang w:val="en-IN"/>
-        </w:rPr>
-        <w:t xml:space="preserve">-   </w:t>
-      </w:r>
-      <w:proofErr w:type="spellStart"/>
-      <w:r>
-        <w:rPr>
-          <w:lang w:val="en-IN"/>
-        </w:rPr>
-        <w:t>del_flg</w:t>
-      </w:r>
-      <w:proofErr w:type="spellEnd"/>
-    </w:p>
-    <w:p>
-      <w:pPr>
-        <w:rPr>
-          <w:lang w:val="en-IN"/>
-        </w:rPr>
-      </w:pPr>
-      <w:r>
-        <w:rPr>
-          <w:lang w:val="en-IN"/>
-        </w:rPr>
-        <w:t xml:space="preserve">-   </w:t>
-      </w:r>
-      <w:proofErr w:type="spellStart"/>
-      <w:r>
-        <w:rPr>
-          <w:lang w:val="en-IN"/>
-        </w:rPr>
-        <w:t>modification_time</w:t>
-      </w:r>
-      <w:proofErr w:type="spellEnd"/>
-    </w:p>
-    <w:p>
-      <w:pPr>
-        <w:rPr>
-          <w:lang w:val="en-IN"/>
-        </w:rPr>
-      </w:pPr>
-      <w:r>
-        <w:rPr>
-          <w:lang w:val="en-IN"/>
-        </w:rPr>
-        <w:t xml:space="preserve">-   </w:t>
-      </w:r>
-      <w:proofErr w:type="spellStart"/>
-      <w:r>
-        <w:rPr>
-          <w:lang w:val="en-IN"/>
-        </w:rPr>
-        <w:t>modified_by</w:t>
-      </w:r>
-      <w:proofErr w:type="spellEnd"/>
-    </w:p>
-    <w:p>
-      <w:pPr>
-        <w:rPr>
-          <w:lang w:val="en-IN"/>
-        </w:rPr>
-      </w:pPr>
-      <w:r>
-        <w:rPr>
-          <w:lang w:val="en-IN"/>
-        </w:rPr>
-        <w:t xml:space="preserve">-   </w:t>
-      </w:r>
-      <w:proofErr w:type="spellStart"/>
-      <w:r>
-        <w:rPr>
-          <w:lang w:val="en-IN"/>
-        </w:rPr>
-        <w:t>updation_time</w:t>
-      </w:r>
-      <w:proofErr w:type="spellEnd"/>
+        <w:t>-   created_by</w:t>
+      </w:r>
+    </w:p>
+    <w:p>
+      <w:pPr>
+        <w:rPr>
+          <w:lang w:val="en-IN"/>
+        </w:rPr>
+      </w:pPr>
+      <w:r>
+        <w:rPr>
+          <w:lang w:val="en-IN"/>
+        </w:rPr>
+        <w:t>-   creation_time</w:t>
+      </w:r>
+    </w:p>
+    <w:p>
+      <w:pPr>
+        <w:rPr>
+          <w:lang w:val="en-IN"/>
+        </w:rPr>
+      </w:pPr>
+      <w:r>
+        <w:rPr>
+          <w:lang w:val="en-IN"/>
+        </w:rPr>
+        <w:t>-   del_flg</w:t>
+      </w:r>
+    </w:p>
+    <w:p>
+      <w:pPr>
+        <w:rPr>
+          <w:lang w:val="en-IN"/>
+        </w:rPr>
+      </w:pPr>
+      <w:r>
+        <w:rPr>
+          <w:lang w:val="en-IN"/>
+        </w:rPr>
+        <w:t>-   modification_time</w:t>
+      </w:r>
+    </w:p>
+    <w:p>
+      <w:pPr>
+        <w:rPr>
+          <w:lang w:val="en-IN"/>
+        </w:rPr>
+      </w:pPr>
+      <w:r>
+        <w:rPr>
+          <w:lang w:val="en-IN"/>
+        </w:rPr>
+        <w:t>-   modified_by</w:t>
+      </w:r>
+    </w:p>
+    <w:p>
+      <w:pPr>
+        <w:rPr>
+          <w:lang w:val="en-IN"/>
+        </w:rPr>
+      </w:pPr>
+      <w:r>
+        <w:rPr>
+          <w:lang w:val="en-IN"/>
+        </w:rPr>
+        <w:t>-   updation_time</w:t>
+      </w:r>
     </w:p>
     <w:p>
       <w:pPr>
@@ -13365,16 +12867,8 @@
         <w:rPr>
           <w:lang w:val="en-IN"/>
         </w:rPr>
-        <w:t xml:space="preserve">-   </w:t>
-      </w:r>
-      <w:proofErr w:type="spellStart"/>
-      <w:r>
-        <w:rPr>
-          <w:lang w:val="en-IN"/>
-        </w:rPr>
-        <w:t>notification_id</w:t>
-      </w:r>
-      <w:proofErr w:type="spellEnd"/>
+        <w:t>-   notification_id</w:t>
+      </w:r>
     </w:p>
     <w:p>
       <w:pPr>
@@ -13412,16 +12906,8 @@
         <w:rPr>
           <w:lang w:val="en-IN"/>
         </w:rPr>
-        <w:t xml:space="preserve">-   </w:t>
-      </w:r>
-      <w:proofErr w:type="spellStart"/>
-      <w:r>
-        <w:rPr>
-          <w:lang w:val="en-IN"/>
-        </w:rPr>
-        <w:t>sent_time</w:t>
-      </w:r>
-      <w:proofErr w:type="spellEnd"/>
+        <w:t>-   sent_time</w:t>
+      </w:r>
     </w:p>
     <w:p>
       <w:pPr>
@@ -13459,16 +12945,8 @@
         <w:rPr>
           <w:lang w:val="en-IN"/>
         </w:rPr>
-        <w:t xml:space="preserve">-   </w:t>
-      </w:r>
-      <w:proofErr w:type="spellStart"/>
-      <w:r>
-        <w:rPr>
-          <w:lang w:val="en-IN"/>
-        </w:rPr>
-        <w:t>user_id</w:t>
-      </w:r>
-      <w:proofErr w:type="spellEnd"/>
+        <w:t>-   user_id</w:t>
+      </w:r>
     </w:p>
     <w:p>
       <w:r>
@@ -13717,63 +13195,33 @@
     </w:p>
     <w:p>
       <w:r>
-        <w:t xml:space="preserve">   - </w:t>
-      </w:r>
-      <w:proofErr w:type="spellStart"/>
-      <w:r>
-        <w:t>created_at</w:t>
-      </w:r>
-      <w:proofErr w:type="spellEnd"/>
-    </w:p>
-    <w:p>
-      <w:r>
-        <w:t xml:space="preserve">   - </w:t>
-      </w:r>
-      <w:proofErr w:type="spellStart"/>
-      <w:r>
-        <w:t>created_by</w:t>
-      </w:r>
-      <w:proofErr w:type="spellEnd"/>
-    </w:p>
-    <w:p>
-      <w:r>
-        <w:t xml:space="preserve">   - </w:t>
-      </w:r>
-      <w:proofErr w:type="spellStart"/>
-      <w:r>
-        <w:t>del_flg</w:t>
-      </w:r>
-      <w:proofErr w:type="spellEnd"/>
-    </w:p>
-    <w:p>
-      <w:r>
-        <w:t xml:space="preserve">   - </w:t>
-      </w:r>
-      <w:proofErr w:type="spellStart"/>
-      <w:r>
-        <w:t>updated_at</w:t>
-      </w:r>
-      <w:proofErr w:type="spellEnd"/>
-    </w:p>
-    <w:p>
-      <w:r>
-        <w:t xml:space="preserve">   - </w:t>
-      </w:r>
-      <w:proofErr w:type="spellStart"/>
-      <w:r>
-        <w:t>updated_by</w:t>
-      </w:r>
-      <w:proofErr w:type="spellEnd"/>
-    </w:p>
-    <w:p>
-      <w:r>
-        <w:t xml:space="preserve">   - </w:t>
-      </w:r>
-      <w:proofErr w:type="spellStart"/>
-      <w:r>
-        <w:t>account_type</w:t>
-      </w:r>
-      <w:proofErr w:type="spellEnd"/>
+        <w:t xml:space="preserve">   - created_at</w:t>
+      </w:r>
+    </w:p>
+    <w:p>
+      <w:r>
+        <w:t xml:space="preserve">   - created_by</w:t>
+      </w:r>
+    </w:p>
+    <w:p>
+      <w:r>
+        <w:t xml:space="preserve">   - del_flg</w:t>
+      </w:r>
+    </w:p>
+    <w:p>
+      <w:r>
+        <w:t xml:space="preserve">   - updated_at</w:t>
+      </w:r>
+    </w:p>
+    <w:p>
+      <w:r>
+        <w:t xml:space="preserve">   - updated_by</w:t>
+      </w:r>
+    </w:p>
+    <w:p>
+      <w:r>
+        <w:t xml:space="preserve">   - account_type</w:t>
+      </w:r>
     </w:p>
     <w:p>
       <w:r>
@@ -13782,13 +13230,8 @@
     </w:p>
     <w:p>
       <w:r>
-        <w:t xml:space="preserve">   - </w:t>
-      </w:r>
-      <w:proofErr w:type="spellStart"/>
-      <w:r>
-        <w:t>branch_code</w:t>
-      </w:r>
-      <w:proofErr w:type="spellEnd"/>
+        <w:t xml:space="preserve">   - branch_code</w:t>
+      </w:r>
     </w:p>
     <w:p>
       <w:r>
@@ -13797,23 +13240,13 @@
     </w:p>
     <w:p>
       <w:r>
-        <w:t xml:space="preserve">   - </w:t>
-      </w:r>
-      <w:proofErr w:type="spellStart"/>
-      <w:r>
-        <w:t>ifsc_code</w:t>
-      </w:r>
-      <w:proofErr w:type="spellEnd"/>
-    </w:p>
-    <w:p>
-      <w:r>
-        <w:t xml:space="preserve">   - </w:t>
-      </w:r>
-      <w:proofErr w:type="spellStart"/>
-      <w:r>
-        <w:t>opening_date</w:t>
-      </w:r>
-      <w:proofErr w:type="spellEnd"/>
+        <w:t xml:space="preserve">   - ifsc_code</w:t>
+      </w:r>
+    </w:p>
+    <w:p>
+      <w:r>
+        <w:t xml:space="preserve">   - opening_date</w:t>
+      </w:r>
     </w:p>
     <w:p>
       <w:r>
@@ -13822,13 +13255,8 @@
     </w:p>
     <w:p>
       <w:r>
-        <w:t xml:space="preserve">   - </w:t>
-      </w:r>
-      <w:proofErr w:type="spellStart"/>
-      <w:r>
-        <w:t>cif_id</w:t>
-      </w:r>
-      <w:proofErr w:type="spellEnd"/>
+        <w:t xml:space="preserve">   - cif_id</w:t>
+      </w:r>
     </w:p>
     <w:p>
       <w:pPr>
@@ -13871,101 +13299,37 @@
     </w:p>
     <w:p>
       <w:r>
-        <w:t xml:space="preserve">        id </w:t>
-      </w:r>
-      <w:proofErr w:type="spellStart"/>
-      <w:r>
-        <w:t>bigint</w:t>
-      </w:r>
-      <w:proofErr w:type="spellEnd"/>
-      <w:r>
-        <w:t xml:space="preserve"> generated by default as identity,</w:t>
-      </w:r>
-    </w:p>
-    <w:p>
-      <w:r>
-        <w:t xml:space="preserve">        </w:t>
-      </w:r>
-      <w:proofErr w:type="spellStart"/>
-      <w:r>
-        <w:t>created_at</w:t>
-      </w:r>
-      <w:proofErr w:type="spellEnd"/>
-      <w:r>
-        <w:t xml:space="preserve"> timestamp(6) not null,</w:t>
-      </w:r>
-    </w:p>
-    <w:p>
-      <w:r>
-        <w:t xml:space="preserve">        </w:t>
-      </w:r>
-      <w:proofErr w:type="spellStart"/>
-      <w:r>
-        <w:t>created_by</w:t>
-      </w:r>
-      <w:proofErr w:type="spellEnd"/>
-      <w:r>
-        <w:t xml:space="preserve"> varchar(255),</w:t>
-      </w:r>
-    </w:p>
-    <w:p>
-      <w:r>
-        <w:t xml:space="preserve">        </w:t>
-      </w:r>
-      <w:proofErr w:type="spellStart"/>
-      <w:r>
-        <w:t>del_flg</w:t>
-      </w:r>
-      <w:proofErr w:type="spellEnd"/>
-      <w:r>
-        <w:t xml:space="preserve"> </w:t>
-      </w:r>
-      <w:proofErr w:type="spellStart"/>
-      <w:r>
-        <w:t>boolean</w:t>
-      </w:r>
-      <w:proofErr w:type="spellEnd"/>
-      <w:r>
-        <w:t>,</w:t>
-      </w:r>
-    </w:p>
-    <w:p>
-      <w:r>
-        <w:t xml:space="preserve">        </w:t>
-      </w:r>
-      <w:proofErr w:type="spellStart"/>
-      <w:r>
-        <w:t>updated_at</w:t>
-      </w:r>
-      <w:proofErr w:type="spellEnd"/>
-      <w:r>
-        <w:t xml:space="preserve"> timestamp(6),</w:t>
-      </w:r>
-    </w:p>
-    <w:p>
-      <w:r>
-        <w:t xml:space="preserve">        </w:t>
-      </w:r>
-      <w:proofErr w:type="spellStart"/>
-      <w:r>
-        <w:t>updated_by</w:t>
-      </w:r>
-      <w:proofErr w:type="spellEnd"/>
-      <w:r>
-        <w:t xml:space="preserve"> varchar(255),</w:t>
-      </w:r>
-    </w:p>
-    <w:p>
-      <w:r>
-        <w:t xml:space="preserve">        </w:t>
-      </w:r>
-      <w:proofErr w:type="spellStart"/>
-      <w:r>
-        <w:t>account_type</w:t>
-      </w:r>
-      <w:proofErr w:type="spellEnd"/>
-      <w:r>
-        <w:t xml:space="preserve"> varchar(255) not null,</w:t>
+        <w:t xml:space="preserve">        id bigint generated by default as identity,</w:t>
+      </w:r>
+    </w:p>
+    <w:p>
+      <w:r>
+        <w:t xml:space="preserve">        created_at timestamp(6) not null,</w:t>
+      </w:r>
+    </w:p>
+    <w:p>
+      <w:r>
+        <w:t xml:space="preserve">        created_by varchar(255),</w:t>
+      </w:r>
+    </w:p>
+    <w:p>
+      <w:r>
+        <w:t xml:space="preserve">        del_flg boolean,</w:t>
+      </w:r>
+    </w:p>
+    <w:p>
+      <w:r>
+        <w:t xml:space="preserve">        updated_at timestamp(6),</w:t>
+      </w:r>
+    </w:p>
+    <w:p>
+      <w:r>
+        <w:t xml:space="preserve">        updated_by varchar(255),</w:t>
+      </w:r>
+    </w:p>
+    <w:p>
+      <w:r>
+        <w:t xml:space="preserve">        account_type varchar(255) not null,</w:t>
       </w:r>
     </w:p>
     <w:p>
@@ -13975,15 +13339,7 @@
     </w:p>
     <w:p>
       <w:r>
-        <w:t xml:space="preserve">        </w:t>
-      </w:r>
-      <w:proofErr w:type="spellStart"/>
-      <w:r>
-        <w:t>branch_code</w:t>
-      </w:r>
-      <w:proofErr w:type="spellEnd"/>
-      <w:r>
-        <w:t xml:space="preserve"> varchar(10),</w:t>
+        <w:t xml:space="preserve">        branch_code varchar(10),</w:t>
       </w:r>
     </w:p>
     <w:p>
@@ -13994,28 +13350,12 @@
     </w:p>
     <w:p>
       <w:r>
-        <w:t xml:space="preserve">        </w:t>
-      </w:r>
-      <w:proofErr w:type="spellStart"/>
-      <w:r>
-        <w:t>ifsc_code</w:t>
-      </w:r>
-      <w:proofErr w:type="spellEnd"/>
-      <w:r>
-        <w:t xml:space="preserve"> varchar(11),</w:t>
-      </w:r>
-    </w:p>
-    <w:p>
-      <w:r>
-        <w:t xml:space="preserve">        </w:t>
-      </w:r>
-      <w:proofErr w:type="spellStart"/>
-      <w:r>
-        <w:t>opening_date</w:t>
-      </w:r>
-      <w:proofErr w:type="spellEnd"/>
-      <w:r>
-        <w:t xml:space="preserve"> date,</w:t>
+        <w:t xml:space="preserve">        ifsc_code varchar(11),</w:t>
+      </w:r>
+    </w:p>
+    <w:p>
+      <w:r>
+        <w:t xml:space="preserve">        opening_date date,</w:t>
       </w:r>
     </w:p>
     <w:p>
@@ -14025,23 +13365,7 @@
     </w:p>
     <w:p>
       <w:r>
-        <w:t xml:space="preserve">        </w:t>
-      </w:r>
-      <w:proofErr w:type="spellStart"/>
-      <w:r>
-        <w:t>cif_id</w:t>
-      </w:r>
-      <w:proofErr w:type="spellEnd"/>
-      <w:r>
-        <w:t xml:space="preserve"> </w:t>
-      </w:r>
-      <w:proofErr w:type="spellStart"/>
-      <w:r>
-        <w:t>bigint</w:t>
-      </w:r>
-      <w:proofErr w:type="spellEnd"/>
-      <w:r>
-        <w:t xml:space="preserve"> not null,</w:t>
+        <w:t xml:space="preserve">        cif_id bigint not null,</w:t>
       </w:r>
     </w:p>
     <w:p>
@@ -14123,53 +13447,28 @@
     </w:p>
     <w:p>
       <w:r>
-        <w:t xml:space="preserve">- </w:t>
-      </w:r>
-      <w:proofErr w:type="spellStart"/>
-      <w:r>
-        <w:t>created_at</w:t>
-      </w:r>
-      <w:proofErr w:type="spellEnd"/>
-    </w:p>
-    <w:p>
-      <w:r>
-        <w:t xml:space="preserve">- </w:t>
-      </w:r>
-      <w:proofErr w:type="spellStart"/>
-      <w:r>
-        <w:t>created_by</w:t>
-      </w:r>
-      <w:proofErr w:type="spellEnd"/>
-    </w:p>
-    <w:p>
-      <w:r>
-        <w:t xml:space="preserve">- </w:t>
-      </w:r>
-      <w:proofErr w:type="spellStart"/>
-      <w:r>
-        <w:t>del_flg</w:t>
-      </w:r>
-      <w:proofErr w:type="spellEnd"/>
-    </w:p>
-    <w:p>
-      <w:r>
-        <w:t xml:space="preserve">- </w:t>
-      </w:r>
-      <w:proofErr w:type="spellStart"/>
-      <w:r>
-        <w:t>updated_at</w:t>
-      </w:r>
-      <w:proofErr w:type="spellEnd"/>
-    </w:p>
-    <w:p>
-      <w:r>
-        <w:t xml:space="preserve">- </w:t>
-      </w:r>
-      <w:proofErr w:type="spellStart"/>
-      <w:r>
-        <w:t>updated_by</w:t>
-      </w:r>
-      <w:proofErr w:type="spellEnd"/>
+        <w:t>- created_at</w:t>
+      </w:r>
+    </w:p>
+    <w:p>
+      <w:r>
+        <w:t>- created_by</w:t>
+      </w:r>
+    </w:p>
+    <w:p>
+      <w:r>
+        <w:t>- del_flg</w:t>
+      </w:r>
+    </w:p>
+    <w:p>
+      <w:r>
+        <w:t>- updated_at</w:t>
+      </w:r>
+    </w:p>
+    <w:p>
+      <w:r>
+        <w:t>- updated_by</w:t>
+      </w:r>
     </w:p>
     <w:p>
       <w:r>
@@ -14183,13 +13482,8 @@
     </w:p>
     <w:p>
       <w:r>
-        <w:t xml:space="preserve">- </w:t>
-      </w:r>
-      <w:proofErr w:type="spellStart"/>
-      <w:r>
-        <w:t>address_type</w:t>
-      </w:r>
-      <w:proofErr w:type="spellEnd"/>
+        <w:t>- address_type</w:t>
+      </w:r>
     </w:p>
     <w:p>
       <w:r>
@@ -14203,13 +13497,8 @@
     </w:p>
     <w:p>
       <w:r>
-        <w:t xml:space="preserve">- </w:t>
-      </w:r>
-      <w:proofErr w:type="spellStart"/>
-      <w:r>
-        <w:t>is_communication_address</w:t>
-      </w:r>
-      <w:proofErr w:type="spellEnd"/>
+        <w:t>- is_communication_address</w:t>
+      </w:r>
     </w:p>
     <w:p>
       <w:r>
@@ -14218,13 +13507,8 @@
     </w:p>
     <w:p>
       <w:r>
-        <w:t xml:space="preserve">- </w:t>
-      </w:r>
-      <w:proofErr w:type="spellStart"/>
-      <w:r>
-        <w:t>postal_code</w:t>
-      </w:r>
-      <w:proofErr w:type="spellEnd"/>
+        <w:t>- postal_code</w:t>
+      </w:r>
     </w:p>
     <w:p>
       <w:r>
@@ -14233,13 +13517,8 @@
     </w:p>
     <w:p>
       <w:r>
-        <w:t xml:space="preserve">- </w:t>
-      </w:r>
-      <w:proofErr w:type="spellStart"/>
-      <w:r>
-        <w:t>customer_id</w:t>
-      </w:r>
-      <w:proofErr w:type="spellEnd"/>
+        <w:t>- customer_id</w:t>
+      </w:r>
     </w:p>
     <w:p>
       <w:r>
@@ -14275,88 +13554,32 @@
     </w:p>
     <w:p>
       <w:r>
-        <w:t xml:space="preserve">        id </w:t>
-      </w:r>
-      <w:proofErr w:type="spellStart"/>
-      <w:r>
-        <w:t>bigint</w:t>
-      </w:r>
-      <w:proofErr w:type="spellEnd"/>
-      <w:r>
-        <w:t xml:space="preserve"> generated by default as identity,</w:t>
-      </w:r>
-    </w:p>
-    <w:p>
-      <w:r>
-        <w:t xml:space="preserve">        </w:t>
-      </w:r>
-      <w:proofErr w:type="spellStart"/>
-      <w:r>
-        <w:t>created_at</w:t>
-      </w:r>
-      <w:proofErr w:type="spellEnd"/>
-      <w:r>
-        <w:t xml:space="preserve"> timestamp(6) not null,</w:t>
-      </w:r>
-    </w:p>
-    <w:p>
-      <w:r>
-        <w:t xml:space="preserve">        </w:t>
-      </w:r>
-      <w:proofErr w:type="spellStart"/>
-      <w:r>
-        <w:t>created_by</w:t>
-      </w:r>
-      <w:proofErr w:type="spellEnd"/>
-      <w:r>
-        <w:t xml:space="preserve"> varchar(255),</w:t>
-      </w:r>
-    </w:p>
-    <w:p>
-      <w:r>
-        <w:t xml:space="preserve">        </w:t>
-      </w:r>
-      <w:proofErr w:type="spellStart"/>
-      <w:r>
-        <w:t>del_flg</w:t>
-      </w:r>
-      <w:proofErr w:type="spellEnd"/>
-      <w:r>
-        <w:t xml:space="preserve"> </w:t>
-      </w:r>
-      <w:proofErr w:type="spellStart"/>
-      <w:r>
-        <w:t>boolean</w:t>
-      </w:r>
-      <w:proofErr w:type="spellEnd"/>
-      <w:r>
-        <w:t>,</w:t>
-      </w:r>
-    </w:p>
-    <w:p>
-      <w:r>
-        <w:t xml:space="preserve">        </w:t>
-      </w:r>
-      <w:proofErr w:type="spellStart"/>
-      <w:r>
-        <w:t>updated_at</w:t>
-      </w:r>
-      <w:proofErr w:type="spellEnd"/>
-      <w:r>
-        <w:t xml:space="preserve"> timestamp(6),</w:t>
-      </w:r>
-    </w:p>
-    <w:p>
-      <w:r>
-        <w:t xml:space="preserve">        </w:t>
-      </w:r>
-      <w:proofErr w:type="spellStart"/>
-      <w:r>
-        <w:t>updated_by</w:t>
-      </w:r>
-      <w:proofErr w:type="spellEnd"/>
-      <w:r>
-        <w:t xml:space="preserve"> varchar(255),</w:t>
+        <w:t xml:space="preserve">        id bigint generated by default as identity,</w:t>
+      </w:r>
+    </w:p>
+    <w:p>
+      <w:r>
+        <w:t xml:space="preserve">        created_at timestamp(6) not null,</w:t>
+      </w:r>
+    </w:p>
+    <w:p>
+      <w:r>
+        <w:t xml:space="preserve">        created_by varchar(255),</w:t>
+      </w:r>
+    </w:p>
+    <w:p>
+      <w:r>
+        <w:t xml:space="preserve">        del_flg boolean,</w:t>
+      </w:r>
+    </w:p>
+    <w:p>
+      <w:r>
+        <w:t xml:space="preserve">        updated_at timestamp(6),</w:t>
+      </w:r>
+    </w:p>
+    <w:p>
+      <w:r>
+        <w:t xml:space="preserve">        updated_by varchar(255),</w:t>
       </w:r>
     </w:p>
     <w:p>
@@ -14371,23 +13594,7 @@
     </w:p>
     <w:p>
       <w:r>
-        <w:t xml:space="preserve">        </w:t>
-      </w:r>
-      <w:proofErr w:type="spellStart"/>
-      <w:r>
-        <w:t>address_type</w:t>
-      </w:r>
-      <w:proofErr w:type="spellEnd"/>
-      <w:r>
-        <w:t xml:space="preserve"> varchar(255) check (</w:t>
-      </w:r>
-      <w:proofErr w:type="spellStart"/>
-      <w:r>
-        <w:t>address_type</w:t>
-      </w:r>
-      <w:proofErr w:type="spellEnd"/>
-      <w:r>
-        <w:t xml:space="preserve"> in ('PERMANENT','TEMPORARY','OFFICE')),</w:t>
+        <w:t xml:space="preserve">        address_type varchar(255) check (address_type in ('PERMANENT','TEMPORARY','OFFICE')),</w:t>
       </w:r>
     </w:p>
     <w:p>
@@ -14402,23 +13609,7 @@
     </w:p>
     <w:p>
       <w:r>
-        <w:t xml:space="preserve">        </w:t>
-      </w:r>
-      <w:proofErr w:type="spellStart"/>
-      <w:r>
-        <w:t>is_communication_address</w:t>
-      </w:r>
-      <w:proofErr w:type="spellEnd"/>
-      <w:r>
-        <w:t xml:space="preserve"> </w:t>
-      </w:r>
-      <w:proofErr w:type="spellStart"/>
-      <w:r>
-        <w:t>boolean</w:t>
-      </w:r>
-      <w:proofErr w:type="spellEnd"/>
-      <w:r>
-        <w:t>,</w:t>
+        <w:t xml:space="preserve">        is_communication_address boolean,</w:t>
       </w:r>
     </w:p>
     <w:p>
@@ -14428,15 +13619,7 @@
     </w:p>
     <w:p>
       <w:r>
-        <w:t xml:space="preserve">        </w:t>
-      </w:r>
-      <w:proofErr w:type="spellStart"/>
-      <w:r>
-        <w:t>postal_code</w:t>
-      </w:r>
-      <w:proofErr w:type="spellEnd"/>
-      <w:r>
-        <w:t xml:space="preserve"> varchar(255),</w:t>
+        <w:t xml:space="preserve">        postal_code varchar(255),</w:t>
       </w:r>
     </w:p>
     <w:p>
@@ -14446,23 +13629,7 @@
     </w:p>
     <w:p>
       <w:r>
-        <w:t xml:space="preserve">        </w:t>
-      </w:r>
-      <w:proofErr w:type="spellStart"/>
-      <w:r>
-        <w:t>customer_id</w:t>
-      </w:r>
-      <w:proofErr w:type="spellEnd"/>
-      <w:r>
-        <w:t xml:space="preserve"> </w:t>
-      </w:r>
-      <w:proofErr w:type="spellStart"/>
-      <w:r>
-        <w:t>bigint</w:t>
-      </w:r>
-      <w:proofErr w:type="spellEnd"/>
-      <w:r>
-        <w:t>,</w:t>
+        <w:t xml:space="preserve">        customer_id bigint,</w:t>
       </w:r>
     </w:p>
     <w:p>
@@ -14532,144 +13699,74 @@
     </w:p>
     <w:p>
       <w:r>
-        <w:t xml:space="preserve">   - </w:t>
-      </w:r>
-      <w:proofErr w:type="spellStart"/>
-      <w:r>
-        <w:t>created_at</w:t>
-      </w:r>
-      <w:proofErr w:type="spellEnd"/>
-    </w:p>
-    <w:p>
-      <w:r>
-        <w:t xml:space="preserve">   - </w:t>
-      </w:r>
-      <w:proofErr w:type="spellStart"/>
-      <w:r>
-        <w:t>created_by</w:t>
-      </w:r>
-      <w:proofErr w:type="spellEnd"/>
-    </w:p>
-    <w:p>
-      <w:r>
-        <w:t xml:space="preserve">   - </w:t>
-      </w:r>
-      <w:proofErr w:type="spellStart"/>
-      <w:r>
-        <w:t>del_flg</w:t>
-      </w:r>
-      <w:proofErr w:type="spellEnd"/>
+        <w:t xml:space="preserve">   - created_at</w:t>
+      </w:r>
+    </w:p>
+    <w:p>
+      <w:r>
+        <w:t xml:space="preserve">   - created_by</w:t>
+      </w:r>
+    </w:p>
+    <w:p>
+      <w:r>
+        <w:t xml:space="preserve">   - del_flg</w:t>
+      </w:r>
     </w:p>
     <w:p>
       <w:r>
         <w:lastRenderedPageBreak/>
-        <w:t xml:space="preserve">   - </w:t>
-      </w:r>
-      <w:proofErr w:type="spellStart"/>
-      <w:r>
-        <w:t>updated_at</w:t>
-      </w:r>
-      <w:proofErr w:type="spellEnd"/>
-    </w:p>
-    <w:p>
-      <w:r>
-        <w:t xml:space="preserve">   - </w:t>
-      </w:r>
-      <w:proofErr w:type="spellStart"/>
-      <w:r>
-        <w:t>updated_by</w:t>
-      </w:r>
-      <w:proofErr w:type="spellEnd"/>
-    </w:p>
-    <w:p>
-      <w:r>
-        <w:t xml:space="preserve">   - </w:t>
-      </w:r>
-      <w:proofErr w:type="spellStart"/>
-      <w:r>
-        <w:t>activation_date</w:t>
-      </w:r>
-      <w:proofErr w:type="spellEnd"/>
-    </w:p>
-    <w:p>
-      <w:r>
-        <w:t xml:space="preserve">   - </w:t>
-      </w:r>
-      <w:proofErr w:type="spellStart"/>
-      <w:r>
-        <w:t>approved_by</w:t>
-      </w:r>
-      <w:proofErr w:type="spellEnd"/>
-    </w:p>
-    <w:p>
-      <w:r>
-        <w:t xml:space="preserve">   - </w:t>
-      </w:r>
-      <w:proofErr w:type="spellStart"/>
-      <w:r>
-        <w:t>approved_date</w:t>
-      </w:r>
-      <w:proofErr w:type="spellEnd"/>
-    </w:p>
-    <w:p>
-      <w:r>
-        <w:t xml:space="preserve">   - </w:t>
-      </w:r>
-      <w:proofErr w:type="spellStart"/>
-      <w:r>
-        <w:t>cif_status</w:t>
-      </w:r>
-      <w:proofErr w:type="spellEnd"/>
-    </w:p>
-    <w:p>
-      <w:r>
-        <w:t xml:space="preserve">   - </w:t>
-      </w:r>
-      <w:proofErr w:type="spellStart"/>
-      <w:r>
-        <w:t>closure_date</w:t>
-      </w:r>
-      <w:proofErr w:type="spellEnd"/>
-    </w:p>
-    <w:p>
-      <w:r>
-        <w:t xml:space="preserve">   - </w:t>
-      </w:r>
-      <w:proofErr w:type="spellStart"/>
-      <w:r>
-        <w:t>customer_number</w:t>
-      </w:r>
-      <w:proofErr w:type="spellEnd"/>
-    </w:p>
-    <w:p>
-      <w:r>
-        <w:t xml:space="preserve">   - </w:t>
-      </w:r>
-      <w:proofErr w:type="spellStart"/>
-      <w:r>
-        <w:t>customer_type</w:t>
-      </w:r>
-      <w:proofErr w:type="spellEnd"/>
-    </w:p>
-    <w:p>
-      <w:r>
-        <w:t xml:space="preserve">   - </w:t>
-      </w:r>
-      <w:proofErr w:type="spellStart"/>
-      <w:r>
-        <w:t>last_review_date</w:t>
-      </w:r>
-      <w:proofErr w:type="spellEnd"/>
-    </w:p>
-    <w:p>
-      <w:r>
-        <w:t xml:space="preserve">   - </w:t>
-      </w:r>
-      <w:proofErr w:type="spellStart"/>
-      <w:r>
-        <w:t>next_review_date</w:t>
-      </w:r>
-      <w:proofErr w:type="spellEnd"/>
+        <w:t xml:space="preserve">   - updated_at</w:t>
+      </w:r>
+    </w:p>
+    <w:p>
+      <w:r>
+        <w:t xml:space="preserve">   - updated_by</w:t>
+      </w:r>
+    </w:p>
+    <w:p>
+      <w:r>
+        <w:t xml:space="preserve">   - activation_date</w:t>
+      </w:r>
+    </w:p>
+    <w:p>
+      <w:r>
+        <w:t xml:space="preserve">   - approved_by</w:t>
+      </w:r>
+    </w:p>
+    <w:p>
+      <w:r>
+        <w:t xml:space="preserve">   - approved_date</w:t>
+      </w:r>
+    </w:p>
+    <w:p>
+      <w:r>
+        <w:t xml:space="preserve">   - cif_status</w:t>
+      </w:r>
+    </w:p>
+    <w:p>
+      <w:r>
+        <w:t xml:space="preserve">   - closure_date</w:t>
+      </w:r>
+    </w:p>
+    <w:p>
+      <w:r>
+        <w:t xml:space="preserve">   - customer_number</w:t>
+      </w:r>
+    </w:p>
+    <w:p>
+      <w:r>
+        <w:t xml:space="preserve">   - customer_type</w:t>
+      </w:r>
+    </w:p>
+    <w:p>
+      <w:r>
+        <w:t xml:space="preserve">   - last_review_date</w:t>
+      </w:r>
+    </w:p>
+    <w:p>
+      <w:r>
+        <w:t xml:space="preserve">   - next_review_date</w:t>
+      </w:r>
     </w:p>
     <w:p>
       <w:r>
@@ -14678,23 +13775,13 @@
     </w:p>
     <w:p>
       <w:r>
-        <w:t xml:space="preserve">   - </w:t>
-      </w:r>
-      <w:proofErr w:type="spellStart"/>
-      <w:r>
-        <w:t>risk_category</w:t>
-      </w:r>
-      <w:proofErr w:type="spellEnd"/>
-    </w:p>
-    <w:p>
-      <w:r>
-        <w:t xml:space="preserve">   - </w:t>
-      </w:r>
-      <w:proofErr w:type="spellStart"/>
-      <w:r>
-        <w:t>customer_id</w:t>
-      </w:r>
-      <w:proofErr w:type="spellEnd"/>
+        <w:t xml:space="preserve">   - risk_category</w:t>
+      </w:r>
+    </w:p>
+    <w:p>
+      <w:r>
+        <w:t xml:space="preserve">   - customer_id</w:t>
+      </w:r>
     </w:p>
     <w:p>
       <w:r>
@@ -14725,243 +13812,83 @@
     <w:p/>
     <w:p>
       <w:r>
-        <w:t xml:space="preserve">create table </w:t>
-      </w:r>
-      <w:proofErr w:type="spellStart"/>
-      <w:r>
-        <w:t>cif</w:t>
-      </w:r>
-      <w:proofErr w:type="spellEnd"/>
-      <w:r>
-        <w:t xml:space="preserve"> (</w:t>
-      </w:r>
-    </w:p>
-    <w:p>
-      <w:r>
-        <w:t xml:space="preserve">        id </w:t>
-      </w:r>
-      <w:proofErr w:type="spellStart"/>
-      <w:r>
-        <w:t>bigint</w:t>
-      </w:r>
-      <w:proofErr w:type="spellEnd"/>
-      <w:r>
-        <w:t xml:space="preserve"> generated by default as identity,</w:t>
-      </w:r>
-    </w:p>
-    <w:p>
-      <w:r>
-        <w:t xml:space="preserve">        </w:t>
-      </w:r>
-      <w:proofErr w:type="spellStart"/>
-      <w:r>
-        <w:t>created_at</w:t>
-      </w:r>
-      <w:proofErr w:type="spellEnd"/>
-      <w:r>
-        <w:t xml:space="preserve"> timestamp(6) not null,</w:t>
-      </w:r>
-    </w:p>
-    <w:p>
-      <w:r>
-        <w:t xml:space="preserve">        </w:t>
-      </w:r>
-      <w:proofErr w:type="spellStart"/>
-      <w:r>
-        <w:t>created_by</w:t>
-      </w:r>
-      <w:proofErr w:type="spellEnd"/>
-      <w:r>
-        <w:t xml:space="preserve"> varchar(255),</w:t>
-      </w:r>
-    </w:p>
-    <w:p>
-      <w:r>
-        <w:t xml:space="preserve">        </w:t>
-      </w:r>
-      <w:proofErr w:type="spellStart"/>
-      <w:r>
-        <w:t>del_flg</w:t>
-      </w:r>
-      <w:proofErr w:type="spellEnd"/>
-      <w:r>
-        <w:t xml:space="preserve"> </w:t>
-      </w:r>
-      <w:proofErr w:type="spellStart"/>
-      <w:r>
-        <w:t>boolean</w:t>
-      </w:r>
-      <w:proofErr w:type="spellEnd"/>
-      <w:r>
-        <w:t>,</w:t>
-      </w:r>
-    </w:p>
-    <w:p>
-      <w:r>
-        <w:t xml:space="preserve">        </w:t>
-      </w:r>
-      <w:proofErr w:type="spellStart"/>
-      <w:r>
-        <w:t>updated_at</w:t>
-      </w:r>
-      <w:proofErr w:type="spellEnd"/>
-      <w:r>
-        <w:t xml:space="preserve"> timestamp(6),</w:t>
-      </w:r>
-    </w:p>
-    <w:p>
-      <w:r>
-        <w:t xml:space="preserve">        </w:t>
-      </w:r>
-      <w:proofErr w:type="spellStart"/>
-      <w:r>
-        <w:t>updated_by</w:t>
-      </w:r>
-      <w:proofErr w:type="spellEnd"/>
-      <w:r>
-        <w:t xml:space="preserve"> varchar(255),</w:t>
-      </w:r>
-    </w:p>
-    <w:p>
-      <w:r>
-        <w:t xml:space="preserve">        </w:t>
-      </w:r>
-      <w:proofErr w:type="spellStart"/>
-      <w:r>
-        <w:t>activation_date</w:t>
-      </w:r>
-      <w:proofErr w:type="spellEnd"/>
-      <w:r>
-        <w:t xml:space="preserve"> date,</w:t>
-      </w:r>
-    </w:p>
-    <w:p>
-      <w:r>
-        <w:t xml:space="preserve">        </w:t>
-      </w:r>
-      <w:proofErr w:type="spellStart"/>
-      <w:r>
-        <w:t>approved_by</w:t>
-      </w:r>
-      <w:proofErr w:type="spellEnd"/>
-      <w:r>
-        <w:t xml:space="preserve"> varchar(255),</w:t>
-      </w:r>
-    </w:p>
-    <w:p>
-      <w:r>
-        <w:t xml:space="preserve">        </w:t>
-      </w:r>
-      <w:proofErr w:type="spellStart"/>
-      <w:r>
-        <w:t>approved_date</w:t>
-      </w:r>
-      <w:proofErr w:type="spellEnd"/>
-      <w:r>
-        <w:t xml:space="preserve"> date,</w:t>
-      </w:r>
-    </w:p>
-    <w:p>
-      <w:r>
-        <w:t xml:space="preserve">        </w:t>
-      </w:r>
-      <w:proofErr w:type="spellStart"/>
-      <w:r>
-        <w:t>cif_status</w:t>
-      </w:r>
-      <w:proofErr w:type="spellEnd"/>
-      <w:r>
-        <w:t xml:space="preserve"> varchar(255) check (</w:t>
-      </w:r>
-      <w:proofErr w:type="spellStart"/>
-      <w:r>
-        <w:t>cif_status</w:t>
-      </w:r>
-      <w:proofErr w:type="spellEnd"/>
-      <w:r>
-        <w:t xml:space="preserve"> in ('PENDING','ACTIVE','INACTIVE','SUSPENDED','CLOSED','REJECTED')),</w:t>
-      </w:r>
-    </w:p>
-    <w:p>
-      <w:r>
-        <w:t xml:space="preserve">        </w:t>
-      </w:r>
-      <w:proofErr w:type="spellStart"/>
-      <w:r>
-        <w:t>closure_date</w:t>
-      </w:r>
-      <w:proofErr w:type="spellEnd"/>
-      <w:r>
-        <w:t xml:space="preserve"> date,</w:t>
-      </w:r>
-    </w:p>
-    <w:p>
-      <w:r>
-        <w:t xml:space="preserve">        </w:t>
-      </w:r>
-      <w:proofErr w:type="spellStart"/>
-      <w:r>
-        <w:t>customer_number</w:t>
-      </w:r>
-      <w:proofErr w:type="spellEnd"/>
-      <w:r>
-        <w:t xml:space="preserve"> </w:t>
-      </w:r>
-      <w:proofErr w:type="spellStart"/>
-      <w:r>
-        <w:t>bigint</w:t>
-      </w:r>
-      <w:proofErr w:type="spellEnd"/>
-      <w:r>
-        <w:t xml:space="preserve"> not null,</w:t>
+        <w:t>create table cif (</w:t>
+      </w:r>
+    </w:p>
+    <w:p>
+      <w:r>
+        <w:t xml:space="preserve">        id bigint generated by default as identity,</w:t>
+      </w:r>
+    </w:p>
+    <w:p>
+      <w:r>
+        <w:t xml:space="preserve">        created_at timestamp(6) not null,</w:t>
+      </w:r>
+    </w:p>
+    <w:p>
+      <w:r>
+        <w:t xml:space="preserve">        created_by varchar(255),</w:t>
+      </w:r>
+    </w:p>
+    <w:p>
+      <w:r>
+        <w:t xml:space="preserve">        del_flg boolean,</w:t>
+      </w:r>
+    </w:p>
+    <w:p>
+      <w:r>
+        <w:t xml:space="preserve">        updated_at timestamp(6),</w:t>
+      </w:r>
+    </w:p>
+    <w:p>
+      <w:r>
+        <w:t xml:space="preserve">        updated_by varchar(255),</w:t>
+      </w:r>
+    </w:p>
+    <w:p>
+      <w:r>
+        <w:t xml:space="preserve">        activation_date date,</w:t>
+      </w:r>
+    </w:p>
+    <w:p>
+      <w:r>
+        <w:t xml:space="preserve">        approved_by varchar(255),</w:t>
+      </w:r>
+    </w:p>
+    <w:p>
+      <w:r>
+        <w:t xml:space="preserve">        approved_date date,</w:t>
+      </w:r>
+    </w:p>
+    <w:p>
+      <w:r>
+        <w:t xml:space="preserve">        cif_status varchar(255) check (cif_status in ('PENDING','ACTIVE','INACTIVE','SUSPENDED','CLOSED','REJECTED')),</w:t>
+      </w:r>
+    </w:p>
+    <w:p>
+      <w:r>
+        <w:t xml:space="preserve">        closure_date date,</w:t>
+      </w:r>
+    </w:p>
+    <w:p>
+      <w:r>
+        <w:t xml:space="preserve">        customer_number bigint not null,</w:t>
       </w:r>
     </w:p>
     <w:p>
       <w:r>
         <w:lastRenderedPageBreak/>
-        <w:t xml:space="preserve">        </w:t>
-      </w:r>
-      <w:proofErr w:type="spellStart"/>
-      <w:r>
-        <w:t>customer_type</w:t>
-      </w:r>
-      <w:proofErr w:type="spellEnd"/>
-      <w:r>
-        <w:t xml:space="preserve"> varchar(255) check (</w:t>
-      </w:r>
-      <w:proofErr w:type="spellStart"/>
-      <w:r>
-        <w:t>customer_type</w:t>
-      </w:r>
-      <w:proofErr w:type="spellEnd"/>
-      <w:r>
-        <w:t xml:space="preserve"> in ('INDIVIDUAL','CORPORATE','PARTNERSHIP','TRUST','GOVERNMENT')),</w:t>
-      </w:r>
-    </w:p>
-    <w:p>
-      <w:r>
-        <w:t xml:space="preserve">        </w:t>
-      </w:r>
-      <w:proofErr w:type="spellStart"/>
-      <w:r>
-        <w:t>last_review_date</w:t>
-      </w:r>
-      <w:proofErr w:type="spellEnd"/>
-      <w:r>
-        <w:t xml:space="preserve"> date,</w:t>
-      </w:r>
-    </w:p>
-    <w:p>
-      <w:r>
-        <w:t xml:space="preserve">        </w:t>
-      </w:r>
-      <w:proofErr w:type="spellStart"/>
-      <w:r>
-        <w:t>next_review_date</w:t>
-      </w:r>
-      <w:proofErr w:type="spellEnd"/>
-      <w:r>
-        <w:t xml:space="preserve"> date,</w:t>
+        <w:t xml:space="preserve">        customer_type varchar(255) check (customer_type in ('INDIVIDUAL','CORPORATE','PARTNERSHIP','TRUST','GOVERNMENT')),</w:t>
+      </w:r>
+    </w:p>
+    <w:p>
+      <w:r>
+        <w:t xml:space="preserve">        last_review_date date,</w:t>
+      </w:r>
+    </w:p>
+    <w:p>
+      <w:r>
+        <w:t xml:space="preserve">        next_review_date date,</w:t>
       </w:r>
     </w:p>
     <w:p>
@@ -14971,36 +13898,12 @@
     </w:p>
     <w:p>
       <w:r>
-        <w:t xml:space="preserve">        </w:t>
-      </w:r>
-      <w:proofErr w:type="spellStart"/>
-      <w:r>
-        <w:t>risk_category</w:t>
-      </w:r>
-      <w:proofErr w:type="spellEnd"/>
-      <w:r>
-        <w:t xml:space="preserve"> varchar(255),</w:t>
-      </w:r>
-    </w:p>
-    <w:p>
-      <w:r>
-        <w:t xml:space="preserve">        </w:t>
-      </w:r>
-      <w:proofErr w:type="spellStart"/>
-      <w:r>
-        <w:t>customer_id</w:t>
-      </w:r>
-      <w:proofErr w:type="spellEnd"/>
-      <w:r>
-        <w:t xml:space="preserve"> </w:t>
-      </w:r>
-      <w:proofErr w:type="spellStart"/>
-      <w:r>
-        <w:t>bigint</w:t>
-      </w:r>
-      <w:proofErr w:type="spellEnd"/>
-      <w:r>
-        <w:t>,</w:t>
+        <w:t xml:space="preserve">        risk_category varchar(255),</w:t>
+      </w:r>
+    </w:p>
+    <w:p>
+      <w:r>
+        <w:t xml:space="preserve">        customer_id bigint,</w:t>
       </w:r>
     </w:p>
     <w:p>
@@ -15079,63 +13982,33 @@
     </w:p>
     <w:p>
       <w:r>
-        <w:t xml:space="preserve">    - </w:t>
-      </w:r>
-      <w:proofErr w:type="spellStart"/>
-      <w:r>
-        <w:t>created_at</w:t>
-      </w:r>
-      <w:proofErr w:type="spellEnd"/>
-    </w:p>
-    <w:p>
-      <w:r>
-        <w:t xml:space="preserve">    - </w:t>
-      </w:r>
-      <w:proofErr w:type="spellStart"/>
-      <w:r>
-        <w:t>created_by</w:t>
-      </w:r>
-      <w:proofErr w:type="spellEnd"/>
-    </w:p>
-    <w:p>
-      <w:r>
-        <w:t xml:space="preserve">    - </w:t>
-      </w:r>
-      <w:proofErr w:type="spellStart"/>
-      <w:r>
-        <w:t>del_flg</w:t>
-      </w:r>
-      <w:proofErr w:type="spellEnd"/>
-    </w:p>
-    <w:p>
-      <w:r>
-        <w:t xml:space="preserve">    - </w:t>
-      </w:r>
-      <w:proofErr w:type="spellStart"/>
-      <w:r>
-        <w:t>updated_at</w:t>
-      </w:r>
-      <w:proofErr w:type="spellEnd"/>
-    </w:p>
-    <w:p>
-      <w:r>
-        <w:t xml:space="preserve">    - </w:t>
-      </w:r>
-      <w:proofErr w:type="spellStart"/>
-      <w:r>
-        <w:t>updated_by</w:t>
-      </w:r>
-      <w:proofErr w:type="spellEnd"/>
-    </w:p>
-    <w:p>
-      <w:r>
-        <w:t xml:space="preserve">    - </w:t>
-      </w:r>
-      <w:proofErr w:type="spellStart"/>
-      <w:r>
-        <w:t>aadhar_number</w:t>
-      </w:r>
-      <w:proofErr w:type="spellEnd"/>
+        <w:t xml:space="preserve">    - created_at</w:t>
+      </w:r>
+    </w:p>
+    <w:p>
+      <w:r>
+        <w:t xml:space="preserve">    - created_by</w:t>
+      </w:r>
+    </w:p>
+    <w:p>
+      <w:r>
+        <w:t xml:space="preserve">    - del_flg</w:t>
+      </w:r>
+    </w:p>
+    <w:p>
+      <w:r>
+        <w:t xml:space="preserve">    - updated_at</w:t>
+      </w:r>
+    </w:p>
+    <w:p>
+      <w:r>
+        <w:t xml:space="preserve">    - updated_by</w:t>
+      </w:r>
+    </w:p>
+    <w:p>
+      <w:r>
+        <w:t xml:space="preserve">    - aadhar_number</w:t>
+      </w:r>
     </w:p>
     <w:p>
       <w:r>
@@ -15149,23 +14022,13 @@
     </w:p>
     <w:p>
       <w:r>
-        <w:t xml:space="preserve">    - </w:t>
-      </w:r>
-      <w:proofErr w:type="spellStart"/>
-      <w:r>
-        <w:t>alternate_phone</w:t>
-      </w:r>
-      <w:proofErr w:type="spellEnd"/>
-    </w:p>
-    <w:p>
-      <w:r>
-        <w:t xml:space="preserve">    - </w:t>
-      </w:r>
-      <w:proofErr w:type="spellStart"/>
-      <w:r>
-        <w:t>annual_income</w:t>
-      </w:r>
-      <w:proofErr w:type="spellEnd"/>
+        <w:t xml:space="preserve">    - alternate_phone</w:t>
+      </w:r>
+    </w:p>
+    <w:p>
+      <w:r>
+        <w:t xml:space="preserve">    - annual_income</w:t>
+      </w:r>
     </w:p>
     <w:p>
       <w:r>
@@ -15179,13 +14042,8 @@
     </w:p>
     <w:p>
       <w:r>
-        <w:t xml:space="preserve">    - </w:t>
-      </w:r>
-      <w:proofErr w:type="spellStart"/>
-      <w:r>
-        <w:t>date_of_birth</w:t>
-      </w:r>
-      <w:proofErr w:type="spellEnd"/>
+        <w:t xml:space="preserve">    - date_of_birth</w:t>
+      </w:r>
     </w:p>
     <w:p>
       <w:r>
@@ -15195,13 +14053,8 @@
     <w:p>
       <w:r>
         <w:lastRenderedPageBreak/>
-        <w:t xml:space="preserve">    - </w:t>
-      </w:r>
-      <w:proofErr w:type="spellStart"/>
-      <w:r>
-        <w:t>first_name</w:t>
-      </w:r>
-      <w:proofErr w:type="spellEnd"/>
+        <w:t xml:space="preserve">    - first_name</w:t>
+      </w:r>
     </w:p>
     <w:p>
       <w:r>
@@ -15210,23 +14063,13 @@
     </w:p>
     <w:p>
       <w:r>
-        <w:t xml:space="preserve">    - </w:t>
-      </w:r>
-      <w:proofErr w:type="spellStart"/>
-      <w:r>
-        <w:t>last_name</w:t>
-      </w:r>
-      <w:proofErr w:type="spellEnd"/>
-    </w:p>
-    <w:p>
-      <w:r>
-        <w:t xml:space="preserve">    - </w:t>
-      </w:r>
-      <w:proofErr w:type="spellStart"/>
-      <w:r>
-        <w:t>middle_name</w:t>
-      </w:r>
-      <w:proofErr w:type="spellEnd"/>
+        <w:t xml:space="preserve">    - last_name</w:t>
+      </w:r>
+    </w:p>
+    <w:p>
+      <w:r>
+        <w:t xml:space="preserve">    - middle_name</w:t>
+      </w:r>
     </w:p>
     <w:p>
       <w:r>
@@ -15240,33 +14083,18 @@
     </w:p>
     <w:p>
       <w:r>
-        <w:t xml:space="preserve">    - </w:t>
-      </w:r>
-      <w:proofErr w:type="spellStart"/>
-      <w:r>
-        <w:t>pan_number</w:t>
-      </w:r>
-      <w:proofErr w:type="spellEnd"/>
-    </w:p>
-    <w:p>
-      <w:r>
-        <w:t xml:space="preserve">    - </w:t>
-      </w:r>
-      <w:proofErr w:type="spellStart"/>
-      <w:r>
-        <w:t>phone_number</w:t>
-      </w:r>
-      <w:proofErr w:type="spellEnd"/>
-    </w:p>
-    <w:p>
-      <w:r>
-        <w:t xml:space="preserve">    - </w:t>
-      </w:r>
-      <w:proofErr w:type="spellStart"/>
-      <w:r>
-        <w:t>pincode</w:t>
-      </w:r>
-      <w:proofErr w:type="spellEnd"/>
+        <w:t xml:space="preserve">    - pan_number</w:t>
+      </w:r>
+    </w:p>
+    <w:p>
+      <w:r>
+        <w:t xml:space="preserve">    - phone_number</w:t>
+      </w:r>
+    </w:p>
+    <w:p>
+      <w:r>
+        <w:t xml:space="preserve">    - pincode</w:t>
+      </w:r>
     </w:p>
     <w:p>
       <w:r>
@@ -15302,101 +14130,37 @@
     </w:p>
     <w:p>
       <w:r>
-        <w:t xml:space="preserve">        id </w:t>
-      </w:r>
-      <w:proofErr w:type="spellStart"/>
-      <w:r>
-        <w:t>bigint</w:t>
-      </w:r>
-      <w:proofErr w:type="spellEnd"/>
-      <w:r>
-        <w:t xml:space="preserve"> generated by default as identity,</w:t>
-      </w:r>
-    </w:p>
-    <w:p>
-      <w:r>
-        <w:t xml:space="preserve">        </w:t>
-      </w:r>
-      <w:proofErr w:type="spellStart"/>
-      <w:r>
-        <w:t>created_at</w:t>
-      </w:r>
-      <w:proofErr w:type="spellEnd"/>
-      <w:r>
-        <w:t xml:space="preserve"> timestamp(6) not null,</w:t>
-      </w:r>
-    </w:p>
-    <w:p>
-      <w:r>
-        <w:t xml:space="preserve">        </w:t>
-      </w:r>
-      <w:proofErr w:type="spellStart"/>
-      <w:r>
-        <w:t>created_by</w:t>
-      </w:r>
-      <w:proofErr w:type="spellEnd"/>
-      <w:r>
-        <w:t xml:space="preserve"> varchar(255),</w:t>
-      </w:r>
-    </w:p>
-    <w:p>
-      <w:r>
-        <w:t xml:space="preserve">        </w:t>
-      </w:r>
-      <w:proofErr w:type="spellStart"/>
-      <w:r>
-        <w:t>del_flg</w:t>
-      </w:r>
-      <w:proofErr w:type="spellEnd"/>
-      <w:r>
-        <w:t xml:space="preserve"> </w:t>
-      </w:r>
-      <w:proofErr w:type="spellStart"/>
-      <w:r>
-        <w:t>boolean</w:t>
-      </w:r>
-      <w:proofErr w:type="spellEnd"/>
-      <w:r>
-        <w:t>,</w:t>
-      </w:r>
-    </w:p>
-    <w:p>
-      <w:r>
-        <w:t xml:space="preserve">        </w:t>
-      </w:r>
-      <w:proofErr w:type="spellStart"/>
-      <w:r>
-        <w:t>updated_at</w:t>
-      </w:r>
-      <w:proofErr w:type="spellEnd"/>
-      <w:r>
-        <w:t xml:space="preserve"> timestamp(6),</w:t>
-      </w:r>
-    </w:p>
-    <w:p>
-      <w:r>
-        <w:t xml:space="preserve">        </w:t>
-      </w:r>
-      <w:proofErr w:type="spellStart"/>
-      <w:r>
-        <w:t>updated_by</w:t>
-      </w:r>
-      <w:proofErr w:type="spellEnd"/>
-      <w:r>
-        <w:t xml:space="preserve"> varchar(255),</w:t>
-      </w:r>
-    </w:p>
-    <w:p>
-      <w:r>
-        <w:t xml:space="preserve">        </w:t>
-      </w:r>
-      <w:proofErr w:type="spellStart"/>
-      <w:r>
-        <w:t>aadhar_number</w:t>
-      </w:r>
-      <w:proofErr w:type="spellEnd"/>
-      <w:r>
-        <w:t xml:space="preserve"> varchar(12),</w:t>
+        <w:t xml:space="preserve">        id bigint generated by default as identity,</w:t>
+      </w:r>
+    </w:p>
+    <w:p>
+      <w:r>
+        <w:t xml:space="preserve">        created_at timestamp(6) not null,</w:t>
+      </w:r>
+    </w:p>
+    <w:p>
+      <w:r>
+        <w:t xml:space="preserve">        created_by varchar(255),</w:t>
+      </w:r>
+    </w:p>
+    <w:p>
+      <w:r>
+        <w:t xml:space="preserve">        del_flg boolean,</w:t>
+      </w:r>
+    </w:p>
+    <w:p>
+      <w:r>
+        <w:t xml:space="preserve">        updated_at timestamp(6),</w:t>
+      </w:r>
+    </w:p>
+    <w:p>
+      <w:r>
+        <w:t xml:space="preserve">        updated_by varchar(255),</w:t>
+      </w:r>
+    </w:p>
+    <w:p>
+      <w:r>
+        <w:t xml:space="preserve">        aadhar_number varchar(12),</w:t>
       </w:r>
     </w:p>
     <w:p>
@@ -15411,28 +14175,12 @@
     </w:p>
     <w:p>
       <w:r>
-        <w:t xml:space="preserve">        </w:t>
-      </w:r>
-      <w:proofErr w:type="spellStart"/>
-      <w:r>
-        <w:t>alternate_phone</w:t>
-      </w:r>
-      <w:proofErr w:type="spellEnd"/>
-      <w:r>
-        <w:t xml:space="preserve"> varchar(255),</w:t>
-      </w:r>
-    </w:p>
-    <w:p>
-      <w:r>
-        <w:t xml:space="preserve">        </w:t>
-      </w:r>
-      <w:proofErr w:type="spellStart"/>
-      <w:r>
-        <w:t>annual_income</w:t>
-      </w:r>
-      <w:proofErr w:type="spellEnd"/>
-      <w:r>
-        <w:t xml:space="preserve"> float(53),</w:t>
+        <w:t xml:space="preserve">        alternate_phone varchar(255),</w:t>
+      </w:r>
+    </w:p>
+    <w:p>
+      <w:r>
+        <w:t xml:space="preserve">        annual_income float(53),</w:t>
       </w:r>
     </w:p>
     <w:p>
@@ -15447,15 +14195,7 @@
     </w:p>
     <w:p>
       <w:r>
-        <w:t xml:space="preserve">        </w:t>
-      </w:r>
-      <w:proofErr w:type="spellStart"/>
-      <w:r>
-        <w:t>date_of_birth</w:t>
-      </w:r>
-      <w:proofErr w:type="spellEnd"/>
-      <w:r>
-        <w:t xml:space="preserve"> date,</w:t>
+        <w:t xml:space="preserve">        date_of_birth date,</w:t>
       </w:r>
     </w:p>
     <w:p>
@@ -15466,15 +14206,7 @@
     <w:p>
       <w:r>
         <w:lastRenderedPageBreak/>
-        <w:t xml:space="preserve">        </w:t>
-      </w:r>
-      <w:proofErr w:type="spellStart"/>
-      <w:r>
-        <w:t>first_name</w:t>
-      </w:r>
-      <w:proofErr w:type="spellEnd"/>
-      <w:r>
-        <w:t xml:space="preserve"> varchar(255) not null,</w:t>
+        <w:t xml:space="preserve">        first_name varchar(255) not null,</w:t>
       </w:r>
     </w:p>
     <w:p>
@@ -15484,28 +14216,12 @@
     </w:p>
     <w:p>
       <w:r>
-        <w:t xml:space="preserve">        </w:t>
-      </w:r>
-      <w:proofErr w:type="spellStart"/>
-      <w:r>
-        <w:t>last_name</w:t>
-      </w:r>
-      <w:proofErr w:type="spellEnd"/>
-      <w:r>
-        <w:t xml:space="preserve"> varchar(255) not null,</w:t>
-      </w:r>
-    </w:p>
-    <w:p>
-      <w:r>
-        <w:t xml:space="preserve">        </w:t>
-      </w:r>
-      <w:proofErr w:type="spellStart"/>
-      <w:r>
-        <w:t>middle_name</w:t>
-      </w:r>
-      <w:proofErr w:type="spellEnd"/>
-      <w:r>
-        <w:t xml:space="preserve"> varchar(255),</w:t>
+        <w:t xml:space="preserve">        last_name varchar(255) not null,</w:t>
+      </w:r>
+    </w:p>
+    <w:p>
+      <w:r>
+        <w:t xml:space="preserve">        middle_name varchar(255),</w:t>
       </w:r>
     </w:p>
     <w:p>
@@ -15520,41 +14236,17 @@
     </w:p>
     <w:p>
       <w:r>
-        <w:t xml:space="preserve">        </w:t>
-      </w:r>
-      <w:proofErr w:type="spellStart"/>
-      <w:r>
-        <w:t>pan_number</w:t>
-      </w:r>
-      <w:proofErr w:type="spellEnd"/>
-      <w:r>
-        <w:t xml:space="preserve"> varchar(10),</w:t>
-      </w:r>
-    </w:p>
-    <w:p>
-      <w:r>
-        <w:t xml:space="preserve">        </w:t>
-      </w:r>
-      <w:proofErr w:type="spellStart"/>
-      <w:r>
-        <w:t>phone_number</w:t>
-      </w:r>
-      <w:proofErr w:type="spellEnd"/>
-      <w:r>
-        <w:t xml:space="preserve"> varchar(255) not null,</w:t>
-      </w:r>
-    </w:p>
-    <w:p>
-      <w:r>
-        <w:t xml:space="preserve">        </w:t>
-      </w:r>
-      <w:proofErr w:type="spellStart"/>
-      <w:r>
-        <w:t>pincode</w:t>
-      </w:r>
-      <w:proofErr w:type="spellEnd"/>
-      <w:r>
-        <w:t xml:space="preserve"> varchar(6),</w:t>
+        <w:t xml:space="preserve">        pan_number varchar(10),</w:t>
+      </w:r>
+    </w:p>
+    <w:p>
+      <w:r>
+        <w:t xml:space="preserve">        phone_number varchar(255) not null,</w:t>
+      </w:r>
+    </w:p>
+    <w:p>
+      <w:r>
+        <w:t xml:space="preserve">        pincode varchar(6),</w:t>
       </w:r>
     </w:p>
     <w:p>
@@ -15662,41 +14354,38 @@
           <w:sz w:val="28"/>
           <w:szCs w:val="28"/>
         </w:rPr>
-        <w:t xml:space="preserve">-  </w:t>
-      </w:r>
-      <w:proofErr w:type="spellStart"/>
-      <w:r>
+        <w:t>-  created_at</w:t>
+      </w:r>
+    </w:p>
+    <w:p>
+      <w:pPr>
         <w:rPr>
           <w:sz w:val="28"/>
           <w:szCs w:val="28"/>
         </w:rPr>
-        <w:t>created_at</w:t>
-      </w:r>
-      <w:proofErr w:type="spellEnd"/>
-    </w:p>
-    <w:p>
-      <w:pPr>
+      </w:pPr>
+      <w:r>
         <w:rPr>
           <w:sz w:val="28"/>
           <w:szCs w:val="28"/>
         </w:rPr>
-      </w:pPr>
-      <w:r>
+        <w:t>-  created_by</w:t>
+      </w:r>
+    </w:p>
+    <w:p>
+      <w:pPr>
         <w:rPr>
           <w:sz w:val="28"/>
           <w:szCs w:val="28"/>
         </w:rPr>
-        <w:t xml:space="preserve">-  </w:t>
-      </w:r>
-      <w:proofErr w:type="spellStart"/>
+      </w:pPr>
       <w:r>
         <w:rPr>
           <w:sz w:val="28"/>
           <w:szCs w:val="28"/>
         </w:rPr>
-        <w:t>created_by</w:t>
-      </w:r>
-      <w:proofErr w:type="spellEnd"/>
+        <w:t>-  del_flg</w:t>
+      </w:r>
     </w:p>
     <w:p>
       <w:pPr>
@@ -15710,41 +14399,38 @@
           <w:sz w:val="28"/>
           <w:szCs w:val="28"/>
         </w:rPr>
-        <w:t xml:space="preserve">-  </w:t>
-      </w:r>
-      <w:proofErr w:type="spellStart"/>
-      <w:r>
+        <w:t>-  updated_at</w:t>
+      </w:r>
+    </w:p>
+    <w:p>
+      <w:pPr>
         <w:rPr>
           <w:sz w:val="28"/>
           <w:szCs w:val="28"/>
         </w:rPr>
-        <w:t>del_flg</w:t>
-      </w:r>
-      <w:proofErr w:type="spellEnd"/>
-    </w:p>
-    <w:p>
-      <w:pPr>
+      </w:pPr>
+      <w:r>
         <w:rPr>
           <w:sz w:val="28"/>
           <w:szCs w:val="28"/>
         </w:rPr>
-      </w:pPr>
-      <w:r>
+        <w:t>-  updated_by</w:t>
+      </w:r>
+    </w:p>
+    <w:p>
+      <w:pPr>
         <w:rPr>
           <w:sz w:val="28"/>
           <w:szCs w:val="28"/>
         </w:rPr>
-        <w:t xml:space="preserve">-  </w:t>
-      </w:r>
-      <w:proofErr w:type="spellStart"/>
+      </w:pPr>
       <w:r>
         <w:rPr>
           <w:sz w:val="28"/>
           <w:szCs w:val="28"/>
         </w:rPr>
-        <w:t>updated_at</w:t>
-      </w:r>
-      <w:proofErr w:type="spellEnd"/>
+        <w:t>-  address_proof_document_path</w:t>
+      </w:r>
     </w:p>
     <w:p>
       <w:pPr>
@@ -15758,41 +14444,39 @@
           <w:sz w:val="28"/>
           <w:szCs w:val="28"/>
         </w:rPr>
-        <w:t xml:space="preserve">-  </w:t>
-      </w:r>
-      <w:proofErr w:type="spellStart"/>
-      <w:r>
+        <w:t>-  address_proof_number</w:t>
+      </w:r>
+    </w:p>
+    <w:p>
+      <w:pPr>
         <w:rPr>
           <w:sz w:val="28"/>
           <w:szCs w:val="28"/>
         </w:rPr>
-        <w:t>updated_by</w:t>
-      </w:r>
-      <w:proofErr w:type="spellEnd"/>
-    </w:p>
-    <w:p>
-      <w:pPr>
+      </w:pPr>
+      <w:r>
         <w:rPr>
           <w:sz w:val="28"/>
           <w:szCs w:val="28"/>
         </w:rPr>
-      </w:pPr>
-      <w:r>
+        <w:lastRenderedPageBreak/>
+        <w:t>-  address_proof_type</w:t>
+      </w:r>
+    </w:p>
+    <w:p>
+      <w:pPr>
         <w:rPr>
           <w:sz w:val="28"/>
           <w:szCs w:val="28"/>
         </w:rPr>
-        <w:t xml:space="preserve">-  </w:t>
-      </w:r>
-      <w:proofErr w:type="spellStart"/>
+      </w:pPr>
       <w:r>
         <w:rPr>
           <w:sz w:val="28"/>
           <w:szCs w:val="28"/>
         </w:rPr>
-        <w:t>address_proof_document_path</w:t>
-      </w:r>
-      <w:proofErr w:type="spellEnd"/>
+        <w:t>-  id_proof_document_path</w:t>
+      </w:r>
     </w:p>
     <w:p>
       <w:pPr>
@@ -15806,42 +14490,38 @@
           <w:sz w:val="28"/>
           <w:szCs w:val="28"/>
         </w:rPr>
-        <w:t xml:space="preserve">-  </w:t>
-      </w:r>
-      <w:proofErr w:type="spellStart"/>
-      <w:r>
+        <w:t>-  id_proof_expiry_date</w:t>
+      </w:r>
+    </w:p>
+    <w:p>
+      <w:pPr>
         <w:rPr>
           <w:sz w:val="28"/>
           <w:szCs w:val="28"/>
         </w:rPr>
-        <w:t>address_proof_number</w:t>
-      </w:r>
-      <w:proofErr w:type="spellEnd"/>
-    </w:p>
-    <w:p>
-      <w:pPr>
+      </w:pPr>
+      <w:r>
         <w:rPr>
           <w:sz w:val="28"/>
           <w:szCs w:val="28"/>
         </w:rPr>
-      </w:pPr>
-      <w:r>
+        <w:t>-  id_proof_issue_date</w:t>
+      </w:r>
+    </w:p>
+    <w:p>
+      <w:pPr>
         <w:rPr>
           <w:sz w:val="28"/>
           <w:szCs w:val="28"/>
         </w:rPr>
-        <w:lastRenderedPageBreak/>
-        <w:t xml:space="preserve">-  </w:t>
-      </w:r>
-      <w:proofErr w:type="spellStart"/>
+      </w:pPr>
       <w:r>
         <w:rPr>
           <w:sz w:val="28"/>
           <w:szCs w:val="28"/>
         </w:rPr>
-        <w:t>address_proof_type</w:t>
-      </w:r>
-      <w:proofErr w:type="spellEnd"/>
+        <w:t>-  id_proof_number</w:t>
+      </w:r>
     </w:p>
     <w:p>
       <w:pPr>
@@ -15855,41 +14535,38 @@
           <w:sz w:val="28"/>
           <w:szCs w:val="28"/>
         </w:rPr>
-        <w:t xml:space="preserve">-  </w:t>
-      </w:r>
-      <w:proofErr w:type="spellStart"/>
-      <w:r>
+        <w:t>-  id_proof_type</w:t>
+      </w:r>
+    </w:p>
+    <w:p>
+      <w:pPr>
         <w:rPr>
           <w:sz w:val="28"/>
           <w:szCs w:val="28"/>
         </w:rPr>
-        <w:t>id_proof_document_path</w:t>
-      </w:r>
-      <w:proofErr w:type="spellEnd"/>
-    </w:p>
-    <w:p>
-      <w:pPr>
+      </w:pPr>
+      <w:r>
         <w:rPr>
           <w:sz w:val="28"/>
           <w:szCs w:val="28"/>
         </w:rPr>
-      </w:pPr>
-      <w:r>
+        <w:t>-  kyc_remarks</w:t>
+      </w:r>
+    </w:p>
+    <w:p>
+      <w:pPr>
         <w:rPr>
           <w:sz w:val="28"/>
           <w:szCs w:val="28"/>
         </w:rPr>
-        <w:t xml:space="preserve">-  </w:t>
-      </w:r>
-      <w:proofErr w:type="spellStart"/>
+      </w:pPr>
       <w:r>
         <w:rPr>
           <w:sz w:val="28"/>
           <w:szCs w:val="28"/>
         </w:rPr>
-        <w:t>id_proof_expiry_date</w:t>
-      </w:r>
-      <w:proofErr w:type="spellEnd"/>
+        <w:t>-  pan_document_path</w:t>
+      </w:r>
     </w:p>
     <w:p>
       <w:pPr>
@@ -15903,41 +14580,38 @@
           <w:sz w:val="28"/>
           <w:szCs w:val="28"/>
         </w:rPr>
-        <w:t xml:space="preserve">-  </w:t>
-      </w:r>
-      <w:proofErr w:type="spellStart"/>
-      <w:r>
+        <w:t>-  pan_number</w:t>
+      </w:r>
+    </w:p>
+    <w:p>
+      <w:pPr>
         <w:rPr>
           <w:sz w:val="28"/>
           <w:szCs w:val="28"/>
         </w:rPr>
-        <w:t>id_proof_issue_date</w:t>
-      </w:r>
-      <w:proofErr w:type="spellEnd"/>
-    </w:p>
-    <w:p>
-      <w:pPr>
+      </w:pPr>
+      <w:r>
         <w:rPr>
           <w:sz w:val="28"/>
           <w:szCs w:val="28"/>
         </w:rPr>
-      </w:pPr>
-      <w:r>
+        <w:t>-  photo_path</w:t>
+      </w:r>
+    </w:p>
+    <w:p>
+      <w:pPr>
         <w:rPr>
           <w:sz w:val="28"/>
           <w:szCs w:val="28"/>
         </w:rPr>
-        <w:t xml:space="preserve">-  </w:t>
-      </w:r>
-      <w:proofErr w:type="spellStart"/>
+      </w:pPr>
       <w:r>
         <w:rPr>
           <w:sz w:val="28"/>
           <w:szCs w:val="28"/>
         </w:rPr>
-        <w:t>id_proof_number</w:t>
-      </w:r>
-      <w:proofErr w:type="spellEnd"/>
+        <w:t>-  signature_path</w:t>
+      </w:r>
     </w:p>
     <w:p>
       <w:pPr>
@@ -15951,209 +14625,38 @@
           <w:sz w:val="28"/>
           <w:szCs w:val="28"/>
         </w:rPr>
-        <w:t xml:space="preserve">-  </w:t>
-      </w:r>
-      <w:proofErr w:type="spellStart"/>
-      <w:r>
+        <w:t>-  verified_by</w:t>
+      </w:r>
+    </w:p>
+    <w:p>
+      <w:pPr>
         <w:rPr>
           <w:sz w:val="28"/>
           <w:szCs w:val="28"/>
         </w:rPr>
-        <w:t>id_proof_type</w:t>
-      </w:r>
-      <w:proofErr w:type="spellEnd"/>
-    </w:p>
-    <w:p>
-      <w:pPr>
+      </w:pPr>
+      <w:r>
         <w:rPr>
           <w:sz w:val="28"/>
           <w:szCs w:val="28"/>
         </w:rPr>
-      </w:pPr>
-      <w:r>
+        <w:t>-  verified_date</w:t>
+      </w:r>
+    </w:p>
+    <w:p>
+      <w:pPr>
         <w:rPr>
           <w:sz w:val="28"/>
           <w:szCs w:val="28"/>
         </w:rPr>
-        <w:t xml:space="preserve">-  </w:t>
-      </w:r>
-      <w:proofErr w:type="spellStart"/>
+      </w:pPr>
       <w:r>
         <w:rPr>
           <w:sz w:val="28"/>
           <w:szCs w:val="28"/>
         </w:rPr>
-        <w:t>kyc_remarks</w:t>
-      </w:r>
-      <w:proofErr w:type="spellEnd"/>
-    </w:p>
-    <w:p>
-      <w:pPr>
-        <w:rPr>
-          <w:sz w:val="28"/>
-          <w:szCs w:val="28"/>
-        </w:rPr>
-      </w:pPr>
-      <w:r>
-        <w:rPr>
-          <w:sz w:val="28"/>
-          <w:szCs w:val="28"/>
-        </w:rPr>
-        <w:t xml:space="preserve">-  </w:t>
-      </w:r>
-      <w:proofErr w:type="spellStart"/>
-      <w:r>
-        <w:rPr>
-          <w:sz w:val="28"/>
-          <w:szCs w:val="28"/>
-        </w:rPr>
-        <w:t>pan_document_path</w:t>
-      </w:r>
-      <w:proofErr w:type="spellEnd"/>
-    </w:p>
-    <w:p>
-      <w:pPr>
-        <w:rPr>
-          <w:sz w:val="28"/>
-          <w:szCs w:val="28"/>
-        </w:rPr>
-      </w:pPr>
-      <w:r>
-        <w:rPr>
-          <w:sz w:val="28"/>
-          <w:szCs w:val="28"/>
-        </w:rPr>
-        <w:t xml:space="preserve">-  </w:t>
-      </w:r>
-      <w:proofErr w:type="spellStart"/>
-      <w:r>
-        <w:rPr>
-          <w:sz w:val="28"/>
-          <w:szCs w:val="28"/>
-        </w:rPr>
-        <w:t>pan_number</w:t>
-      </w:r>
-      <w:proofErr w:type="spellEnd"/>
-    </w:p>
-    <w:p>
-      <w:pPr>
-        <w:rPr>
-          <w:sz w:val="28"/>
-          <w:szCs w:val="28"/>
-        </w:rPr>
-      </w:pPr>
-      <w:r>
-        <w:rPr>
-          <w:sz w:val="28"/>
-          <w:szCs w:val="28"/>
-        </w:rPr>
-        <w:t xml:space="preserve">-  </w:t>
-      </w:r>
-      <w:proofErr w:type="spellStart"/>
-      <w:r>
-        <w:rPr>
-          <w:sz w:val="28"/>
-          <w:szCs w:val="28"/>
-        </w:rPr>
-        <w:t>photo_path</w:t>
-      </w:r>
-      <w:proofErr w:type="spellEnd"/>
-    </w:p>
-    <w:p>
-      <w:pPr>
-        <w:rPr>
-          <w:sz w:val="28"/>
-          <w:szCs w:val="28"/>
-        </w:rPr>
-      </w:pPr>
-      <w:r>
-        <w:rPr>
-          <w:sz w:val="28"/>
-          <w:szCs w:val="28"/>
-        </w:rPr>
-        <w:t xml:space="preserve">-  </w:t>
-      </w:r>
-      <w:proofErr w:type="spellStart"/>
-      <w:r>
-        <w:rPr>
-          <w:sz w:val="28"/>
-          <w:szCs w:val="28"/>
-        </w:rPr>
-        <w:t>signature_path</w:t>
-      </w:r>
-      <w:proofErr w:type="spellEnd"/>
-    </w:p>
-    <w:p>
-      <w:pPr>
-        <w:rPr>
-          <w:sz w:val="28"/>
-          <w:szCs w:val="28"/>
-        </w:rPr>
-      </w:pPr>
-      <w:r>
-        <w:rPr>
-          <w:sz w:val="28"/>
-          <w:szCs w:val="28"/>
-        </w:rPr>
-        <w:t xml:space="preserve">-  </w:t>
-      </w:r>
-      <w:proofErr w:type="spellStart"/>
-      <w:r>
-        <w:rPr>
-          <w:sz w:val="28"/>
-          <w:szCs w:val="28"/>
-        </w:rPr>
-        <w:t>verified_by</w:t>
-      </w:r>
-      <w:proofErr w:type="spellEnd"/>
-    </w:p>
-    <w:p>
-      <w:pPr>
-        <w:rPr>
-          <w:sz w:val="28"/>
-          <w:szCs w:val="28"/>
-        </w:rPr>
-      </w:pPr>
-      <w:r>
-        <w:rPr>
-          <w:sz w:val="28"/>
-          <w:szCs w:val="28"/>
-        </w:rPr>
-        <w:t xml:space="preserve">-  </w:t>
-      </w:r>
-      <w:proofErr w:type="spellStart"/>
-      <w:r>
-        <w:rPr>
-          <w:sz w:val="28"/>
-          <w:szCs w:val="28"/>
-        </w:rPr>
-        <w:t>verified_date</w:t>
-      </w:r>
-      <w:proofErr w:type="spellEnd"/>
-    </w:p>
-    <w:p>
-      <w:pPr>
-        <w:rPr>
-          <w:sz w:val="28"/>
-          <w:szCs w:val="28"/>
-        </w:rPr>
-      </w:pPr>
-      <w:r>
-        <w:rPr>
-          <w:sz w:val="28"/>
-          <w:szCs w:val="28"/>
-        </w:rPr>
-        <w:t xml:space="preserve">-  </w:t>
-      </w:r>
-      <w:proofErr w:type="spellStart"/>
-      <w:r>
-        <w:rPr>
-          <w:sz w:val="28"/>
-          <w:szCs w:val="28"/>
-        </w:rPr>
-        <w:t>customer_id</w:t>
-      </w:r>
-      <w:proofErr w:type="spellEnd"/>
+        <w:t>-  customer_id</w:t>
+      </w:r>
     </w:p>
     <w:p>
       <w:pPr>
@@ -16195,334 +14698,118 @@
     <w:p/>
     <w:p>
       <w:r>
-        <w:t xml:space="preserve">create table </w:t>
-      </w:r>
-      <w:proofErr w:type="spellStart"/>
-      <w:r>
-        <w:t>kyc_details</w:t>
-      </w:r>
-      <w:proofErr w:type="spellEnd"/>
-      <w:r>
-        <w:t xml:space="preserve"> (</w:t>
-      </w:r>
-    </w:p>
-    <w:p>
-      <w:r>
-        <w:t xml:space="preserve">        id </w:t>
-      </w:r>
-      <w:proofErr w:type="spellStart"/>
-      <w:r>
-        <w:t>bigint</w:t>
-      </w:r>
-      <w:proofErr w:type="spellEnd"/>
-      <w:r>
-        <w:t xml:space="preserve"> generated by default as identity,</w:t>
-      </w:r>
-    </w:p>
-    <w:p>
-      <w:r>
-        <w:t xml:space="preserve">        </w:t>
-      </w:r>
-      <w:proofErr w:type="spellStart"/>
-      <w:r>
-        <w:t>created_at</w:t>
-      </w:r>
-      <w:proofErr w:type="spellEnd"/>
-      <w:r>
-        <w:t xml:space="preserve"> timestamp(6) not null,</w:t>
-      </w:r>
-    </w:p>
-    <w:p>
-      <w:r>
-        <w:t xml:space="preserve">        </w:t>
-      </w:r>
-      <w:proofErr w:type="spellStart"/>
-      <w:r>
-        <w:t>created_by</w:t>
-      </w:r>
-      <w:proofErr w:type="spellEnd"/>
-      <w:r>
-        <w:t xml:space="preserve"> varchar(255),</w:t>
-      </w:r>
-    </w:p>
-    <w:p>
-      <w:r>
-        <w:t xml:space="preserve">        </w:t>
-      </w:r>
-      <w:proofErr w:type="spellStart"/>
-      <w:r>
-        <w:t>del_flg</w:t>
-      </w:r>
-      <w:proofErr w:type="spellEnd"/>
-      <w:r>
-        <w:t xml:space="preserve"> </w:t>
-      </w:r>
-      <w:proofErr w:type="spellStart"/>
-      <w:r>
-        <w:t>boolean</w:t>
-      </w:r>
-      <w:proofErr w:type="spellEnd"/>
-      <w:r>
-        <w:t>,</w:t>
-      </w:r>
-    </w:p>
-    <w:p>
-      <w:r>
-        <w:t xml:space="preserve">        </w:t>
-      </w:r>
-      <w:proofErr w:type="spellStart"/>
-      <w:r>
-        <w:t>updated_at</w:t>
-      </w:r>
-      <w:proofErr w:type="spellEnd"/>
-      <w:r>
-        <w:t xml:space="preserve"> timestamp(6),</w:t>
-      </w:r>
-    </w:p>
-    <w:p>
-      <w:r>
-        <w:t xml:space="preserve">        </w:t>
-      </w:r>
-      <w:proofErr w:type="spellStart"/>
-      <w:r>
-        <w:t>updated_by</w:t>
-      </w:r>
-      <w:proofErr w:type="spellEnd"/>
-      <w:r>
-        <w:t xml:space="preserve"> varchar(255),</w:t>
-      </w:r>
-    </w:p>
-    <w:p>
-      <w:r>
-        <w:t xml:space="preserve">        </w:t>
-      </w:r>
-      <w:proofErr w:type="spellStart"/>
-      <w:r>
-        <w:t>address_proof_document_path</w:t>
-      </w:r>
-      <w:proofErr w:type="spellEnd"/>
-      <w:r>
-        <w:t xml:space="preserve"> varchar(255),</w:t>
-      </w:r>
-    </w:p>
-    <w:p>
-      <w:r>
-        <w:t xml:space="preserve">        </w:t>
-      </w:r>
-      <w:proofErr w:type="spellStart"/>
-      <w:r>
-        <w:t>address_proof_number</w:t>
-      </w:r>
-      <w:proofErr w:type="spellEnd"/>
-      <w:r>
-        <w:t xml:space="preserve"> varchar(255),</w:t>
+        <w:t>create table kyc_details (</w:t>
+      </w:r>
+    </w:p>
+    <w:p>
+      <w:r>
+        <w:t xml:space="preserve">        id bigint generated by default as identity,</w:t>
+      </w:r>
+    </w:p>
+    <w:p>
+      <w:r>
+        <w:t xml:space="preserve">        created_at timestamp(6) not null,</w:t>
+      </w:r>
+    </w:p>
+    <w:p>
+      <w:r>
+        <w:t xml:space="preserve">        created_by varchar(255),</w:t>
+      </w:r>
+    </w:p>
+    <w:p>
+      <w:r>
+        <w:t xml:space="preserve">        del_flg boolean,</w:t>
+      </w:r>
+    </w:p>
+    <w:p>
+      <w:r>
+        <w:t xml:space="preserve">        updated_at timestamp(6),</w:t>
+      </w:r>
+    </w:p>
+    <w:p>
+      <w:r>
+        <w:t xml:space="preserve">        updated_by varchar(255),</w:t>
+      </w:r>
+    </w:p>
+    <w:p>
+      <w:r>
+        <w:t xml:space="preserve">        address_proof_document_path varchar(255),</w:t>
+      </w:r>
+    </w:p>
+    <w:p>
+      <w:r>
+        <w:t xml:space="preserve">        address_proof_number varchar(255),</w:t>
       </w:r>
     </w:p>
     <w:p>
       <w:r>
         <w:lastRenderedPageBreak/>
-        <w:t xml:space="preserve">        </w:t>
-      </w:r>
-      <w:proofErr w:type="spellStart"/>
-      <w:r>
-        <w:t>address_proof_type</w:t>
-      </w:r>
-      <w:proofErr w:type="spellEnd"/>
-      <w:r>
-        <w:t xml:space="preserve"> varchar(255) check (</w:t>
-      </w:r>
-      <w:proofErr w:type="spellStart"/>
-      <w:r>
-        <w:t>address_proof_type</w:t>
-      </w:r>
-      <w:proofErr w:type="spellEnd"/>
-      <w:r>
-        <w:t xml:space="preserve"> in ('AADHAAR','PASSPORT','UTILITY_BILL','BANK_STATEMENT','RENTAL_AGREEMENT','VOTER_ID')),</w:t>
-      </w:r>
-    </w:p>
-    <w:p>
-      <w:r>
-        <w:t xml:space="preserve">        </w:t>
-      </w:r>
-      <w:proofErr w:type="spellStart"/>
-      <w:r>
-        <w:t>id_proof_document_path</w:t>
-      </w:r>
-      <w:proofErr w:type="spellEnd"/>
-      <w:r>
-        <w:t xml:space="preserve"> varchar(255),</w:t>
-      </w:r>
-    </w:p>
-    <w:p>
-      <w:r>
-        <w:t xml:space="preserve">        </w:t>
-      </w:r>
-      <w:proofErr w:type="spellStart"/>
-      <w:r>
-        <w:t>id_proof_expiry_date</w:t>
-      </w:r>
-      <w:proofErr w:type="spellEnd"/>
-      <w:r>
-        <w:t xml:space="preserve"> date,</w:t>
-      </w:r>
-    </w:p>
-    <w:p>
-      <w:r>
-        <w:t xml:space="preserve">        </w:t>
-      </w:r>
-      <w:proofErr w:type="spellStart"/>
-      <w:r>
-        <w:t>id_proof_issue_date</w:t>
-      </w:r>
-      <w:proofErr w:type="spellEnd"/>
-      <w:r>
-        <w:t xml:space="preserve"> date,</w:t>
-      </w:r>
-    </w:p>
-    <w:p>
-      <w:r>
-        <w:t xml:space="preserve">        </w:t>
-      </w:r>
-      <w:proofErr w:type="spellStart"/>
-      <w:r>
-        <w:t>id_proof_number</w:t>
-      </w:r>
-      <w:proofErr w:type="spellEnd"/>
-      <w:r>
-        <w:t xml:space="preserve"> varchar(255),</w:t>
-      </w:r>
-    </w:p>
-    <w:p>
-      <w:r>
-        <w:t xml:space="preserve">        </w:t>
-      </w:r>
-      <w:proofErr w:type="spellStart"/>
-      <w:r>
-        <w:t>id_proof_type</w:t>
-      </w:r>
-      <w:proofErr w:type="spellEnd"/>
-      <w:r>
-        <w:t xml:space="preserve"> varchar(255) check (</w:t>
-      </w:r>
-      <w:proofErr w:type="spellStart"/>
-      <w:r>
-        <w:t>id_proof_type</w:t>
-      </w:r>
-      <w:proofErr w:type="spellEnd"/>
-      <w:r>
-        <w:t xml:space="preserve"> in ('AADHAAR','PASSPORT','DRIVING_LICENSE','VOTER_ID','NATIONAL_ID')),</w:t>
-      </w:r>
-    </w:p>
-    <w:p>
-      <w:r>
-        <w:t xml:space="preserve">        </w:t>
-      </w:r>
-      <w:proofErr w:type="spellStart"/>
-      <w:r>
-        <w:t>kyc_remarks</w:t>
-      </w:r>
-      <w:proofErr w:type="spellEnd"/>
-      <w:r>
-        <w:t xml:space="preserve"> varchar(255),</w:t>
-      </w:r>
-    </w:p>
-    <w:p>
-      <w:r>
-        <w:t xml:space="preserve">        </w:t>
-      </w:r>
-      <w:proofErr w:type="spellStart"/>
-      <w:r>
-        <w:t>pan_document_path</w:t>
-      </w:r>
-      <w:proofErr w:type="spellEnd"/>
-      <w:r>
-        <w:t xml:space="preserve"> varchar(255),</w:t>
-      </w:r>
-    </w:p>
-    <w:p>
-      <w:r>
-        <w:t xml:space="preserve">        </w:t>
-      </w:r>
-      <w:proofErr w:type="spellStart"/>
-      <w:r>
-        <w:t>pan_number</w:t>
-      </w:r>
-      <w:proofErr w:type="spellEnd"/>
-      <w:r>
-        <w:t xml:space="preserve"> varchar(255),</w:t>
-      </w:r>
-    </w:p>
-    <w:p>
-      <w:r>
-        <w:t xml:space="preserve">        </w:t>
-      </w:r>
-      <w:proofErr w:type="spellStart"/>
-      <w:r>
-        <w:t>photo_path</w:t>
-      </w:r>
-      <w:proofErr w:type="spellEnd"/>
-      <w:r>
-        <w:t xml:space="preserve"> varchar(255),</w:t>
-      </w:r>
-    </w:p>
-    <w:p>
-      <w:r>
-        <w:t xml:space="preserve">        </w:t>
-      </w:r>
-      <w:proofErr w:type="spellStart"/>
-      <w:r>
-        <w:t>signature_path</w:t>
-      </w:r>
-      <w:proofErr w:type="spellEnd"/>
-      <w:r>
-        <w:t xml:space="preserve"> varchar(255),</w:t>
-      </w:r>
-    </w:p>
-    <w:p>
-      <w:r>
-        <w:t xml:space="preserve">        </w:t>
-      </w:r>
-      <w:proofErr w:type="spellStart"/>
-      <w:r>
-        <w:t>verified_by</w:t>
-      </w:r>
-      <w:proofErr w:type="spellEnd"/>
-      <w:r>
-        <w:t xml:space="preserve"> varchar(255),</w:t>
-      </w:r>
-    </w:p>
-    <w:p>
-      <w:r>
-        <w:t xml:space="preserve">        </w:t>
-      </w:r>
-      <w:proofErr w:type="spellStart"/>
-      <w:r>
-        <w:t>verified_date</w:t>
-      </w:r>
-      <w:proofErr w:type="spellEnd"/>
-      <w:r>
-        <w:t xml:space="preserve"> date,</w:t>
-      </w:r>
-    </w:p>
-    <w:p>
-      <w:r>
-        <w:t xml:space="preserve">        </w:t>
-      </w:r>
-      <w:proofErr w:type="spellStart"/>
-      <w:r>
-        <w:t>customer_id</w:t>
-      </w:r>
-      <w:proofErr w:type="spellEnd"/>
-      <w:r>
-        <w:t xml:space="preserve"> </w:t>
-      </w:r>
-      <w:proofErr w:type="spellStart"/>
-      <w:r>
-        <w:t>bigint</w:t>
-      </w:r>
-      <w:proofErr w:type="spellEnd"/>
-      <w:r>
-        <w:t xml:space="preserve"> not null,</w:t>
+        <w:t xml:space="preserve">        address_proof_type varchar(255) check (address_proof_type in ('AADHAAR','PASSPORT','UTILITY_BILL','BANK_STATEMENT','RENTAL_AGREEMENT','VOTER_ID')),</w:t>
+      </w:r>
+    </w:p>
+    <w:p>
+      <w:r>
+        <w:t xml:space="preserve">        id_proof_document_path varchar(255),</w:t>
+      </w:r>
+    </w:p>
+    <w:p>
+      <w:r>
+        <w:t xml:space="preserve">        id_proof_expiry_date date,</w:t>
+      </w:r>
+    </w:p>
+    <w:p>
+      <w:r>
+        <w:t xml:space="preserve">        id_proof_issue_date date,</w:t>
+      </w:r>
+    </w:p>
+    <w:p>
+      <w:r>
+        <w:t xml:space="preserve">        id_proof_number varchar(255),</w:t>
+      </w:r>
+    </w:p>
+    <w:p>
+      <w:r>
+        <w:t xml:space="preserve">        id_proof_type varchar(255) check (id_proof_type in ('AADHAAR','PASSPORT','DRIVING_LICENSE','VOTER_ID','NATIONAL_ID')),</w:t>
+      </w:r>
+    </w:p>
+    <w:p>
+      <w:r>
+        <w:t xml:space="preserve">        kyc_remarks varchar(255),</w:t>
+      </w:r>
+    </w:p>
+    <w:p>
+      <w:r>
+        <w:t xml:space="preserve">        pan_document_path varchar(255),</w:t>
+      </w:r>
+    </w:p>
+    <w:p>
+      <w:r>
+        <w:t xml:space="preserve">        pan_number varchar(255),</w:t>
+      </w:r>
+    </w:p>
+    <w:p>
+      <w:r>
+        <w:t xml:space="preserve">        photo_path varchar(255),</w:t>
+      </w:r>
+    </w:p>
+    <w:p>
+      <w:r>
+        <w:t xml:space="preserve">        signature_path varchar(255),</w:t>
+      </w:r>
+    </w:p>
+    <w:p>
+      <w:r>
+        <w:t xml:space="preserve">        verified_by varchar(255),</w:t>
+      </w:r>
+    </w:p>
+    <w:p>
+      <w:r>
+        <w:t xml:space="preserve">        verified_date date,</w:t>
+      </w:r>
+    </w:p>
+    <w:p>
+      <w:r>
+        <w:t xml:space="preserve">        customer_id bigint not null,</w:t>
       </w:r>
     </w:p>
     <w:p>
@@ -16546,7 +14833,6 @@
           <w:szCs w:val="28"/>
         </w:rPr>
       </w:pPr>
-      <w:proofErr w:type="spellStart"/>
       <w:r>
         <w:rPr>
           <w:b/>
@@ -16554,20 +14840,148 @@
           <w:sz w:val="28"/>
           <w:szCs w:val="28"/>
         </w:rPr>
-        <w:t>user_roles</w:t>
-      </w:r>
-      <w:proofErr w:type="spellEnd"/>
-      <w:r>
+        <w:t>user_roles:</w:t>
+      </w:r>
+    </w:p>
+    <w:p/>
+    <w:p>
+      <w:pPr>
+        <w:rPr>
+          <w:b/>
+          <w:bCs/>
+          <w:u w:val="single"/>
+        </w:rPr>
+      </w:pPr>
+      <w:r>
+        <w:rPr>
+          <w:b/>
+          <w:bCs/>
+          <w:u w:val="single"/>
+        </w:rPr>
+        <w:t>Specifications:</w:t>
+      </w:r>
+    </w:p>
+    <w:p>
+      <w:pPr>
+        <w:rPr>
+          <w:b/>
+          <w:bCs/>
+          <w:u w:val="single"/>
+        </w:rPr>
+      </w:pPr>
+    </w:p>
+    <w:p>
+      <w:r>
+        <w:t>-  id</w:t>
+      </w:r>
+    </w:p>
+    <w:p>
+      <w:r>
+        <w:t>-  name</w:t>
+      </w:r>
+    </w:p>
+    <w:p>
+      <w:r>
+        <w:t>-  Primary Key(id)</w:t>
+      </w:r>
+    </w:p>
+    <w:p>
+      <w:pPr>
+        <w:rPr>
+          <w:b/>
+          <w:bCs/>
+          <w:u w:val="single"/>
+        </w:rPr>
+      </w:pPr>
+    </w:p>
+    <w:p>
+      <w:pPr>
+        <w:rPr>
+          <w:b/>
+          <w:bCs/>
+          <w:u w:val="single"/>
+        </w:rPr>
+      </w:pPr>
+    </w:p>
+    <w:p>
+      <w:pPr>
+        <w:rPr>
+          <w:b/>
+          <w:bCs/>
+          <w:u w:val="single"/>
+        </w:rPr>
+      </w:pPr>
+      <w:r>
+        <w:rPr>
+          <w:b/>
+          <w:bCs/>
+          <w:u w:val="single"/>
+        </w:rPr>
+        <w:t>DB Schema:</w:t>
+      </w:r>
+    </w:p>
+    <w:p>
+      <w:pPr>
+        <w:rPr>
+          <w:b/>
+          <w:bCs/>
+          <w:u w:val="single"/>
+        </w:rPr>
+      </w:pPr>
+    </w:p>
+    <w:p>
+      <w:r>
+        <w:t xml:space="preserve">    create table roles (</w:t>
+      </w:r>
+    </w:p>
+    <w:p>
+      <w:r>
+        <w:t xml:space="preserve">        id bigint not null,</w:t>
+      </w:r>
+    </w:p>
+    <w:p>
+      <w:r>
+        <w:t xml:space="preserve">        name varchar(255),</w:t>
+      </w:r>
+    </w:p>
+    <w:p>
+      <w:r>
+        <w:t xml:space="preserve">        primary key (id)</w:t>
+      </w:r>
+    </w:p>
+    <w:p>
+      <w:r>
+        <w:t xml:space="preserve">    )</w:t>
+      </w:r>
+    </w:p>
+    <w:p/>
+    <w:p>
+      <w:pPr>
+        <w:rPr>
+          <w:b/>
+          <w:bCs/>
+          <w:u w:val="single"/>
+        </w:rPr>
+      </w:pPr>
+      <w:r>
+        <w:rPr>
+          <w:b/>
+          <w:bCs/>
+          <w:u w:val="single"/>
+        </w:rPr>
+        <w:t>Users:</w:t>
+      </w:r>
+    </w:p>
+    <w:p>
+      <w:pPr>
         <w:rPr>
           <w:b/>
           <w:bCs/>
           <w:sz w:val="28"/>
           <w:szCs w:val="28"/>
         </w:rPr>
-        <w:t>:</w:t>
-      </w:r>
-    </w:p>
-    <w:p/>
+      </w:pPr>
+    </w:p>
     <w:p>
       <w:pPr>
         <w:rPr>
@@ -16601,10 +15015,22 @@
     </w:p>
     <w:p>
       <w:r>
-        <w:t>-  name</w:t>
-      </w:r>
-    </w:p>
-    <w:p>
+        <w:t>-  password</w:t>
+      </w:r>
+    </w:p>
+    <w:p>
+      <w:r>
+        <w:t>-  username</w:t>
+      </w:r>
+    </w:p>
+    <w:p>
+      <w:pPr>
+        <w:rPr>
+          <w:b/>
+          <w:bCs/>
+          <w:u w:val="single"/>
+        </w:rPr>
+      </w:pPr>
       <w:r>
         <w:t>-  Primary Key(id)</w:t>
       </w:r>
@@ -16626,180 +15052,22 @@
           <w:u w:val="single"/>
         </w:rPr>
       </w:pPr>
-    </w:p>
-    <w:p>
-      <w:pPr>
+      <w:r>
         <w:rPr>
           <w:b/>
           <w:bCs/>
           <w:u w:val="single"/>
         </w:rPr>
-      </w:pPr>
-      <w:r>
+        <w:t>DB Schema:</w:t>
+      </w:r>
+    </w:p>
+    <w:p>
+      <w:pPr>
         <w:rPr>
           <w:b/>
           <w:bCs/>
           <w:u w:val="single"/>
         </w:rPr>
-        <w:t>DB Schema:</w:t>
-      </w:r>
-    </w:p>
-    <w:p>
-      <w:pPr>
-        <w:rPr>
-          <w:b/>
-          <w:bCs/>
-          <w:u w:val="single"/>
-        </w:rPr>
-      </w:pPr>
-    </w:p>
-    <w:p>
-      <w:r>
-        <w:t xml:space="preserve">    create table roles (</w:t>
-      </w:r>
-    </w:p>
-    <w:p>
-      <w:r>
-        <w:t xml:space="preserve">        id </w:t>
-      </w:r>
-      <w:proofErr w:type="spellStart"/>
-      <w:r>
-        <w:t>bigint</w:t>
-      </w:r>
-      <w:proofErr w:type="spellEnd"/>
-      <w:r>
-        <w:t xml:space="preserve"> not null,</w:t>
-      </w:r>
-    </w:p>
-    <w:p>
-      <w:r>
-        <w:t xml:space="preserve">        name varchar(255),</w:t>
-      </w:r>
-    </w:p>
-    <w:p>
-      <w:r>
-        <w:t xml:space="preserve">        primary key (id)</w:t>
-      </w:r>
-    </w:p>
-    <w:p>
-      <w:r>
-        <w:t xml:space="preserve">    )</w:t>
-      </w:r>
-    </w:p>
-    <w:p/>
-    <w:p>
-      <w:pPr>
-        <w:rPr>
-          <w:b/>
-          <w:bCs/>
-          <w:u w:val="single"/>
-        </w:rPr>
-      </w:pPr>
-      <w:r>
-        <w:rPr>
-          <w:b/>
-          <w:bCs/>
-          <w:u w:val="single"/>
-        </w:rPr>
-        <w:t>Users:</w:t>
-      </w:r>
-    </w:p>
-    <w:p>
-      <w:pPr>
-        <w:rPr>
-          <w:b/>
-          <w:bCs/>
-          <w:sz w:val="28"/>
-          <w:szCs w:val="28"/>
-        </w:rPr>
-      </w:pPr>
-    </w:p>
-    <w:p>
-      <w:pPr>
-        <w:rPr>
-          <w:b/>
-          <w:bCs/>
-          <w:u w:val="single"/>
-        </w:rPr>
-      </w:pPr>
-      <w:r>
-        <w:rPr>
-          <w:b/>
-          <w:bCs/>
-          <w:u w:val="single"/>
-        </w:rPr>
-        <w:t>Specifications:</w:t>
-      </w:r>
-    </w:p>
-    <w:p>
-      <w:pPr>
-        <w:rPr>
-          <w:b/>
-          <w:bCs/>
-          <w:u w:val="single"/>
-        </w:rPr>
-      </w:pPr>
-    </w:p>
-    <w:p>
-      <w:r>
-        <w:t>-  id</w:t>
-      </w:r>
-    </w:p>
-    <w:p>
-      <w:r>
-        <w:t>-  password</w:t>
-      </w:r>
-    </w:p>
-    <w:p>
-      <w:r>
-        <w:t>-  username</w:t>
-      </w:r>
-    </w:p>
-    <w:p>
-      <w:pPr>
-        <w:rPr>
-          <w:b/>
-          <w:bCs/>
-          <w:u w:val="single"/>
-        </w:rPr>
-      </w:pPr>
-      <w:r>
-        <w:t>-  Primary Key(id)</w:t>
-      </w:r>
-    </w:p>
-    <w:p>
-      <w:pPr>
-        <w:rPr>
-          <w:b/>
-          <w:bCs/>
-          <w:u w:val="single"/>
-        </w:rPr>
-      </w:pPr>
-    </w:p>
-    <w:p>
-      <w:pPr>
-        <w:rPr>
-          <w:b/>
-          <w:bCs/>
-          <w:u w:val="single"/>
-        </w:rPr>
-      </w:pPr>
-      <w:r>
-        <w:rPr>
-          <w:b/>
-          <w:bCs/>
-          <w:u w:val="single"/>
-        </w:rPr>
-        <w:t>DB Schema:</w:t>
-      </w:r>
-    </w:p>
-    <w:p>
-      <w:pPr>
-        <w:rPr>
-          <w:b/>
-          <w:bCs/>
-          <w:u w:val="single"/>
-        </w:rPr>
       </w:pPr>
     </w:p>
     <w:p>
@@ -16809,15 +15077,7 @@
     </w:p>
     <w:p>
       <w:r>
-        <w:t xml:space="preserve">        id </w:t>
-      </w:r>
-      <w:proofErr w:type="spellStart"/>
-      <w:r>
-        <w:t>bigint</w:t>
-      </w:r>
-      <w:proofErr w:type="spellEnd"/>
-      <w:r>
-        <w:t xml:space="preserve"> not null,</w:t>
+        <w:t xml:space="preserve">        id bigint not null,</w:t>
       </w:r>
     </w:p>
     <w:p>
@@ -17060,35 +15320,7 @@
         <w:rPr>
           <w:lang w:val="en-IN"/>
         </w:rPr>
-        <w:t xml:space="preserve">        </w:t>
-      </w:r>
-      <w:proofErr w:type="spellStart"/>
-      <w:r>
-        <w:rPr>
-          <w:lang w:val="en-IN"/>
-        </w:rPr>
-        <w:t>transaction_id</w:t>
-      </w:r>
-      <w:proofErr w:type="spellEnd"/>
-      <w:r>
-        <w:rPr>
-          <w:lang w:val="en-IN"/>
-        </w:rPr>
-        <w:t xml:space="preserve"> </w:t>
-      </w:r>
-      <w:proofErr w:type="spellStart"/>
-      <w:r>
-        <w:rPr>
-          <w:lang w:val="en-IN"/>
-        </w:rPr>
-        <w:t>bigint</w:t>
-      </w:r>
-      <w:proofErr w:type="spellEnd"/>
-      <w:r>
-        <w:rPr>
-          <w:lang w:val="en-IN"/>
-        </w:rPr>
-        <w:t xml:space="preserve"> generated by default as identity,</w:t>
+        <w:t xml:space="preserve">        transaction_id bigint generated by default as identity,</w:t>
       </w:r>
     </w:p>
     <w:p>
@@ -17102,143 +15334,59 @@
           <w:lang w:val="en-IN"/>
         </w:rPr>
         <w:lastRenderedPageBreak/>
-        <w:t xml:space="preserve">        </w:t>
-      </w:r>
-      <w:proofErr w:type="spellStart"/>
-      <w:r>
-        <w:rPr>
-          <w:lang w:val="en-IN"/>
-        </w:rPr>
-        <w:t>created_at</w:t>
-      </w:r>
-      <w:proofErr w:type="spellEnd"/>
-      <w:r>
-        <w:rPr>
-          <w:lang w:val="en-IN"/>
-        </w:rPr>
-        <w:t xml:space="preserve"> timestamp(6) not null,</w:t>
-      </w:r>
-    </w:p>
-    <w:p>
-      <w:pPr>
-        <w:rPr>
-          <w:lang w:val="en-IN"/>
-        </w:rPr>
-      </w:pPr>
-      <w:r>
-        <w:rPr>
-          <w:lang w:val="en-IN"/>
-        </w:rPr>
-        <w:t xml:space="preserve">        </w:t>
-      </w:r>
-      <w:proofErr w:type="spellStart"/>
-      <w:r>
-        <w:rPr>
-          <w:lang w:val="en-IN"/>
-        </w:rPr>
-        <w:t>created_by</w:t>
-      </w:r>
-      <w:proofErr w:type="spellEnd"/>
-      <w:r>
-        <w:rPr>
-          <w:lang w:val="en-IN"/>
-        </w:rPr>
-        <w:t xml:space="preserve"> varchar(255),</w:t>
-      </w:r>
-    </w:p>
-    <w:p>
-      <w:pPr>
-        <w:rPr>
-          <w:lang w:val="en-IN"/>
-        </w:rPr>
-      </w:pPr>
-      <w:r>
-        <w:rPr>
-          <w:lang w:val="en-IN"/>
-        </w:rPr>
-        <w:t xml:space="preserve">        </w:t>
-      </w:r>
-      <w:proofErr w:type="spellStart"/>
-      <w:r>
-        <w:rPr>
-          <w:lang w:val="en-IN"/>
-        </w:rPr>
-        <w:t>del_flg</w:t>
-      </w:r>
-      <w:proofErr w:type="spellEnd"/>
-      <w:r>
-        <w:rPr>
-          <w:lang w:val="en-IN"/>
-        </w:rPr>
-        <w:t xml:space="preserve"> </w:t>
-      </w:r>
-      <w:proofErr w:type="spellStart"/>
-      <w:r>
-        <w:rPr>
-          <w:lang w:val="en-IN"/>
-        </w:rPr>
-        <w:t>boolean</w:t>
-      </w:r>
-      <w:proofErr w:type="spellEnd"/>
-      <w:r>
-        <w:rPr>
-          <w:lang w:val="en-IN"/>
-        </w:rPr>
-        <w:t>,</w:t>
-      </w:r>
-    </w:p>
-    <w:p>
-      <w:pPr>
-        <w:rPr>
-          <w:lang w:val="en-IN"/>
-        </w:rPr>
-      </w:pPr>
-      <w:r>
-        <w:rPr>
-          <w:lang w:val="en-IN"/>
-        </w:rPr>
-        <w:t xml:space="preserve">        </w:t>
-      </w:r>
-      <w:proofErr w:type="spellStart"/>
-      <w:r>
-        <w:rPr>
-          <w:lang w:val="en-IN"/>
-        </w:rPr>
-        <w:t>updated_at</w:t>
-      </w:r>
-      <w:proofErr w:type="spellEnd"/>
-      <w:r>
-        <w:rPr>
-          <w:lang w:val="en-IN"/>
-        </w:rPr>
-        <w:t xml:space="preserve"> timestamp(6),</w:t>
-      </w:r>
-    </w:p>
-    <w:p>
-      <w:pPr>
-        <w:rPr>
-          <w:lang w:val="en-IN"/>
-        </w:rPr>
-      </w:pPr>
-      <w:r>
-        <w:rPr>
-          <w:lang w:val="en-IN"/>
-        </w:rPr>
-        <w:t xml:space="preserve">        </w:t>
-      </w:r>
-      <w:proofErr w:type="spellStart"/>
-      <w:r>
-        <w:rPr>
-          <w:lang w:val="en-IN"/>
-        </w:rPr>
-        <w:t>updated_by</w:t>
-      </w:r>
-      <w:proofErr w:type="spellEnd"/>
-      <w:r>
-        <w:rPr>
-          <w:lang w:val="en-IN"/>
-        </w:rPr>
-        <w:t xml:space="preserve"> varchar(255),</w:t>
+        <w:t xml:space="preserve">        created_at timestamp(6) not null,</w:t>
+      </w:r>
+    </w:p>
+    <w:p>
+      <w:pPr>
+        <w:rPr>
+          <w:lang w:val="en-IN"/>
+        </w:rPr>
+      </w:pPr>
+      <w:r>
+        <w:rPr>
+          <w:lang w:val="en-IN"/>
+        </w:rPr>
+        <w:t xml:space="preserve">        created_by varchar(255),</w:t>
+      </w:r>
+    </w:p>
+    <w:p>
+      <w:pPr>
+        <w:rPr>
+          <w:lang w:val="en-IN"/>
+        </w:rPr>
+      </w:pPr>
+      <w:r>
+        <w:rPr>
+          <w:lang w:val="en-IN"/>
+        </w:rPr>
+        <w:t xml:space="preserve">        del_flg boolean,</w:t>
+      </w:r>
+    </w:p>
+    <w:p>
+      <w:pPr>
+        <w:rPr>
+          <w:lang w:val="en-IN"/>
+        </w:rPr>
+      </w:pPr>
+      <w:r>
+        <w:rPr>
+          <w:lang w:val="en-IN"/>
+        </w:rPr>
+        <w:t xml:space="preserve">        updated_at timestamp(6),</w:t>
+      </w:r>
+    </w:p>
+    <w:p>
+      <w:pPr>
+        <w:rPr>
+          <w:lang w:val="en-IN"/>
+        </w:rPr>
+      </w:pPr>
+      <w:r>
+        <w:rPr>
+          <w:lang w:val="en-IN"/>
+        </w:rPr>
+        <w:t xml:space="preserve">        updated_by varchar(255),</w:t>
       </w:r>
     </w:p>
     <w:p>
@@ -17264,21 +15412,7 @@
         <w:rPr>
           <w:lang w:val="en-IN"/>
         </w:rPr>
-        <w:t xml:space="preserve">        </w:t>
-      </w:r>
-      <w:proofErr w:type="spellStart"/>
-      <w:r>
-        <w:rPr>
-          <w:lang w:val="en-IN"/>
-        </w:rPr>
-        <w:t>bank_code</w:t>
-      </w:r>
-      <w:proofErr w:type="spellEnd"/>
-      <w:r>
-        <w:rPr>
-          <w:lang w:val="en-IN"/>
-        </w:rPr>
-        <w:t xml:space="preserve"> varchar(255),</w:t>
+        <w:t xml:space="preserve">        bank_code varchar(255),</w:t>
       </w:r>
     </w:p>
     <w:p>
@@ -17317,211 +15451,85 @@
         <w:rPr>
           <w:lang w:val="en-IN"/>
         </w:rPr>
-        <w:t xml:space="preserve">        </w:t>
-      </w:r>
-      <w:proofErr w:type="spellStart"/>
-      <w:r>
-        <w:rPr>
-          <w:lang w:val="en-IN"/>
-        </w:rPr>
-        <w:t>exchange_rate</w:t>
-      </w:r>
-      <w:proofErr w:type="spellEnd"/>
-      <w:r>
-        <w:rPr>
-          <w:lang w:val="en-IN"/>
-        </w:rPr>
-        <w:t xml:space="preserve"> numeric(38,2),</w:t>
-      </w:r>
-    </w:p>
-    <w:p>
-      <w:pPr>
-        <w:rPr>
-          <w:lang w:val="en-IN"/>
-        </w:rPr>
-      </w:pPr>
-      <w:r>
-        <w:rPr>
-          <w:lang w:val="en-IN"/>
-        </w:rPr>
-        <w:t xml:space="preserve">        </w:t>
-      </w:r>
-      <w:proofErr w:type="spellStart"/>
-      <w:r>
-        <w:rPr>
-          <w:lang w:val="en-IN"/>
-        </w:rPr>
-        <w:t>payment_type</w:t>
-      </w:r>
-      <w:proofErr w:type="spellEnd"/>
-      <w:r>
-        <w:rPr>
-          <w:lang w:val="en-IN"/>
-        </w:rPr>
-        <w:t xml:space="preserve"> varchar(255) check (</w:t>
-      </w:r>
-      <w:proofErr w:type="spellStart"/>
-      <w:r>
-        <w:rPr>
-          <w:lang w:val="en-IN"/>
-        </w:rPr>
-        <w:t>payment_type</w:t>
-      </w:r>
-      <w:proofErr w:type="spellEnd"/>
-      <w:r>
-        <w:rPr>
-          <w:lang w:val="en-IN"/>
-        </w:rPr>
-        <w:t xml:space="preserve"> in ('INTERNATIONAL','DOMESTIC','WITHIN_BANK')),</w:t>
-      </w:r>
-    </w:p>
-    <w:p>
-      <w:pPr>
-        <w:rPr>
-          <w:lang w:val="en-IN"/>
-        </w:rPr>
-      </w:pPr>
-      <w:r>
-        <w:rPr>
-          <w:lang w:val="en-IN"/>
-        </w:rPr>
-        <w:t xml:space="preserve">        </w:t>
-      </w:r>
-      <w:proofErr w:type="spellStart"/>
-      <w:r>
-        <w:rPr>
-          <w:lang w:val="en-IN"/>
-        </w:rPr>
-        <w:t>receiver_account</w:t>
-      </w:r>
-      <w:proofErr w:type="spellEnd"/>
-      <w:r>
-        <w:rPr>
-          <w:lang w:val="en-IN"/>
-        </w:rPr>
-        <w:t xml:space="preserve"> varchar(255),</w:t>
-      </w:r>
-    </w:p>
-    <w:p>
-      <w:pPr>
-        <w:rPr>
-          <w:lang w:val="en-IN"/>
-        </w:rPr>
-      </w:pPr>
-      <w:r>
-        <w:rPr>
-          <w:lang w:val="en-IN"/>
-        </w:rPr>
-        <w:t xml:space="preserve">        </w:t>
-      </w:r>
-      <w:proofErr w:type="spellStart"/>
-      <w:r>
-        <w:rPr>
-          <w:lang w:val="en-IN"/>
-        </w:rPr>
-        <w:t>receiver_name</w:t>
-      </w:r>
-      <w:proofErr w:type="spellEnd"/>
-      <w:r>
-        <w:rPr>
-          <w:lang w:val="en-IN"/>
-        </w:rPr>
-        <w:t xml:space="preserve"> varchar(255),</w:t>
-      </w:r>
-    </w:p>
-    <w:p>
-      <w:pPr>
-        <w:rPr>
-          <w:lang w:val="en-IN"/>
-        </w:rPr>
-      </w:pPr>
-      <w:r>
-        <w:rPr>
-          <w:lang w:val="en-IN"/>
-        </w:rPr>
-        <w:t xml:space="preserve">        </w:t>
-      </w:r>
-      <w:proofErr w:type="spellStart"/>
-      <w:r>
-        <w:rPr>
-          <w:lang w:val="en-IN"/>
-        </w:rPr>
-        <w:t>reference_number</w:t>
-      </w:r>
-      <w:proofErr w:type="spellEnd"/>
-      <w:r>
-        <w:rPr>
-          <w:lang w:val="en-IN"/>
-        </w:rPr>
-        <w:t xml:space="preserve"> varchar(255),</w:t>
-      </w:r>
-    </w:p>
-    <w:p>
-      <w:pPr>
-        <w:rPr>
-          <w:lang w:val="en-IN"/>
-        </w:rPr>
-      </w:pPr>
-      <w:r>
-        <w:rPr>
-          <w:lang w:val="en-IN"/>
-        </w:rPr>
-        <w:t xml:space="preserve">        </w:t>
-      </w:r>
-      <w:proofErr w:type="spellStart"/>
-      <w:r>
-        <w:rPr>
-          <w:lang w:val="en-IN"/>
-        </w:rPr>
-        <w:t>sender_account</w:t>
-      </w:r>
-      <w:proofErr w:type="spellEnd"/>
-      <w:r>
-        <w:rPr>
-          <w:lang w:val="en-IN"/>
-        </w:rPr>
-        <w:t xml:space="preserve"> </w:t>
-      </w:r>
-      <w:proofErr w:type="spellStart"/>
-      <w:r>
-        <w:rPr>
-          <w:lang w:val="en-IN"/>
-        </w:rPr>
-        <w:t>bigint</w:t>
-      </w:r>
-      <w:proofErr w:type="spellEnd"/>
-      <w:r>
-        <w:rPr>
-          <w:lang w:val="en-IN"/>
-        </w:rPr>
-        <w:t>,</w:t>
-      </w:r>
-    </w:p>
-    <w:p>
-      <w:pPr>
-        <w:rPr>
-          <w:lang w:val="en-IN"/>
-        </w:rPr>
-      </w:pPr>
-      <w:r>
-        <w:rPr>
-          <w:lang w:val="en-IN"/>
-        </w:rPr>
-        <w:t xml:space="preserve">        </w:t>
-      </w:r>
-      <w:proofErr w:type="spellStart"/>
-      <w:r>
-        <w:rPr>
-          <w:lang w:val="en-IN"/>
-        </w:rPr>
-        <w:t>sender_name</w:t>
-      </w:r>
-      <w:proofErr w:type="spellEnd"/>
-      <w:r>
-        <w:rPr>
-          <w:lang w:val="en-IN"/>
-        </w:rPr>
-        <w:t xml:space="preserve"> varchar(255),</w:t>
+        <w:t xml:space="preserve">        exchange_rate numeric(38,2),</w:t>
+      </w:r>
+    </w:p>
+    <w:p>
+      <w:pPr>
+        <w:rPr>
+          <w:lang w:val="en-IN"/>
+        </w:rPr>
+      </w:pPr>
+      <w:r>
+        <w:rPr>
+          <w:lang w:val="en-IN"/>
+        </w:rPr>
+        <w:t xml:space="preserve">        payment_type varchar(255) check (payment_type in ('INTERNATIONAL','DOMESTIC','WITHIN_BANK')),</w:t>
+      </w:r>
+    </w:p>
+    <w:p>
+      <w:pPr>
+        <w:rPr>
+          <w:lang w:val="en-IN"/>
+        </w:rPr>
+      </w:pPr>
+      <w:r>
+        <w:rPr>
+          <w:lang w:val="en-IN"/>
+        </w:rPr>
+        <w:t xml:space="preserve">        receiver_account varchar(255),</w:t>
+      </w:r>
+    </w:p>
+    <w:p>
+      <w:pPr>
+        <w:rPr>
+          <w:lang w:val="en-IN"/>
+        </w:rPr>
+      </w:pPr>
+      <w:r>
+        <w:rPr>
+          <w:lang w:val="en-IN"/>
+        </w:rPr>
+        <w:t xml:space="preserve">        receiver_name varchar(255),</w:t>
+      </w:r>
+    </w:p>
+    <w:p>
+      <w:pPr>
+        <w:rPr>
+          <w:lang w:val="en-IN"/>
+        </w:rPr>
+      </w:pPr>
+      <w:r>
+        <w:rPr>
+          <w:lang w:val="en-IN"/>
+        </w:rPr>
+        <w:t xml:space="preserve">        reference_number varchar(255),</w:t>
+      </w:r>
+    </w:p>
+    <w:p>
+      <w:pPr>
+        <w:rPr>
+          <w:lang w:val="en-IN"/>
+        </w:rPr>
+      </w:pPr>
+      <w:r>
+        <w:rPr>
+          <w:lang w:val="en-IN"/>
+        </w:rPr>
+        <w:t xml:space="preserve">        sender_account bigint,</w:t>
+      </w:r>
+    </w:p>
+    <w:p>
+      <w:pPr>
+        <w:rPr>
+          <w:lang w:val="en-IN"/>
+        </w:rPr>
+      </w:pPr>
+      <w:r>
+        <w:rPr>
+          <w:lang w:val="en-IN"/>
+        </w:rPr>
+        <w:t xml:space="preserve">        sender_name varchar(255),</w:t>
       </w:r>
     </w:p>
     <w:p>
@@ -17547,75 +15555,33 @@
         <w:rPr>
           <w:lang w:val="en-IN"/>
         </w:rPr>
-        <w:t xml:space="preserve">        </w:t>
-      </w:r>
-      <w:proofErr w:type="spellStart"/>
-      <w:r>
-        <w:rPr>
-          <w:lang w:val="en-IN"/>
-        </w:rPr>
-        <w:t>transaction_date</w:t>
-      </w:r>
-      <w:proofErr w:type="spellEnd"/>
-      <w:r>
-        <w:rPr>
-          <w:lang w:val="en-IN"/>
-        </w:rPr>
-        <w:t xml:space="preserve"> timestamp(6),</w:t>
-      </w:r>
-    </w:p>
-    <w:p>
-      <w:pPr>
-        <w:rPr>
-          <w:lang w:val="en-IN"/>
-        </w:rPr>
-      </w:pPr>
-      <w:r>
-        <w:rPr>
-          <w:lang w:val="en-IN"/>
-        </w:rPr>
-        <w:t xml:space="preserve">        </w:t>
-      </w:r>
-      <w:proofErr w:type="spellStart"/>
-      <w:r>
-        <w:rPr>
-          <w:lang w:val="en-IN"/>
-        </w:rPr>
-        <w:t>transaction_fee</w:t>
-      </w:r>
-      <w:proofErr w:type="spellEnd"/>
-      <w:r>
-        <w:rPr>
-          <w:lang w:val="en-IN"/>
-        </w:rPr>
-        <w:t xml:space="preserve"> numeric(38,2),</w:t>
-      </w:r>
-    </w:p>
-    <w:p>
-      <w:pPr>
-        <w:rPr>
-          <w:lang w:val="en-IN"/>
-        </w:rPr>
-      </w:pPr>
-      <w:r>
-        <w:rPr>
-          <w:lang w:val="en-IN"/>
-        </w:rPr>
-        <w:t xml:space="preserve">        primary key (</w:t>
-      </w:r>
-      <w:proofErr w:type="spellStart"/>
-      <w:r>
-        <w:rPr>
-          <w:lang w:val="en-IN"/>
-        </w:rPr>
-        <w:t>transaction_id</w:t>
-      </w:r>
-      <w:proofErr w:type="spellEnd"/>
-      <w:r>
-        <w:rPr>
-          <w:lang w:val="en-IN"/>
-        </w:rPr>
-        <w:t>)</w:t>
+        <w:t xml:space="preserve">        transaction_date timestamp(6),</w:t>
+      </w:r>
+    </w:p>
+    <w:p>
+      <w:pPr>
+        <w:rPr>
+          <w:lang w:val="en-IN"/>
+        </w:rPr>
+      </w:pPr>
+      <w:r>
+        <w:rPr>
+          <w:lang w:val="en-IN"/>
+        </w:rPr>
+        <w:t xml:space="preserve">        transaction_fee numeric(38,2),</w:t>
+      </w:r>
+    </w:p>
+    <w:p>
+      <w:pPr>
+        <w:rPr>
+          <w:lang w:val="en-IN"/>
+        </w:rPr>
+      </w:pPr>
+      <w:r>
+        <w:rPr>
+          <w:lang w:val="en-IN"/>
+        </w:rPr>
+        <w:t xml:space="preserve">        primary key (transaction_id)</w:t>
       </w:r>
     </w:p>
     <w:p>
@@ -17653,94 +15619,54 @@
           <w:u w:val="single"/>
         </w:rPr>
       </w:pPr>
-      <w:proofErr w:type="spellStart"/>
       <w:r>
         <w:rPr>
           <w:b/>
           <w:bCs/>
           <w:u w:val="single"/>
         </w:rPr>
-        <w:t>Specfications</w:t>
-      </w:r>
-      <w:proofErr w:type="spellEnd"/>
-      <w:r>
+        <w:t>Specfications:</w:t>
+      </w:r>
+    </w:p>
+    <w:p>
+      <w:pPr>
         <w:rPr>
           <w:b/>
           <w:bCs/>
           <w:u w:val="single"/>
         </w:rPr>
-        <w:t>:</w:t>
-      </w:r>
-    </w:p>
-    <w:p>
-      <w:pPr>
-        <w:rPr>
-          <w:b/>
-          <w:bCs/>
-          <w:u w:val="single"/>
-        </w:rPr>
-      </w:pPr>
-    </w:p>
-    <w:p>
-      <w:r>
-        <w:t xml:space="preserve">-  </w:t>
-      </w:r>
-      <w:proofErr w:type="spellStart"/>
-      <w:r>
-        <w:t>transaction_id</w:t>
-      </w:r>
-      <w:proofErr w:type="spellEnd"/>
-    </w:p>
-    <w:p>
-      <w:r>
-        <w:t xml:space="preserve">-  </w:t>
-      </w:r>
-      <w:proofErr w:type="spellStart"/>
-      <w:r>
-        <w:t>created_at</w:t>
-      </w:r>
-      <w:proofErr w:type="spellEnd"/>
-    </w:p>
-    <w:p>
-      <w:r>
-        <w:t xml:space="preserve">-  </w:t>
-      </w:r>
-      <w:proofErr w:type="spellStart"/>
-      <w:r>
-        <w:t>created_by</w:t>
-      </w:r>
-      <w:proofErr w:type="spellEnd"/>
-    </w:p>
-    <w:p>
-      <w:r>
-        <w:t xml:space="preserve">-  </w:t>
-      </w:r>
-      <w:proofErr w:type="spellStart"/>
-      <w:r>
-        <w:t>del_flg</w:t>
-      </w:r>
-      <w:proofErr w:type="spellEnd"/>
-    </w:p>
-    <w:p>
-      <w:r>
-        <w:t xml:space="preserve">-  </w:t>
-      </w:r>
-      <w:proofErr w:type="spellStart"/>
-      <w:r>
-        <w:t>updated_at</w:t>
-      </w:r>
-      <w:proofErr w:type="spellEnd"/>
+      </w:pPr>
+    </w:p>
+    <w:p>
+      <w:r>
+        <w:t>-  transaction_id</w:t>
+      </w:r>
+    </w:p>
+    <w:p>
+      <w:r>
+        <w:t>-  created_at</w:t>
+      </w:r>
+    </w:p>
+    <w:p>
+      <w:r>
+        <w:t>-  created_by</w:t>
+      </w:r>
+    </w:p>
+    <w:p>
+      <w:r>
+        <w:t>-  del_flg</w:t>
+      </w:r>
+    </w:p>
+    <w:p>
+      <w:r>
+        <w:t>-  updated_at</w:t>
+      </w:r>
     </w:p>
     <w:p>
       <w:r>
         <w:lastRenderedPageBreak/>
-        <w:t xml:space="preserve">-  </w:t>
-      </w:r>
-      <w:proofErr w:type="spellStart"/>
-      <w:r>
-        <w:t>updated_by</w:t>
-      </w:r>
-      <w:proofErr w:type="spellEnd"/>
+        <w:t>-  updated_by</w:t>
+      </w:r>
     </w:p>
     <w:p>
       <w:r>
@@ -17749,13 +15675,8 @@
     </w:p>
     <w:p>
       <w:r>
-        <w:t xml:space="preserve">-  </w:t>
-      </w:r>
-      <w:proofErr w:type="spellStart"/>
-      <w:r>
-        <w:t>bank_code</w:t>
-      </w:r>
-      <w:proofErr w:type="spellEnd"/>
+        <w:t>-  bank_code</w:t>
+      </w:r>
     </w:p>
     <w:p>
       <w:r>
@@ -17769,73 +15690,38 @@
     </w:p>
     <w:p>
       <w:r>
-        <w:t xml:space="preserve">-  </w:t>
-      </w:r>
-      <w:proofErr w:type="spellStart"/>
-      <w:r>
-        <w:t>exchange_rate</w:t>
-      </w:r>
-      <w:proofErr w:type="spellEnd"/>
-    </w:p>
-    <w:p>
-      <w:r>
-        <w:t xml:space="preserve">-  </w:t>
-      </w:r>
-      <w:proofErr w:type="spellStart"/>
-      <w:r>
-        <w:t>payment_type</w:t>
-      </w:r>
-      <w:proofErr w:type="spellEnd"/>
-    </w:p>
-    <w:p>
-      <w:r>
-        <w:t xml:space="preserve">-  </w:t>
-      </w:r>
-      <w:proofErr w:type="spellStart"/>
-      <w:r>
-        <w:t>receiver_account</w:t>
-      </w:r>
-      <w:proofErr w:type="spellEnd"/>
-    </w:p>
-    <w:p>
-      <w:r>
-        <w:t xml:space="preserve">-  </w:t>
-      </w:r>
-      <w:proofErr w:type="spellStart"/>
-      <w:r>
-        <w:t>receiver_name</w:t>
-      </w:r>
-      <w:proofErr w:type="spellEnd"/>
-    </w:p>
-    <w:p>
-      <w:r>
-        <w:t xml:space="preserve">-  </w:t>
-      </w:r>
-      <w:proofErr w:type="spellStart"/>
-      <w:r>
-        <w:t>reference_number</w:t>
-      </w:r>
-      <w:proofErr w:type="spellEnd"/>
-    </w:p>
-    <w:p>
-      <w:r>
-        <w:t xml:space="preserve">-  </w:t>
-      </w:r>
-      <w:proofErr w:type="spellStart"/>
-      <w:r>
-        <w:t>sender_account</w:t>
-      </w:r>
-      <w:proofErr w:type="spellEnd"/>
-    </w:p>
-    <w:p>
-      <w:r>
-        <w:t xml:space="preserve">-  </w:t>
-      </w:r>
-      <w:proofErr w:type="spellStart"/>
-      <w:r>
-        <w:t>sender_name</w:t>
-      </w:r>
-      <w:proofErr w:type="spellEnd"/>
+        <w:t>-  exchange_rate</w:t>
+      </w:r>
+    </w:p>
+    <w:p>
+      <w:r>
+        <w:t>-  payment_type</w:t>
+      </w:r>
+    </w:p>
+    <w:p>
+      <w:r>
+        <w:t>-  receiver_account</w:t>
+      </w:r>
+    </w:p>
+    <w:p>
+      <w:r>
+        <w:t>-  receiver_name</w:t>
+      </w:r>
+    </w:p>
+    <w:p>
+      <w:r>
+        <w:t>-  reference_number</w:t>
+      </w:r>
+    </w:p>
+    <w:p>
+      <w:r>
+        <w:t>-  sender_account</w:t>
+      </w:r>
+    </w:p>
+    <w:p>
+      <w:r>
+        <w:t>-  sender_name</w:t>
+      </w:r>
     </w:p>
     <w:p>
       <w:r>
@@ -17844,35 +15730,17 @@
     </w:p>
     <w:p>
       <w:r>
-        <w:t xml:space="preserve">-  </w:t>
-      </w:r>
-      <w:proofErr w:type="spellStart"/>
-      <w:r>
-        <w:t>transaction_date</w:t>
-      </w:r>
-      <w:proofErr w:type="spellEnd"/>
-    </w:p>
-    <w:p>
-      <w:r>
-        <w:t xml:space="preserve">-  </w:t>
-      </w:r>
-      <w:proofErr w:type="spellStart"/>
-      <w:r>
-        <w:t>transaction_fee</w:t>
-      </w:r>
-      <w:proofErr w:type="spellEnd"/>
-    </w:p>
-    <w:p>
-      <w:r>
-        <w:t>-  Primary Key(</w:t>
-      </w:r>
-      <w:proofErr w:type="spellStart"/>
-      <w:r>
-        <w:t>transaction_id</w:t>
-      </w:r>
-      <w:proofErr w:type="spellEnd"/>
-      <w:r>
-        <w:t>)</w:t>
+        <w:t>-  transaction_date</w:t>
+      </w:r>
+    </w:p>
+    <w:p>
+      <w:r>
+        <w:t>-  transaction_fee</w:t>
+      </w:r>
+    </w:p>
+    <w:p>
+      <w:r>
+        <w:t>-  Primary Key(transaction_id)</w:t>
       </w:r>
     </w:p>
     <w:p/>
@@ -18113,14 +15981,12 @@
                 <w:lang w:val="en-IN"/>
               </w:rPr>
             </w:pPr>
-            <w:proofErr w:type="spellStart"/>
             <w:r>
               <w:rPr>
                 <w:lang w:val="en-IN"/>
               </w:rPr>
               <w:t>customer_id</w:t>
             </w:r>
-            <w:proofErr w:type="spellEnd"/>
           </w:p>
         </w:tc>
         <w:tc>
@@ -18250,14 +16116,12 @@
                 <w:lang w:val="en-IN"/>
               </w:rPr>
             </w:pPr>
-            <w:proofErr w:type="spellStart"/>
             <w:r>
               <w:rPr>
                 <w:lang w:val="en-IN"/>
               </w:rPr>
               <w:t>cif_id</w:t>
             </w:r>
-            <w:proofErr w:type="spellEnd"/>
           </w:p>
         </w:tc>
         <w:tc>
@@ -18387,14 +16251,12 @@
                 <w:lang w:val="en-IN"/>
               </w:rPr>
             </w:pPr>
-            <w:proofErr w:type="spellStart"/>
             <w:r>
               <w:rPr>
                 <w:lang w:val="en-IN"/>
               </w:rPr>
               <w:t>customer_id</w:t>
             </w:r>
-            <w:proofErr w:type="spellEnd"/>
           </w:p>
         </w:tc>
         <w:tc>
@@ -18487,14 +16349,12 @@
                 <w:lang w:val="en-IN"/>
               </w:rPr>
             </w:pPr>
-            <w:proofErr w:type="spellStart"/>
             <w:r>
               <w:rPr>
                 <w:lang w:val="en-IN"/>
               </w:rPr>
               <w:t>kyc_details</w:t>
             </w:r>
-            <w:proofErr w:type="spellEnd"/>
           </w:p>
         </w:tc>
         <w:tc>
@@ -18520,14 +16380,12 @@
                 <w:lang w:val="en-IN"/>
               </w:rPr>
             </w:pPr>
-            <w:proofErr w:type="spellStart"/>
             <w:r>
               <w:rPr>
                 <w:lang w:val="en-IN"/>
               </w:rPr>
               <w:t>customer_id</w:t>
             </w:r>
-            <w:proofErr w:type="spellEnd"/>
           </w:p>
         </w:tc>
         <w:tc>
@@ -18620,14 +16478,12 @@
                 <w:lang w:val="en-IN"/>
               </w:rPr>
             </w:pPr>
-            <w:proofErr w:type="spellStart"/>
             <w:r>
               <w:rPr>
                 <w:lang w:val="en-IN"/>
               </w:rPr>
               <w:t>user_roles</w:t>
             </w:r>
-            <w:proofErr w:type="spellEnd"/>
           </w:p>
         </w:tc>
         <w:tc>
@@ -18653,14 +16509,12 @@
                 <w:lang w:val="en-IN"/>
               </w:rPr>
             </w:pPr>
-            <w:proofErr w:type="spellStart"/>
             <w:r>
               <w:rPr>
                 <w:lang w:val="en-IN"/>
               </w:rPr>
               <w:t>user_id</w:t>
             </w:r>
-            <w:proofErr w:type="spellEnd"/>
           </w:p>
         </w:tc>
         <w:tc>
@@ -18754,14 +16608,12 @@
                 <w:lang w:val="en-IN"/>
               </w:rPr>
             </w:pPr>
-            <w:proofErr w:type="spellStart"/>
             <w:r>
               <w:rPr>
                 <w:lang w:val="en-IN"/>
               </w:rPr>
               <w:t>user_roles</w:t>
             </w:r>
-            <w:proofErr w:type="spellEnd"/>
           </w:p>
         </w:tc>
         <w:tc>
@@ -18787,14 +16639,12 @@
                 <w:lang w:val="en-IN"/>
               </w:rPr>
             </w:pPr>
-            <w:proofErr w:type="spellStart"/>
             <w:r>
               <w:rPr>
                 <w:lang w:val="en-IN"/>
               </w:rPr>
               <w:t>role_id</w:t>
             </w:r>
-            <w:proofErr w:type="spellEnd"/>
           </w:p>
         </w:tc>
         <w:tc>
@@ -18924,49 +16774,7 @@
         <w:rPr>
           <w:lang w:val="en-IN"/>
         </w:rPr>
-        <w:t>customers → </w:t>
-      </w:r>
-      <w:proofErr w:type="spellStart"/>
-      <w:r>
-        <w:rPr>
-          <w:lang w:val="en-IN"/>
-        </w:rPr>
-        <w:t>cif</w:t>
-      </w:r>
-      <w:proofErr w:type="spellEnd"/>
-      <w:r>
-        <w:rPr>
-          <w:lang w:val="en-IN"/>
-        </w:rPr>
-        <w:t> : One customer has one CIF record. The </w:t>
-      </w:r>
-      <w:proofErr w:type="spellStart"/>
-      <w:r>
-        <w:rPr>
-          <w:lang w:val="en-IN"/>
-        </w:rPr>
-        <w:t>cif</w:t>
-      </w:r>
-      <w:proofErr w:type="spellEnd"/>
-      <w:r>
-        <w:rPr>
-          <w:lang w:val="en-IN"/>
-        </w:rPr>
-        <w:t> table holds the </w:t>
-      </w:r>
-      <w:proofErr w:type="spellStart"/>
-      <w:r>
-        <w:rPr>
-          <w:lang w:val="en-IN"/>
-        </w:rPr>
-        <w:t>customer_id</w:t>
-      </w:r>
-      <w:proofErr w:type="spellEnd"/>
-      <w:r>
-        <w:rPr>
-          <w:lang w:val="en-IN"/>
-        </w:rPr>
-        <w:t> as a foreign key referencing customers.id</w:t>
+        <w:t>customers → cif : One customer has one CIF record. The cif table holds the customer_id as a foreign key referencing customers.id</w:t>
       </w:r>
       <w:bookmarkEnd w:id="71"/>
       <w:bookmarkEnd w:id="72"/>
@@ -18981,33 +16789,11 @@
       </w:pPr>
       <w:bookmarkStart w:id="73" w:name="_Toc229336206"/>
       <w:bookmarkStart w:id="74" w:name="_Toc229336341"/>
-      <w:proofErr w:type="spellStart"/>
-      <w:r>
-        <w:rPr>
-          <w:lang w:val="en-IN"/>
-        </w:rPr>
-        <w:t>cif</w:t>
-      </w:r>
-      <w:proofErr w:type="spellEnd"/>
-      <w:r>
-        <w:rPr>
-          <w:lang w:val="en-IN"/>
-        </w:rPr>
-        <w:t> → accounts : One CIF can have multiple accounts. The accounts table holds the </w:t>
-      </w:r>
-      <w:proofErr w:type="spellStart"/>
-      <w:r>
-        <w:rPr>
-          <w:lang w:val="en-IN"/>
-        </w:rPr>
-        <w:t>cif_id</w:t>
-      </w:r>
-      <w:proofErr w:type="spellEnd"/>
-      <w:r>
-        <w:rPr>
-          <w:lang w:val="en-IN"/>
-        </w:rPr>
-        <w:t> as a foreign key referencing cif.id</w:t>
+      <w:r>
+        <w:rPr>
+          <w:lang w:val="en-IN"/>
+        </w:rPr>
+        <w:t>cif → accounts : One CIF can have multiple accounts. The accounts table holds the cif_id as a foreign key referencing cif.id</w:t>
       </w:r>
       <w:bookmarkEnd w:id="73"/>
       <w:bookmarkEnd w:id="74"/>
@@ -19026,21 +16812,7 @@
         <w:rPr>
           <w:lang w:val="en-IN"/>
         </w:rPr>
-        <w:t>customers → addresses : One customer can have multiple addresses. The addresses table holds the </w:t>
-      </w:r>
-      <w:proofErr w:type="spellStart"/>
-      <w:r>
-        <w:rPr>
-          <w:lang w:val="en-IN"/>
-        </w:rPr>
-        <w:t>customer_id</w:t>
-      </w:r>
-      <w:proofErr w:type="spellEnd"/>
-      <w:r>
-        <w:rPr>
-          <w:lang w:val="en-IN"/>
-        </w:rPr>
-        <w:t> as a foreign key referencing customers.id</w:t>
+        <w:t>customers → addresses : One customer can have multiple addresses. The addresses table holds the customer_id as a foreign key referencing customers.id</w:t>
       </w:r>
       <w:bookmarkEnd w:id="75"/>
       <w:bookmarkEnd w:id="76"/>
@@ -19057,49 +16829,7 @@
         <w:rPr>
           <w:lang w:val="en-IN"/>
         </w:rPr>
-        <w:t>customers → </w:t>
-      </w:r>
-      <w:proofErr w:type="spellStart"/>
-      <w:r>
-        <w:rPr>
-          <w:lang w:val="en-IN"/>
-        </w:rPr>
-        <w:t>kyc_details</w:t>
-      </w:r>
-      <w:proofErr w:type="spellEnd"/>
-      <w:r>
-        <w:rPr>
-          <w:lang w:val="en-IN"/>
-        </w:rPr>
-        <w:t> : One customer has one KYC record. The </w:t>
-      </w:r>
-      <w:proofErr w:type="spellStart"/>
-      <w:r>
-        <w:rPr>
-          <w:lang w:val="en-IN"/>
-        </w:rPr>
-        <w:t>kyc_details</w:t>
-      </w:r>
-      <w:proofErr w:type="spellEnd"/>
-      <w:r>
-        <w:rPr>
-          <w:lang w:val="en-IN"/>
-        </w:rPr>
-        <w:t> table holds the </w:t>
-      </w:r>
-      <w:proofErr w:type="spellStart"/>
-      <w:r>
-        <w:rPr>
-          <w:lang w:val="en-IN"/>
-        </w:rPr>
-        <w:t>customer_id</w:t>
-      </w:r>
-      <w:proofErr w:type="spellEnd"/>
-      <w:r>
-        <w:rPr>
-          <w:lang w:val="en-IN"/>
-        </w:rPr>
-        <w:t> as</w:t>
+        <w:t>customers → kyc_details : One customer has one KYC record. The kyc_details table holds the customer_id as</w:t>
       </w:r>
       <w:r>
         <w:rPr>
@@ -19139,49 +16869,7 @@
         <w:rPr>
           <w:lang w:val="en-IN"/>
         </w:rPr>
-        <w:t xml:space="preserve">  users → </w:t>
-      </w:r>
-      <w:proofErr w:type="spellStart"/>
-      <w:r>
-        <w:rPr>
-          <w:lang w:val="en-IN"/>
-        </w:rPr>
-        <w:t>user_roles</w:t>
-      </w:r>
-      <w:proofErr w:type="spellEnd"/>
-      <w:r>
-        <w:rPr>
-          <w:lang w:val="en-IN"/>
-        </w:rPr>
-        <w:t> → roles : A user can have multiple roles and a role can be assigned to    multiple users. This is a Many-to-Many relationship managed through the </w:t>
-      </w:r>
-      <w:proofErr w:type="spellStart"/>
-      <w:r>
-        <w:rPr>
-          <w:lang w:val="en-IN"/>
-        </w:rPr>
-        <w:t>user_roles</w:t>
-      </w:r>
-      <w:proofErr w:type="spellEnd"/>
-      <w:r>
-        <w:rPr>
-          <w:lang w:val="en-IN"/>
-        </w:rPr>
-        <w:t> junction table. The </w:t>
-      </w:r>
-      <w:proofErr w:type="spellStart"/>
-      <w:r>
-        <w:rPr>
-          <w:lang w:val="en-IN"/>
-        </w:rPr>
-        <w:t>user_roles</w:t>
-      </w:r>
-      <w:proofErr w:type="spellEnd"/>
-      <w:r>
-        <w:rPr>
-          <w:lang w:val="en-IN"/>
-        </w:rPr>
-        <w:t> table holds user_id referencing users.id and role_id referencing roles.id</w:t>
+        <w:t xml:space="preserve">  users → user_roles → roles : A user can have multiple roles and a role can be assigned to    multiple users. This is a Many-to-Many relationship managed through the user_roles junction table. The user_roles table holds user_id referencing users.id and role_id referencing roles.id</w:t>
       </w:r>
     </w:p>
     <w:p>
@@ -19288,23 +16976,7 @@
     <w:p/>
     <w:p>
       <w:r>
-        <w:t xml:space="preserve">Source Code is maintained in </w:t>
-      </w:r>
-      <w:proofErr w:type="spellStart"/>
-      <w:r>
-        <w:t>Github</w:t>
-      </w:r>
-      <w:proofErr w:type="spellEnd"/>
-      <w:r>
-        <w:t xml:space="preserve">, whenever new check in happens </w:t>
-      </w:r>
-      <w:proofErr w:type="spellStart"/>
-      <w:r>
-        <w:t>ie,code</w:t>
-      </w:r>
-      <w:proofErr w:type="spellEnd"/>
-      <w:r>
-        <w:t xml:space="preserve"> is pushed to main branch git hub actions pipe line triggers and it does below steps and once it success </w:t>
+        <w:t xml:space="preserve">Source Code is maintained in Github, whenever new check in happens ie,code is pushed to main branch git hub actions pipe line triggers and it does below steps and once it success </w:t>
       </w:r>
     </w:p>
     <w:p>
@@ -19472,21 +17144,7 @@
               <w:rPr>
                 <w:lang w:val="en-IN"/>
               </w:rPr>
-              <w:t>Checkout → JDK 21 → </w:t>
-            </w:r>
-            <w:proofErr w:type="spellStart"/>
-            <w:r>
-              <w:rPr>
-                <w:lang w:val="en-IN"/>
-              </w:rPr>
-              <w:t>mvn</w:t>
-            </w:r>
-            <w:proofErr w:type="spellEnd"/>
-            <w:r>
-              <w:rPr>
-                <w:lang w:val="en-IN"/>
-              </w:rPr>
-              <w:t xml:space="preserve"> clean package</w:t>
+              <w:t>Checkout → JDK 21 → mvn clean package</w:t>
             </w:r>
           </w:p>
         </w:tc>
@@ -19555,21 +17213,7 @@
               <w:rPr>
                 <w:lang w:val="en-IN"/>
               </w:rPr>
-              <w:t xml:space="preserve">Unit tests → Integration tests → </w:t>
-            </w:r>
-            <w:proofErr w:type="spellStart"/>
-            <w:r>
-              <w:rPr>
-                <w:lang w:val="en-IN"/>
-              </w:rPr>
-              <w:t>Jacoco</w:t>
-            </w:r>
-            <w:proofErr w:type="spellEnd"/>
-            <w:r>
-              <w:rPr>
-                <w:lang w:val="en-IN"/>
-              </w:rPr>
-              <w:t xml:space="preserve"> coverage (min 80%)</w:t>
+              <w:t>Unit tests → Integration tests → Jacoco coverage (min 80%)</w:t>
             </w:r>
           </w:p>
         </w:tc>
@@ -19707,35 +17351,7 @@
               <w:rPr>
                 <w:lang w:val="en-IN"/>
               </w:rPr>
-              <w:t xml:space="preserve">OWASP CVE check → </w:t>
-            </w:r>
-            <w:proofErr w:type="spellStart"/>
-            <w:r>
-              <w:rPr>
-                <w:lang w:val="en-IN"/>
-              </w:rPr>
-              <w:t>Trivy</w:t>
-            </w:r>
-            <w:proofErr w:type="spellEnd"/>
-            <w:r>
-              <w:rPr>
-                <w:lang w:val="en-IN"/>
-              </w:rPr>
-              <w:t xml:space="preserve"> JAR scan → </w:t>
-            </w:r>
-            <w:proofErr w:type="spellStart"/>
-            <w:r>
-              <w:rPr>
-                <w:lang w:val="en-IN"/>
-              </w:rPr>
-              <w:t>CodeQL</w:t>
-            </w:r>
-            <w:proofErr w:type="spellEnd"/>
-            <w:r>
-              <w:rPr>
-                <w:lang w:val="en-IN"/>
-              </w:rPr>
-              <w:t xml:space="preserve"> SAST</w:t>
+              <w:t>OWASP CVE check → Trivy JAR scan → CodeQL SAST</w:t>
             </w:r>
           </w:p>
         </w:tc>
@@ -20255,16 +17871,8 @@
         <w:rPr>
           <w:lang w:val="en-IN"/>
         </w:rPr>
-        <w:t xml:space="preserve"> </w:t>
-      </w:r>
-      <w:proofErr w:type="spellStart"/>
-      <w:r>
-        <w:rPr>
-          <w:lang w:val="en-IN"/>
-        </w:rPr>
-        <w:t>startergy</w:t>
-      </w:r>
-      <w:proofErr w:type="spellEnd"/>
+        <w:t xml:space="preserve"> startergy</w:t>
+      </w:r>
       <w:r>
         <w:rPr>
           <w:lang w:val="en-IN"/>
@@ -20388,21 +17996,7 @@
         <w:rPr>
           <w:lang w:val="en-IN"/>
         </w:rPr>
-        <w:t xml:space="preserve">All 3 services — </w:t>
-      </w:r>
-      <w:proofErr w:type="spellStart"/>
-      <w:r>
-        <w:rPr>
-          <w:lang w:val="en-IN"/>
-        </w:rPr>
-        <w:t>useraccounts</w:t>
-      </w:r>
-      <w:proofErr w:type="spellEnd"/>
-      <w:r>
-        <w:rPr>
-          <w:lang w:val="en-IN"/>
-        </w:rPr>
-        <w:t>, payments, notifications — handle requests on a single instance each</w:t>
+        <w:t>All 3 services — useraccounts, payments, notifications — handle requests on a single instance each</w:t>
       </w:r>
     </w:p>
     <w:p>
@@ -20881,19 +18475,11 @@
                 <w:lang w:val="en-IN"/>
               </w:rPr>
             </w:pPr>
-            <w:proofErr w:type="spellStart"/>
             <w:r>
               <w:rPr>
                 <w:lang w:val="en-IN"/>
               </w:rPr>
-              <w:t>useraccounts</w:t>
-            </w:r>
-            <w:proofErr w:type="spellEnd"/>
-            <w:r>
-              <w:rPr>
-                <w:lang w:val="en-IN"/>
-              </w:rPr>
-              <w:t>-service</w:t>
+              <w:t>useraccounts-service</w:t>
             </w:r>
           </w:p>
         </w:tc>
@@ -21802,21 +19388,7 @@
         <w:rPr>
           <w:lang w:val="en-IN"/>
         </w:rPr>
-        <w:t>The core framework powering all three microservices — </w:t>
-      </w:r>
-      <w:proofErr w:type="spellStart"/>
-      <w:r>
-        <w:rPr>
-          <w:lang w:val="en-IN"/>
-        </w:rPr>
-        <w:t>useraccounts</w:t>
-      </w:r>
-      <w:proofErr w:type="spellEnd"/>
-      <w:r>
-        <w:rPr>
-          <w:lang w:val="en-IN"/>
-        </w:rPr>
-        <w:t>-service, payments-service, and notifications-service. Handles REST endpoints, security, database access, and async processing.</w:t>
+        <w:t>The core framework powering all three microservices — useraccounts-service, payments-service, and notifications-service. Handles REST endpoints, security, database access, and async processing.</w:t>
       </w:r>
     </w:p>
     <w:p>
@@ -21969,21 +19541,7 @@
         <w:rPr>
           <w:lang w:val="en-IN"/>
         </w:rPr>
-        <w:t>Build tool managing the project as a multi-module structure — one parent pom.xml with three child modules (payments-service, </w:t>
-      </w:r>
-      <w:proofErr w:type="spellStart"/>
-      <w:r>
-        <w:rPr>
-          <w:lang w:val="en-IN"/>
-        </w:rPr>
-        <w:t>useraccounts</w:t>
-      </w:r>
-      <w:proofErr w:type="spellEnd"/>
-      <w:r>
-        <w:rPr>
-          <w:lang w:val="en-IN"/>
-        </w:rPr>
-        <w:t>-service, notifications-service). Handles dependency management and packaging each service into a runnable JAR.</w:t>
+        <w:t>Build tool managing the project as a multi-module structure — one parent pom.xml with three child modules (payments-service, useraccounts-service, notifications-service). Handles dependency management and packaging each service into a runnable JAR.</w:t>
       </w:r>
     </w:p>
     <w:p>
@@ -22202,21 +19760,7 @@
         <w:rPr>
           <w:lang w:val="en-IN"/>
         </w:rPr>
-        <w:t>Building the banking platform as three independent services — </w:t>
-      </w:r>
-      <w:proofErr w:type="spellStart"/>
-      <w:r>
-        <w:rPr>
-          <w:lang w:val="en-IN"/>
-        </w:rPr>
-        <w:t>useraccounts</w:t>
-      </w:r>
-      <w:proofErr w:type="spellEnd"/>
-      <w:r>
-        <w:rPr>
-          <w:lang w:val="en-IN"/>
-        </w:rPr>
-        <w:t>-service, payments-service, and notifications-service — demonstrated how large banking systems separate responsibilities into focused, independently deployable units. Each service owns its domain, its own database, and communicates with others only through REST APIs, just like real-world digital banking backends.</w:t>
+        <w:t>Building the banking platform as three independent services — useraccounts-service, payments-service, and notifications-service — demonstrated how large banking systems separate responsibilities into focused, independently deployable units. Each service owns its domain, its own database, and communicates with others only through REST APIs, just like real-world digital banking backends.</w:t>
       </w:r>
     </w:p>
     <w:p>
@@ -22255,21 +19799,7 @@
         <w:rPr>
           <w:lang w:val="en-IN"/>
         </w:rPr>
-        <w:t xml:space="preserve">This project acts as a channel layer between the UI/Mobile interface and the Core Banking System — handling user-facing operations like registration, KYC, and payment initiation without replacing the core processing engine. This is how all modern Indian banks (HDFC </w:t>
-      </w:r>
-      <w:proofErr w:type="spellStart"/>
-      <w:r>
-        <w:rPr>
-          <w:lang w:val="en-IN"/>
-        </w:rPr>
-        <w:t>NetBanking</w:t>
-      </w:r>
-      <w:proofErr w:type="spellEnd"/>
-      <w:r>
-        <w:rPr>
-          <w:lang w:val="en-IN"/>
-        </w:rPr>
-        <w:t>, SBI YONO, Axis Mobile) are architected.</w:t>
+        <w:t>This project acts as a channel layer between the UI/Mobile interface and the Core Banking System — handling user-facing operations like registration, KYC, and payment initiation without replacing the core processing engine. This is how all modern Indian banks (HDFC NetBanking, SBI YONO, Axis Mobile) are architected.</w:t>
       </w:r>
     </w:p>
     <w:p>
@@ -22368,35 +19898,7 @@
         <w:rPr>
           <w:lang w:val="en-IN"/>
         </w:rPr>
-        <w:t>JWT tokens are issued at login by </w:t>
-      </w:r>
-      <w:proofErr w:type="spellStart"/>
-      <w:r>
-        <w:rPr>
-          <w:lang w:val="en-IN"/>
-        </w:rPr>
-        <w:t>useraccounts</w:t>
-      </w:r>
-      <w:proofErr w:type="spellEnd"/>
-      <w:r>
-        <w:rPr>
-          <w:lang w:val="en-IN"/>
-        </w:rPr>
-        <w:t>-service and validated independently in every service through dedicated </w:t>
-      </w:r>
-      <w:proofErr w:type="spellStart"/>
-      <w:r>
-        <w:rPr>
-          <w:lang w:val="en-IN"/>
-        </w:rPr>
-        <w:t>JwtAuthFilter</w:t>
-      </w:r>
-      <w:proofErr w:type="spellEnd"/>
-      <w:r>
-        <w:rPr>
-          <w:lang w:val="en-IN"/>
-        </w:rPr>
-        <w:t> classes. The token propagates from payments-service → accounts-service → notifications-service, securing the entire request chain without repeated authentication.</w:t>
+        <w:t>JWT tokens are issued at login by useraccounts-service and validated independently in every service through dedicated JwtAuthFilter classes. The token propagates from payments-service → accounts-service → notifications-service, securing the entire request chain without repeated authentication.</w:t>
       </w:r>
     </w:p>
     <w:p>
@@ -22882,19 +20384,11 @@
           <w:lang w:val="en-IN"/>
         </w:rPr>
       </w:pPr>
-      <w:proofErr w:type="spellStart"/>
-      <w:r>
-        <w:rPr>
-          <w:lang w:val="en-IN"/>
-        </w:rPr>
-        <w:t>Beneficiary’s</w:t>
-      </w:r>
-      <w:proofErr w:type="spellEnd"/>
-      <w:r>
-        <w:rPr>
-          <w:lang w:val="en-IN"/>
-        </w:rPr>
-        <w:t xml:space="preserve"> are not maintained locally ,It is send to Payment processing system and get</w:t>
+      <w:r>
+        <w:rPr>
+          <w:lang w:val="en-IN"/>
+        </w:rPr>
+        <w:t>Beneficiary’s are not maintained locally ,It is send to Payment processing system and get</w:t>
       </w:r>
     </w:p>
     <w:p>
@@ -23012,31 +20506,7 @@
     <w:p>
       <w:r>
         <w:br/>
-        <w:t>KYC details store document paths (</w:t>
-      </w:r>
-      <w:proofErr w:type="spellStart"/>
-      <w:r>
-        <w:t>idProofDocumentPath</w:t>
-      </w:r>
-      <w:proofErr w:type="spellEnd"/>
-      <w:r>
-        <w:t>, </w:t>
-      </w:r>
-      <w:proofErr w:type="spellStart"/>
-      <w:r>
-        <w:t>panDocumentPath</w:t>
-      </w:r>
-      <w:proofErr w:type="spellEnd"/>
-      <w:r>
-        <w:t>, </w:t>
-      </w:r>
-      <w:proofErr w:type="spellStart"/>
-      <w:r>
-        <w:t>photoPath</w:t>
-      </w:r>
-      <w:proofErr w:type="spellEnd"/>
-      <w:r>
-        <w:t>) but there is no actual file upload or document storage mechanism implemented. In production, these would be stored in AWS S3 with secure access controls.</w:t>
+        <w:t>KYC details store document paths (idProofDocumentPath, panDocumentPath, photoPath) but there is no actual file upload or document storage mechanism implemented. In production, these would be stored in AWS S3 with secure access controls.</w:t>
       </w:r>
     </w:p>
     <w:p/>
@@ -23632,16 +21102,8 @@
               <w:rPr>
                 <w:lang w:val="en-IN"/>
               </w:rPr>
-              <w:t xml:space="preserve">TCS </w:t>
-            </w:r>
-            <w:proofErr w:type="spellStart"/>
-            <w:r>
-              <w:rPr>
-                <w:lang w:val="en-IN"/>
-              </w:rPr>
-              <w:t>BaNCS</w:t>
-            </w:r>
-            <w:proofErr w:type="spellEnd"/>
+              <w:t>TCS BaNCS</w:t>
+            </w:r>
           </w:p>
         </w:tc>
         <w:tc>
@@ -23702,21 +21164,7 @@
               <w:rPr>
                 <w:lang w:val="en-IN"/>
               </w:rPr>
-              <w:t xml:space="preserve">TCS </w:t>
-            </w:r>
-            <w:proofErr w:type="spellStart"/>
-            <w:r>
-              <w:rPr>
-                <w:lang w:val="en-IN"/>
-              </w:rPr>
-              <w:t>BaNCS</w:t>
-            </w:r>
-            <w:proofErr w:type="spellEnd"/>
-            <w:r>
-              <w:rPr>
-                <w:lang w:val="en-IN"/>
-              </w:rPr>
-              <w:t xml:space="preserve"> White Paper – API-Led Core Banking</w:t>
+              <w:t>TCS BaNCS White Paper – API-Led Core Banking</w:t>
             </w:r>
           </w:p>
         </w:tc>
@@ -24613,14 +22061,12 @@
                 <w:lang w:val="en-IN"/>
               </w:rPr>
             </w:pPr>
-            <w:proofErr w:type="spellStart"/>
             <w:r>
               <w:rPr>
                 <w:lang w:val="en-IN"/>
               </w:rPr>
               <w:t>Baeldung</w:t>
             </w:r>
-            <w:proofErr w:type="spellEnd"/>
           </w:p>
         </w:tc>
         <w:tc>
@@ -24762,14 +22208,12 @@
                 <w:lang w:val="en-IN"/>
               </w:rPr>
             </w:pPr>
-            <w:proofErr w:type="spellStart"/>
             <w:r>
               <w:rPr>
                 <w:lang w:val="en-IN"/>
               </w:rPr>
               <w:t>Baeldung</w:t>
             </w:r>
-            <w:proofErr w:type="spellEnd"/>
           </w:p>
         </w:tc>
         <w:tc>
@@ -24848,16 +22292,8 @@
               <w:rPr>
                 <w:lang w:val="en-IN"/>
               </w:rPr>
-              <w:t xml:space="preserve">Spring Boot Microservices – Inter-service Communication using </w:t>
-            </w:r>
-            <w:proofErr w:type="spellStart"/>
-            <w:r>
-              <w:rPr>
-                <w:lang w:val="en-IN"/>
-              </w:rPr>
-              <w:t>RestTemplate</w:t>
-            </w:r>
-            <w:proofErr w:type="spellEnd"/>
+              <w:t>Spring Boot Microservices – Inter-service Communication using RestTemplate</w:t>
+            </w:r>
           </w:p>
         </w:tc>
       </w:tr>
@@ -24920,14 +22356,12 @@
                 <w:lang w:val="en-IN"/>
               </w:rPr>
             </w:pPr>
-            <w:proofErr w:type="spellStart"/>
             <w:r>
               <w:rPr>
                 <w:lang w:val="en-IN"/>
               </w:rPr>
               <w:t>Baeldung</w:t>
             </w:r>
-            <w:proofErr w:type="spellEnd"/>
           </w:p>
         </w:tc>
         <w:tc>
@@ -25069,14 +22503,12 @@
                 <w:lang w:val="en-IN"/>
               </w:rPr>
             </w:pPr>
-            <w:proofErr w:type="spellStart"/>
             <w:r>
               <w:rPr>
                 <w:lang w:val="en-IN"/>
               </w:rPr>
               <w:t>Baeldung</w:t>
             </w:r>
-            <w:proofErr w:type="spellEnd"/>
           </w:p>
         </w:tc>
         <w:tc>
@@ -25155,16 +22587,8 @@
               <w:rPr>
                 <w:lang w:val="en-IN"/>
               </w:rPr>
-              <w:t xml:space="preserve">Spring Boot Email Notification – </w:t>
-            </w:r>
-            <w:proofErr w:type="spellStart"/>
-            <w:r>
-              <w:rPr>
-                <w:lang w:val="en-IN"/>
-              </w:rPr>
-              <w:t>JavaMailSender</w:t>
-            </w:r>
-            <w:proofErr w:type="spellEnd"/>
+              <w:t>Spring Boot Email Notification – JavaMailSender</w:t>
+            </w:r>
           </w:p>
         </w:tc>
       </w:tr>
@@ -25308,13 +22732,8 @@
           <w:numId w:val="37"/>
         </w:numPr>
       </w:pPr>
-      <w:proofErr w:type="spellStart"/>
-      <w:r>
-        <w:t>Sql</w:t>
-      </w:r>
-      <w:proofErr w:type="spellEnd"/>
-      <w:r>
-        <w:t>(H2 DB)</w:t>
+      <w:r>
+        <w:t>Sql(H2 DB)</w:t>
       </w:r>
     </w:p>
     <w:p>
